--- a/0000_app_shell_and_navigation/0000_app_shell_and_navigation.docx
+++ b/0000_app_shell_and_navigation/0000_app_shell_and_navigation.docx
@@ -2,14 +2,15 @@
 <file path=word/document.xml><?xml version="1.0" encoding="utf-8"?>
 <w:document xmlns:w="http://schemas.openxmlformats.org/wordprocessingml/2006/main" xmlns:m="http://schemas.openxmlformats.org/officeDocument/2006/math" xmlns:r="http://schemas.openxmlformats.org/officeDocument/2006/relationships" xmlns:o="urn:schemas-microsoft-com:office:office" xmlns:v="urn:schemas-microsoft-com:vml" xmlns:w10="urn:schemas-microsoft-com:office:word" xmlns:a="http://schemas.openxmlformats.org/drawingml/2006/main" xmlns:pic="http://schemas.openxmlformats.org/drawingml/2006/picture" xmlns:wp="http://schemas.openxmlformats.org/drawingml/2006/wordprocessingDrawing">
   <w:body>
-    <w:bookmarkStart w:id="38" w:name="iteration-0000-app-shell-navigation"/>
     <w:p>
       <w:pPr>
         <w:pStyle w:val="Heading1"/>
       </w:pPr>
+      <w:bookmarkStart w:id="20" w:name="iteration-0000-app-shell-navigation"/>
       <w:r>
         <w:t xml:space="preserve">Iteration 0000 — App Shell &amp; Navigation</w:t>
       </w:r>
+      <w:bookmarkEnd w:id="20"/>
     </w:p>
     <w:p>
       <w:pPr>
@@ -18,7 +19,6 @@
       <w:r>
         <w:rPr>
           <w:b/>
-          <w:bCs/>
         </w:rPr>
         <w:t xml:space="preserve">Iteration number:</w:t>
       </w:r>
@@ -34,7 +34,6 @@
       <w:r>
         <w:rPr>
           <w:b/>
-          <w:bCs/>
         </w:rPr>
         <w:t xml:space="preserve">Topic:</w:t>
       </w:r>
@@ -50,7 +49,6 @@
       <w:r>
         <w:rPr>
           <w:b/>
-          <w:bCs/>
         </w:rPr>
         <w:t xml:space="preserve">Status:</w:t>
       </w:r>
@@ -66,7 +64,6 @@
       <w:r>
         <w:rPr>
           <w:b/>
-          <w:bCs/>
         </w:rPr>
         <w:t xml:space="preserve">Companion specs:</w:t>
       </w:r>
@@ -84,14 +81,15 @@
         </w:pict>
       </w:r>
     </w:p>
-    <w:bookmarkStart w:id="9" w:name="what-this-iteration-ships"/>
     <w:p>
       <w:pPr>
         <w:pStyle w:val="Heading2"/>
       </w:pPr>
+      <w:bookmarkStart w:id="21" w:name="what-this-iteration-ships"/>
       <w:r>
         <w:t xml:space="preserve">What this iteration ships</w:t>
       </w:r>
+      <w:bookmarkEnd w:id="21"/>
     </w:p>
     <w:p>
       <w:pPr>
@@ -111,11 +109,11 @@
     </w:p>
     <w:p>
       <w:pPr>
-        <w:pStyle w:val="Compact"/>
         <w:numPr>
           <w:ilvl w:val="0"/>
           <w:numId w:val="1001"/>
         </w:numPr>
+        <w:pStyle w:val="Compact"/>
       </w:pPr>
       <w:r>
         <w:t xml:space="preserve">A</w:t>
@@ -126,7 +124,6 @@
       <w:r>
         <w:rPr>
           <w:b/>
-          <w:bCs/>
         </w:rPr>
         <w:t xml:space="preserve">way to sign in</w:t>
       </w:r>
@@ -139,11 +136,11 @@
     </w:p>
     <w:p>
       <w:pPr>
-        <w:pStyle w:val="Compact"/>
         <w:numPr>
           <w:ilvl w:val="0"/>
           <w:numId w:val="1001"/>
         </w:numPr>
+        <w:pStyle w:val="Compact"/>
       </w:pPr>
       <w:r>
         <w:t xml:space="preserve">A</w:t>
@@ -154,7 +151,6 @@
       <w:r>
         <w:rPr>
           <w:b/>
-          <w:bCs/>
         </w:rPr>
         <w:t xml:space="preserve">list of the events you belong to</w:t>
       </w:r>
@@ -167,16 +163,15 @@
     </w:p>
     <w:p>
       <w:pPr>
-        <w:pStyle w:val="Compact"/>
         <w:numPr>
           <w:ilvl w:val="0"/>
           <w:numId w:val="1001"/>
         </w:numPr>
+        <w:pStyle w:val="Compact"/>
       </w:pPr>
       <w:r>
         <w:rPr>
           <w:b/>
-          <w:bCs/>
         </w:rPr>
         <w:t xml:space="preserve">Event QR code</w:t>
       </w:r>
@@ -189,16 +184,15 @@
     </w:p>
     <w:p>
       <w:pPr>
-        <w:pStyle w:val="Compact"/>
         <w:numPr>
           <w:ilvl w:val="0"/>
           <w:numId w:val="1001"/>
         </w:numPr>
+        <w:pStyle w:val="Compact"/>
       </w:pPr>
       <w:r>
         <w:rPr>
           <w:b/>
-          <w:bCs/>
         </w:rPr>
         <w:t xml:space="preserve">Join flow via QR scan</w:t>
       </w:r>
@@ -211,11 +205,11 @@
     </w:p>
     <w:p>
       <w:pPr>
-        <w:pStyle w:val="Compact"/>
         <w:numPr>
           <w:ilvl w:val="0"/>
           <w:numId w:val="1001"/>
         </w:numPr>
+        <w:pStyle w:val="Compact"/>
       </w:pPr>
       <w:r>
         <w:t xml:space="preserve">A</w:t>
@@ -226,7 +220,6 @@
       <w:r>
         <w:rPr>
           <w:b/>
-          <w:bCs/>
         </w:rPr>
         <w:t xml:space="preserve">simple set of tabs at the bottom of the screen</w:t>
       </w:r>
@@ -239,11 +232,11 @@
     </w:p>
     <w:p>
       <w:pPr>
-        <w:pStyle w:val="Compact"/>
         <w:numPr>
           <w:ilvl w:val="0"/>
           <w:numId w:val="1001"/>
         </w:numPr>
+        <w:pStyle w:val="Compact"/>
       </w:pPr>
       <w:r>
         <w:t xml:space="preserve">A</w:t>
@@ -254,7 +247,6 @@
       <w:r>
         <w:rPr>
           <w:b/>
-          <w:bCs/>
         </w:rPr>
         <w:t xml:space="preserve">launcher page</w:t>
       </w:r>
@@ -280,7 +272,6 @@
       <w:r>
         <w:rPr>
           <w:b/>
-          <w:bCs/>
         </w:rPr>
         <w:t xml:space="preserve">Vendor accounts are a placeholder in V1.</w:t>
       </w:r>
@@ -298,24 +289,25 @@
         </w:pict>
       </w:r>
     </w:p>
-    <w:bookmarkEnd w:id="9"/>
-    <w:bookmarkStart w:id="17" w:name="how-a-couple-uses-setnayan-the-full-flow"/>
     <w:p>
       <w:pPr>
         <w:pStyle w:val="Heading2"/>
       </w:pPr>
+      <w:bookmarkStart w:id="22" w:name="how-a-couple-uses-setnayan-the-full-flow"/>
       <w:r>
         <w:t xml:space="preserve">How a couple uses Setnayan (the full flow)</w:t>
       </w:r>
-    </w:p>
-    <w:bookmarkStart w:id="10" w:name="step-1-sign-in"/>
+      <w:bookmarkEnd w:id="22"/>
+    </w:p>
     <w:p>
       <w:pPr>
         <w:pStyle w:val="Heading3"/>
       </w:pPr>
+      <w:bookmarkStart w:id="23" w:name="step-1-sign-in"/>
       <w:r>
         <w:t xml:space="preserve">Step 1 — Sign in</w:t>
       </w:r>
+      <w:bookmarkEnd w:id="23"/>
     </w:p>
     <w:p>
       <w:pPr>
@@ -342,7 +334,6 @@
       <w:r>
         <w:rPr>
           <w:b/>
-          <w:bCs/>
         </w:rPr>
         <w:t xml:space="preserve">email magic-link</w:t>
       </w:r>
@@ -358,7 +349,6 @@
       <w:r>
         <w:rPr>
           <w:b/>
-          <w:bCs/>
         </w:rPr>
         <w:t xml:space="preserve">password</w:t>
       </w:r>
@@ -377,22 +367,21 @@
         <w:t xml:space="preserve">Once signed in, what happens next depends on how many active events they have.</w:t>
       </w:r>
     </w:p>
-    <w:bookmarkEnd w:id="10"/>
-    <w:bookmarkStart w:id="11" w:name="step-2-what-happens-after-sign-in"/>
     <w:p>
       <w:pPr>
         <w:pStyle w:val="Heading3"/>
       </w:pPr>
+      <w:bookmarkStart w:id="24" w:name="step-2-what-happens-after-sign-in"/>
       <w:r>
         <w:t xml:space="preserve">Step 2 — What happens after sign-in</w:t>
       </w:r>
+      <w:bookmarkEnd w:id="24"/>
     </w:p>
     <w:tbl>
       <w:tblPr>
         <w:tblStyle w:val="Table"/>
-        <w:tblW w:type="pct" w:w="5000"/>
-        <w:tblLayout w:type="fixed"/>
-        <w:tblLook w:firstRow="1" w:lastRow="0" w:firstColumn="0" w:lastColumn="0" w:noHBand="0" w:noVBand="0" w:val="0020"/>
+        <w:tblW w:type="pct" w:w="5000.0"/>
+        <w:tblLook w:firstRow="1"/>
       </w:tblPr>
       <w:tblGrid>
         <w:gridCol w:w="3960"/>
@@ -400,13 +389,19 @@
       </w:tblGrid>
       <w:tr>
         <w:trPr>
-          <w:tblHeader w:val="on"/>
+          <w:cnfStyle w:firstRow="1"/>
         </w:trPr>
         <w:tc>
-          <w:tcPr/>
-          <w:p>
-            <w:pPr>
-              <w:pStyle w:val="Compact"/>
+          <w:tcPr>
+            <w:tcBorders>
+              <w:bottom w:val="single"/>
+            </w:tcBorders>
+            <w:vAlign w:val="bottom"/>
+          </w:tcPr>
+          <w:p>
+            <w:pPr>
+              <w:pStyle w:val="Compact"/>
+              <w:jc w:val="left"/>
             </w:pPr>
             <w:r>
               <w:t xml:space="preserve">Couple has…</w:t>
@@ -414,10 +409,16 @@
           </w:p>
         </w:tc>
         <w:tc>
-          <w:tcPr/>
-          <w:p>
-            <w:pPr>
-              <w:pStyle w:val="Compact"/>
+          <w:tcPr>
+            <w:tcBorders>
+              <w:bottom w:val="single"/>
+            </w:tcBorders>
+            <w:vAlign w:val="bottom"/>
+          </w:tcPr>
+          <w:p>
+            <w:pPr>
+              <w:pStyle w:val="Compact"/>
+              <w:jc w:val="left"/>
             </w:pPr>
             <w:r>
               <w:t xml:space="preserve">What they see</w:t>
@@ -427,10 +428,10 @@
       </w:tr>
       <w:tr>
         <w:tc>
-          <w:tcPr/>
-          <w:p>
-            <w:pPr>
-              <w:pStyle w:val="Compact"/>
+          <w:p>
+            <w:pPr>
+              <w:pStyle w:val="Compact"/>
+              <w:jc w:val="left"/>
             </w:pPr>
             <w:r>
               <w:t xml:space="preserve">0 events</w:t>
@@ -438,10 +439,10 @@
           </w:p>
         </w:tc>
         <w:tc>
-          <w:tcPr/>
-          <w:p>
-            <w:pPr>
-              <w:pStyle w:val="Compact"/>
+          <w:p>
+            <w:pPr>
+              <w:pStyle w:val="Compact"/>
+              <w:jc w:val="left"/>
             </w:pPr>
             <w:r>
               <w:t xml:space="preserve">A welcome screen:</w:t>
@@ -450,7 +451,13 @@
               <w:t xml:space="preserve"> </w:t>
             </w:r>
             <w:r>
-              <w:t xml:space="preserve">“Let’s create your first event.”</w:t>
+              <w:t xml:space="preserve">“</w:t>
+            </w:r>
+            <w:r>
+              <w:t xml:space="preserve">Let’s create your first event.</w:t>
+            </w:r>
+            <w:r>
+              <w:t xml:space="preserve">”</w:t>
             </w:r>
             <w:r>
               <w:t xml:space="preserve"> </w:t>
@@ -462,7 +469,13 @@
               <w:t xml:space="preserve"> </w:t>
             </w:r>
             <w:r>
-              <w:t xml:space="preserve">“+ Create event”</w:t>
+              <w:t xml:space="preserve">“</w:t>
+            </w:r>
+            <w:r>
+              <w:t xml:space="preserve">+ Create event</w:t>
+            </w:r>
+            <w:r>
+              <w:t xml:space="preserve">”</w:t>
             </w:r>
             <w:r>
               <w:t xml:space="preserve"> </w:t>
@@ -475,10 +488,10 @@
       </w:tr>
       <w:tr>
         <w:tc>
-          <w:tcPr/>
-          <w:p>
-            <w:pPr>
-              <w:pStyle w:val="Compact"/>
+          <w:p>
+            <w:pPr>
+              <w:pStyle w:val="Compact"/>
+              <w:jc w:val="left"/>
             </w:pPr>
             <w:r>
               <w:t xml:space="preserve">1 active event</w:t>
@@ -486,10 +499,10 @@
           </w:p>
         </w:tc>
         <w:tc>
-          <w:tcPr/>
-          <w:p>
-            <w:pPr>
-              <w:pStyle w:val="Compact"/>
+          <w:p>
+            <w:pPr>
+              <w:pStyle w:val="Compact"/>
+              <w:jc w:val="left"/>
             </w:pPr>
             <w:r>
               <w:t xml:space="preserve">We auto-jump them straight into that event. They land on the Guest List tab. No picker shown.</w:t>
@@ -499,10 +512,10 @@
       </w:tr>
       <w:tr>
         <w:tc>
-          <w:tcPr/>
-          <w:p>
-            <w:pPr>
-              <w:pStyle w:val="Compact"/>
+          <w:p>
+            <w:pPr>
+              <w:pStyle w:val="Compact"/>
+              <w:jc w:val="left"/>
             </w:pPr>
             <w:r>
               <w:t xml:space="preserve">2 or more active events</w:t>
@@ -510,10 +523,10 @@
           </w:p>
         </w:tc>
         <w:tc>
-          <w:tcPr/>
-          <w:p>
-            <w:pPr>
-              <w:pStyle w:val="Compact"/>
+          <w:p>
+            <w:pPr>
+              <w:pStyle w:val="Compact"/>
+              <w:jc w:val="left"/>
             </w:pPr>
             <w:r>
               <w:t xml:space="preserve">The</w:t>
@@ -524,7 +537,6 @@
             <w:r>
               <w:rPr>
                 <w:b/>
-                <w:bCs/>
               </w:rPr>
               <w:t xml:space="preserve">event picker</w:t>
             </w:r>
@@ -540,7 +552,13 @@
         <w:pStyle w:val="BodyText"/>
       </w:pPr>
       <w:r>
-        <w:t xml:space="preserve">“Active”</w:t>
+        <w:t xml:space="preserve">“</w:t>
+      </w:r>
+      <w:r>
+        <w:t xml:space="preserve">Active</w:t>
+      </w:r>
+      <w:r>
+        <w:t xml:space="preserve">”</w:t>
       </w:r>
       <w:r>
         <w:t xml:space="preserve"> </w:t>
@@ -552,7 +570,13 @@
         <w:t xml:space="preserve"> </w:t>
       </w:r>
       <w:r>
-        <w:t xml:space="preserve">“Archived”</w:t>
+        <w:t xml:space="preserve">“</w:t>
+      </w:r>
+      <w:r>
+        <w:t xml:space="preserve">Archived</w:t>
+      </w:r>
+      <w:r>
+        <w:t xml:space="preserve">”</w:t>
       </w:r>
       <w:r>
         <w:t xml:space="preserve"> </w:t>
@@ -561,15 +585,15 @@
         <w:t xml:space="preserve">section) but they don’t count toward the auto-jump rule.</w:t>
       </w:r>
     </w:p>
-    <w:bookmarkEnd w:id="11"/>
-    <w:bookmarkStart w:id="12" w:name="X3978f6b83c9bd3050f121d2ff7cfbfff32703ad"/>
     <w:p>
       <w:pPr>
         <w:pStyle w:val="Heading3"/>
       </w:pPr>
+      <w:bookmarkStart w:id="25" w:name="X3978f6b83c9bd3050f121d2ff7cfbfff32703ad"/>
       <w:r>
         <w:t xml:space="preserve">Step 2.5 — Picking the event type (when creating a new event)</w:t>
       </w:r>
+      <w:bookmarkEnd w:id="25"/>
     </w:p>
     <w:p>
       <w:pPr>
@@ -582,7 +606,13 @@
         <w:t xml:space="preserve"> </w:t>
       </w:r>
       <w:r>
-        <w:t xml:space="preserve">“+ Create event,”</w:t>
+        <w:t xml:space="preserve">“</w:t>
+      </w:r>
+      <w:r>
+        <w:t xml:space="preserve">+ Create event,</w:t>
+      </w:r>
+      <w:r>
+        <w:t xml:space="preserve">”</w:t>
       </w:r>
       <w:r>
         <w:t xml:space="preserve"> </w:t>
@@ -596,15 +626,14 @@
       <w:r>
         <w:rPr>
           <w:b/>
-          <w:bCs/>
-        </w:rPr>
-        <w:t xml:space="preserve">horizontal event-type carousel</w:t>
-      </w:r>
-      <w:r>
-        <w:t xml:space="preserve"> </w:t>
-      </w:r>
-      <w:r>
-        <w:t xml:space="preserve">(locked 2026-05-16). Seven event types are visible;</w:t>
+        </w:rPr>
+        <w:t xml:space="preserve">swipeable hero-photo carousel of event types</w:t>
+      </w:r>
+      <w:r>
+        <w:t xml:space="preserve"> </w:t>
+      </w:r>
+      <w:r>
+        <w:t xml:space="preserve">(redesigned 2026-06-03 from emoji tiles — PR #882). Each type is a full-bleed photo card; the couple swipes/scrolls horizontally through all of them (arrows + dots assist on desktop — it no longer loops infinitely). Eleven event types are shown.</w:t>
       </w:r>
       <w:r>
         <w:t xml:space="preserve"> </w:t>
@@ -612,24 +641,50 @@
       <w:r>
         <w:rPr>
           <w:b/>
-          <w:bCs/>
-        </w:rPr>
-        <w:t xml:space="preserve">only Weddings is selectable in V1</w:t>
-      </w:r>
-      <w:r>
-        <w:t xml:space="preserve">. The other six tiles show with a subtle</w:t>
-      </w:r>
-      <w:r>
-        <w:t xml:space="preserve"> </w:t>
-      </w:r>
-      <w:r>
-        <w:t xml:space="preserve">“Coming soon”</w:t>
-      </w:r>
-      <w:r>
-        <w:t xml:space="preserve"> </w:t>
-      </w:r>
-      <w:r>
-        <w:t xml:space="preserve">badge — the couple can see what’s coming but can’t pick yet. The carousel loops infinitely (advancing past the last tile wraps back to the first) so the lineup feels like an evolving roadmap rather than a fixed grid. The</w:t>
+        </w:rPr>
+        <w:t xml:space="preserve">Weddings and Debuts are live</w:t>
+      </w:r>
+      <w:r>
+        <w:t xml:space="preserve"> </w:t>
+      </w:r>
+      <w:r>
+        <w:t xml:space="preserve">— full-color cards with a gold</w:t>
+      </w:r>
+      <w:r>
+        <w:t xml:space="preserve"> </w:t>
+      </w:r>
+      <w:r>
+        <w:t xml:space="preserve">“</w:t>
+      </w:r>
+      <w:r>
+        <w:t xml:space="preserve">Available</w:t>
+      </w:r>
+      <w:r>
+        <w:t xml:space="preserve">”</w:t>
+      </w:r>
+      <w:r>
+        <w:t xml:space="preserve"> </w:t>
+      </w:r>
+      <w:r>
+        <w:t xml:space="preserve">badge, tappable (Wedding → onboarding flow; Debut → create-event form). The other nine render grayscale with a</w:t>
+      </w:r>
+      <w:r>
+        <w:t xml:space="preserve"> </w:t>
+      </w:r>
+      <w:r>
+        <w:t xml:space="preserve">“</w:t>
+      </w:r>
+      <w:r>
+        <w:t xml:space="preserve">Coming soon</w:t>
+      </w:r>
+      <w:r>
+        <w:t xml:space="preserve">”</w:t>
+      </w:r>
+      <w:r>
+        <w:t xml:space="preserve"> </w:t>
+      </w:r>
+      <w:r>
+        <w:t xml:space="preserve">badge and are not tappable. On the full-page picker the</w:t>
       </w:r>
       <w:r>
         <w:t xml:space="preserve"> </w:t>
@@ -637,7 +692,6 @@
       <w:r>
         <w:rPr>
           <w:b/>
-          <w:bCs/>
         </w:rPr>
         <w:t xml:space="preserve">Event name</w:t>
       </w:r>
@@ -645,27 +699,26 @@
         <w:t xml:space="preserve"> </w:t>
       </w:r>
       <w:r>
-        <w:t xml:space="preserve">input is gated by selection — it does not render until the couple picks a tile, removing the</w:t>
-      </w:r>
-      <w:r>
-        <w:t xml:space="preserve"> </w:t>
-      </w:r>
-      <w:r>
-        <w:t xml:space="preserve">“what do I type here?”</w:t>
-      </w:r>
-      <w:r>
-        <w:t xml:space="preserve"> </w:t>
-      </w:r>
-      <w:r>
-        <w:t xml:space="preserve">moment for couples still browsing categories.</w:t>
+        <w:t xml:space="preserve">input still appears only after a card is picked. Hero photos live at</w:t>
+      </w:r>
+      <w:r>
+        <w:t xml:space="preserve"> </w:t>
+      </w:r>
+      <w:r>
+        <w:rPr>
+          <w:rStyle w:val="VerbatimChar"/>
+        </w:rPr>
+        <w:t xml:space="preserve">apps/web/public/event-types/{type}.webp</w:t>
+      </w:r>
+      <w:r>
+        <w:t xml:space="preserve">.</w:t>
       </w:r>
     </w:p>
     <w:tbl>
       <w:tblPr>
         <w:tblStyle w:val="Table"/>
-        <w:tblW w:type="pct" w:w="5000"/>
-        <w:tblLayout w:type="fixed"/>
-        <w:tblLook w:firstRow="1" w:lastRow="0" w:firstColumn="0" w:lastColumn="0" w:noHBand="0" w:noVBand="0" w:val="0020"/>
+        <w:tblW w:type="pct" w:w="5000.0"/>
+        <w:tblLook w:firstRow="1"/>
       </w:tblPr>
       <w:tblGrid>
         <w:gridCol w:w="2640"/>
@@ -674,13 +727,19 @@
       </w:tblGrid>
       <w:tr>
         <w:trPr>
-          <w:tblHeader w:val="on"/>
+          <w:cnfStyle w:firstRow="1"/>
         </w:trPr>
         <w:tc>
-          <w:tcPr/>
-          <w:p>
-            <w:pPr>
-              <w:pStyle w:val="Compact"/>
+          <w:tcPr>
+            <w:tcBorders>
+              <w:bottom w:val="single"/>
+            </w:tcBorders>
+            <w:vAlign w:val="bottom"/>
+          </w:tcPr>
+          <w:p>
+            <w:pPr>
+              <w:pStyle w:val="Compact"/>
+              <w:jc w:val="left"/>
             </w:pPr>
             <w:r>
               <w:t xml:space="preserve">Event type</w:t>
@@ -688,10 +747,16 @@
           </w:p>
         </w:tc>
         <w:tc>
-          <w:tcPr/>
-          <w:p>
-            <w:pPr>
-              <w:pStyle w:val="Compact"/>
+          <w:tcPr>
+            <w:tcBorders>
+              <w:bottom w:val="single"/>
+            </w:tcBorders>
+            <w:vAlign w:val="bottom"/>
+          </w:tcPr>
+          <w:p>
+            <w:pPr>
+              <w:pStyle w:val="Compact"/>
+              <w:jc w:val="left"/>
             </w:pPr>
             <w:r>
               <w:t xml:space="preserve">V1 status</w:t>
@@ -699,237 +764,328 @@
           </w:p>
         </w:tc>
         <w:tc>
-          <w:tcPr/>
-          <w:p>
-            <w:pPr>
-              <w:pStyle w:val="Compact"/>
-            </w:pPr>
-            <w:r>
-              <w:t xml:space="preserve">What the tile says when tapped</w:t>
+          <w:tcPr>
+            <w:tcBorders>
+              <w:bottom w:val="single"/>
+            </w:tcBorders>
+            <w:vAlign w:val="bottom"/>
+          </w:tcPr>
+          <w:p>
+            <w:pPr>
+              <w:pStyle w:val="Compact"/>
+              <w:jc w:val="left"/>
+            </w:pPr>
+            <w:r>
+              <w:t xml:space="preserve">What the card does when tapped</w:t>
             </w:r>
           </w:p>
         </w:tc>
       </w:tr>
       <w:tr>
         <w:tc>
-          <w:tcPr/>
-          <w:p>
-            <w:pPr>
-              <w:pStyle w:val="Compact"/>
+          <w:p>
+            <w:pPr>
+              <w:pStyle w:val="Compact"/>
+              <w:jc w:val="left"/>
             </w:pPr>
             <w:r>
               <w:rPr>
                 <w:b/>
-                <w:bCs/>
               </w:rPr>
-              <w:t xml:space="preserve">Weddings</w:t>
-            </w:r>
-          </w:p>
-        </w:tc>
-        <w:tc>
-          <w:tcPr/>
-          <w:p>
-            <w:pPr>
-              <w:pStyle w:val="Compact"/>
-            </w:pPr>
-            <w:r>
-              <w:t xml:space="preserve">✅ Selectable</w:t>
-            </w:r>
-          </w:p>
-        </w:tc>
-        <w:tc>
-          <w:tcPr/>
-          <w:p>
-            <w:pPr>
-              <w:pStyle w:val="Compact"/>
-            </w:pPr>
-            <w:r>
-              <w:t xml:space="preserve">Reveals the Event-name input below the carousel</w:t>
+              <w:t xml:space="preserve">Wedding</w:t>
+            </w:r>
+          </w:p>
+        </w:tc>
+        <w:tc>
+          <w:p>
+            <w:pPr>
+              <w:pStyle w:val="Compact"/>
+              <w:jc w:val="left"/>
+            </w:pPr>
+            <w:r>
+              <w:t xml:space="preserve">✅ Live (full-color, gold</w:t>
+            </w:r>
+            <w:r>
+              <w:t xml:space="preserve"> </w:t>
+            </w:r>
+            <w:r>
+              <w:t xml:space="preserve">“</w:t>
+            </w:r>
+            <w:r>
+              <w:t xml:space="preserve">Available</w:t>
+            </w:r>
+            <w:r>
+              <w:t xml:space="preserve">”</w:t>
+            </w:r>
+            <w:r>
+              <w:t xml:space="preserve"> </w:t>
+            </w:r>
+            <w:r>
+              <w:t xml:space="preserve">badge, tappable)</w:t>
+            </w:r>
+          </w:p>
+        </w:tc>
+        <w:tc>
+          <w:p>
+            <w:pPr>
+              <w:pStyle w:val="Compact"/>
+              <w:jc w:val="left"/>
+            </w:pPr>
+            <w:r>
+              <w:t xml:space="preserve">Routes into the onboarding flow</w:t>
             </w:r>
           </w:p>
         </w:tc>
       </w:tr>
       <w:tr>
         <w:tc>
-          <w:tcPr/>
-          <w:p>
-            <w:pPr>
-              <w:pStyle w:val="Compact"/>
-            </w:pPr>
-            <w:r>
-              <w:t xml:space="preserve">Birthday</w:t>
-            </w:r>
-          </w:p>
-        </w:tc>
-        <w:tc>
-          <w:tcPr/>
-          <w:p>
-            <w:pPr>
-              <w:pStyle w:val="Compact"/>
-            </w:pPr>
-            <w:r>
-              <w:t xml:space="preserve">Coming soon</w:t>
-            </w:r>
-          </w:p>
-        </w:tc>
-        <w:tc>
-          <w:tcPr/>
-          <w:p>
-            <w:pPr>
-              <w:pStyle w:val="Compact"/>
-            </w:pPr>
-            <w:r>
-              <w:t xml:space="preserve">“We’re working on this — for now, only Weddings is supported.”</w:t>
+          <w:p>
+            <w:pPr>
+              <w:pStyle w:val="Compact"/>
+              <w:jc w:val="left"/>
+            </w:pPr>
+            <w:r>
+              <w:rPr>
+                <w:b/>
+              </w:rPr>
+              <w:t xml:space="preserve">Debut</w:t>
+            </w:r>
+          </w:p>
+        </w:tc>
+        <w:tc>
+          <w:p>
+            <w:pPr>
+              <w:pStyle w:val="Compact"/>
+              <w:jc w:val="left"/>
+            </w:pPr>
+            <w:r>
+              <w:t xml:space="preserve">✅ Live (full-color, gold</w:t>
+            </w:r>
+            <w:r>
+              <w:t xml:space="preserve"> </w:t>
+            </w:r>
+            <w:r>
+              <w:t xml:space="preserve">“</w:t>
+            </w:r>
+            <w:r>
+              <w:t xml:space="preserve">Available</w:t>
+            </w:r>
+            <w:r>
+              <w:t xml:space="preserve">”</w:t>
+            </w:r>
+            <w:r>
+              <w:t xml:space="preserve"> </w:t>
+            </w:r>
+            <w:r>
+              <w:t xml:space="preserve">badge, tappable)</w:t>
+            </w:r>
+          </w:p>
+        </w:tc>
+        <w:tc>
+          <w:p>
+            <w:pPr>
+              <w:pStyle w:val="Compact"/>
+              <w:jc w:val="left"/>
+            </w:pPr>
+            <w:r>
+              <w:t xml:space="preserve">Routes into the create-event form (Event-name input on the full-page picker)</w:t>
             </w:r>
           </w:p>
         </w:tc>
       </w:tr>
       <w:tr>
         <w:tc>
-          <w:tcPr/>
-          <w:p>
-            <w:pPr>
-              <w:pStyle w:val="Compact"/>
-            </w:pPr>
-            <w:r>
-              <w:t xml:space="preserve">Celebration</w:t>
-            </w:r>
-          </w:p>
-        </w:tc>
-        <w:tc>
-          <w:tcPr/>
-          <w:p>
-            <w:pPr>
-              <w:pStyle w:val="Compact"/>
-            </w:pPr>
-            <w:r>
-              <w:t xml:space="preserve">Coming soon</w:t>
-            </w:r>
-          </w:p>
-        </w:tc>
-        <w:tc>
-          <w:tcPr/>
-          <w:p>
-            <w:pPr>
-              <w:pStyle w:val="Compact"/>
-            </w:pPr>
-            <w:r>
-              <w:t xml:space="preserve">Same message</w:t>
+          <w:p>
+            <w:pPr>
+              <w:pStyle w:val="Compact"/>
+              <w:jc w:val="left"/>
+            </w:pPr>
+            <w:r>
+              <w:t xml:space="preserve">Birthday</w:t>
+            </w:r>
+          </w:p>
+        </w:tc>
+        <w:tc>
+          <w:p>
+            <w:pPr>
+              <w:pStyle w:val="Compact"/>
+              <w:jc w:val="left"/>
+            </w:pPr>
+            <w:r>
+              <w:t xml:space="preserve">Coming soon (grayscale, not tappable)</w:t>
+            </w:r>
+          </w:p>
+        </w:tc>
+        <w:tc>
+          <w:p>
+            <w:pPr>
+              <w:pStyle w:val="Compact"/>
+              <w:jc w:val="left"/>
+            </w:pPr>
+            <w:r>
+              <w:t xml:space="preserve">No-op —</w:t>
+            </w:r>
+            <w:r>
+              <w:t xml:space="preserve"> </w:t>
+            </w:r>
+            <w:r>
+              <w:t xml:space="preserve">“</w:t>
+            </w:r>
+            <w:r>
+              <w:t xml:space="preserve">We’re working on this. For now, Weddings and Debuts are supported.</w:t>
+            </w:r>
+            <w:r>
+              <w:t xml:space="preserve">”</w:t>
             </w:r>
           </w:p>
         </w:tc>
       </w:tr>
       <w:tr>
         <w:tc>
-          <w:tcPr/>
-          <w:p>
-            <w:pPr>
-              <w:pStyle w:val="Compact"/>
-            </w:pPr>
-            <w:r>
-              <w:t xml:space="preserve">Travel</w:t>
-            </w:r>
-          </w:p>
-        </w:tc>
-        <w:tc>
-          <w:tcPr/>
-          <w:p>
-            <w:pPr>
-              <w:pStyle w:val="Compact"/>
-            </w:pPr>
-            <w:r>
-              <w:t xml:space="preserve">Coming soon</w:t>
-            </w:r>
-          </w:p>
-        </w:tc>
-        <w:tc>
-          <w:tcPr/>
-          <w:p>
-            <w:pPr>
-              <w:pStyle w:val="Compact"/>
-            </w:pPr>
-            <w:r>
-              <w:t xml:space="preserve">Same message</w:t>
+          <w:p>
+            <w:pPr>
+              <w:pStyle w:val="Compact"/>
+              <w:jc w:val="left"/>
+            </w:pPr>
+            <w:r>
+              <w:t xml:space="preserve">Celebration</w:t>
+            </w:r>
+          </w:p>
+        </w:tc>
+        <w:tc>
+          <w:p>
+            <w:pPr>
+              <w:pStyle w:val="Compact"/>
+              <w:jc w:val="left"/>
+            </w:pPr>
+            <w:r>
+              <w:t xml:space="preserve">Coming soon (grayscale, not tappable)</w:t>
+            </w:r>
+          </w:p>
+        </w:tc>
+        <w:tc>
+          <w:p>
+            <w:pPr>
+              <w:pStyle w:val="Compact"/>
+              <w:jc w:val="left"/>
+            </w:pPr>
+            <w:r>
+              <w:t xml:space="preserve">Same</w:t>
             </w:r>
           </w:p>
         </w:tc>
       </w:tr>
       <w:tr>
         <w:tc>
-          <w:tcPr/>
-          <w:p>
-            <w:pPr>
-              <w:pStyle w:val="Compact"/>
-            </w:pPr>
-            <w:r>
-              <w:t xml:space="preserve">Corporate</w:t>
-            </w:r>
-          </w:p>
-        </w:tc>
-        <w:tc>
-          <w:tcPr/>
-          <w:p>
-            <w:pPr>
-              <w:pStyle w:val="Compact"/>
-            </w:pPr>
-            <w:r>
-              <w:t xml:space="preserve">Coming soon</w:t>
-            </w:r>
-          </w:p>
-        </w:tc>
-        <w:tc>
-          <w:tcPr/>
-          <w:p>
-            <w:pPr>
-              <w:pStyle w:val="Compact"/>
-            </w:pPr>
-            <w:r>
-              <w:t xml:space="preserve">Same message</w:t>
+          <w:p>
+            <w:pPr>
+              <w:pStyle w:val="Compact"/>
+              <w:jc w:val="left"/>
+            </w:pPr>
+            <w:r>
+              <w:t xml:space="preserve">Travel</w:t>
+            </w:r>
+          </w:p>
+        </w:tc>
+        <w:tc>
+          <w:p>
+            <w:pPr>
+              <w:pStyle w:val="Compact"/>
+              <w:jc w:val="left"/>
+            </w:pPr>
+            <w:r>
+              <w:t xml:space="preserve">Coming soon (grayscale, not tappable)</w:t>
+            </w:r>
+          </w:p>
+        </w:tc>
+        <w:tc>
+          <w:p>
+            <w:pPr>
+              <w:pStyle w:val="Compact"/>
+              <w:jc w:val="left"/>
+            </w:pPr>
+            <w:r>
+              <w:t xml:space="preserve">Same</w:t>
             </w:r>
           </w:p>
         </w:tc>
       </w:tr>
       <w:tr>
         <w:tc>
-          <w:tcPr/>
-          <w:p>
-            <w:pPr>
-              <w:pStyle w:val="Compact"/>
-            </w:pPr>
-            <w:r>
-              <w:t xml:space="preserve">Tournament</w:t>
-            </w:r>
-          </w:p>
-        </w:tc>
-        <w:tc>
-          <w:tcPr/>
-          <w:p>
-            <w:pPr>
-              <w:pStyle w:val="Compact"/>
-            </w:pPr>
-            <w:r>
-              <w:t xml:space="preserve">Coming soon</w:t>
-            </w:r>
-          </w:p>
-        </w:tc>
-        <w:tc>
-          <w:tcPr/>
-          <w:p>
-            <w:pPr>
-              <w:pStyle w:val="Compact"/>
-            </w:pPr>
-            <w:r>
-              <w:t xml:space="preserve">Same message</w:t>
+          <w:p>
+            <w:pPr>
+              <w:pStyle w:val="Compact"/>
+              <w:jc w:val="left"/>
+            </w:pPr>
+            <w:r>
+              <w:t xml:space="preserve">Corporate</w:t>
+            </w:r>
+          </w:p>
+        </w:tc>
+        <w:tc>
+          <w:p>
+            <w:pPr>
+              <w:pStyle w:val="Compact"/>
+              <w:jc w:val="left"/>
+            </w:pPr>
+            <w:r>
+              <w:t xml:space="preserve">Coming soon (grayscale, not tappable)</w:t>
+            </w:r>
+          </w:p>
+        </w:tc>
+        <w:tc>
+          <w:p>
+            <w:pPr>
+              <w:pStyle w:val="Compact"/>
+              <w:jc w:val="left"/>
+            </w:pPr>
+            <w:r>
+              <w:t xml:space="preserve">Same</w:t>
             </w:r>
           </w:p>
         </w:tc>
       </w:tr>
       <w:tr>
         <w:tc>
-          <w:tcPr/>
-          <w:p>
-            <w:pPr>
-              <w:pStyle w:val="Compact"/>
+          <w:p>
+            <w:pPr>
+              <w:pStyle w:val="Compact"/>
+              <w:jc w:val="left"/>
+            </w:pPr>
+            <w:r>
+              <w:t xml:space="preserve">Tournament</w:t>
+            </w:r>
+          </w:p>
+        </w:tc>
+        <w:tc>
+          <w:p>
+            <w:pPr>
+              <w:pStyle w:val="Compact"/>
+              <w:jc w:val="left"/>
+            </w:pPr>
+            <w:r>
+              <w:t xml:space="preserve">Coming soon (grayscale, not tappable)</w:t>
+            </w:r>
+          </w:p>
+        </w:tc>
+        <w:tc>
+          <w:p>
+            <w:pPr>
+              <w:pStyle w:val="Compact"/>
+              <w:jc w:val="left"/>
+            </w:pPr>
+            <w:r>
+              <w:t xml:space="preserve">Same</w:t>
+            </w:r>
+          </w:p>
+        </w:tc>
+      </w:tr>
+      <w:tr>
+        <w:tc>
+          <w:p>
+            <w:pPr>
+              <w:pStyle w:val="Compact"/>
+              <w:jc w:val="left"/>
             </w:pPr>
             <w:r>
               <w:t xml:space="preserve">Christening</w:t>
@@ -937,24 +1093,129 @@
           </w:p>
         </w:tc>
         <w:tc>
-          <w:tcPr/>
-          <w:p>
-            <w:pPr>
-              <w:pStyle w:val="Compact"/>
-            </w:pPr>
-            <w:r>
-              <w:t xml:space="preserve">Coming soon</w:t>
-            </w:r>
-          </w:p>
-        </w:tc>
-        <w:tc>
-          <w:tcPr/>
-          <w:p>
-            <w:pPr>
-              <w:pStyle w:val="Compact"/>
-            </w:pPr>
-            <w:r>
-              <w:t xml:space="preserve">Same message</w:t>
+          <w:p>
+            <w:pPr>
+              <w:pStyle w:val="Compact"/>
+              <w:jc w:val="left"/>
+            </w:pPr>
+            <w:r>
+              <w:t xml:space="preserve">Coming soon (grayscale, not tappable)</w:t>
+            </w:r>
+          </w:p>
+        </w:tc>
+        <w:tc>
+          <w:p>
+            <w:pPr>
+              <w:pStyle w:val="Compact"/>
+              <w:jc w:val="left"/>
+            </w:pPr>
+            <w:r>
+              <w:t xml:space="preserve">Same</w:t>
+            </w:r>
+          </w:p>
+        </w:tc>
+      </w:tr>
+      <w:tr>
+        <w:tc>
+          <w:p>
+            <w:pPr>
+              <w:pStyle w:val="Compact"/>
+              <w:jc w:val="left"/>
+            </w:pPr>
+            <w:r>
+              <w:t xml:space="preserve">Anniversary</w:t>
+            </w:r>
+          </w:p>
+        </w:tc>
+        <w:tc>
+          <w:p>
+            <w:pPr>
+              <w:pStyle w:val="Compact"/>
+              <w:jc w:val="left"/>
+            </w:pPr>
+            <w:r>
+              <w:t xml:space="preserve">Coming soon (grayscale, not tappable)</w:t>
+            </w:r>
+          </w:p>
+        </w:tc>
+        <w:tc>
+          <w:p>
+            <w:pPr>
+              <w:pStyle w:val="Compact"/>
+              <w:jc w:val="left"/>
+            </w:pPr>
+            <w:r>
+              <w:t xml:space="preserve">Same</w:t>
+            </w:r>
+          </w:p>
+        </w:tc>
+      </w:tr>
+      <w:tr>
+        <w:tc>
+          <w:p>
+            <w:pPr>
+              <w:pStyle w:val="Compact"/>
+              <w:jc w:val="left"/>
+            </w:pPr>
+            <w:r>
+              <w:t xml:space="preserve">Graduation</w:t>
+            </w:r>
+          </w:p>
+        </w:tc>
+        <w:tc>
+          <w:p>
+            <w:pPr>
+              <w:pStyle w:val="Compact"/>
+              <w:jc w:val="left"/>
+            </w:pPr>
+            <w:r>
+              <w:t xml:space="preserve">Coming soon (grayscale, not tappable)</w:t>
+            </w:r>
+          </w:p>
+        </w:tc>
+        <w:tc>
+          <w:p>
+            <w:pPr>
+              <w:pStyle w:val="Compact"/>
+              <w:jc w:val="left"/>
+            </w:pPr>
+            <w:r>
+              <w:t xml:space="preserve">Same</w:t>
+            </w:r>
+          </w:p>
+        </w:tc>
+      </w:tr>
+      <w:tr>
+        <w:tc>
+          <w:p>
+            <w:pPr>
+              <w:pStyle w:val="Compact"/>
+              <w:jc w:val="left"/>
+            </w:pPr>
+            <w:r>
+              <w:t xml:space="preserve">Reunion</w:t>
+            </w:r>
+          </w:p>
+        </w:tc>
+        <w:tc>
+          <w:p>
+            <w:pPr>
+              <w:pStyle w:val="Compact"/>
+              <w:jc w:val="left"/>
+            </w:pPr>
+            <w:r>
+              <w:t xml:space="preserve">Coming soon (grayscale, not tappable)</w:t>
+            </w:r>
+          </w:p>
+        </w:tc>
+        <w:tc>
+          <w:p>
+            <w:pPr>
+              <w:pStyle w:val="Compact"/>
+              <w:jc w:val="left"/>
+            </w:pPr>
+            <w:r>
+              <w:t xml:space="preserve">Same</w:t>
             </w:r>
           </w:p>
         </w:tc>
@@ -973,7 +1234,6 @@
       <w:r>
         <w:rPr>
           <w:b/>
-          <w:bCs/>
         </w:rPr>
         <w:t xml:space="preserve">simplified single-field event-setup flow</w:t>
       </w:r>
@@ -991,7 +1251,6 @@
       <w:r>
         <w:rPr>
           <w:b/>
-          <w:bCs/>
         </w:rPr>
         <w:t xml:space="preserve">Step 2.5a — Event-name-only entry</w:t>
       </w:r>
@@ -1009,7 +1268,6 @@
       <w:r>
         <w:rPr>
           <w:b/>
-          <w:bCs/>
         </w:rPr>
         <w:t xml:space="preserve">Event name</w:t>
       </w:r>
@@ -1044,7 +1302,7 @@
         <w:t xml:space="preserve">users.full_name</w:t>
       </w:r>
       <w:r>
-        <w:t xml:space="preserve">). They tap</w:t>
+        <w:t xml:space="preserve">).</w:t>
       </w:r>
       <w:r>
         <w:t xml:space="preserve"> </w:t>
@@ -1052,7 +1310,68 @@
       <w:r>
         <w:rPr>
           <w:b/>
-          <w:bCs/>
+        </w:rPr>
+        <w:t xml:space="preserve">The Event name auto-formats to Smart PH-aware title case live as they type</w:t>
+      </w:r>
+      <w:r>
+        <w:t xml:space="preserve"> </w:t>
+      </w:r>
+      <w:r>
+        <w:t xml:space="preserve">(same</w:t>
+      </w:r>
+      <w:r>
+        <w:t xml:space="preserve"> </w:t>
+      </w:r>
+      <w:r>
+        <w:rPr>
+          <w:rStyle w:val="VerbatimChar"/>
+        </w:rPr>
+        <w:t xml:space="preserve">titleCaseName()</w:t>
+      </w:r>
+      <w:r>
+        <w:t xml:space="preserve"> </w:t>
+      </w:r>
+      <w:r>
+        <w:t xml:space="preserve">rule the guest list uses — see</w:t>
+      </w:r>
+      <w:r>
+        <w:t xml:space="preserve"> </w:t>
+      </w:r>
+      <w:hyperlink r:id="rId26">
+        <w:r>
+          <w:rPr>
+            <w:rStyle w:val="Hyperlink"/>
+          </w:rPr>
+          <w:t xml:space="preserve">0001</w:t>
+        </w:r>
+      </w:hyperlink>
+      <w:r>
+        <w:t xml:space="preserve"> </w:t>
+      </w:r>
+      <w:r>
+        <w:t xml:space="preserve">+ DECISION_LOG 2026-06-03; the seeding</w:t>
+      </w:r>
+      <w:r>
+        <w:t xml:space="preserve"> </w:t>
+      </w:r>
+      <w:r>
+        <w:rPr>
+          <w:rStyle w:val="VerbatimChar"/>
+        </w:rPr>
+        <w:t xml:space="preserve">users.full_name</w:t>
+      </w:r>
+      <w:r>
+        <w:t xml:space="preserve"> </w:t>
+      </w:r>
+      <w:r>
+        <w:t xml:space="preserve">is itself title-cased at sign-up). They tap</w:t>
+      </w:r>
+      <w:r>
+        <w:t xml:space="preserve"> </w:t>
+      </w:r>
+      <w:r>
+        <w:rPr>
+          <w:b/>
         </w:rPr>
         <w:t xml:space="preserve">Create event</w:t>
       </w:r>
@@ -1231,7 +1550,6 @@
       <w:r>
         <w:rPr>
           <w:b/>
-          <w:bCs/>
         </w:rPr>
         <w:t xml:space="preserve">No date · no venue · no address asked upfront.</w:t>
       </w:r>
@@ -1249,7 +1567,6 @@
       <w:r>
         <w:rPr>
           <w:b/>
-          <w:bCs/>
         </w:rPr>
         <w:t xml:space="preserve">Step 2.5b — DIY vs Setnayan Concierge choice card</w:t>
       </w:r>
@@ -1476,16 +1793,15 @@
     </w:p>
     <w:p>
       <w:pPr>
-        <w:pStyle w:val="Compact"/>
         <w:numPr>
           <w:ilvl w:val="0"/>
           <w:numId w:val="1002"/>
         </w:numPr>
+        <w:pStyle w:val="Compact"/>
       </w:pPr>
       <w:r>
         <w:rPr>
           <w:b/>
-          <w:bCs/>
         </w:rPr>
         <w:t xml:space="preserve">DIY</w:t>
       </w:r>
@@ -1510,16 +1826,15 @@
     </w:p>
     <w:p>
       <w:pPr>
-        <w:pStyle w:val="Compact"/>
         <w:numPr>
           <w:ilvl w:val="0"/>
           <w:numId w:val="1002"/>
         </w:numPr>
+        <w:pStyle w:val="Compact"/>
       </w:pPr>
       <w:r>
         <w:rPr>
           <w:b/>
-          <w:bCs/>
         </w:rPr>
         <w:t xml:space="preserve">Try 3 days free</w:t>
       </w:r>
@@ -1565,7 +1880,6 @@
       <w:r>
         <w:rPr>
           <w:b/>
-          <w:bCs/>
         </w:rPr>
         <w:t xml:space="preserve">One trial per ACCOUNT</w:t>
       </w:r>
@@ -1593,7 +1907,6 @@
       <w:r>
         <w:rPr>
           <w:b/>
-          <w:bCs/>
         </w:rPr>
         <w:t xml:space="preserve">hidden when</w:t>
       </w:r>
@@ -1633,16 +1946,15 @@
     </w:p>
     <w:p>
       <w:pPr>
-        <w:pStyle w:val="Compact"/>
         <w:numPr>
           <w:ilvl w:val="0"/>
           <w:numId w:val="1002"/>
         </w:numPr>
+        <w:pStyle w:val="Compact"/>
       </w:pPr>
       <w:r>
         <w:rPr>
           <w:b/>
-          <w:bCs/>
         </w:rPr>
         <w:t xml:space="preserve">Buy ₱4,999</w:t>
       </w:r>
@@ -1766,7 +2078,13 @@
         <w:t xml:space="preserve"> </w:t>
       </w:r>
       <w:r>
-        <w:t xml:space="preserve">“Setnayan Concierge pending payment”</w:t>
+        <w:t xml:space="preserve">“</w:t>
+      </w:r>
+      <w:r>
+        <w:t xml:space="preserve">Setnayan Concierge pending payment</w:t>
+      </w:r>
+      <w:r>
+        <w:t xml:space="preserve">”</w:t>
       </w:r>
       <w:r>
         <w:t xml:space="preserve"> </w:t>
@@ -1780,7 +2098,7 @@
         <w:pStyle w:val="BodyText"/>
       </w:pPr>
       <w:r>
-        <w:t xml:space="preserve">The other six event types stay visible because they’re a</w:t>
+        <w:t xml:space="preserve">The other nine event types stay visible because they’re a</w:t>
       </w:r>
       <w:r>
         <w:t xml:space="preserve"> </w:t>
@@ -1788,7 +2106,6 @@
       <w:r>
         <w:rPr>
           <w:b/>
-          <w:bCs/>
         </w:rPr>
         <w:t xml:space="preserve">product preview</w:t>
       </w:r>
@@ -1796,7 +2113,7 @@
         <w:t xml:space="preserve"> </w:t>
       </w:r>
       <w:r>
-        <w:t xml:space="preserve">— Setnayan plans to support multiple event types beyond weddings (each with its own iteration set, eventually), and showing the lineup signals the couple that this is a serious event-platform play, not just a wedding app. When future event types ship, no UI rework is needed — the tiles already exist; we just flip the</w:t>
+        <w:t xml:space="preserve">— Setnayan plans to support multiple event types beyond weddings and debuts (each with its own iteration set, eventually), and showing the lineup signals the couple that this is a serious event-platform play, not just a wedding app. When future event types ship, no UI rework is needed — the cards already exist; we just flip the</w:t>
       </w:r>
       <w:r>
         <w:t xml:space="preserve"> </w:t>
@@ -1811,7 +2128,43 @@
         <w:t xml:space="preserve"> </w:t>
       </w:r>
       <w:r>
-        <w:t xml:space="preserve">flag in the picker config.</w:t>
+        <w:t xml:space="preserve">flag in the picker config (which turns the grayscale</w:t>
+      </w:r>
+      <w:r>
+        <w:t xml:space="preserve"> </w:t>
+      </w:r>
+      <w:r>
+        <w:t xml:space="preserve">“</w:t>
+      </w:r>
+      <w:r>
+        <w:t xml:space="preserve">Coming soon</w:t>
+      </w:r>
+      <w:r>
+        <w:t xml:space="preserve">”</w:t>
+      </w:r>
+      <w:r>
+        <w:t xml:space="preserve"> </w:t>
+      </w:r>
+      <w:r>
+        <w:t xml:space="preserve">card into a full-color, tappable</w:t>
+      </w:r>
+      <w:r>
+        <w:t xml:space="preserve"> </w:t>
+      </w:r>
+      <w:r>
+        <w:t xml:space="preserve">“</w:t>
+      </w:r>
+      <w:r>
+        <w:t xml:space="preserve">Available</w:t>
+      </w:r>
+      <w:r>
+        <w:t xml:space="preserve">”</w:t>
+      </w:r>
+      <w:r>
+        <w:t xml:space="preserve"> </w:t>
+      </w:r>
+      <w:r>
+        <w:t xml:space="preserve">one).</w:t>
       </w:r>
     </w:p>
     <w:p>
@@ -2120,15 +2473,15 @@
         <w:t xml:space="preserve">is a safety net for any pre-0000 events the migration finds — they all get classified as weddings (which is correct for V1).</w:t>
       </w:r>
     </w:p>
-    <w:bookmarkEnd w:id="12"/>
-    <w:bookmarkStart w:id="13" w:name="X6a96cf32335b02ef5c420da34ee0a4431453223"/>
     <w:p>
       <w:pPr>
         <w:pStyle w:val="Heading3"/>
       </w:pPr>
+      <w:bookmarkStart w:id="27" w:name="X6a96cf32335b02ef5c420da34ee0a4431453223"/>
       <w:r>
         <w:t xml:space="preserve">Step 3 — The event picker (only shown when needed)</w:t>
       </w:r>
+      <w:bookmarkEnd w:id="27"/>
     </w:p>
     <w:p>
       <w:pPr>
@@ -2313,7 +2666,13 @@
         <w:t xml:space="preserve"> </w:t>
       </w:r>
       <w:r>
-        <w:t xml:space="preserve">“primary”</w:t>
+        <w:t xml:space="preserve">“</w:t>
+      </w:r>
+      <w:r>
+        <w:t xml:space="preserve">primary</w:t>
+      </w:r>
+      <w:r>
+        <w:t xml:space="preserve">”</w:t>
       </w:r>
       <w:r>
         <w:t xml:space="preserve"> </w:t>
@@ -2322,15 +2681,15 @@
         <w:t xml:space="preserve">event (the first event the couple ever created) shows first with a star. The couple can change which one is primary in Settings. Tapping any card opens that event.</w:t>
       </w:r>
     </w:p>
-    <w:bookmarkEnd w:id="13"/>
-    <w:bookmarkStart w:id="14" w:name="Xa52405c40c2bb85aca28b411519b3954165dbde"/>
     <w:p>
       <w:pPr>
         <w:pStyle w:val="Heading3"/>
       </w:pPr>
+      <w:bookmarkStart w:id="28" w:name="Xa52405c40c2bb85aca28b411519b3954165dbde"/>
       <w:r>
         <w:t xml:space="preserve">Step 3.5 — How guests join an event (the QR flow)</w:t>
       </w:r>
+      <w:bookmarkEnd w:id="28"/>
     </w:p>
     <w:p>
       <w:pPr>
@@ -2345,7 +2704,6 @@
       <w:r>
         <w:rPr>
           <w:b/>
-          <w:bCs/>
         </w:rPr>
         <w:t xml:space="preserve">Event QR code</w:t>
       </w:r>
@@ -2523,7 +2881,6 @@
       <w:r>
         <w:rPr>
           <w:b/>
-          <w:bCs/>
         </w:rPr>
         <w:t xml:space="preserve">Vendor join (V1 placeholder):</w:t>
       </w:r>
@@ -2534,15 +2891,15 @@
         <w:t xml:space="preserve">the same QR can be scanned by a vendor. The app will detect a vendor account type, ask which service they provided, and link them to the event’s vendor list. The vendor-side dashboard view is deferred to a future iteration — in V1, scanning as a vendor stubs the link but the experience past that point is minimal. Couples still encode their vendor list manually in 0006 for V1.</w:t>
       </w:r>
     </w:p>
-    <w:bookmarkEnd w:id="14"/>
-    <w:bookmarkStart w:id="16" w:name="step-4-inside-an-event"/>
     <w:p>
       <w:pPr>
         <w:pStyle w:val="Heading3"/>
       </w:pPr>
+      <w:bookmarkStart w:id="29" w:name="step-4-inside-an-event"/>
       <w:r>
         <w:t xml:space="preserve">Step 4 — Inside an event</w:t>
       </w:r>
+      <w:bookmarkEnd w:id="29"/>
     </w:p>
     <w:p>
       <w:pPr>
@@ -2559,7 +2916,6 @@
       <w:r>
         <w:rPr>
           <w:b/>
-          <w:bCs/>
         </w:rPr>
         <w:t xml:space="preserve">Top of screen (chrome) — single persistent strip, responsive (locked 2026-05-14):</w:t>
       </w:r>
@@ -2567,9 +2923,8 @@
     <w:tbl>
       <w:tblPr>
         <w:tblStyle w:val="Table"/>
-        <w:tblW w:type="pct" w:w="5000"/>
-        <w:tblLayout w:type="fixed"/>
-        <w:tblLook w:firstRow="1" w:lastRow="0" w:firstColumn="0" w:lastColumn="0" w:noHBand="0" w:noVBand="0" w:val="0020"/>
+        <w:tblW w:type="pct" w:w="5000.0"/>
+        <w:tblLook w:firstRow="1"/>
       </w:tblPr>
       <w:tblGrid>
         <w:gridCol w:w="2640"/>
@@ -2578,13 +2933,19 @@
       </w:tblGrid>
       <w:tr>
         <w:trPr>
-          <w:tblHeader w:val="on"/>
+          <w:cnfStyle w:firstRow="1"/>
         </w:trPr>
         <w:tc>
-          <w:tcPr/>
-          <w:p>
-            <w:pPr>
-              <w:pStyle w:val="Compact"/>
+          <w:tcPr>
+            <w:tcBorders>
+              <w:bottom w:val="single"/>
+            </w:tcBorders>
+            <w:vAlign w:val="bottom"/>
+          </w:tcPr>
+          <w:p>
+            <w:pPr>
+              <w:pStyle w:val="Compact"/>
+              <w:jc w:val="left"/>
             </w:pPr>
             <w:r>
               <w:t xml:space="preserve">Layout</w:t>
@@ -2592,10 +2953,16 @@
           </w:p>
         </w:tc>
         <w:tc>
-          <w:tcPr/>
-          <w:p>
-            <w:pPr>
-              <w:pStyle w:val="Compact"/>
+          <w:tcPr>
+            <w:tcBorders>
+              <w:bottom w:val="single"/>
+            </w:tcBorders>
+            <w:vAlign w:val="bottom"/>
+          </w:tcPr>
+          <w:p>
+            <w:pPr>
+              <w:pStyle w:val="Compact"/>
+              <w:jc w:val="left"/>
             </w:pPr>
             <w:r>
               <w:t xml:space="preserve">Mobile</w:t>
@@ -2603,10 +2970,16 @@
           </w:p>
         </w:tc>
         <w:tc>
-          <w:tcPr/>
-          <w:p>
-            <w:pPr>
-              <w:pStyle w:val="Compact"/>
+          <w:tcPr>
+            <w:tcBorders>
+              <w:bottom w:val="single"/>
+            </w:tcBorders>
+            <w:vAlign w:val="bottom"/>
+          </w:tcPr>
+          <w:p>
+            <w:pPr>
+              <w:pStyle w:val="Compact"/>
+              <w:jc w:val="left"/>
             </w:pPr>
             <w:r>
               <w:t xml:space="preserve">Desktop</w:t>
@@ -2616,10 +2989,10 @@
       </w:tr>
       <w:tr>
         <w:tc>
-          <w:tcPr/>
-          <w:p>
-            <w:pPr>
-              <w:pStyle w:val="Compact"/>
+          <w:p>
+            <w:pPr>
+              <w:pStyle w:val="Compact"/>
+              <w:jc w:val="left"/>
             </w:pPr>
             <w:r>
               <w:t xml:space="preserve">Pattern</w:t>
@@ -2627,10 +3000,10 @@
           </w:p>
         </w:tc>
         <w:tc>
-          <w:tcPr/>
-          <w:p>
-            <w:pPr>
-              <w:pStyle w:val="Compact"/>
+          <w:p>
+            <w:pPr>
+              <w:pStyle w:val="Compact"/>
+              <w:jc w:val="left"/>
             </w:pPr>
             <w:r>
               <w:rPr>
@@ -2641,10 +3014,10 @@
           </w:p>
         </w:tc>
         <w:tc>
-          <w:tcPr/>
-          <w:p>
-            <w:pPr>
-              <w:pStyle w:val="Compact"/>
+          <w:p>
+            <w:pPr>
+              <w:pStyle w:val="Compact"/>
+              <w:jc w:val="left"/>
             </w:pPr>
             <w:r>
               <w:rPr>
@@ -2657,10 +3030,10 @@
       </w:tr>
       <w:tr>
         <w:tc>
-          <w:tcPr/>
-          <w:p>
-            <w:pPr>
-              <w:pStyle w:val="Compact"/>
+          <w:p>
+            <w:pPr>
+              <w:pStyle w:val="Compact"/>
+              <w:jc w:val="left"/>
             </w:pPr>
             <w:r>
               <w:t xml:space="preserve">Switcher trigger</w:t>
@@ -2668,10 +3041,10 @@
           </w:p>
         </w:tc>
         <w:tc>
-          <w:tcPr/>
-          <w:p>
-            <w:pPr>
-              <w:pStyle w:val="Compact"/>
+          <w:p>
+            <w:pPr>
+              <w:pStyle w:val="Compact"/>
+              <w:jc w:val="left"/>
             </w:pPr>
             <w:r>
               <w:t xml:space="preserve">long-press monogram</w:t>
@@ -2679,10 +3052,10 @@
           </w:p>
         </w:tc>
         <w:tc>
-          <w:tcPr/>
-          <w:p>
-            <w:pPr>
-              <w:pStyle w:val="Compact"/>
+          <w:p>
+            <w:pPr>
+              <w:pStyle w:val="Compact"/>
+              <w:jc w:val="left"/>
             </w:pPr>
             <w:r>
               <w:t xml:space="preserve">click caret next to monogram</w:t>
@@ -2692,10 +3065,10 @@
       </w:tr>
       <w:tr>
         <w:tc>
-          <w:tcPr/>
-          <w:p>
-            <w:pPr>
-              <w:pStyle w:val="Compact"/>
+          <w:p>
+            <w:pPr>
+              <w:pStyle w:val="Compact"/>
+              <w:jc w:val="left"/>
             </w:pPr>
             <w:r>
               <w:t xml:space="preserve">Event identity in chrome</w:t>
@@ -2703,10 +3076,10 @@
           </w:p>
         </w:tc>
         <w:tc>
-          <w:tcPr/>
-          <w:p>
-            <w:pPr>
-              <w:pStyle w:val="Compact"/>
+          <w:p>
+            <w:pPr>
+              <w:pStyle w:val="Compact"/>
+              <w:jc w:val="left"/>
             </w:pPr>
             <w:r>
               <w:t xml:space="preserve">monogram only</w:t>
@@ -2714,10 +3087,10 @@
           </w:p>
         </w:tc>
         <w:tc>
-          <w:tcPr/>
-          <w:p>
-            <w:pPr>
-              <w:pStyle w:val="Compact"/>
+          <w:p>
+            <w:pPr>
+              <w:pStyle w:val="Compact"/>
+              <w:jc w:val="left"/>
             </w:pPr>
             <w:r>
               <w:t xml:space="preserve">monogram + event-name pill</w:t>
@@ -2733,7 +3106,6 @@
       <w:r>
         <w:rPr>
           <w:b/>
-          <w:bCs/>
         </w:rPr>
         <w:t xml:space="preserve">Monogram (left):</w:t>
       </w:r>
@@ -2779,14 +3151,12 @@
       <w:r>
         <w:rPr>
           <w:b/>
-          <w:bCs/>
         </w:rPr>
         <w:t xml:space="preserve">The auto-generated</w:t>
       </w:r>
       <w:r>
         <w:rPr>
           <w:b/>
-          <w:bCs/>
         </w:rPr>
         <w:t xml:space="preserve"> </w:t>
       </w:r>
@@ -2794,21 +3164,18 @@
         <w:rPr>
           <w:rStyle w:val="VerbatimChar"/>
           <w:b/>
-          <w:bCs/>
         </w:rPr>
         <w:t xml:space="preserve">events.monogram_svg</w:t>
       </w:r>
       <w:r>
         <w:rPr>
           <w:b/>
-          <w:bCs/>
         </w:rPr>
         <w:t xml:space="preserve"> </w:t>
       </w:r>
       <w:r>
         <w:rPr>
           <w:b/>
-          <w:bCs/>
         </w:rPr>
         <w:t xml:space="preserve">IS the free onboarding auto-monogram</w:t>
       </w:r>
@@ -2822,7 +3189,13 @@
         <w:t xml:space="preserve"> </w:t>
       </w:r>
       <w:r>
-        <w:t xml:space="preserve">“What should we call it?”</w:t>
+        <w:t xml:space="preserve">“</w:t>
+      </w:r>
+      <w:r>
+        <w:t xml:space="preserve">What should we call it?</w:t>
+      </w:r>
+      <w:r>
+        <w:t xml:space="preserve">”</w:t>
       </w:r>
       <w:r>
         <w:t xml:space="preserve"> </w:t>
@@ -2833,7 +3206,7 @@
       <w:r>
         <w:t xml:space="preserve"> </w:t>
       </w:r>
-      <w:hyperlink r:id="rId15">
+      <w:hyperlink r:id="rId30">
         <w:r>
           <w:rPr>
             <w:rStyle w:val="Hyperlink"/>
@@ -2853,7 +3226,6 @@
       <w:r>
         <w:rPr>
           <w:b/>
-          <w:bCs/>
         </w:rPr>
         <w:t xml:space="preserve">every couple’s switcher icon is their own gold-framed monogram from the moment onboarding completes</w:t>
       </w:r>
@@ -2866,7 +3238,6 @@
       <w:r>
         <w:rPr>
           <w:b/>
-          <w:bCs/>
         </w:rPr>
         <w:t xml:space="preserve">letters-forward</w:t>
       </w:r>
@@ -2882,7 +3253,6 @@
       <w:r>
         <w:rPr>
           <w:b/>
-          <w:bCs/>
         </w:rPr>
         <w:t xml:space="preserve">only for the pre-onboarding edge case</w:t>
       </w:r>
@@ -2904,7 +3274,6 @@
       <w:r>
         <w:rPr>
           <w:b/>
-          <w:bCs/>
         </w:rPr>
         <w:t xml:space="preserve">Tap</w:t>
       </w:r>
@@ -2926,7 +3295,6 @@
       <w:r>
         <w:rPr>
           <w:b/>
-          <w:bCs/>
         </w:rPr>
         <w:t xml:space="preserve">Long-press</w:t>
       </w:r>
@@ -2942,7 +3310,6 @@
       <w:r>
         <w:rPr>
           <w:b/>
-          <w:bCs/>
         </w:rPr>
         <w:t xml:space="preserve">caret affordance ▾</w:t>
       </w:r>
@@ -2964,7 +3331,6 @@
       <w:r>
         <w:rPr>
           <w:b/>
-          <w:bCs/>
         </w:rPr>
         <w:t xml:space="preserve">Empty state</w:t>
       </w:r>
@@ -2986,7 +3352,6 @@
       <w:r>
         <w:rPr>
           <w:b/>
-          <w:bCs/>
         </w:rPr>
         <w:t xml:space="preserve">Customer-only</w:t>
       </w:r>
@@ -3000,7 +3365,13 @@
         <w:t xml:space="preserve"> </w:t>
       </w:r>
       <w:r>
-        <w:t xml:space="preserve">“+”</w:t>
+        <w:t xml:space="preserve">“</w:t>
+      </w:r>
+      <w:r>
+        <w:t xml:space="preserve">+</w:t>
+      </w:r>
+      <w:r>
+        <w:t xml:space="preserve">”</w:t>
       </w:r>
       <w:r>
         <w:t xml:space="preserve"> </w:t>
@@ -3020,7 +3391,6 @@
       <w:r>
         <w:rPr>
           <w:b/>
-          <w:bCs/>
         </w:rPr>
         <w:t xml:space="preserve">Vendor with zero events</w:t>
       </w:r>
@@ -3054,7 +3424,6 @@
       <w:r>
         <w:rPr>
           <w:b/>
-          <w:bCs/>
         </w:rPr>
         <w:t xml:space="preserve">Admin with zero events</w:t>
       </w:r>
@@ -3076,7 +3445,6 @@
       <w:r>
         <w:rPr>
           <w:b/>
-          <w:bCs/>
         </w:rPr>
         <w:t xml:space="preserve">Multi-role user with at least one event</w:t>
       </w:r>
@@ -3094,7 +3462,6 @@
       <w:r>
         <w:rPr>
           <w:b/>
-          <w:bCs/>
         </w:rPr>
         <w:t xml:space="preserve">(I) menu (right):</w:t>
       </w:r>
@@ -3131,7 +3498,6 @@
       <w:r>
         <w:rPr>
           <w:b/>
-          <w:bCs/>
         </w:rPr>
         <w:t xml:space="preserve">Profile</w:t>
       </w:r>
@@ -3144,7 +3510,6 @@
       <w:r>
         <w:rPr>
           <w:b/>
-          <w:bCs/>
         </w:rPr>
         <w:t xml:space="preserve">Settings</w:t>
       </w:r>
@@ -3157,7 +3522,6 @@
       <w:r>
         <w:rPr>
           <w:b/>
-          <w:bCs/>
         </w:rPr>
         <w:t xml:space="preserve">Sign Out</w:t>
       </w:r>
@@ -3172,7 +3536,6 @@
       <w:r>
         <w:rPr>
           <w:b/>
-          <w:bCs/>
         </w:rPr>
         <w:t xml:space="preserve">Event switcher (anchored to the monogram):</w:t>
       </w:r>
@@ -3213,7 +3576,52 @@
         <w:t xml:space="preserve"> </w:t>
       </w:r>
       <w:r>
-        <w:t xml:space="preserve">row.</w:t>
+        <w:t xml:space="preserve">row. The in-app add-event sheet copy reads:</w:t>
+      </w:r>
+      <w:r>
+        <w:t xml:space="preserve"> </w:t>
+      </w:r>
+      <w:r>
+        <w:rPr>
+          <w:i/>
+        </w:rPr>
+        <w:t xml:space="preserve">“</w:t>
+      </w:r>
+      <w:r>
+        <w:rPr>
+          <w:i/>
+        </w:rPr>
+        <w:t xml:space="preserve">Weddings and debuts are live now. Swipe through to see what’s on the way — more event types unlock over time.</w:t>
+      </w:r>
+      <w:r>
+        <w:rPr>
+          <w:i/>
+        </w:rPr>
+        <w:t xml:space="preserve">”</w:t>
+      </w:r>
+      <w:r>
+        <w:t xml:space="preserve"> </w:t>
+      </w:r>
+      <w:r>
+        <w:t xml:space="preserve">(The earlier</w:t>
+      </w:r>
+      <w:r>
+        <w:t xml:space="preserve"> </w:t>
+      </w:r>
+      <w:r>
+        <w:t xml:space="preserve">“</w:t>
+      </w:r>
+      <w:r>
+        <w:t xml:space="preserve">tap an upcoming tile to be notified</w:t>
+      </w:r>
+      <w:r>
+        <w:t xml:space="preserve">”</w:t>
+      </w:r>
+      <w:r>
+        <w:t xml:space="preserve"> </w:t>
+      </w:r>
+      <w:r>
+        <w:t xml:space="preserve">line was removed 2026-06-03 — no notify flow exists.)</w:t>
       </w:r>
       <w:r>
         <w:t xml:space="preserve"> </w:t>
@@ -3225,7 +3633,13 @@
         <w:t xml:space="preserve"> </w:t>
       </w:r>
       <w:r>
-        <w:t xml:space="preserve">“date TBD”</w:t>
+        <w:t xml:space="preserve">“</w:t>
+      </w:r>
+      <w:r>
+        <w:t xml:space="preserve">date TBD</w:t>
+      </w:r>
+      <w:r>
+        <w:t xml:space="preserve">”</w:t>
       </w:r>
       <w:r>
         <w:t xml:space="preserve"> </w:t>
@@ -3257,7 +3671,6 @@
       <w:r>
         <w:rPr>
           <w:b/>
-          <w:bCs/>
         </w:rPr>
         <w:t xml:space="preserve">Role-switch rows</w:t>
       </w:r>
@@ -3279,7 +3692,6 @@
       <w:r>
         <w:rPr>
           <w:b/>
-          <w:bCs/>
         </w:rPr>
         <w:t xml:space="preserve">Shop console</w:t>
       </w:r>
@@ -3325,7 +3737,6 @@
       <w:r>
         <w:rPr>
           <w:b/>
-          <w:bCs/>
         </w:rPr>
         <w:t xml:space="preserve">Admin console</w:t>
       </w:r>
@@ -3345,7 +3756,13 @@
         <w:t xml:space="preserve"> </w:t>
       </w:r>
       <w:r>
-        <w:t xml:space="preserve">“Switch view”</w:t>
+        <w:t xml:space="preserve">“</w:t>
+      </w:r>
+      <w:r>
+        <w:t xml:space="preserve">Switch view</w:t>
+      </w:r>
+      <w:r>
+        <w:t xml:space="preserve">”</w:t>
       </w:r>
       <w:r>
         <w:t xml:space="preserve"> </w:t>
@@ -3357,7 +3774,13 @@
         <w:t xml:space="preserve"> </w:t>
       </w:r>
       <w:r>
-        <w:t xml:space="preserve">“which event am I in.”</w:t>
+        <w:t xml:space="preserve">“</w:t>
+      </w:r>
+      <w:r>
+        <w:t xml:space="preserve">which event am I in.</w:t>
+      </w:r>
+      <w:r>
+        <w:t xml:space="preserve">”</w:t>
       </w:r>
       <w:r>
         <w:t xml:space="preserve"> </w:t>
@@ -3371,7 +3794,6 @@
       <w:r>
         <w:rPr>
           <w:b/>
-          <w:bCs/>
         </w:rPr>
         <w:t xml:space="preserve">Long-press an event row</w:t>
       </w:r>
@@ -3387,21 +3809,30 @@
       <w:r>
         <w:rPr>
           <w:b/>
-          <w:bCs/>
-        </w:rPr>
-        <w:t xml:space="preserve">“…”</w:t>
+        </w:rPr>
+        <w:t xml:space="preserve">“</w:t>
       </w:r>
       <w:r>
         <w:rPr>
           <w:b/>
-          <w:bCs/>
-        </w:rPr>
-        <w:t xml:space="preserve"> </w:t>
+        </w:rPr>
+        <w:t xml:space="preserve">…</w:t>
       </w:r>
       <w:r>
         <w:rPr>
           <w:b/>
-          <w:bCs/>
+        </w:rPr>
+        <w:t xml:space="preserve">”</w:t>
+      </w:r>
+      <w:r>
+        <w:rPr>
+          <w:b/>
+        </w:rPr>
+        <w:t xml:space="preserve"> </w:t>
+      </w:r>
+      <w:r>
+        <w:rPr>
+          <w:b/>
         </w:rPr>
         <w:t xml:space="preserve">kebab on the event row</w:t>
       </w:r>
@@ -3415,7 +3846,13 @@
         <w:t xml:space="preserve"> </w:t>
       </w:r>
       <w:r>
-        <w:t xml:space="preserve">“Set as primary.”</w:t>
+        <w:t xml:space="preserve">“</w:t>
+      </w:r>
+      <w:r>
+        <w:t xml:space="preserve">Set as primary.</w:t>
+      </w:r>
+      <w:r>
+        <w:t xml:space="preserve">”</w:t>
       </w:r>
       <w:r>
         <w:t xml:space="preserve"> </w:t>
@@ -3431,7 +3868,6 @@
       <w:r>
         <w:rPr>
           <w:b/>
-          <w:bCs/>
         </w:rPr>
         <w:t xml:space="preserve">Removed from prior chrome spec (2026-05-14):</w:t>
       </w:r>
@@ -3447,7 +3883,6 @@
       <w:r>
         <w:rPr>
           <w:b/>
-          <w:bCs/>
         </w:rPr>
         <w:t xml:space="preserve">Token wallet pill.</w:t>
       </w:r>
@@ -3461,7 +3896,13 @@
         <w:t xml:space="preserve"> </w:t>
       </w:r>
       <w:r>
-        <w:t xml:space="preserve">“Wallet”</w:t>
+        <w:t xml:space="preserve">“</w:t>
+      </w:r>
+      <w:r>
+        <w:t xml:space="preserve">Wallet</w:t>
+      </w:r>
+      <w:r>
+        <w:t xml:space="preserve">”</w:t>
       </w:r>
       <w:r>
         <w:t xml:space="preserve"> </w:t>
@@ -3481,7 +3922,6 @@
       <w:r>
         <w:rPr>
           <w:b/>
-          <w:bCs/>
         </w:rPr>
         <w:t xml:space="preserve">Event name + date as a top-strip pill on mobile.</w:t>
       </w:r>
@@ -3499,7 +3939,6 @@
       <w:r>
         <w:rPr>
           <w:b/>
-          <w:bCs/>
         </w:rPr>
         <w:t xml:space="preserve">Deferred to V1.1:</w:t>
       </w:r>
@@ -3515,7 +3954,6 @@
       <w:r>
         <w:rPr>
           <w:b/>
-          <w:bCs/>
         </w:rPr>
         <w:t xml:space="preserve">bell + feed</w:t>
       </w:r>
@@ -3533,7 +3971,6 @@
       <w:r>
         <w:rPr>
           <w:b/>
-          <w:bCs/>
         </w:rPr>
         <w:t xml:space="preserve">Bottom of screen (mobile) / left sidebar (desktop) — the four tabs:</w:t>
       </w:r>
@@ -3541,9 +3978,8 @@
     <w:tbl>
       <w:tblPr>
         <w:tblStyle w:val="Table"/>
-        <w:tblW w:type="pct" w:w="5000"/>
-        <w:tblLayout w:type="fixed"/>
-        <w:tblLook w:firstRow="1" w:lastRow="0" w:firstColumn="0" w:lastColumn="0" w:noHBand="0" w:noVBand="0" w:val="0020"/>
+        <w:tblW w:type="pct" w:w="5000.0"/>
+        <w:tblLook w:firstRow="1"/>
       </w:tblPr>
       <w:tblGrid>
         <w:gridCol w:w="2640"/>
@@ -3552,13 +3988,19 @@
       </w:tblGrid>
       <w:tr>
         <w:trPr>
-          <w:tblHeader w:val="on"/>
+          <w:cnfStyle w:firstRow="1"/>
         </w:trPr>
         <w:tc>
-          <w:tcPr/>
-          <w:p>
-            <w:pPr>
-              <w:pStyle w:val="Compact"/>
+          <w:tcPr>
+            <w:tcBorders>
+              <w:bottom w:val="single"/>
+            </w:tcBorders>
+            <w:vAlign w:val="bottom"/>
+          </w:tcPr>
+          <w:p>
+            <w:pPr>
+              <w:pStyle w:val="Compact"/>
+              <w:jc w:val="left"/>
             </w:pPr>
             <w:r>
               <w:t xml:space="preserve">Tab</w:t>
@@ -3566,10 +4008,16 @@
           </w:p>
         </w:tc>
         <w:tc>
-          <w:tcPr/>
-          <w:p>
-            <w:pPr>
-              <w:pStyle w:val="Compact"/>
+          <w:tcPr>
+            <w:tcBorders>
+              <w:bottom w:val="single"/>
+            </w:tcBorders>
+            <w:vAlign w:val="bottom"/>
+          </w:tcPr>
+          <w:p>
+            <w:pPr>
+              <w:pStyle w:val="Compact"/>
+              <w:jc w:val="left"/>
             </w:pPr>
             <w:r>
               <w:t xml:space="preserve">Icon</w:t>
@@ -3577,10 +4025,16 @@
           </w:p>
         </w:tc>
         <w:tc>
-          <w:tcPr/>
-          <w:p>
-            <w:pPr>
-              <w:pStyle w:val="Compact"/>
+          <w:tcPr>
+            <w:tcBorders>
+              <w:bottom w:val="single"/>
+            </w:tcBorders>
+            <w:vAlign w:val="bottom"/>
+          </w:tcPr>
+          <w:p>
+            <w:pPr>
+              <w:pStyle w:val="Compact"/>
+              <w:jc w:val="left"/>
             </w:pPr>
             <w:r>
               <w:t xml:space="preserve">What’s inside</w:t>
@@ -3590,25 +4044,24 @@
       </w:tr>
       <w:tr>
         <w:tc>
-          <w:tcPr/>
-          <w:p>
-            <w:pPr>
-              <w:pStyle w:val="Compact"/>
+          <w:p>
+            <w:pPr>
+              <w:pStyle w:val="Compact"/>
+              <w:jc w:val="left"/>
             </w:pPr>
             <w:r>
               <w:rPr>
                 <w:b/>
-                <w:bCs/>
               </w:rPr>
               <w:t xml:space="preserve">Guest List</w:t>
             </w:r>
           </w:p>
         </w:tc>
         <w:tc>
-          <w:tcPr/>
-          <w:p>
-            <w:pPr>
-              <w:pStyle w:val="Compact"/>
+          <w:p>
+            <w:pPr>
+              <w:pStyle w:val="Compact"/>
+              <w:jc w:val="left"/>
             </w:pPr>
             <w:r>
               <w:t xml:space="preserve">👥</w:t>
@@ -3616,10 +4069,10 @@
           </w:p>
         </w:tc>
         <w:tc>
-          <w:tcPr/>
-          <w:p>
-            <w:pPr>
-              <w:pStyle w:val="Compact"/>
+          <w:p>
+            <w:pPr>
+              <w:pStyle w:val="Compact"/>
+              <w:jc w:val="left"/>
             </w:pPr>
             <w:r>
               <w:t xml:space="preserve">Everything about your guests — the list, your invitation site, place cards, seating chart.</w:t>
@@ -3629,25 +4082,24 @@
       </w:tr>
       <w:tr>
         <w:tc>
-          <w:tcPr/>
-          <w:p>
-            <w:pPr>
-              <w:pStyle w:val="Compact"/>
+          <w:p>
+            <w:pPr>
+              <w:pStyle w:val="Compact"/>
+              <w:jc w:val="left"/>
             </w:pPr>
             <w:r>
               <w:rPr>
                 <w:b/>
-                <w:bCs/>
               </w:rPr>
               <w:t xml:space="preserve">Vendors</w:t>
             </w:r>
           </w:p>
         </w:tc>
         <w:tc>
-          <w:tcPr/>
-          <w:p>
-            <w:pPr>
-              <w:pStyle w:val="Compact"/>
+          <w:p>
+            <w:pPr>
+              <w:pStyle w:val="Compact"/>
+              <w:jc w:val="left"/>
             </w:pPr>
             <w:r>
               <w:t xml:space="preserve">💼</w:t>
@@ -3655,10 +4107,10 @@
           </w:p>
         </w:tc>
         <w:tc>
-          <w:tcPr/>
-          <w:p>
-            <w:pPr>
-              <w:pStyle w:val="Compact"/>
+          <w:p>
+            <w:pPr>
+              <w:pStyle w:val="Compact"/>
+              <w:jc w:val="left"/>
             </w:pPr>
             <w:r>
               <w:t xml:space="preserve">Your vendor list and your budget.</w:t>
@@ -3668,25 +4120,24 @@
       </w:tr>
       <w:tr>
         <w:tc>
-          <w:tcPr/>
-          <w:p>
-            <w:pPr>
-              <w:pStyle w:val="Compact"/>
+          <w:p>
+            <w:pPr>
+              <w:pStyle w:val="Compact"/>
+              <w:jc w:val="left"/>
             </w:pPr>
             <w:r>
               <w:rPr>
                 <w:b/>
-                <w:bCs/>
               </w:rPr>
               <w:t xml:space="preserve">Schedule</w:t>
             </w:r>
           </w:p>
         </w:tc>
         <w:tc>
-          <w:tcPr/>
-          <w:p>
-            <w:pPr>
-              <w:pStyle w:val="Compact"/>
+          <w:p>
+            <w:pPr>
+              <w:pStyle w:val="Compact"/>
+              <w:jc w:val="left"/>
             </w:pPr>
             <w:r>
               <w:t xml:space="preserve">📅</w:t>
@@ -3694,10 +4145,10 @@
           </w:p>
         </w:tc>
         <w:tc>
-          <w:tcPr/>
-          <w:p>
-            <w:pPr>
-              <w:pStyle w:val="Compact"/>
+          <w:p>
+            <w:pPr>
+              <w:pStyle w:val="Compact"/>
+              <w:jc w:val="left"/>
             </w:pPr>
             <w:r>
               <w:t xml:space="preserve">One calendar view for everything time-based — meetings, payment deadlines, your event-day timeline.</w:t>
@@ -3707,25 +4158,24 @@
       </w:tr>
       <w:tr>
         <w:tc>
-          <w:tcPr/>
-          <w:p>
-            <w:pPr>
-              <w:pStyle w:val="Compact"/>
+          <w:p>
+            <w:pPr>
+              <w:pStyle w:val="Compact"/>
+              <w:jc w:val="left"/>
             </w:pPr>
             <w:r>
               <w:rPr>
                 <w:b/>
-                <w:bCs/>
               </w:rPr>
               <w:t xml:space="preserve">Add-ons</w:t>
             </w:r>
           </w:p>
         </w:tc>
         <w:tc>
-          <w:tcPr/>
-          <w:p>
-            <w:pPr>
-              <w:pStyle w:val="Compact"/>
+          <w:p>
+            <w:pPr>
+              <w:pStyle w:val="Compact"/>
+              <w:jc w:val="left"/>
             </w:pPr>
             <w:r>
               <w:t xml:space="preserve">✨</w:t>
@@ -3733,10 +4183,10 @@
           </w:p>
         </w:tc>
         <w:tc>
-          <w:tcPr/>
-          <w:p>
-            <w:pPr>
-              <w:pStyle w:val="Compact"/>
+          <w:p>
+            <w:pPr>
+              <w:pStyle w:val="Compact"/>
+              <w:jc w:val="left"/>
             </w:pPr>
             <w:r>
               <w:t xml:space="preserve">All the paid Setnayan features — Panood, Papic, Mood Board, Photo Delivery, LED, Wallet.</w:t>
@@ -3760,25 +4210,25 @@
         </w:pict>
       </w:r>
     </w:p>
-    <w:bookmarkEnd w:id="16"/>
-    <w:bookmarkEnd w:id="17"/>
-    <w:bookmarkStart w:id="22" w:name="the-four-tabs-in-detail"/>
     <w:p>
       <w:pPr>
         <w:pStyle w:val="Heading2"/>
       </w:pPr>
+      <w:bookmarkStart w:id="31" w:name="the-four-tabs-in-detail"/>
       <w:r>
         <w:t xml:space="preserve">The four tabs in detail</w:t>
       </w:r>
-    </w:p>
-    <w:bookmarkStart w:id="18" w:name="guest-list-tab"/>
+      <w:bookmarkEnd w:id="31"/>
+    </w:p>
     <w:p>
       <w:pPr>
         <w:pStyle w:val="Heading3"/>
       </w:pPr>
+      <w:bookmarkStart w:id="32" w:name="guest-list-tab"/>
       <w:r>
         <w:t xml:space="preserve">Guest List tab</w:t>
       </w:r>
+      <w:bookmarkEnd w:id="32"/>
     </w:p>
     <w:p>
       <w:pPr>
@@ -3803,23 +4253,25 @@
     <w:tbl>
       <w:tblPr>
         <w:tblStyle w:val="Table"/>
-        <w:tblW w:type="auto" w:w="0"/>
-        <w:tblLook w:firstRow="1" w:lastRow="0" w:firstColumn="0" w:lastColumn="0" w:noHBand="0" w:noVBand="0" w:val="0020"/>
+        <w:tblW w:type="pct" w:w="0.0"/>
+        <w:tblLook w:firstRow="1"/>
       </w:tblPr>
-      <w:tblGrid>
-        <w:gridCol w:w="2640"/>
-        <w:gridCol w:w="2640"/>
-        <w:gridCol w:w="2640"/>
-      </w:tblGrid>
+      <w:tblGrid/>
       <w:tr>
         <w:trPr>
-          <w:tblHeader w:val="on"/>
+          <w:cnfStyle w:firstRow="1"/>
         </w:trPr>
         <w:tc>
-          <w:tcPr/>
-          <w:p>
-            <w:pPr>
-              <w:pStyle w:val="Compact"/>
+          <w:tcPr>
+            <w:tcBorders>
+              <w:bottom w:val="single"/>
+            </w:tcBorders>
+            <w:vAlign w:val="bottom"/>
+          </w:tcPr>
+          <w:p>
+            <w:pPr>
+              <w:pStyle w:val="Compact"/>
+              <w:jc w:val="left"/>
             </w:pPr>
             <w:r>
               <w:t xml:space="preserve">Sub-section</w:t>
@@ -3827,10 +4279,16 @@
           </w:p>
         </w:tc>
         <w:tc>
-          <w:tcPr/>
-          <w:p>
-            <w:pPr>
-              <w:pStyle w:val="Compact"/>
+          <w:tcPr>
+            <w:tcBorders>
+              <w:bottom w:val="single"/>
+            </w:tcBorders>
+            <w:vAlign w:val="bottom"/>
+          </w:tcPr>
+          <w:p>
+            <w:pPr>
+              <w:pStyle w:val="Compact"/>
+              <w:jc w:val="left"/>
             </w:pPr>
             <w:r>
               <w:t xml:space="preserve">URL</w:t>
@@ -3838,10 +4296,16 @@
           </w:p>
         </w:tc>
         <w:tc>
-          <w:tcPr/>
-          <w:p>
-            <w:pPr>
-              <w:pStyle w:val="Compact"/>
+          <w:tcPr>
+            <w:tcBorders>
+              <w:bottom w:val="single"/>
+            </w:tcBorders>
+            <w:vAlign w:val="bottom"/>
+          </w:tcPr>
+          <w:p>
+            <w:pPr>
+              <w:pStyle w:val="Compact"/>
+              <w:jc w:val="left"/>
             </w:pPr>
             <w:r>
               <w:t xml:space="preserve">Owned by</w:t>
@@ -3851,10 +4315,10 @@
       </w:tr>
       <w:tr>
         <w:tc>
-          <w:tcPr/>
-          <w:p>
-            <w:pPr>
-              <w:pStyle w:val="Compact"/>
+          <w:p>
+            <w:pPr>
+              <w:pStyle w:val="Compact"/>
+              <w:jc w:val="left"/>
             </w:pPr>
             <w:r>
               <w:t xml:space="preserve">Guests</w:t>
@@ -3862,10 +4326,10 @@
           </w:p>
         </w:tc>
         <w:tc>
-          <w:tcPr/>
-          <w:p>
-            <w:pPr>
-              <w:pStyle w:val="Compact"/>
+          <w:p>
+            <w:pPr>
+              <w:pStyle w:val="Compact"/>
+              <w:jc w:val="left"/>
             </w:pPr>
             <w:r>
               <w:rPr>
@@ -3876,10 +4340,10 @@
           </w:p>
         </w:tc>
         <w:tc>
-          <w:tcPr/>
-          <w:p>
-            <w:pPr>
-              <w:pStyle w:val="Compact"/>
+          <w:p>
+            <w:pPr>
+              <w:pStyle w:val="Compact"/>
+              <w:jc w:val="left"/>
             </w:pPr>
             <w:r>
               <w:t xml:space="preserve">0001</w:t>
@@ -3889,10 +4353,10 @@
       </w:tr>
       <w:tr>
         <w:tc>
-          <w:tcPr/>
-          <w:p>
-            <w:pPr>
-              <w:pStyle w:val="Compact"/>
+          <w:p>
+            <w:pPr>
+              <w:pStyle w:val="Compact"/>
+              <w:jc w:val="left"/>
             </w:pPr>
             <w:r>
               <w:t xml:space="preserve">Invitation Site</w:t>
@@ -3900,10 +4364,10 @@
           </w:p>
         </w:tc>
         <w:tc>
-          <w:tcPr/>
-          <w:p>
-            <w:pPr>
-              <w:pStyle w:val="Compact"/>
+          <w:p>
+            <w:pPr>
+              <w:pStyle w:val="Compact"/>
+              <w:jc w:val="left"/>
             </w:pPr>
             <w:r>
               <w:rPr>
@@ -3914,10 +4378,10 @@
           </w:p>
         </w:tc>
         <w:tc>
-          <w:tcPr/>
-          <w:p>
-            <w:pPr>
-              <w:pStyle w:val="Compact"/>
+          <w:p>
+            <w:pPr>
+              <w:pStyle w:val="Compact"/>
+              <w:jc w:val="left"/>
             </w:pPr>
             <w:r>
               <w:t xml:space="preserve">0002 + 0004</w:t>
@@ -3927,10 +4391,10 @@
       </w:tr>
       <w:tr>
         <w:tc>
-          <w:tcPr/>
-          <w:p>
-            <w:pPr>
-              <w:pStyle w:val="Compact"/>
+          <w:p>
+            <w:pPr>
+              <w:pStyle w:val="Compact"/>
+              <w:jc w:val="left"/>
             </w:pPr>
             <w:r>
               <w:t xml:space="preserve">Seating Chart</w:t>
@@ -3938,10 +4402,10 @@
           </w:p>
         </w:tc>
         <w:tc>
-          <w:tcPr/>
-          <w:p>
-            <w:pPr>
-              <w:pStyle w:val="Compact"/>
+          <w:p>
+            <w:pPr>
+              <w:pStyle w:val="Compact"/>
+              <w:jc w:val="left"/>
             </w:pPr>
             <w:r>
               <w:rPr>
@@ -3952,10 +4416,10 @@
           </w:p>
         </w:tc>
         <w:tc>
-          <w:tcPr/>
-          <w:p>
-            <w:pPr>
-              <w:pStyle w:val="Compact"/>
+          <w:p>
+            <w:pPr>
+              <w:pStyle w:val="Compact"/>
+              <w:jc w:val="left"/>
             </w:pPr>
             <w:r>
               <w:t xml:space="preserve">0008</w:t>
@@ -3972,15 +4436,15 @@
         <w:t xml:space="preserve">Default landing inside the tab = Guests (the most common task).</w:t>
       </w:r>
     </w:p>
-    <w:bookmarkEnd w:id="18"/>
-    <w:bookmarkStart w:id="19" w:name="vendors-tab"/>
     <w:p>
       <w:pPr>
         <w:pStyle w:val="Heading3"/>
       </w:pPr>
+      <w:bookmarkStart w:id="33" w:name="vendors-tab"/>
       <w:r>
         <w:t xml:space="preserve">Vendors tab</w:t>
       </w:r>
+      <w:bookmarkEnd w:id="33"/>
     </w:p>
     <w:p>
       <w:pPr>
@@ -3993,23 +4457,25 @@
     <w:tbl>
       <w:tblPr>
         <w:tblStyle w:val="Table"/>
-        <w:tblW w:type="auto" w:w="0"/>
-        <w:tblLook w:firstRow="1" w:lastRow="0" w:firstColumn="0" w:lastColumn="0" w:noHBand="0" w:noVBand="0" w:val="0020"/>
+        <w:tblW w:type="pct" w:w="0.0"/>
+        <w:tblLook w:firstRow="1"/>
       </w:tblPr>
-      <w:tblGrid>
-        <w:gridCol w:w="2640"/>
-        <w:gridCol w:w="2640"/>
-        <w:gridCol w:w="2640"/>
-      </w:tblGrid>
+      <w:tblGrid/>
       <w:tr>
         <w:trPr>
-          <w:tblHeader w:val="on"/>
+          <w:cnfStyle w:firstRow="1"/>
         </w:trPr>
         <w:tc>
-          <w:tcPr/>
-          <w:p>
-            <w:pPr>
-              <w:pStyle w:val="Compact"/>
+          <w:tcPr>
+            <w:tcBorders>
+              <w:bottom w:val="single"/>
+            </w:tcBorders>
+            <w:vAlign w:val="bottom"/>
+          </w:tcPr>
+          <w:p>
+            <w:pPr>
+              <w:pStyle w:val="Compact"/>
+              <w:jc w:val="left"/>
             </w:pPr>
             <w:r>
               <w:t xml:space="preserve">Sub-section</w:t>
@@ -4017,10 +4483,16 @@
           </w:p>
         </w:tc>
         <w:tc>
-          <w:tcPr/>
-          <w:p>
-            <w:pPr>
-              <w:pStyle w:val="Compact"/>
+          <w:tcPr>
+            <w:tcBorders>
+              <w:bottom w:val="single"/>
+            </w:tcBorders>
+            <w:vAlign w:val="bottom"/>
+          </w:tcPr>
+          <w:p>
+            <w:pPr>
+              <w:pStyle w:val="Compact"/>
+              <w:jc w:val="left"/>
             </w:pPr>
             <w:r>
               <w:t xml:space="preserve">URL</w:t>
@@ -4028,10 +4500,16 @@
           </w:p>
         </w:tc>
         <w:tc>
-          <w:tcPr/>
-          <w:p>
-            <w:pPr>
-              <w:pStyle w:val="Compact"/>
+          <w:tcPr>
+            <w:tcBorders>
+              <w:bottom w:val="single"/>
+            </w:tcBorders>
+            <w:vAlign w:val="bottom"/>
+          </w:tcPr>
+          <w:p>
+            <w:pPr>
+              <w:pStyle w:val="Compact"/>
+              <w:jc w:val="left"/>
             </w:pPr>
             <w:r>
               <w:t xml:space="preserve">Owned by</w:t>
@@ -4041,10 +4519,10 @@
       </w:tr>
       <w:tr>
         <w:tc>
-          <w:tcPr/>
-          <w:p>
-            <w:pPr>
-              <w:pStyle w:val="Compact"/>
+          <w:p>
+            <w:pPr>
+              <w:pStyle w:val="Compact"/>
+              <w:jc w:val="left"/>
             </w:pPr>
             <w:r>
               <w:t xml:space="preserve">Vendor List</w:t>
@@ -4052,10 +4530,10 @@
           </w:p>
         </w:tc>
         <w:tc>
-          <w:tcPr/>
-          <w:p>
-            <w:pPr>
-              <w:pStyle w:val="Compact"/>
+          <w:p>
+            <w:pPr>
+              <w:pStyle w:val="Compact"/>
+              <w:jc w:val="left"/>
             </w:pPr>
             <w:r>
               <w:rPr>
@@ -4066,10 +4544,10 @@
           </w:p>
         </w:tc>
         <w:tc>
-          <w:tcPr/>
-          <w:p>
-            <w:pPr>
-              <w:pStyle w:val="Compact"/>
+          <w:p>
+            <w:pPr>
+              <w:pStyle w:val="Compact"/>
+              <w:jc w:val="left"/>
             </w:pPr>
             <w:r>
               <w:t xml:space="preserve">0006</w:t>
@@ -4079,10 +4557,10 @@
       </w:tr>
       <w:tr>
         <w:tc>
-          <w:tcPr/>
-          <w:p>
-            <w:pPr>
-              <w:pStyle w:val="Compact"/>
+          <w:p>
+            <w:pPr>
+              <w:pStyle w:val="Compact"/>
+              <w:jc w:val="left"/>
             </w:pPr>
             <w:r>
               <w:t xml:space="preserve">Budget</w:t>
@@ -4090,10 +4568,10 @@
           </w:p>
         </w:tc>
         <w:tc>
-          <w:tcPr/>
-          <w:p>
-            <w:pPr>
-              <w:pStyle w:val="Compact"/>
+          <w:p>
+            <w:pPr>
+              <w:pStyle w:val="Compact"/>
+              <w:jc w:val="left"/>
             </w:pPr>
             <w:r>
               <w:rPr>
@@ -4104,10 +4582,10 @@
           </w:p>
         </w:tc>
         <w:tc>
-          <w:tcPr/>
-          <w:p>
-            <w:pPr>
-              <w:pStyle w:val="Compact"/>
+          <w:p>
+            <w:pPr>
+              <w:pStyle w:val="Compact"/>
+              <w:jc w:val="left"/>
             </w:pPr>
             <w:r>
               <w:t xml:space="preserve">0007</w:t>
@@ -4124,15 +4602,15 @@
         <w:t xml:space="preserve">Default landing = Vendor List.</w:t>
       </w:r>
     </w:p>
-    <w:bookmarkEnd w:id="19"/>
-    <w:bookmarkStart w:id="20" w:name="schedule-tab"/>
     <w:p>
       <w:pPr>
         <w:pStyle w:val="Heading3"/>
       </w:pPr>
+      <w:bookmarkStart w:id="34" w:name="schedule-tab"/>
       <w:r>
         <w:t xml:space="preserve">Schedule tab</w:t>
       </w:r>
+      <w:bookmarkEnd w:id="34"/>
     </w:p>
     <w:p>
       <w:pPr>
@@ -4159,7 +4637,6 @@
       <w:r>
         <w:rPr>
           <w:b/>
-          <w:bCs/>
         </w:rPr>
         <w:t xml:space="preserve">new surface</w:t>
       </w:r>
@@ -4172,16 +4649,15 @@
     </w:p>
     <w:p>
       <w:pPr>
-        <w:pStyle w:val="Compact"/>
         <w:numPr>
           <w:ilvl w:val="0"/>
           <w:numId w:val="1003"/>
         </w:numPr>
+        <w:pStyle w:val="Compact"/>
       </w:pPr>
       <w:r>
         <w:rPr>
           <w:b/>
-          <w:bCs/>
         </w:rPr>
         <w:t xml:space="preserve">Vendor meetings</w:t>
       </w:r>
@@ -4209,16 +4685,15 @@
     </w:p>
     <w:p>
       <w:pPr>
-        <w:pStyle w:val="Compact"/>
         <w:numPr>
           <w:ilvl w:val="0"/>
           <w:numId w:val="1003"/>
         </w:numPr>
+        <w:pStyle w:val="Compact"/>
       </w:pPr>
       <w:r>
         <w:rPr>
           <w:b/>
-          <w:bCs/>
         </w:rPr>
         <w:t xml:space="preserve">Payment deadlines</w:t>
       </w:r>
@@ -4243,16 +4718,15 @@
     </w:p>
     <w:p>
       <w:pPr>
-        <w:pStyle w:val="Compact"/>
         <w:numPr>
           <w:ilvl w:val="0"/>
           <w:numId w:val="1003"/>
         </w:numPr>
+        <w:pStyle w:val="Compact"/>
       </w:pPr>
       <w:r>
         <w:rPr>
           <w:b/>
-          <w:bCs/>
         </w:rPr>
         <w:t xml:space="preserve">Event-day timeline</w:t>
       </w:r>
@@ -4329,7 +4803,13 @@
         <w:t xml:space="preserve"> </w:t>
       </w:r>
       <w:r>
-        <w:t xml:space="preserve">“Subscribe to calendar”</w:t>
+        <w:t xml:space="preserve">“</w:t>
+      </w:r>
+      <w:r>
+        <w:t xml:space="preserve">Subscribe to calendar</w:t>
+      </w:r>
+      <w:r>
+        <w:t xml:space="preserve">”</w:t>
       </w:r>
       <w:r>
         <w:t xml:space="preserve"> </w:t>
@@ -4338,15 +4818,15 @@
         <w:t xml:space="preserve">button that exposes it.</w:t>
       </w:r>
     </w:p>
-    <w:bookmarkEnd w:id="20"/>
-    <w:bookmarkStart w:id="21" w:name="add-ons-tab"/>
     <w:p>
       <w:pPr>
         <w:pStyle w:val="Heading3"/>
       </w:pPr>
+      <w:bookmarkStart w:id="35" w:name="add-ons-tab"/>
       <w:r>
         <w:t xml:space="preserve">Add-ons tab</w:t>
       </w:r>
+      <w:bookmarkEnd w:id="35"/>
     </w:p>
     <w:p>
       <w:pPr>
@@ -4479,7 +4959,6 @@
       <w:r>
         <w:rPr>
           <w:b/>
-          <w:bCs/>
         </w:rPr>
         <w:t xml:space="preserve">Service name + icon</w:t>
       </w:r>
@@ -4495,7 +4974,6 @@
       <w:r>
         <w:rPr>
           <w:b/>
-          <w:bCs/>
         </w:rPr>
         <w:t xml:space="preserve">Current state</w:t>
       </w:r>
@@ -4509,7 +4987,13 @@
         <w:t xml:space="preserve"> </w:t>
       </w:r>
       <w:r>
-        <w:t xml:space="preserve">“not yet bought”</w:t>
+        <w:t xml:space="preserve">“</w:t>
+      </w:r>
+      <w:r>
+        <w:t xml:space="preserve">not yet bought</w:t>
+      </w:r>
+      <w:r>
+        <w:t xml:space="preserve">”</w:t>
       </w:r>
       <w:r>
         <w:t xml:space="preserve">)</w:t>
@@ -4526,7 +5010,6 @@
       <w:r>
         <w:rPr>
           <w:b/>
-          <w:bCs/>
         </w:rPr>
         <w:t xml:space="preserve">One primary action</w:t>
       </w:r>
@@ -4548,24 +5031,25 @@
     <w:tbl>
       <w:tblPr>
         <w:tblStyle w:val="Table"/>
-        <w:tblW w:type="pct" w:w="5000"/>
-        <w:tblLayout w:type="fixed"/>
-        <w:tblLook w:firstRow="1" w:lastRow="0" w:firstColumn="0" w:lastColumn="0" w:noHBand="0" w:noVBand="0" w:val="0020"/>
+        <w:tblW w:type="pct" w:w="0.0"/>
+        <w:tblLook w:firstRow="1"/>
       </w:tblPr>
-      <w:tblGrid>
-        <w:gridCol w:w="2640"/>
-        <w:gridCol w:w="2640"/>
-        <w:gridCol w:w="2640"/>
-      </w:tblGrid>
+      <w:tblGrid/>
       <w:tr>
         <w:trPr>
-          <w:tblHeader w:val="on"/>
+          <w:cnfStyle w:firstRow="1"/>
         </w:trPr>
         <w:tc>
-          <w:tcPr/>
-          <w:p>
-            <w:pPr>
-              <w:pStyle w:val="Compact"/>
+          <w:tcPr>
+            <w:tcBorders>
+              <w:bottom w:val="single"/>
+            </w:tcBorders>
+            <w:vAlign w:val="bottom"/>
+          </w:tcPr>
+          <w:p>
+            <w:pPr>
+              <w:pStyle w:val="Compact"/>
+              <w:jc w:val="left"/>
             </w:pPr>
             <w:r>
               <w:t xml:space="preserve">Service</w:t>
@@ -4573,10 +5057,16 @@
           </w:p>
         </w:tc>
         <w:tc>
-          <w:tcPr/>
-          <w:p>
-            <w:pPr>
-              <w:pStyle w:val="Compact"/>
+          <w:tcPr>
+            <w:tcBorders>
+              <w:bottom w:val="single"/>
+            </w:tcBorders>
+            <w:vAlign w:val="bottom"/>
+          </w:tcPr>
+          <w:p>
+            <w:pPr>
+              <w:pStyle w:val="Compact"/>
+              <w:jc w:val="left"/>
             </w:pPr>
             <w:r>
               <w:t xml:space="preserve">URL</w:t>
@@ -4584,10 +5074,16 @@
           </w:p>
         </w:tc>
         <w:tc>
-          <w:tcPr/>
-          <w:p>
-            <w:pPr>
-              <w:pStyle w:val="Compact"/>
+          <w:tcPr>
+            <w:tcBorders>
+              <w:bottom w:val="single"/>
+            </w:tcBorders>
+            <w:vAlign w:val="bottom"/>
+          </w:tcPr>
+          <w:p>
+            <w:pPr>
+              <w:pStyle w:val="Compact"/>
+              <w:jc w:val="left"/>
             </w:pPr>
             <w:r>
               <w:t xml:space="preserve">Owned by</w:t>
@@ -4597,10 +5093,10 @@
       </w:tr>
       <w:tr>
         <w:tc>
-          <w:tcPr/>
-          <w:p>
-            <w:pPr>
-              <w:pStyle w:val="Compact"/>
+          <w:p>
+            <w:pPr>
+              <w:pStyle w:val="Compact"/>
+              <w:jc w:val="left"/>
             </w:pPr>
             <w:r>
               <w:t xml:space="preserve">Wallet</w:t>
@@ -4608,10 +5104,10 @@
           </w:p>
         </w:tc>
         <w:tc>
-          <w:tcPr/>
-          <w:p>
-            <w:pPr>
-              <w:pStyle w:val="Compact"/>
+          <w:p>
+            <w:pPr>
+              <w:pStyle w:val="Compact"/>
+              <w:jc w:val="left"/>
             </w:pPr>
             <w:r>
               <w:rPr>
@@ -4622,10 +5118,10 @@
           </w:p>
         </w:tc>
         <w:tc>
-          <w:tcPr/>
-          <w:p>
-            <w:pPr>
-              <w:pStyle w:val="Compact"/>
+          <w:p>
+            <w:pPr>
+              <w:pStyle w:val="Compact"/>
+              <w:jc w:val="left"/>
             </w:pPr>
             <w:r>
               <w:t xml:space="preserve">0003</w:t>
@@ -4635,10 +5131,10 @@
       </w:tr>
       <w:tr>
         <w:tc>
-          <w:tcPr/>
-          <w:p>
-            <w:pPr>
-              <w:pStyle w:val="Compact"/>
+          <w:p>
+            <w:pPr>
+              <w:pStyle w:val="Compact"/>
+              <w:jc w:val="left"/>
             </w:pPr>
             <w:r>
               <w:t xml:space="preserve">Mood Board</w:t>
@@ -4646,10 +5142,10 @@
           </w:p>
         </w:tc>
         <w:tc>
-          <w:tcPr/>
-          <w:p>
-            <w:pPr>
-              <w:pStyle w:val="Compact"/>
+          <w:p>
+            <w:pPr>
+              <w:pStyle w:val="Compact"/>
+              <w:jc w:val="left"/>
             </w:pPr>
             <w:r>
               <w:rPr>
@@ -4660,10 +5156,10 @@
           </w:p>
         </w:tc>
         <w:tc>
-          <w:tcPr/>
-          <w:p>
-            <w:pPr>
-              <w:pStyle w:val="Compact"/>
+          <w:p>
+            <w:pPr>
+              <w:pStyle w:val="Compact"/>
+              <w:jc w:val="left"/>
             </w:pPr>
             <w:r>
               <w:t xml:space="preserve">0010</w:t>
@@ -4673,10 +5169,10 @@
       </w:tr>
       <w:tr>
         <w:tc>
-          <w:tcPr/>
-          <w:p>
-            <w:pPr>
-              <w:pStyle w:val="Compact"/>
+          <w:p>
+            <w:pPr>
+              <w:pStyle w:val="Compact"/>
+              <w:jc w:val="left"/>
             </w:pPr>
             <w:r>
               <w:t xml:space="preserve">LED Background</w:t>
@@ -4684,10 +5180,10 @@
           </w:p>
         </w:tc>
         <w:tc>
-          <w:tcPr/>
-          <w:p>
-            <w:pPr>
-              <w:pStyle w:val="Compact"/>
+          <w:p>
+            <w:pPr>
+              <w:pStyle w:val="Compact"/>
+              <w:jc w:val="left"/>
             </w:pPr>
             <w:r>
               <w:rPr>
@@ -4698,10 +5194,10 @@
           </w:p>
         </w:tc>
         <w:tc>
-          <w:tcPr/>
-          <w:p>
-            <w:pPr>
-              <w:pStyle w:val="Compact"/>
+          <w:p>
+            <w:pPr>
+              <w:pStyle w:val="Compact"/>
+              <w:jc w:val="left"/>
             </w:pPr>
             <w:r>
               <w:t xml:space="preserve">0005</w:t>
@@ -4711,10 +5207,10 @@
       </w:tr>
       <w:tr>
         <w:tc>
-          <w:tcPr/>
-          <w:p>
-            <w:pPr>
-              <w:pStyle w:val="Compact"/>
+          <w:p>
+            <w:pPr>
+              <w:pStyle w:val="Compact"/>
+              <w:jc w:val="left"/>
             </w:pPr>
             <w:r>
               <w:t xml:space="preserve">Photo Delivery</w:t>
@@ -4722,10 +5218,10 @@
           </w:p>
         </w:tc>
         <w:tc>
-          <w:tcPr/>
-          <w:p>
-            <w:pPr>
-              <w:pStyle w:val="Compact"/>
+          <w:p>
+            <w:pPr>
+              <w:pStyle w:val="Compact"/>
+              <w:jc w:val="left"/>
             </w:pPr>
             <w:r>
               <w:rPr>
@@ -4736,10 +5232,10 @@
           </w:p>
         </w:tc>
         <w:tc>
-          <w:tcPr/>
-          <w:p>
-            <w:pPr>
-              <w:pStyle w:val="Compact"/>
+          <w:p>
+            <w:pPr>
+              <w:pStyle w:val="Compact"/>
+              <w:jc w:val="left"/>
             </w:pPr>
             <w:r>
               <w:t xml:space="preserve">0009</w:t>
@@ -4749,10 +5245,10 @@
       </w:tr>
       <w:tr>
         <w:tc>
-          <w:tcPr/>
-          <w:p>
-            <w:pPr>
-              <w:pStyle w:val="Compact"/>
+          <w:p>
+            <w:pPr>
+              <w:pStyle w:val="Compact"/>
+              <w:jc w:val="left"/>
             </w:pPr>
             <w:r>
               <w:t xml:space="preserve">Panood</w:t>
@@ -4760,10 +5256,10 @@
           </w:p>
         </w:tc>
         <w:tc>
-          <w:tcPr/>
-          <w:p>
-            <w:pPr>
-              <w:pStyle w:val="Compact"/>
+          <w:p>
+            <w:pPr>
+              <w:pStyle w:val="Compact"/>
+              <w:jc w:val="left"/>
             </w:pPr>
             <w:r>
               <w:rPr>
@@ -4774,10 +5270,10 @@
           </w:p>
         </w:tc>
         <w:tc>
-          <w:tcPr/>
-          <w:p>
-            <w:pPr>
-              <w:pStyle w:val="Compact"/>
+          <w:p>
+            <w:pPr>
+              <w:pStyle w:val="Compact"/>
+              <w:jc w:val="left"/>
             </w:pPr>
             <w:r>
               <w:t xml:space="preserve">0011</w:t>
@@ -4787,10 +5283,10 @@
       </w:tr>
       <w:tr>
         <w:tc>
-          <w:tcPr/>
-          <w:p>
-            <w:pPr>
-              <w:pStyle w:val="Compact"/>
+          <w:p>
+            <w:pPr>
+              <w:pStyle w:val="Compact"/>
+              <w:jc w:val="left"/>
             </w:pPr>
             <w:r>
               <w:t xml:space="preserve">Papic</w:t>
@@ -4798,10 +5294,10 @@
           </w:p>
         </w:tc>
         <w:tc>
-          <w:tcPr/>
-          <w:p>
-            <w:pPr>
-              <w:pStyle w:val="Compact"/>
+          <w:p>
+            <w:pPr>
+              <w:pStyle w:val="Compact"/>
+              <w:jc w:val="left"/>
             </w:pPr>
             <w:r>
               <w:rPr>
@@ -4812,10 +5308,10 @@
           </w:p>
         </w:tc>
         <w:tc>
-          <w:tcPr/>
-          <w:p>
-            <w:pPr>
-              <w:pStyle w:val="Compact"/>
+          <w:p>
+            <w:pPr>
+              <w:pStyle w:val="Compact"/>
+              <w:jc w:val="left"/>
             </w:pPr>
             <w:r>
               <w:t xml:space="preserve">0012</w:t>
@@ -4839,16 +5335,15 @@
         </w:pict>
       </w:r>
     </w:p>
-    <w:bookmarkEnd w:id="21"/>
-    <w:bookmarkEnd w:id="22"/>
-    <w:bookmarkStart w:id="23" w:name="profile-settings"/>
     <w:p>
       <w:pPr>
         <w:pStyle w:val="Heading2"/>
       </w:pPr>
+      <w:bookmarkStart w:id="36" w:name="profile-settings"/>
       <w:r>
         <w:t xml:space="preserve">Profile + Settings</w:t>
       </w:r>
+      <w:bookmarkEnd w:id="36"/>
     </w:p>
     <w:p>
       <w:pPr>
@@ -4905,7 +5400,13 @@
         <w:t xml:space="preserve"> </w:t>
       </w:r>
       <w:r>
-        <w:t xml:space="preserve">“Make this event primary”</w:t>
+        <w:t xml:space="preserve">“</w:t>
+      </w:r>
+      <w:r>
+        <w:t xml:space="preserve">Make this event primary</w:t>
+      </w:r>
+      <w:r>
+        <w:t xml:space="preserve">”</w:t>
       </w:r>
       <w:r>
         <w:t xml:space="preserve"> </w:t>
@@ -4941,15 +5442,15 @@
         </w:pict>
       </w:r>
     </w:p>
-    <w:bookmarkEnd w:id="23"/>
-    <w:bookmarkStart w:id="24" w:name="url-pattern-locked"/>
     <w:p>
       <w:pPr>
         <w:pStyle w:val="Heading2"/>
       </w:pPr>
+      <w:bookmarkStart w:id="37" w:name="url-pattern-locked"/>
       <w:r>
         <w:t xml:space="preserve">URL pattern (locked)</w:t>
       </w:r>
+      <w:bookmarkEnd w:id="37"/>
     </w:p>
     <w:p>
       <w:pPr>
@@ -4962,9 +5463,8 @@
     <w:tbl>
       <w:tblPr>
         <w:tblStyle w:val="Table"/>
-        <w:tblW w:type="pct" w:w="5000"/>
-        <w:tblLayout w:type="fixed"/>
-        <w:tblLook w:firstRow="1" w:lastRow="0" w:firstColumn="0" w:lastColumn="0" w:noHBand="0" w:noVBand="0" w:val="0020"/>
+        <w:tblW w:type="pct" w:w="5000.0"/>
+        <w:tblLook w:firstRow="1"/>
       </w:tblPr>
       <w:tblGrid>
         <w:gridCol w:w="3960"/>
@@ -4972,13 +5472,19 @@
       </w:tblGrid>
       <w:tr>
         <w:trPr>
-          <w:tblHeader w:val="on"/>
+          <w:cnfStyle w:firstRow="1"/>
         </w:trPr>
         <w:tc>
-          <w:tcPr/>
-          <w:p>
-            <w:pPr>
-              <w:pStyle w:val="Compact"/>
+          <w:tcPr>
+            <w:tcBorders>
+              <w:bottom w:val="single"/>
+            </w:tcBorders>
+            <w:vAlign w:val="bottom"/>
+          </w:tcPr>
+          <w:p>
+            <w:pPr>
+              <w:pStyle w:val="Compact"/>
+              <w:jc w:val="left"/>
             </w:pPr>
             <w:r>
               <w:t xml:space="preserve">Pattern</w:t>
@@ -4986,10 +5492,16 @@
           </w:p>
         </w:tc>
         <w:tc>
-          <w:tcPr/>
-          <w:p>
-            <w:pPr>
-              <w:pStyle w:val="Compact"/>
+          <w:tcPr>
+            <w:tcBorders>
+              <w:bottom w:val="single"/>
+            </w:tcBorders>
+            <w:vAlign w:val="bottom"/>
+          </w:tcPr>
+          <w:p>
+            <w:pPr>
+              <w:pStyle w:val="Compact"/>
+              <w:jc w:val="left"/>
             </w:pPr>
             <w:r>
               <w:t xml:space="preserve">Meaning</w:t>
@@ -4999,10 +5511,10 @@
       </w:tr>
       <w:tr>
         <w:tc>
-          <w:tcPr/>
-          <w:p>
-            <w:pPr>
-              <w:pStyle w:val="Compact"/>
+          <w:p>
+            <w:pPr>
+              <w:pStyle w:val="Compact"/>
+              <w:jc w:val="left"/>
             </w:pPr>
             <w:r>
               <w:rPr>
@@ -5013,10 +5525,10 @@
           </w:p>
         </w:tc>
         <w:tc>
-          <w:tcPr/>
-          <w:p>
-            <w:pPr>
-              <w:pStyle w:val="Compact"/>
+          <w:p>
+            <w:pPr>
+              <w:pStyle w:val="Compact"/>
+              <w:jc w:val="left"/>
             </w:pPr>
             <w:r>
               <w:t xml:space="preserve">Sign-in screen</w:t>
@@ -5026,10 +5538,10 @@
       </w:tr>
       <w:tr>
         <w:tc>
-          <w:tcPr/>
-          <w:p>
-            <w:pPr>
-              <w:pStyle w:val="Compact"/>
+          <w:p>
+            <w:pPr>
+              <w:pStyle w:val="Compact"/>
+              <w:jc w:val="left"/>
             </w:pPr>
             <w:r>
               <w:rPr>
@@ -5040,10 +5552,10 @@
           </w:p>
         </w:tc>
         <w:tc>
-          <w:tcPr/>
-          <w:p>
-            <w:pPr>
-              <w:pStyle w:val="Compact"/>
+          <w:p>
+            <w:pPr>
+              <w:pStyle w:val="Compact"/>
+              <w:jc w:val="left"/>
             </w:pPr>
             <w:r>
               <w:t xml:space="preserve">Top-level (event picker if 2+ events; auto-redirect if 1 event)</w:t>
@@ -5053,10 +5565,10 @@
       </w:tr>
       <w:tr>
         <w:tc>
-          <w:tcPr/>
-          <w:p>
-            <w:pPr>
-              <w:pStyle w:val="Compact"/>
+          <w:p>
+            <w:pPr>
+              <w:pStyle w:val="Compact"/>
+              <w:jc w:val="left"/>
             </w:pPr>
             <w:r>
               <w:rPr>
@@ -5067,10 +5579,10 @@
           </w:p>
         </w:tc>
         <w:tc>
-          <w:tcPr/>
-          <w:p>
-            <w:pPr>
-              <w:pStyle w:val="Compact"/>
+          <w:p>
+            <w:pPr>
+              <w:pStyle w:val="Compact"/>
+              <w:jc w:val="left"/>
             </w:pPr>
             <w:r>
               <w:t xml:space="preserve">Profile + Settings (couple-level, no event scope)</w:t>
@@ -5080,10 +5592,10 @@
       </w:tr>
       <w:tr>
         <w:tc>
-          <w:tcPr/>
-          <w:p>
-            <w:pPr>
-              <w:pStyle w:val="Compact"/>
+          <w:p>
+            <w:pPr>
+              <w:pStyle w:val="Compact"/>
+              <w:jc w:val="left"/>
             </w:pPr>
             <w:r>
               <w:rPr>
@@ -5094,10 +5606,10 @@
           </w:p>
         </w:tc>
         <w:tc>
-          <w:tcPr/>
-          <w:p>
-            <w:pPr>
-              <w:pStyle w:val="Compact"/>
+          <w:p>
+            <w:pPr>
+              <w:pStyle w:val="Compact"/>
+              <w:jc w:val="left"/>
             </w:pPr>
             <w:r>
               <w:t xml:space="preserve">Event home — auto-redirects to the Guest List tab’s default sub-page</w:t>
@@ -5107,10 +5619,10 @@
       </w:tr>
       <w:tr>
         <w:tc>
-          <w:tcPr/>
-          <w:p>
-            <w:pPr>
-              <w:pStyle w:val="Compact"/>
+          <w:p>
+            <w:pPr>
+              <w:pStyle w:val="Compact"/>
+              <w:jc w:val="left"/>
             </w:pPr>
             <w:r>
               <w:rPr>
@@ -5121,10 +5633,10 @@
           </w:p>
         </w:tc>
         <w:tc>
-          <w:tcPr/>
-          <w:p>
-            <w:pPr>
-              <w:pStyle w:val="Compact"/>
+          <w:p>
+            <w:pPr>
+              <w:pStyle w:val="Compact"/>
+              <w:jc w:val="left"/>
             </w:pPr>
             <w:r>
               <w:t xml:space="preserve">Any tab’s sub-page (events/vendors/schedule/services/…)</w:t>
@@ -5134,10 +5646,10 @@
       </w:tr>
       <w:tr>
         <w:tc>
-          <w:tcPr/>
-          <w:p>
-            <w:pPr>
-              <w:pStyle w:val="Compact"/>
+          <w:p>
+            <w:pPr>
+              <w:pStyle w:val="Compact"/>
+              <w:jc w:val="left"/>
             </w:pPr>
             <w:r>
               <w:rPr>
@@ -5148,10 +5660,10 @@
           </w:p>
         </w:tc>
         <w:tc>
-          <w:tcPr/>
-          <w:p>
-            <w:pPr>
-              <w:pStyle w:val="Compact"/>
+          <w:p>
+            <w:pPr>
+              <w:pStyle w:val="Compact"/>
+              <w:jc w:val="left"/>
             </w:pPr>
             <w:r>
               <w:t xml:space="preserve">A specific In-App Service’s detail page</w:t>
@@ -5161,10 +5673,10 @@
       </w:tr>
       <w:tr>
         <w:tc>
-          <w:tcPr/>
-          <w:p>
-            <w:pPr>
-              <w:pStyle w:val="Compact"/>
+          <w:p>
+            <w:pPr>
+              <w:pStyle w:val="Compact"/>
+              <w:jc w:val="left"/>
             </w:pPr>
             <w:r>
               <w:rPr>
@@ -5175,10 +5687,10 @@
           </w:p>
         </w:tc>
         <w:tc>
-          <w:tcPr/>
-          <w:p>
-            <w:pPr>
-              <w:pStyle w:val="Compact"/>
+          <w:p>
+            <w:pPr>
+              <w:pStyle w:val="Compact"/>
+              <w:jc w:val="left"/>
             </w:pPr>
             <w:r>
               <w:t xml:space="preserve">Guest-facing personal invitation site (existing, owned by 0002)</w:t>
@@ -5188,10 +5700,10 @@
       </w:tr>
       <w:tr>
         <w:tc>
-          <w:tcPr/>
-          <w:p>
-            <w:pPr>
-              <w:pStyle w:val="Compact"/>
+          <w:p>
+            <w:pPr>
+              <w:pStyle w:val="Compact"/>
+              <w:jc w:val="left"/>
             </w:pPr>
             <w:r>
               <w:rPr>
@@ -5202,10 +5714,10 @@
           </w:p>
         </w:tc>
         <w:tc>
-          <w:tcPr/>
-          <w:p>
-            <w:pPr>
-              <w:pStyle w:val="Compact"/>
+          <w:p>
+            <w:pPr>
+              <w:pStyle w:val="Compact"/>
+              <w:jc w:val="left"/>
             </w:pPr>
             <w:r>
               <w:t xml:space="preserve">Hosted LED background playback (existing, owned by 0005)</w:t>
@@ -5253,15 +5765,15 @@
         </w:pict>
       </w:r>
     </w:p>
-    <w:bookmarkEnd w:id="24"/>
-    <w:bookmarkStart w:id="30" w:name="schema-changes"/>
     <w:p>
       <w:pPr>
         <w:pStyle w:val="Heading2"/>
       </w:pPr>
+      <w:bookmarkStart w:id="38" w:name="schema-changes"/>
       <w:r>
         <w:t xml:space="preserve">Schema changes</w:t>
       </w:r>
+      <w:bookmarkEnd w:id="38"/>
     </w:p>
     <w:p>
       <w:pPr>
@@ -5286,11 +5798,11 @@
         <w:t xml:space="preserve">table, plus three new tables.</w:t>
       </w:r>
     </w:p>
-    <w:bookmarkStart w:id="25" w:name="X54e20861a7ae0d52e9e4b6b0b078181efe21f65"/>
     <w:p>
       <w:pPr>
         <w:pStyle w:val="Heading3"/>
       </w:pPr>
+      <w:bookmarkStart w:id="39" w:name="X54e20861a7ae0d52e9e4b6b0b078181efe21f65"/>
       <w:r>
         <w:t xml:space="preserve">Three columns on</w:t>
       </w:r>
@@ -5309,6 +5821,7 @@
       <w:r>
         <w:t xml:space="preserve">(existing table from 0001)</w:t>
       </w:r>
+      <w:bookmarkEnd w:id="39"/>
     </w:p>
     <w:p>
       <w:pPr>
@@ -5836,12 +6349,11 @@
         <w:t xml:space="preserve">; the other six values are reserved for future iterations.</w:t>
       </w:r>
     </w:p>
-    <w:bookmarkEnd w:id="25"/>
-    <w:bookmarkStart w:id="26" w:name="X1e498a36d6ad20d820350ac32bb74897ec33ed3"/>
     <w:p>
       <w:pPr>
         <w:pStyle w:val="Heading3"/>
       </w:pPr>
+      <w:bookmarkStart w:id="40" w:name="X1e498a36d6ad20d820350ac32bb74897ec33ed3"/>
       <w:r>
         <w:t xml:space="preserve">One new</w:t>
       </w:r>
@@ -5860,6 +6372,7 @@
       <w:r>
         <w:t xml:space="preserve">table (universal Setnayan account)</w:t>
       </w:r>
+      <w:bookmarkEnd w:id="40"/>
     </w:p>
     <w:p>
       <w:pPr>
@@ -6542,21 +7055,18 @@
         <w:rPr>
           <w:rStyle w:val="VerbatimChar"/>
           <w:b/>
-          <w:bCs/>
         </w:rPr>
         <w:t xml:space="preserve">account_type</w:t>
       </w:r>
       <w:r>
         <w:rPr>
           <w:b/>
-          <w:bCs/>
         </w:rPr>
         <w:t xml:space="preserve"> </w:t>
       </w:r>
       <w:r>
         <w:rPr>
           <w:b/>
-          <w:bCs/>
         </w:rPr>
         <w:t xml:space="preserve">— locked 2026-05-12.</w:t>
       </w:r>
@@ -6711,7 +7221,13 @@
         <w:t xml:space="preserve"> </w:t>
       </w:r>
       <w:r>
-        <w:t xml:space="preserve">“Switch view”</w:t>
+        <w:t xml:space="preserve">“</w:t>
+      </w:r>
+      <w:r>
+        <w:t xml:space="preserve">Switch view</w:t>
+      </w:r>
+      <w:r>
+        <w:t xml:space="preserve">”</w:t>
       </w:r>
       <w:r>
         <w:t xml:space="preserve"> </w:t>
@@ -6735,12 +7251,11 @@
         <w:t xml:space="preserve">row stays single-valued.</w:t>
       </w:r>
     </w:p>
-    <w:bookmarkEnd w:id="26"/>
-    <w:bookmarkStart w:id="27" w:name="Xde449ab7416d859b642cb8c84c01dba56ea9b23"/>
     <w:p>
       <w:pPr>
         <w:pStyle w:val="Heading3"/>
       </w:pPr>
+      <w:bookmarkStart w:id="41" w:name="Xde449ab7416d859b642cb8c84c01dba56ea9b23"/>
       <w:r>
         <w:t xml:space="preserve">One new</w:t>
       </w:r>
@@ -6759,6 +7274,7 @@
       <w:r>
         <w:t xml:space="preserve">table (per-event QR)</w:t>
       </w:r>
+      <w:bookmarkEnd w:id="41"/>
     </w:p>
     <w:p>
       <w:pPr>
@@ -6994,12 +7510,11 @@
         <w:t xml:space="preserve">. Couples can rotate the token from event settings if it gets shared somewhere they didn’t intend.</w:t>
       </w:r>
     </w:p>
-    <w:bookmarkEnd w:id="27"/>
-    <w:bookmarkStart w:id="28" w:name="X0a75f095ca689ee6cd8790d51c50e9015708fad"/>
     <w:p>
       <w:pPr>
         <w:pStyle w:val="Heading3"/>
       </w:pPr>
+      <w:bookmarkStart w:id="42" w:name="X0a75f095ca689ee6cd8790d51c50e9015708fad"/>
       <w:r>
         <w:t xml:space="preserve">One new</w:t>
       </w:r>
@@ -7018,6 +7533,7 @@
       <w:r>
         <w:t xml:space="preserve">table (account ↔ event link)</w:t>
       </w:r>
+      <w:bookmarkEnd w:id="42"/>
     </w:p>
     <w:p>
       <w:pPr>
@@ -7592,15 +8108,15 @@
         <w:t xml:space="preserve">. (V1 stops here for vendors — no vendor-facing dashboard yet.)</w:t>
       </w:r>
     </w:p>
-    <w:bookmarkEnd w:id="28"/>
-    <w:bookmarkStart w:id="29" w:name="the-auto-jump-query"/>
     <w:p>
       <w:pPr>
         <w:pStyle w:val="Heading3"/>
       </w:pPr>
+      <w:bookmarkStart w:id="43" w:name="the-auto-jump-query"/>
       <w:r>
         <w:t xml:space="preserve">The auto-jump query</w:t>
       </w:r>
+      <w:bookmarkEnd w:id="43"/>
     </w:p>
     <w:p>
       <w:pPr>
@@ -7889,16 +8405,15 @@
         </w:pict>
       </w:r>
     </w:p>
-    <w:bookmarkEnd w:id="29"/>
-    <w:bookmarkEnd w:id="30"/>
-    <w:bookmarkStart w:id="31" w:name="builds-on-consumes"/>
     <w:p>
       <w:pPr>
         <w:pStyle w:val="Heading2"/>
       </w:pPr>
+      <w:bookmarkStart w:id="44" w:name="builds-on-consumes"/>
       <w:r>
         <w:t xml:space="preserve">Builds on (consumes)</w:t>
       </w:r>
+      <w:bookmarkEnd w:id="44"/>
     </w:p>
     <w:p>
       <w:pPr>
@@ -7911,9 +8426,8 @@
     <w:tbl>
       <w:tblPr>
         <w:tblStyle w:val="Table"/>
-        <w:tblW w:type="pct" w:w="5000"/>
-        <w:tblLayout w:type="fixed"/>
-        <w:tblLook w:firstRow="1" w:lastRow="0" w:firstColumn="0" w:lastColumn="0" w:noHBand="0" w:noVBand="0" w:val="0020"/>
+        <w:tblW w:type="pct" w:w="5000.0"/>
+        <w:tblLook w:firstRow="1"/>
       </w:tblPr>
       <w:tblGrid>
         <w:gridCol w:w="3960"/>
@@ -7921,13 +8435,19 @@
       </w:tblGrid>
       <w:tr>
         <w:trPr>
-          <w:tblHeader w:val="on"/>
+          <w:cnfStyle w:firstRow="1"/>
         </w:trPr>
         <w:tc>
-          <w:tcPr/>
-          <w:p>
-            <w:pPr>
-              <w:pStyle w:val="Compact"/>
+          <w:tcPr>
+            <w:tcBorders>
+              <w:bottom w:val="single"/>
+            </w:tcBorders>
+            <w:vAlign w:val="bottom"/>
+          </w:tcPr>
+          <w:p>
+            <w:pPr>
+              <w:pStyle w:val="Compact"/>
+              <w:jc w:val="left"/>
             </w:pPr>
             <w:r>
               <w:t xml:space="preserve">From</w:t>
@@ -7935,10 +8455,16 @@
           </w:p>
         </w:tc>
         <w:tc>
-          <w:tcPr/>
-          <w:p>
-            <w:pPr>
-              <w:pStyle w:val="Compact"/>
+          <w:tcPr>
+            <w:tcBorders>
+              <w:bottom w:val="single"/>
+            </w:tcBorders>
+            <w:vAlign w:val="bottom"/>
+          </w:tcPr>
+          <w:p>
+            <w:pPr>
+              <w:pStyle w:val="Compact"/>
+              <w:jc w:val="left"/>
             </w:pPr>
             <w:r>
               <w:t xml:space="preserve">What 0000 needs</w:t>
@@ -7948,10 +8474,10 @@
       </w:tr>
       <w:tr>
         <w:tc>
-          <w:tcPr/>
-          <w:p>
-            <w:pPr>
-              <w:pStyle w:val="Compact"/>
+          <w:p>
+            <w:pPr>
+              <w:pStyle w:val="Compact"/>
+              <w:jc w:val="left"/>
             </w:pPr>
             <w:r>
               <w:t xml:space="preserve">Existing platform</w:t>
@@ -7959,10 +8485,10 @@
           </w:p>
         </w:tc>
         <w:tc>
-          <w:tcPr/>
-          <w:p>
-            <w:pPr>
-              <w:pStyle w:val="Compact"/>
+          <w:p>
+            <w:pPr>
+              <w:pStyle w:val="Compact"/>
+              <w:jc w:val="left"/>
             </w:pPr>
             <w:r>
               <w:t xml:space="preserve">Authentication primitives (email magic-link sender, password reset, session cookies)</w:t>
@@ -7972,10 +8498,10 @@
       </w:tr>
       <w:tr>
         <w:tc>
-          <w:tcPr/>
-          <w:p>
-            <w:pPr>
-              <w:pStyle w:val="Compact"/>
+          <w:p>
+            <w:pPr>
+              <w:pStyle w:val="Compact"/>
+              <w:jc w:val="left"/>
             </w:pPr>
             <w:r>
               <w:t xml:space="preserve">0001</w:t>
@@ -7983,10 +8509,10 @@
           </w:p>
         </w:tc>
         <w:tc>
-          <w:tcPr/>
-          <w:p>
-            <w:pPr>
-              <w:pStyle w:val="Compact"/>
+          <w:p>
+            <w:pPr>
+              <w:pStyle w:val="Compact"/>
+              <w:jc w:val="left"/>
             </w:pPr>
             <w:r>
               <w:t xml:space="preserve">The</w:t>
@@ -8040,22 +8566,21 @@
         </w:pict>
       </w:r>
     </w:p>
-    <w:bookmarkEnd w:id="31"/>
-    <w:bookmarkStart w:id="32" w:name="Xfb6b4a853506021177c0356ab7282c567cd3c10"/>
     <w:p>
       <w:pPr>
         <w:pStyle w:val="Heading2"/>
       </w:pPr>
+      <w:bookmarkStart w:id="45" w:name="Xfb6b4a853506021177c0356ab7282c567cd3c10"/>
       <w:r>
         <w:t xml:space="preserve">Provides (every other iteration consumes 0000)</w:t>
       </w:r>
+      <w:bookmarkEnd w:id="45"/>
     </w:p>
     <w:tbl>
       <w:tblPr>
         <w:tblStyle w:val="Table"/>
-        <w:tblW w:type="pct" w:w="5000"/>
-        <w:tblLayout w:type="fixed"/>
-        <w:tblLook w:firstRow="1" w:lastRow="0" w:firstColumn="0" w:lastColumn="0" w:noHBand="0" w:noVBand="0" w:val="0020"/>
+        <w:tblW w:type="pct" w:w="5000.0"/>
+        <w:tblLook w:firstRow="1"/>
       </w:tblPr>
       <w:tblGrid>
         <w:gridCol w:w="3960"/>
@@ -8063,13 +8588,19 @@
       </w:tblGrid>
       <w:tr>
         <w:trPr>
-          <w:tblHeader w:val="on"/>
+          <w:cnfStyle w:firstRow="1"/>
         </w:trPr>
         <w:tc>
-          <w:tcPr/>
-          <w:p>
-            <w:pPr>
-              <w:pStyle w:val="Compact"/>
+          <w:tcPr>
+            <w:tcBorders>
+              <w:bottom w:val="single"/>
+            </w:tcBorders>
+            <w:vAlign w:val="bottom"/>
+          </w:tcPr>
+          <w:p>
+            <w:pPr>
+              <w:pStyle w:val="Compact"/>
+              <w:jc w:val="left"/>
             </w:pPr>
             <w:r>
               <w:t xml:space="preserve">To</w:t>
@@ -8077,10 +8608,16 @@
           </w:p>
         </w:tc>
         <w:tc>
-          <w:tcPr/>
-          <w:p>
-            <w:pPr>
-              <w:pStyle w:val="Compact"/>
+          <w:tcPr>
+            <w:tcBorders>
+              <w:bottom w:val="single"/>
+            </w:tcBorders>
+            <w:vAlign w:val="bottom"/>
+          </w:tcPr>
+          <w:p>
+            <w:pPr>
+              <w:pStyle w:val="Compact"/>
+              <w:jc w:val="left"/>
             </w:pPr>
             <w:r>
               <w:t xml:space="preserve">What 0000 publishes</w:t>
@@ -8090,10 +8627,10 @@
       </w:tr>
       <w:tr>
         <w:tc>
-          <w:tcPr/>
-          <w:p>
-            <w:pPr>
-              <w:pStyle w:val="Compact"/>
+          <w:p>
+            <w:pPr>
+              <w:pStyle w:val="Compact"/>
+              <w:jc w:val="left"/>
             </w:pPr>
             <w:r>
               <w:t xml:space="preserve">0001</w:t>
@@ -8101,10 +8638,10 @@
           </w:p>
         </w:tc>
         <w:tc>
-          <w:tcPr/>
-          <w:p>
-            <w:pPr>
-              <w:pStyle w:val="Compact"/>
+          <w:p>
+            <w:pPr>
+              <w:pStyle w:val="Compact"/>
+              <w:jc w:val="left"/>
             </w:pPr>
             <w:r>
               <w:t xml:space="preserve">Dashboard chrome (top bar with event pill + wallet + avatar), bottom-nav routing,</w:t>
@@ -8113,7 +8650,13 @@
               <w:t xml:space="preserve"> </w:t>
             </w:r>
             <w:r>
-              <w:t xml:space="preserve">“Guest List”</w:t>
+              <w:t xml:space="preserve">“</w:t>
+            </w:r>
+            <w:r>
+              <w:t xml:space="preserve">Guest List</w:t>
+            </w:r>
+            <w:r>
+              <w:t xml:space="preserve">”</w:t>
             </w:r>
             <w:r>
               <w:t xml:space="preserve"> </w:t>
@@ -8126,10 +8669,10 @@
       </w:tr>
       <w:tr>
         <w:tc>
-          <w:tcPr/>
-          <w:p>
-            <w:pPr>
-              <w:pStyle w:val="Compact"/>
+          <w:p>
+            <w:pPr>
+              <w:pStyle w:val="Compact"/>
+              <w:jc w:val="left"/>
             </w:pPr>
             <w:r>
               <w:t xml:space="preserve">0002</w:t>
@@ -8137,10 +8680,10 @@
           </w:p>
         </w:tc>
         <w:tc>
-          <w:tcPr/>
-          <w:p>
-            <w:pPr>
-              <w:pStyle w:val="Compact"/>
+          <w:p>
+            <w:pPr>
+              <w:pStyle w:val="Compact"/>
+              <w:jc w:val="left"/>
             </w:pPr>
             <w:r>
               <w:t xml:space="preserve">Routes the guest QR admin and the invitation site editor under the Guest List tab.</w:t>
@@ -8150,10 +8693,10 @@
       </w:tr>
       <w:tr>
         <w:tc>
-          <w:tcPr/>
-          <w:p>
-            <w:pPr>
-              <w:pStyle w:val="Compact"/>
+          <w:p>
+            <w:pPr>
+              <w:pStyle w:val="Compact"/>
+              <w:jc w:val="left"/>
             </w:pPr>
             <w:r>
               <w:t xml:space="preserve">0003</w:t>
@@ -8161,10 +8704,10 @@
           </w:p>
         </w:tc>
         <w:tc>
-          <w:tcPr/>
-          <w:p>
-            <w:pPr>
-              <w:pStyle w:val="Compact"/>
+          <w:p>
+            <w:pPr>
+              <w:pStyle w:val="Compact"/>
+              <w:jc w:val="left"/>
             </w:pPr>
             <w:r>
               <w:t xml:space="preserve">Wallet pill in the chrome (links to wallet panel inside the Add-ons tab). Receipt history page is also reachable from the wallet panel.</w:t>
@@ -8174,10 +8717,10 @@
       </w:tr>
       <w:tr>
         <w:tc>
-          <w:tcPr/>
-          <w:p>
-            <w:pPr>
-              <w:pStyle w:val="Compact"/>
+          <w:p>
+            <w:pPr>
+              <w:pStyle w:val="Compact"/>
+              <w:jc w:val="left"/>
             </w:pPr>
             <w:r>
               <w:t xml:space="preserve">0004</w:t>
@@ -8185,10 +8728,10 @@
           </w:p>
         </w:tc>
         <w:tc>
-          <w:tcPr/>
-          <w:p>
-            <w:pPr>
-              <w:pStyle w:val="Compact"/>
+          <w:p>
+            <w:pPr>
+              <w:pStyle w:val="Compact"/>
+              <w:jc w:val="left"/>
             </w:pPr>
             <w:r>
               <w:t xml:space="preserve">Routes the invitation widget editor under the Guest List tab.</w:t>
@@ -8198,10 +8741,10 @@
       </w:tr>
       <w:tr>
         <w:tc>
-          <w:tcPr/>
-          <w:p>
-            <w:pPr>
-              <w:pStyle w:val="Compact"/>
+          <w:p>
+            <w:pPr>
+              <w:pStyle w:val="Compact"/>
+              <w:jc w:val="left"/>
             </w:pPr>
             <w:r>
               <w:t xml:space="preserve">0005</w:t>
@@ -8209,10 +8752,10 @@
           </w:p>
         </w:tc>
         <w:tc>
-          <w:tcPr/>
-          <w:p>
-            <w:pPr>
-              <w:pStyle w:val="Compact"/>
+          <w:p>
+            <w:pPr>
+              <w:pStyle w:val="Compact"/>
+              <w:jc w:val="left"/>
             </w:pPr>
             <w:r>
               <w:t xml:space="preserve">Adds a Services launcher card; routes the LED editor under the Add-ons tab.</w:t>
@@ -8222,10 +8765,10 @@
       </w:tr>
       <w:tr>
         <w:tc>
-          <w:tcPr/>
-          <w:p>
-            <w:pPr>
-              <w:pStyle w:val="Compact"/>
+          <w:p>
+            <w:pPr>
+              <w:pStyle w:val="Compact"/>
+              <w:jc w:val="left"/>
             </w:pPr>
             <w:r>
               <w:t xml:space="preserve">0006</w:t>
@@ -8233,10 +8776,10 @@
           </w:p>
         </w:tc>
         <w:tc>
-          <w:tcPr/>
-          <w:p>
-            <w:pPr>
-              <w:pStyle w:val="Compact"/>
+          <w:p>
+            <w:pPr>
+              <w:pStyle w:val="Compact"/>
+              <w:jc w:val="left"/>
             </w:pPr>
             <w:r>
               <w:t xml:space="preserve">Routes the vendor registry under the Vendors tab. Publishes</w:t>
@@ -8261,10 +8804,10 @@
       </w:tr>
       <w:tr>
         <w:tc>
-          <w:tcPr/>
-          <w:p>
-            <w:pPr>
-              <w:pStyle w:val="Compact"/>
+          <w:p>
+            <w:pPr>
+              <w:pStyle w:val="Compact"/>
+              <w:jc w:val="left"/>
             </w:pPr>
             <w:r>
               <w:t xml:space="preserve">0007</w:t>
@@ -8272,10 +8815,10 @@
           </w:p>
         </w:tc>
         <w:tc>
-          <w:tcPr/>
-          <w:p>
-            <w:pPr>
-              <w:pStyle w:val="Compact"/>
+          <w:p>
+            <w:pPr>
+              <w:pStyle w:val="Compact"/>
+              <w:jc w:val="left"/>
             </w:pPr>
             <w:r>
               <w:t xml:space="preserve">Routes the budget panel under the Vendors tab. Publishes</w:t>
@@ -8300,10 +8843,10 @@
       </w:tr>
       <w:tr>
         <w:tc>
-          <w:tcPr/>
-          <w:p>
-            <w:pPr>
-              <w:pStyle w:val="Compact"/>
+          <w:p>
+            <w:pPr>
+              <w:pStyle w:val="Compact"/>
+              <w:jc w:val="left"/>
             </w:pPr>
             <w:r>
               <w:t xml:space="preserve">0008</w:t>
@@ -8311,10 +8854,10 @@
           </w:p>
         </w:tc>
         <w:tc>
-          <w:tcPr/>
-          <w:p>
-            <w:pPr>
-              <w:pStyle w:val="Compact"/>
+          <w:p>
+            <w:pPr>
+              <w:pStyle w:val="Compact"/>
+              <w:jc w:val="left"/>
             </w:pPr>
             <w:r>
               <w:t xml:space="preserve">Routes the seating chart under the Guest List tab.</w:t>
@@ -8324,10 +8867,10 @@
       </w:tr>
       <w:tr>
         <w:tc>
-          <w:tcPr/>
-          <w:p>
-            <w:pPr>
-              <w:pStyle w:val="Compact"/>
+          <w:p>
+            <w:pPr>
+              <w:pStyle w:val="Compact"/>
+              <w:jc w:val="left"/>
             </w:pPr>
             <w:r>
               <w:t xml:space="preserve">0009</w:t>
@@ -8335,10 +8878,10 @@
           </w:p>
         </w:tc>
         <w:tc>
-          <w:tcPr/>
-          <w:p>
-            <w:pPr>
-              <w:pStyle w:val="Compact"/>
+          <w:p>
+            <w:pPr>
+              <w:pStyle w:val="Compact"/>
+              <w:jc w:val="left"/>
             </w:pPr>
             <w:r>
               <w:t xml:space="preserve">Adds a Services launcher card; routes the photo delivery panel under the Add-ons tab.</w:t>
@@ -8348,10 +8891,10 @@
       </w:tr>
       <w:tr>
         <w:tc>
-          <w:tcPr/>
-          <w:p>
-            <w:pPr>
-              <w:pStyle w:val="Compact"/>
+          <w:p>
+            <w:pPr>
+              <w:pStyle w:val="Compact"/>
+              <w:jc w:val="left"/>
             </w:pPr>
             <w:r>
               <w:t xml:space="preserve">0010</w:t>
@@ -8359,10 +8902,10 @@
           </w:p>
         </w:tc>
         <w:tc>
-          <w:tcPr/>
-          <w:p>
-            <w:pPr>
-              <w:pStyle w:val="Compact"/>
+          <w:p>
+            <w:pPr>
+              <w:pStyle w:val="Compact"/>
+              <w:jc w:val="left"/>
             </w:pPr>
             <w:r>
               <w:t xml:space="preserve">Adds a Services launcher card; routes the mood board under the Add-ons tab.</w:t>
@@ -8372,10 +8915,10 @@
       </w:tr>
       <w:tr>
         <w:tc>
-          <w:tcPr/>
-          <w:p>
-            <w:pPr>
-              <w:pStyle w:val="Compact"/>
+          <w:p>
+            <w:pPr>
+              <w:pStyle w:val="Compact"/>
+              <w:jc w:val="left"/>
             </w:pPr>
             <w:r>
               <w:t xml:space="preserve">0011</w:t>
@@ -8383,10 +8926,10 @@
           </w:p>
         </w:tc>
         <w:tc>
-          <w:tcPr/>
-          <w:p>
-            <w:pPr>
-              <w:pStyle w:val="Compact"/>
+          <w:p>
+            <w:pPr>
+              <w:pStyle w:val="Compact"/>
+              <w:jc w:val="left"/>
             </w:pPr>
             <w:r>
               <w:t xml:space="preserve">Adds a Services launcher card; routes the live stream panel under the Add-ons tab.</w:t>
@@ -8396,10 +8939,10 @@
       </w:tr>
       <w:tr>
         <w:tc>
-          <w:tcPr/>
-          <w:p>
-            <w:pPr>
-              <w:pStyle w:val="Compact"/>
+          <w:p>
+            <w:pPr>
+              <w:pStyle w:val="Compact"/>
+              <w:jc w:val="left"/>
             </w:pPr>
             <w:r>
               <w:t xml:space="preserve">0012</w:t>
@@ -8407,10 +8950,10 @@
           </w:p>
         </w:tc>
         <w:tc>
-          <w:tcPr/>
-          <w:p>
-            <w:pPr>
-              <w:pStyle w:val="Compact"/>
+          <w:p>
+            <w:pPr>
+              <w:pStyle w:val="Compact"/>
+              <w:jc w:val="left"/>
             </w:pPr>
             <w:r>
               <w:t xml:space="preserve">Adds a Services launcher card; routes the couple-side gallery + seat purchase under the Add-ons tab.</w:t>
@@ -8449,15 +8992,15 @@
         </w:pict>
       </w:r>
     </w:p>
-    <w:bookmarkEnd w:id="32"/>
-    <w:bookmarkStart w:id="33" w:name="build-order"/>
     <w:p>
       <w:pPr>
         <w:pStyle w:val="Heading2"/>
       </w:pPr>
+      <w:bookmarkStart w:id="46" w:name="build-order"/>
       <w:r>
         <w:t xml:space="preserve">Build order</w:t>
       </w:r>
+      <w:bookmarkEnd w:id="46"/>
     </w:p>
     <w:p>
       <w:pPr>
@@ -8472,7 +9015,6 @@
       <w:r>
         <w:rPr>
           <w:b/>
-          <w:bCs/>
         </w:rPr>
         <w:t xml:space="preserve">Build 0000 first.</w:t>
       </w:r>
@@ -8485,16 +9027,15 @@
     </w:p>
     <w:p>
       <w:pPr>
-        <w:pStyle w:val="Compact"/>
         <w:numPr>
           <w:ilvl w:val="0"/>
           <w:numId w:val="1004"/>
         </w:numPr>
+        <w:pStyle w:val="Compact"/>
       </w:pPr>
       <w:r>
         <w:rPr>
           <w:b/>
-          <w:bCs/>
         </w:rPr>
         <w:t xml:space="preserve">Sprint 1</w:t>
       </w:r>
@@ -8507,16 +9048,15 @@
     </w:p>
     <w:p>
       <w:pPr>
-        <w:pStyle w:val="Compact"/>
         <w:numPr>
           <w:ilvl w:val="0"/>
           <w:numId w:val="1004"/>
         </w:numPr>
+        <w:pStyle w:val="Compact"/>
       </w:pPr>
       <w:r>
         <w:rPr>
           <w:b/>
-          <w:bCs/>
         </w:rPr>
         <w:t xml:space="preserve">Sprint 2</w:t>
       </w:r>
@@ -8586,16 +9126,15 @@
     </w:p>
     <w:p>
       <w:pPr>
-        <w:pStyle w:val="Compact"/>
         <w:numPr>
           <w:ilvl w:val="0"/>
           <w:numId w:val="1004"/>
         </w:numPr>
+        <w:pStyle w:val="Compact"/>
       </w:pPr>
       <w:r>
         <w:rPr>
           <w:b/>
-          <w:bCs/>
         </w:rPr>
         <w:t xml:space="preserve">Sprint 3</w:t>
       </w:r>
@@ -8617,16 +9156,15 @@
     </w:p>
     <w:p>
       <w:pPr>
-        <w:pStyle w:val="Compact"/>
         <w:numPr>
           <w:ilvl w:val="0"/>
           <w:numId w:val="1004"/>
         </w:numPr>
+        <w:pStyle w:val="Compact"/>
       </w:pPr>
       <w:r>
         <w:rPr>
           <w:b/>
-          <w:bCs/>
         </w:rPr>
         <w:t xml:space="preserve">Sprint 4</w:t>
       </w:r>
@@ -8639,16 +9177,15 @@
     </w:p>
     <w:p>
       <w:pPr>
-        <w:pStyle w:val="Compact"/>
         <w:numPr>
           <w:ilvl w:val="0"/>
           <w:numId w:val="1004"/>
         </w:numPr>
+        <w:pStyle w:val="Compact"/>
       </w:pPr>
       <w:r>
         <w:rPr>
           <w:b/>
-          <w:bCs/>
         </w:rPr>
         <w:t xml:space="preserve">Sprint 5</w:t>
       </w:r>
@@ -8697,16 +9234,15 @@
     </w:p>
     <w:p>
       <w:pPr>
-        <w:pStyle w:val="Compact"/>
         <w:numPr>
           <w:ilvl w:val="0"/>
           <w:numId w:val="1004"/>
         </w:numPr>
+        <w:pStyle w:val="Compact"/>
       </w:pPr>
       <w:r>
         <w:rPr>
           <w:b/>
-          <w:bCs/>
         </w:rPr>
         <w:t xml:space="preserve">Sprint 6</w:t>
       </w:r>
@@ -8719,16 +9255,15 @@
     </w:p>
     <w:p>
       <w:pPr>
-        <w:pStyle w:val="Compact"/>
         <w:numPr>
           <w:ilvl w:val="0"/>
           <w:numId w:val="1004"/>
         </w:numPr>
+        <w:pStyle w:val="Compact"/>
       </w:pPr>
       <w:r>
         <w:rPr>
           <w:b/>
-          <w:bCs/>
         </w:rPr>
         <w:t xml:space="preserve">Sprint 7</w:t>
       </w:r>
@@ -8741,16 +9276,15 @@
     </w:p>
     <w:p>
       <w:pPr>
-        <w:pStyle w:val="Compact"/>
         <w:numPr>
           <w:ilvl w:val="0"/>
           <w:numId w:val="1004"/>
         </w:numPr>
+        <w:pStyle w:val="Compact"/>
       </w:pPr>
       <w:r>
         <w:rPr>
           <w:b/>
-          <w:bCs/>
         </w:rPr>
         <w:t xml:space="preserve">Sprint 8</w:t>
       </w:r>
@@ -8776,15 +9310,15 @@
         </w:pict>
       </w:r>
     </w:p>
-    <w:bookmarkEnd w:id="33"/>
-    <w:bookmarkStart w:id="34" w:name="acceptance-criteria"/>
     <w:p>
       <w:pPr>
         <w:pStyle w:val="Heading2"/>
       </w:pPr>
+      <w:bookmarkStart w:id="47" w:name="acceptance-criteria"/>
       <w:r>
         <w:t xml:space="preserve">Acceptance criteria</w:t>
       </w:r>
+      <w:bookmarkEnd w:id="47"/>
     </w:p>
     <w:p>
       <w:pPr>
@@ -8796,12 +9330,18 @@
     </w:p>
     <w:p>
       <w:pPr>
-        <w:pStyle w:val="Compact"/>
         <w:numPr>
           <w:ilvl w:val="0"/>
           <w:numId w:val="1005"/>
         </w:numPr>
-      </w:pPr>
+        <w:pStyle w:val="Compact"/>
+      </w:pPr>
+      <w:r>
+        <w:t xml:space="preserve">☐</w:t>
+      </w:r>
+      <w:r>
+        <w:t xml:space="preserve"> </w:t>
+      </w:r>
       <w:r>
         <w:rPr>
           <w:rStyle w:val="VerbatimChar"/>
@@ -8871,584 +9411,879 @@
     </w:p>
     <w:p>
       <w:pPr>
+        <w:numPr>
+          <w:ilvl w:val="0"/>
+          <w:numId w:val="1005"/>
+        </w:numPr>
         <w:pStyle w:val="Compact"/>
+      </w:pPr>
+      <w:r>
+        <w:t xml:space="preserve">☐ Create-event flow shows all eleven event types as full-bleed hero-photo cards in a swipeable horizontal carousel (no infinite loop; arrows + dots assist on desktop);</w:t>
+      </w:r>
+      <w:r>
+        <w:t xml:space="preserve"> </w:t>
+      </w:r>
+      <w:r>
+        <w:t xml:space="preserve">“</w:t>
+      </w:r>
+      <w:r>
+        <w:t xml:space="preserve">Wedding</w:t>
+      </w:r>
+      <w:r>
+        <w:t xml:space="preserve">”</w:t>
+      </w:r>
+      <w:r>
+        <w:t xml:space="preserve"> </w:t>
+      </w:r>
+      <w:r>
+        <w:t xml:space="preserve">and</w:t>
+      </w:r>
+      <w:r>
+        <w:t xml:space="preserve"> </w:t>
+      </w:r>
+      <w:r>
+        <w:t xml:space="preserve">“</w:t>
+      </w:r>
+      <w:r>
+        <w:t xml:space="preserve">Debut</w:t>
+      </w:r>
+      <w:r>
+        <w:t xml:space="preserve">”</w:t>
+      </w:r>
+      <w:r>
+        <w:t xml:space="preserve"> </w:t>
+      </w:r>
+      <w:r>
+        <w:t xml:space="preserve">are live and tappable (Wedding → onboarding flow, Debut → create-event form) with a gold</w:t>
+      </w:r>
+      <w:r>
+        <w:t xml:space="preserve"> </w:t>
+      </w:r>
+      <w:r>
+        <w:t xml:space="preserve">“</w:t>
+      </w:r>
+      <w:r>
+        <w:t xml:space="preserve">Available</w:t>
+      </w:r>
+      <w:r>
+        <w:t xml:space="preserve">”</w:t>
+      </w:r>
+      <w:r>
+        <w:t xml:space="preserve"> </w:t>
+      </w:r>
+      <w:r>
+        <w:t xml:space="preserve">badge; the other nine render grayscale with a</w:t>
+      </w:r>
+      <w:r>
+        <w:t xml:space="preserve"> </w:t>
+      </w:r>
+      <w:r>
+        <w:t xml:space="preserve">“</w:t>
+      </w:r>
+      <w:r>
+        <w:t xml:space="preserve">Coming soon</w:t>
+      </w:r>
+      <w:r>
+        <w:t xml:space="preserve">”</w:t>
+      </w:r>
+      <w:r>
+        <w:t xml:space="preserve"> </w:t>
+      </w:r>
+      <w:r>
+        <w:t xml:space="preserve">badge and are no-ops; on the full-page picker the Event-name input is hidden until a card is picked.</w:t>
+      </w:r>
+    </w:p>
+    <w:p>
+      <w:pPr>
+        <w:numPr>
+          <w:ilvl w:val="0"/>
+          <w:numId w:val="1005"/>
+        </w:numPr>
+        <w:pStyle w:val="Compact"/>
+      </w:pPr>
+      <w:r>
+        <w:t xml:space="preserve">☐ Newly created events have</w:t>
+      </w:r>
+      <w:r>
+        <w:t xml:space="preserve"> </w:t>
+      </w:r>
+      <w:r>
+        <w:rPr>
+          <w:rStyle w:val="VerbatimChar"/>
+        </w:rPr>
+        <w:t xml:space="preserve">event_type = 'wedding'</w:t>
+      </w:r>
+      <w:r>
+        <w:t xml:space="preserve">; other values can only be inserted via direct SQL (V1 has no UI path to them).</w:t>
+      </w:r>
+    </w:p>
+    <w:p>
+      <w:pPr>
+        <w:numPr>
+          <w:ilvl w:val="0"/>
+          <w:numId w:val="1005"/>
+        </w:numPr>
+        <w:pStyle w:val="Compact"/>
+      </w:pPr>
+      <w:r>
+        <w:t xml:space="preserve">☐</w:t>
+      </w:r>
+      <w:r>
+        <w:t xml:space="preserve"> </w:t>
+      </w:r>
+      <w:r>
+        <w:rPr>
+          <w:rStyle w:val="VerbatimChar"/>
+        </w:rPr>
+        <w:t xml:space="preserve">users</w:t>
+      </w:r>
+      <w:r>
+        <w:t xml:space="preserve">,</w:t>
+      </w:r>
+      <w:r>
+        <w:t xml:space="preserve"> </w:t>
+      </w:r>
+      <w:r>
+        <w:rPr>
+          <w:rStyle w:val="VerbatimChar"/>
+        </w:rPr>
+        <w:t xml:space="preserve">event_join_tokens</w:t>
+      </w:r>
+      <w:r>
+        <w:t xml:space="preserve">,</w:t>
+      </w:r>
+      <w:r>
+        <w:t xml:space="preserve"> </w:t>
+      </w:r>
+      <w:r>
+        <w:rPr>
+          <w:rStyle w:val="VerbatimChar"/>
+        </w:rPr>
+        <w:t xml:space="preserve">event_members</w:t>
+      </w:r>
+      <w:r>
+        <w:t xml:space="preserve"> </w:t>
+      </w:r>
+      <w:r>
+        <w:t xml:space="preserve">tables exist per schema above.</w:t>
+      </w:r>
+    </w:p>
+    <w:p>
+      <w:pPr>
+        <w:numPr>
+          <w:ilvl w:val="0"/>
+          <w:numId w:val="1005"/>
+        </w:numPr>
+        <w:pStyle w:val="Compact"/>
+      </w:pPr>
+      <w:r>
+        <w:t xml:space="preserve">☐ When a couple creates an event, an</w:t>
+      </w:r>
+      <w:r>
+        <w:t xml:space="preserve"> </w:t>
+      </w:r>
+      <w:r>
+        <w:rPr>
+          <w:rStyle w:val="VerbatimChar"/>
+        </w:rPr>
+        <w:t xml:space="preserve">event_join_tokens</w:t>
+      </w:r>
+      <w:r>
+        <w:t xml:space="preserve"> </w:t>
+      </w:r>
+      <w:r>
+        <w:t xml:space="preserve">row is auto-created with a 32-hex token.</w:t>
+      </w:r>
+    </w:p>
+    <w:p>
+      <w:pPr>
+        <w:numPr>
+          <w:ilvl w:val="0"/>
+          <w:numId w:val="1005"/>
+        </w:numPr>
+        <w:pStyle w:val="Compact"/>
+      </w:pPr>
+      <w:r>
+        <w:t xml:space="preserve">☐ On sign-in, the auto-jump query returns the right answer for the three cases (0 events, 1 active event, 2+ active events).</w:t>
+      </w:r>
+    </w:p>
+    <w:p>
+      <w:pPr>
+        <w:numPr>
+          <w:ilvl w:val="0"/>
+          <w:numId w:val="1005"/>
+        </w:numPr>
+        <w:pStyle w:val="Compact"/>
+      </w:pPr>
+      <w:r>
+        <w:t xml:space="preserve">☐ Couples with 1 active event never see the event picker.</w:t>
+      </w:r>
+    </w:p>
+    <w:p>
+      <w:pPr>
+        <w:numPr>
+          <w:ilvl w:val="0"/>
+          <w:numId w:val="1005"/>
+        </w:numPr>
+        <w:pStyle w:val="Compact"/>
+      </w:pPr>
+      <w:r>
+        <w:t xml:space="preserve">☐ Couples with 2+ active events always see the event picker on sign-in.</w:t>
+      </w:r>
+    </w:p>
+    <w:p>
+      <w:pPr>
+        <w:numPr>
+          <w:ilvl w:val="0"/>
+          <w:numId w:val="1005"/>
+        </w:numPr>
+        <w:pStyle w:val="Compact"/>
+      </w:pPr>
+      <w:r>
+        <w:t xml:space="preserve">☐ The event picker sorts the primary event first.</w:t>
+      </w:r>
+    </w:p>
+    <w:p>
+      <w:pPr>
+        <w:numPr>
+          <w:ilvl w:val="0"/>
+          <w:numId w:val="1005"/>
+        </w:numPr>
+        <w:pStyle w:val="Compact"/>
+      </w:pPr>
+      <w:r>
+        <w:t xml:space="preserve">☐ Scanning an event QR opens</w:t>
+      </w:r>
+      <w:r>
+        <w:t xml:space="preserve"> </w:t>
+      </w:r>
+      <w:r>
+        <w:rPr>
+          <w:rStyle w:val="VerbatimChar"/>
+        </w:rPr>
+        <w:t xml:space="preserve">/join/[event-id]?token=[token]</w:t>
+      </w:r>
+      <w:r>
+        <w:t xml:space="preserve"> </w:t>
+      </w:r>
+      <w:r>
+        <w:t xml:space="preserve">and walks through the four-step join flow (auth check → membership check → role picker → link).</w:t>
+      </w:r>
+    </w:p>
+    <w:p>
+      <w:pPr>
+        <w:numPr>
+          <w:ilvl w:val="0"/>
+          <w:numId w:val="1005"/>
+        </w:numPr>
+        <w:pStyle w:val="Compact"/>
+      </w:pPr>
+      <w:r>
+        <w:t xml:space="preserve">☐ After joining, the new</w:t>
+      </w:r>
+      <w:r>
+        <w:t xml:space="preserve"> </w:t>
+      </w:r>
+      <w:r>
+        <w:rPr>
+          <w:rStyle w:val="VerbatimChar"/>
+        </w:rPr>
+        <w:t xml:space="preserve">event_members</w:t>
+      </w:r>
+      <w:r>
+        <w:t xml:space="preserve"> </w:t>
+      </w:r>
+      <w:r>
+        <w:t xml:space="preserve">row exists with the correct</w:t>
+      </w:r>
+      <w:r>
+        <w:t xml:space="preserve"> </w:t>
+      </w:r>
+      <w:r>
+        <w:rPr>
+          <w:rStyle w:val="VerbatimChar"/>
+        </w:rPr>
+        <w:t xml:space="preserve">member_type</w:t>
+      </w:r>
+      <w:r>
+        <w:t xml:space="preserve">,</w:t>
+      </w:r>
+      <w:r>
+        <w:t xml:space="preserve"> </w:t>
+      </w:r>
+      <w:r>
+        <w:rPr>
+          <w:rStyle w:val="VerbatimChar"/>
+        </w:rPr>
+        <w:t xml:space="preserve">role</w:t>
+      </w:r>
+      <w:r>
+        <w:t xml:space="preserve">, and</w:t>
+      </w:r>
+      <w:r>
+        <w:t xml:space="preserve"> </w:t>
+      </w:r>
+      <w:r>
+        <w:rPr>
+          <w:rStyle w:val="VerbatimChar"/>
+        </w:rPr>
+        <w:t xml:space="preserve">joined_via='qr_scan'</w:t>
+      </w:r>
+      <w:r>
+        <w:t xml:space="preserve">.</w:t>
+      </w:r>
+    </w:p>
+    <w:p>
+      <w:pPr>
+        <w:numPr>
+          <w:ilvl w:val="0"/>
+          <w:numId w:val="1005"/>
+        </w:numPr>
+        <w:pStyle w:val="Compact"/>
+      </w:pPr>
+      <w:r>
+        <w:t xml:space="preserve">☐ If the joining user’s email matches an existing</w:t>
+      </w:r>
+      <w:r>
+        <w:t xml:space="preserve"> </w:t>
+      </w:r>
+      <w:r>
+        <w:rPr>
+          <w:rStyle w:val="VerbatimChar"/>
+        </w:rPr>
+        <w:t xml:space="preserve">guests.email</w:t>
+      </w:r>
+      <w:r>
+        <w:t xml:space="preserve"> </w:t>
+      </w:r>
+      <w:r>
+        <w:t xml:space="preserve">for that event, the new</w:t>
+      </w:r>
+      <w:r>
+        <w:t xml:space="preserve"> </w:t>
+      </w:r>
+      <w:r>
+        <w:rPr>
+          <w:rStyle w:val="VerbatimChar"/>
+        </w:rPr>
+        <w:t xml:space="preserve">event_members</w:t>
+      </w:r>
+      <w:r>
+        <w:t xml:space="preserve"> </w:t>
+      </w:r>
+      <w:r>
+        <w:t xml:space="preserve">row’s</w:t>
+      </w:r>
+      <w:r>
+        <w:t xml:space="preserve"> </w:t>
+      </w:r>
+      <w:r>
+        <w:rPr>
+          <w:rStyle w:val="VerbatimChar"/>
+        </w:rPr>
+        <w:t xml:space="preserve">guest_id</w:t>
+      </w:r>
+      <w:r>
+        <w:t xml:space="preserve"> </w:t>
+      </w:r>
+      <w:r>
+        <w:t xml:space="preserve">is set to that guest record.</w:t>
+      </w:r>
+    </w:p>
+    <w:p>
+      <w:pPr>
+        <w:numPr>
+          <w:ilvl w:val="0"/>
+          <w:numId w:val="1005"/>
+        </w:numPr>
+        <w:pStyle w:val="Compact"/>
+      </w:pPr>
+      <w:r>
+        <w:t xml:space="preserve">☐ If no guest match, a new</w:t>
+      </w:r>
+      <w:r>
+        <w:t xml:space="preserve"> </w:t>
+      </w:r>
+      <w:r>
+        <w:rPr>
+          <w:rStyle w:val="VerbatimChar"/>
+        </w:rPr>
+        <w:t xml:space="preserve">guests</w:t>
+      </w:r>
+      <w:r>
+        <w:t xml:space="preserve"> </w:t>
+      </w:r>
+      <w:r>
+        <w:t xml:space="preserve">row is auto-created and linked.</w:t>
+      </w:r>
+    </w:p>
+    <w:p>
+      <w:pPr>
+        <w:numPr>
+          <w:ilvl w:val="0"/>
+          <w:numId w:val="1005"/>
+        </w:numPr>
+        <w:pStyle w:val="Compact"/>
+      </w:pPr>
+      <w:r>
+        <w:t xml:space="preserve">☐ Vendor join via QR creates an</w:t>
+      </w:r>
+      <w:r>
+        <w:t xml:space="preserve"> </w:t>
+      </w:r>
+      <w:r>
+        <w:rPr>
+          <w:rStyle w:val="VerbatimChar"/>
+        </w:rPr>
+        <w:t xml:space="preserve">event_members</w:t>
+      </w:r>
+      <w:r>
+        <w:t xml:space="preserve"> </w:t>
+      </w:r>
+      <w:r>
+        <w:t xml:space="preserve">row with</w:t>
+      </w:r>
+      <w:r>
+        <w:t xml:space="preserve"> </w:t>
+      </w:r>
+      <w:r>
+        <w:rPr>
+          <w:rStyle w:val="VerbatimChar"/>
+        </w:rPr>
+        <w:t xml:space="preserve">member_type='vendor'</w:t>
+      </w:r>
+      <w:r>
+        <w:t xml:space="preserve"> </w:t>
+      </w:r>
+      <w:r>
+        <w:t xml:space="preserve">but the vendor-facing dashboard is intentionally minimal in V1 (placeholder for Din).</w:t>
+      </w:r>
+    </w:p>
+    <w:p>
+      <w:pPr>
+        <w:numPr>
+          <w:ilvl w:val="0"/>
+          <w:numId w:val="1005"/>
+        </w:numPr>
+        <w:pStyle w:val="Compact"/>
+      </w:pPr>
+      <w:r>
+        <w:t xml:space="preserve">☐ Tapping an event card in the picker routes to</w:t>
+      </w:r>
+      <w:r>
+        <w:t xml:space="preserve"> </w:t>
+      </w:r>
+      <w:r>
+        <w:rPr>
+          <w:rStyle w:val="VerbatimChar"/>
+        </w:rPr>
+        <w:t xml:space="preserve">/dashboard/[event-id]</w:t>
+      </w:r>
+      <w:r>
+        <w:t xml:space="preserve"> </w:t>
+      </w:r>
+      <w:r>
+        <w:t xml:space="preserve">and lands on the Guest List tab.</w:t>
+      </w:r>
+    </w:p>
+    <w:p>
+      <w:pPr>
+        <w:numPr>
+          <w:ilvl w:val="0"/>
+          <w:numId w:val="1005"/>
+        </w:numPr>
+        <w:pStyle w:val="Compact"/>
+      </w:pPr>
+      <w:r>
+        <w:t xml:space="preserve">☐ Inside an event, the four bottom-nav tabs are visible on mobile and as a sidebar on desktop.</w:t>
+      </w:r>
+    </w:p>
+    <w:p>
+      <w:pPr>
+        <w:numPr>
+          <w:ilvl w:val="0"/>
+          <w:numId w:val="1005"/>
+        </w:numPr>
+        <w:pStyle w:val="Compact"/>
+      </w:pPr>
+      <w:r>
+        <w:t xml:space="preserve">☐ Active-tab highlight matches the current URL prefix.</w:t>
+      </w:r>
+    </w:p>
+    <w:p>
+      <w:pPr>
+        <w:numPr>
+          <w:ilvl w:val="0"/>
+          <w:numId w:val="1005"/>
+        </w:numPr>
+        <w:pStyle w:val="Compact"/>
+      </w:pPr>
+      <w:r>
+        <w:t xml:space="preserve">☐ Top bar shows the event pill (with quick switcher), the wallet pill (with current balance from 0003), and the avatar (with Profile dropdown).</w:t>
+      </w:r>
+    </w:p>
+    <w:p>
+      <w:pPr>
+        <w:numPr>
+          <w:ilvl w:val="0"/>
+          <w:numId w:val="1005"/>
+        </w:numPr>
+        <w:pStyle w:val="Compact"/>
+      </w:pPr>
+      <w:r>
+        <w:t xml:space="preserve">☐ Schedule tab pulls from all three sources (0004, 0006, 0007) and renders one unified calendar.</w:t>
+      </w:r>
+    </w:p>
+    <w:p>
+      <w:pPr>
+        <w:numPr>
+          <w:ilvl w:val="0"/>
+          <w:numId w:val="1005"/>
+        </w:numPr>
+        <w:pStyle w:val="Compact"/>
+      </w:pPr>
+      <w:r>
+        <w:t xml:space="preserve">☐ Add-ons launcher shows one card per registered service with the correct state and primary action.</w:t>
+      </w:r>
+    </w:p>
+    <w:p>
+      <w:pPr>
+        <w:numPr>
+          <w:ilvl w:val="0"/>
+          <w:numId w:val="1005"/>
+        </w:numPr>
+        <w:pStyle w:val="Compact"/>
+      </w:pPr>
+      <w:r>
+        <w:t xml:space="preserve">☐ Tapping a service card routes to that service’s detail page under</w:t>
+      </w:r>
+      <w:r>
+        <w:t xml:space="preserve"> </w:t>
+      </w:r>
+      <w:r>
+        <w:rPr>
+          <w:rStyle w:val="VerbatimChar"/>
+        </w:rPr>
+        <w:t xml:space="preserve">/dashboard/[event-id]/services/[service]</w:t>
+      </w:r>
+      <w:r>
+        <w:t xml:space="preserve">.</w:t>
+      </w:r>
+    </w:p>
+    <w:p>
+      <w:pPr>
+        <w:numPr>
+          <w:ilvl w:val="0"/>
+          <w:numId w:val="1005"/>
+        </w:numPr>
+        <w:pStyle w:val="Compact"/>
+      </w:pPr>
+      <w:r>
+        <w:t xml:space="preserve">☐ Profile + Settings page is reachable from the avatar dropdown and includes the</w:t>
+      </w:r>
+      <w:r>
+        <w:t xml:space="preserve"> </w:t>
+      </w:r>
+      <w:r>
+        <w:t xml:space="preserve">“</w:t>
+      </w:r>
+      <w:r>
+        <w:t xml:space="preserve">make this event primary</w:t>
+      </w:r>
+      <w:r>
+        <w:t xml:space="preserve">”</w:t>
+      </w:r>
+      <w:r>
+        <w:t xml:space="preserve"> </w:t>
+      </w:r>
+      <w:r>
+        <w:t xml:space="preserve">toggle.</w:t>
+      </w:r>
+    </w:p>
+    <w:p>
+      <w:pPr>
+        <w:numPr>
+          <w:ilvl w:val="0"/>
+          <w:numId w:val="1005"/>
+        </w:numPr>
+        <w:pStyle w:val="Compact"/>
+      </w:pPr>
+      <w:r>
+        <w:t xml:space="preserve">☐ All event-scoped dashboard routes 404 if the signed-in user is not a</w:t>
+      </w:r>
+      <w:r>
+        <w:t xml:space="preserve"> </w:t>
+      </w:r>
+      <w:r>
+        <w:rPr>
+          <w:rStyle w:val="VerbatimChar"/>
+        </w:rPr>
+        <w:t xml:space="preserve">couple</w:t>
+      </w:r>
+      <w:r>
+        <w:t xml:space="preserve"> </w:t>
+      </w:r>
+      <w:r>
+        <w:t xml:space="preserve">member of that event.</w:t>
+      </w:r>
+    </w:p>
+    <w:p>
+      <w:pPr>
+        <w:numPr>
+          <w:ilvl w:val="0"/>
+          <w:numId w:val="1005"/>
+        </w:numPr>
+        <w:pStyle w:val="Compact"/>
+      </w:pPr>
+      <w:r>
+        <w:t xml:space="preserve">☐ Couples can rotate (regenerate) the event QR token from event settings.</w:t>
+      </w:r>
+    </w:p>
+    <w:p>
+      <w:pPr>
+        <w:numPr>
+          <w:ilvl w:val="0"/>
+          <w:numId w:val="1005"/>
+        </w:numPr>
+        <w:pStyle w:val="Compact"/>
+      </w:pPr>
+      <w:r>
+        <w:t xml:space="preserve">☐ Mobile tap targets are ≥ 44pt; bottom nav stays in the thumb zone.</w:t>
+      </w:r>
+    </w:p>
+    <w:p>
+      <w:r>
+        <w:pict>
+          <v:rect style="width:0;height:1.5pt" o:hralign="center" o:hrstd="t" o:hr="t"/>
+        </w:pict>
+      </w:r>
+    </w:p>
+    <w:p>
+      <w:pPr>
+        <w:pStyle w:val="Heading2"/>
+      </w:pPr>
+      <w:bookmarkStart w:id="48" w:name="open-questions"/>
+      <w:r>
+        <w:t xml:space="preserve">Open questions</w:t>
+      </w:r>
+      <w:bookmarkEnd w:id="48"/>
+    </w:p>
+    <w:p>
+      <w:pPr>
         <w:numPr>
           <w:ilvl w:val="0"/>
           <w:numId w:val="1006"/>
         </w:numPr>
-      </w:pPr>
-      <w:r>
-        <w:t xml:space="preserve">Create-event flow shows all seven event-type tiles in an infinite horizontal carousel; only</w:t>
-      </w:r>
-      <w:r>
-        <w:t xml:space="preserve"> </w:t>
-      </w:r>
-      <w:r>
-        <w:t xml:space="preserve">“Wedding”</w:t>
-      </w:r>
-      <w:r>
-        <w:t xml:space="preserve"> </w:t>
-      </w:r>
-      <w:r>
-        <w:t xml:space="preserve">is selectable; tapping the others is a no-op (the</w:t>
-      </w:r>
-      <w:r>
-        <w:t xml:space="preserve"> </w:t>
-      </w:r>
-      <w:r>
-        <w:t xml:space="preserve">“Coming soon”</w:t>
-      </w:r>
-      <w:r>
-        <w:t xml:space="preserve"> </w:t>
-      </w:r>
-      <w:r>
-        <w:t xml:space="preserve">badge already conveys the state); the Event-name input is hidden until a tile is picked.</w:t>
-      </w:r>
-    </w:p>
-    <w:p>
-      <w:pPr>
         <w:pStyle w:val="Compact"/>
+      </w:pPr>
+      <w:r>
+        <w:t xml:space="preserve">Do we need an</w:t>
+      </w:r>
+      <w:r>
+        <w:t xml:space="preserve"> </w:t>
+      </w:r>
+      <w:r>
+        <w:t xml:space="preserve">“</w:t>
+      </w:r>
+      <w:r>
+        <w:t xml:space="preserve">Invite a collaborator</w:t>
+      </w:r>
+      <w:r>
+        <w:t xml:space="preserve">”</w:t>
+      </w:r>
+      <w:r>
+        <w:t xml:space="preserve"> </w:t>
+      </w:r>
+      <w:r>
+        <w:t xml:space="preserve">feature in V1 so a couple can give planning access to a wedding planner or family member? Defer to V1.1.</w:t>
+      </w:r>
+    </w:p>
+    <w:p>
+      <w:pPr>
+        <w:numPr>
+          <w:ilvl w:val="0"/>
+          <w:numId w:val="1006"/>
+        </w:numPr>
+        <w:pStyle w:val="Compact"/>
+      </w:pPr>
+      <w:r>
+        <w:t xml:space="preserve">Does the event picker need a search bar? V1 says no — most couples have ≤ 2 events. Add if real-world usage shows otherwise.</w:t>
+      </w:r>
+    </w:p>
+    <w:p>
+      <w:pPr>
+        <w:numPr>
+          <w:ilvl w:val="0"/>
+          <w:numId w:val="1006"/>
+        </w:numPr>
+        <w:pStyle w:val="Compact"/>
+      </w:pPr>
+      <w:r>
+        <w:t xml:space="preserve">For the Schedule tab, should past items auto-collapse or stay visible? Default V1 = past items collapsed under a</w:t>
+      </w:r>
+      <w:r>
+        <w:t xml:space="preserve"> </w:t>
+      </w:r>
+      <w:r>
+        <w:t xml:space="preserve">“</w:t>
+      </w:r>
+      <w:r>
+        <w:t xml:space="preserve">Show past</w:t>
+      </w:r>
+      <w:r>
+        <w:t xml:space="preserve">”</w:t>
+      </w:r>
+      <w:r>
+        <w:t xml:space="preserve"> </w:t>
+      </w:r>
+      <w:r>
+        <w:t xml:space="preserve">link.</w:t>
+      </w:r>
+    </w:p>
+    <w:p>
+      <w:r>
+        <w:pict>
+          <v:rect style="width:0;height:1.5pt" o:hralign="center" o:hrstd="t" o:hr="t"/>
+        </w:pict>
+      </w:r>
+    </w:p>
+    <w:p>
+      <w:pPr>
+        <w:pStyle w:val="Heading2"/>
+      </w:pPr>
+      <w:bookmarkStart w:id="49" w:name="companion-specs-and-cross-references"/>
+      <w:r>
+        <w:t xml:space="preserve">Companion specs and cross-references</w:t>
+      </w:r>
+      <w:bookmarkEnd w:id="49"/>
+    </w:p>
+    <w:p>
+      <w:pPr>
         <w:numPr>
           <w:ilvl w:val="0"/>
           <w:numId w:val="1007"/>
         </w:numPr>
-      </w:pPr>
-      <w:r>
-        <w:t xml:space="preserve">Newly created events have</w:t>
-      </w:r>
-      <w:r>
-        <w:t xml:space="preserve"> </w:t>
-      </w:r>
-      <w:r>
-        <w:rPr>
-          <w:rStyle w:val="VerbatimChar"/>
-        </w:rPr>
-        <w:t xml:space="preserve">event_type = 'wedding'</w:t>
-      </w:r>
-      <w:r>
-        <w:t xml:space="preserve">; other values can only be inserted via direct SQL (V1 has no UI path to them).</w:t>
-      </w:r>
-    </w:p>
-    <w:p>
-      <w:pPr>
         <w:pStyle w:val="Compact"/>
+      </w:pPr>
+      <w:r>
+        <w:rPr>
+          <w:rStyle w:val="VerbatimChar"/>
+        </w:rPr>
+        <w:t xml:space="preserve">0001_creating_guest_list/</w:t>
+      </w:r>
+      <w:r>
+        <w:t xml:space="preserve"> </w:t>
+      </w:r>
+      <w:r>
+        <w:t xml:space="preserve">— extends the</w:t>
+      </w:r>
+      <w:r>
+        <w:t xml:space="preserve"> </w:t>
+      </w:r>
+      <w:r>
+        <w:rPr>
+          <w:rStyle w:val="VerbatimChar"/>
+        </w:rPr>
+        <w:t xml:space="preserve">events</w:t>
+      </w:r>
+      <w:r>
+        <w:t xml:space="preserve"> </w:t>
+      </w:r>
+      <w:r>
+        <w:t xml:space="preserve">table this iteration adds columns to.</w:t>
+      </w:r>
+    </w:p>
+    <w:p>
+      <w:pPr>
         <w:numPr>
           <w:ilvl w:val="0"/>
-          <w:numId w:val="1008"/>
+          <w:numId w:val="1007"/>
         </w:numPr>
-      </w:pPr>
-      <w:r>
-        <w:rPr>
-          <w:rStyle w:val="VerbatimChar"/>
-        </w:rPr>
-        <w:t xml:space="preserve">users</w:t>
-      </w:r>
-      <w:r>
-        <w:t xml:space="preserve">,</w:t>
-      </w:r>
-      <w:r>
-        <w:t xml:space="preserve"> </w:t>
-      </w:r>
-      <w:r>
-        <w:rPr>
-          <w:rStyle w:val="VerbatimChar"/>
-        </w:rPr>
-        <w:t xml:space="preserve">event_join_tokens</w:t>
-      </w:r>
-      <w:r>
-        <w:t xml:space="preserve">,</w:t>
-      </w:r>
-      <w:r>
-        <w:t xml:space="preserve"> </w:t>
-      </w:r>
-      <w:r>
-        <w:rPr>
-          <w:rStyle w:val="VerbatimChar"/>
-        </w:rPr>
-        <w:t xml:space="preserve">event_members</w:t>
-      </w:r>
-      <w:r>
-        <w:t xml:space="preserve"> </w:t>
-      </w:r>
-      <w:r>
-        <w:t xml:space="preserve">tables exist per schema above.</w:t>
-      </w:r>
-    </w:p>
-    <w:p>
-      <w:pPr>
         <w:pStyle w:val="Compact"/>
+      </w:pPr>
+      <w:r>
+        <w:rPr>
+          <w:rStyle w:val="VerbatimChar"/>
+        </w:rPr>
+        <w:t xml:space="preserve">0002_qr_invitation_system/</w:t>
+      </w:r>
+      <w:r>
+        <w:t xml:space="preserve"> </w:t>
+      </w:r>
+      <w:r>
+        <w:t xml:space="preserve">through</w:t>
+      </w:r>
+      <w:r>
+        <w:t xml:space="preserve"> </w:t>
+      </w:r>
+      <w:r>
+        <w:rPr>
+          <w:rStyle w:val="VerbatimChar"/>
+        </w:rPr>
+        <w:t xml:space="preserve">0012_papic/</w:t>
+      </w:r>
+      <w:r>
+        <w:t xml:space="preserve"> </w:t>
+      </w:r>
+      <w:r>
+        <w:t xml:space="preserve">— every iteration plugs into this shell. See each iteration’s</w:t>
+      </w:r>
+      <w:r>
+        <w:t xml:space="preserve"> </w:t>
+      </w:r>
+      <w:r>
+        <w:rPr>
+          <w:rStyle w:val="VerbatimChar"/>
+        </w:rPr>
+        <w:t xml:space="preserve">.md</w:t>
+      </w:r>
+      <w:r>
+        <w:t xml:space="preserve"> </w:t>
+      </w:r>
+      <w:r>
+        <w:t xml:space="preserve">for which tab it lives under.</w:t>
+      </w:r>
+    </w:p>
+    <w:p>
+      <w:pPr>
         <w:numPr>
           <w:ilvl w:val="0"/>
-          <w:numId w:val="1009"/>
+          <w:numId w:val="1007"/>
         </w:numPr>
-      </w:pPr>
-      <w:r>
-        <w:t xml:space="preserve">When a couple creates an event, an</w:t>
-      </w:r>
-      <w:r>
-        <w:t xml:space="preserve"> </w:t>
-      </w:r>
-      <w:r>
-        <w:rPr>
-          <w:rStyle w:val="VerbatimChar"/>
-        </w:rPr>
-        <w:t xml:space="preserve">event_join_tokens</w:t>
-      </w:r>
-      <w:r>
-        <w:t xml:space="preserve"> </w:t>
-      </w:r>
-      <w:r>
-        <w:t xml:space="preserve">row is auto-created with a 32-hex token.</w:t>
-      </w:r>
-    </w:p>
-    <w:p>
-      <w:pPr>
         <w:pStyle w:val="Compact"/>
+      </w:pPr>
+      <w:r>
+        <w:rPr>
+          <w:rStyle w:val="VerbatimChar"/>
+        </w:rPr>
+        <w:t xml:space="preserve">00_Iteration_Connection_Map.md</w:t>
+      </w:r>
+      <w:r>
+        <w:t xml:space="preserve"> </w:t>
+      </w:r>
+      <w:r>
+        <w:t xml:space="preserve">— top-level map of which iteration provides which contract.</w:t>
+      </w:r>
+    </w:p>
+    <w:p>
+      <w:pPr>
         <w:numPr>
           <w:ilvl w:val="0"/>
-          <w:numId w:val="1010"/>
+          <w:numId w:val="1007"/>
         </w:numPr>
-      </w:pPr>
-      <w:r>
-        <w:t xml:space="preserve">On sign-in, the auto-jump query returns the right answer for the three cases (0 events, 1 active event, 2+ active events).</w:t>
-      </w:r>
-    </w:p>
-    <w:p>
-      <w:pPr>
         <w:pStyle w:val="Compact"/>
-        <w:numPr>
-          <w:ilvl w:val="0"/>
-          <w:numId w:val="1011"/>
-        </w:numPr>
-      </w:pPr>
-      <w:r>
-        <w:t xml:space="preserve">Couples with 1 active event never see the event picker.</w:t>
-      </w:r>
-    </w:p>
-    <w:p>
-      <w:pPr>
-        <w:pStyle w:val="Compact"/>
-        <w:numPr>
-          <w:ilvl w:val="0"/>
-          <w:numId w:val="1012"/>
-        </w:numPr>
-      </w:pPr>
-      <w:r>
-        <w:t xml:space="preserve">Couples with 2+ active events always see the event picker on sign-in.</w:t>
-      </w:r>
-    </w:p>
-    <w:p>
-      <w:pPr>
-        <w:pStyle w:val="Compact"/>
-        <w:numPr>
-          <w:ilvl w:val="0"/>
-          <w:numId w:val="1013"/>
-        </w:numPr>
-      </w:pPr>
-      <w:r>
-        <w:t xml:space="preserve">The event picker sorts the primary event first.</w:t>
-      </w:r>
-    </w:p>
-    <w:p>
-      <w:pPr>
-        <w:pStyle w:val="Compact"/>
-        <w:numPr>
-          <w:ilvl w:val="0"/>
-          <w:numId w:val="1014"/>
-        </w:numPr>
-      </w:pPr>
-      <w:r>
-        <w:t xml:space="preserve">Scanning an event QR opens</w:t>
-      </w:r>
-      <w:r>
-        <w:t xml:space="preserve"> </w:t>
-      </w:r>
-      <w:r>
-        <w:rPr>
-          <w:rStyle w:val="VerbatimChar"/>
-        </w:rPr>
-        <w:t xml:space="preserve">/join/[event-id]?token=[token]</w:t>
-      </w:r>
-      <w:r>
-        <w:t xml:space="preserve"> </w:t>
-      </w:r>
-      <w:r>
-        <w:t xml:space="preserve">and walks through the four-step join flow (auth check → membership check → role picker → link).</w:t>
-      </w:r>
-    </w:p>
-    <w:p>
-      <w:pPr>
-        <w:pStyle w:val="Compact"/>
-        <w:numPr>
-          <w:ilvl w:val="0"/>
-          <w:numId w:val="1015"/>
-        </w:numPr>
-      </w:pPr>
-      <w:r>
-        <w:t xml:space="preserve">After joining, the new</w:t>
-      </w:r>
-      <w:r>
-        <w:t xml:space="preserve"> </w:t>
-      </w:r>
-      <w:r>
-        <w:rPr>
-          <w:rStyle w:val="VerbatimChar"/>
-        </w:rPr>
-        <w:t xml:space="preserve">event_members</w:t>
-      </w:r>
-      <w:r>
-        <w:t xml:space="preserve"> </w:t>
-      </w:r>
-      <w:r>
-        <w:t xml:space="preserve">row exists with the correct</w:t>
-      </w:r>
-      <w:r>
-        <w:t xml:space="preserve"> </w:t>
-      </w:r>
-      <w:r>
-        <w:rPr>
-          <w:rStyle w:val="VerbatimChar"/>
-        </w:rPr>
-        <w:t xml:space="preserve">member_type</w:t>
-      </w:r>
-      <w:r>
-        <w:t xml:space="preserve">,</w:t>
-      </w:r>
-      <w:r>
-        <w:t xml:space="preserve"> </w:t>
-      </w:r>
-      <w:r>
-        <w:rPr>
-          <w:rStyle w:val="VerbatimChar"/>
-        </w:rPr>
-        <w:t xml:space="preserve">role</w:t>
-      </w:r>
-      <w:r>
-        <w:t xml:space="preserve">, and</w:t>
-      </w:r>
-      <w:r>
-        <w:t xml:space="preserve"> </w:t>
-      </w:r>
-      <w:r>
-        <w:rPr>
-          <w:rStyle w:val="VerbatimChar"/>
-        </w:rPr>
-        <w:t xml:space="preserve">joined_via='qr_scan'</w:t>
-      </w:r>
-      <w:r>
-        <w:t xml:space="preserve">.</w:t>
-      </w:r>
-    </w:p>
-    <w:p>
-      <w:pPr>
-        <w:pStyle w:val="Compact"/>
-        <w:numPr>
-          <w:ilvl w:val="0"/>
-          <w:numId w:val="1016"/>
-        </w:numPr>
-      </w:pPr>
-      <w:r>
-        <w:t xml:space="preserve">If the joining user’s email matches an existing</w:t>
-      </w:r>
-      <w:r>
-        <w:t xml:space="preserve"> </w:t>
-      </w:r>
-      <w:r>
-        <w:rPr>
-          <w:rStyle w:val="VerbatimChar"/>
-        </w:rPr>
-        <w:t xml:space="preserve">guests.email</w:t>
-      </w:r>
-      <w:r>
-        <w:t xml:space="preserve"> </w:t>
-      </w:r>
-      <w:r>
-        <w:t xml:space="preserve">for that event, the new</w:t>
-      </w:r>
-      <w:r>
-        <w:t xml:space="preserve"> </w:t>
-      </w:r>
-      <w:r>
-        <w:rPr>
-          <w:rStyle w:val="VerbatimChar"/>
-        </w:rPr>
-        <w:t xml:space="preserve">event_members</w:t>
-      </w:r>
-      <w:r>
-        <w:t xml:space="preserve"> </w:t>
-      </w:r>
-      <w:r>
-        <w:t xml:space="preserve">row’s</w:t>
-      </w:r>
-      <w:r>
-        <w:t xml:space="preserve"> </w:t>
-      </w:r>
-      <w:r>
-        <w:rPr>
-          <w:rStyle w:val="VerbatimChar"/>
-        </w:rPr>
-        <w:t xml:space="preserve">guest_id</w:t>
-      </w:r>
-      <w:r>
-        <w:t xml:space="preserve"> </w:t>
-      </w:r>
-      <w:r>
-        <w:t xml:space="preserve">is set to that guest record.</w:t>
-      </w:r>
-    </w:p>
-    <w:p>
-      <w:pPr>
-        <w:pStyle w:val="Compact"/>
-        <w:numPr>
-          <w:ilvl w:val="0"/>
-          <w:numId w:val="1017"/>
-        </w:numPr>
-      </w:pPr>
-      <w:r>
-        <w:t xml:space="preserve">If no guest match, a new</w:t>
-      </w:r>
-      <w:r>
-        <w:t xml:space="preserve"> </w:t>
-      </w:r>
-      <w:r>
-        <w:rPr>
-          <w:rStyle w:val="VerbatimChar"/>
-        </w:rPr>
-        <w:t xml:space="preserve">guests</w:t>
-      </w:r>
-      <w:r>
-        <w:t xml:space="preserve"> </w:t>
-      </w:r>
-      <w:r>
-        <w:t xml:space="preserve">row is auto-created and linked.</w:t>
-      </w:r>
-    </w:p>
-    <w:p>
-      <w:pPr>
-        <w:pStyle w:val="Compact"/>
-        <w:numPr>
-          <w:ilvl w:val="0"/>
-          <w:numId w:val="1018"/>
-        </w:numPr>
-      </w:pPr>
-      <w:r>
-        <w:t xml:space="preserve">Vendor join via QR creates an</w:t>
-      </w:r>
-      <w:r>
-        <w:t xml:space="preserve"> </w:t>
-      </w:r>
-      <w:r>
-        <w:rPr>
-          <w:rStyle w:val="VerbatimChar"/>
-        </w:rPr>
-        <w:t xml:space="preserve">event_members</w:t>
-      </w:r>
-      <w:r>
-        <w:t xml:space="preserve"> </w:t>
-      </w:r>
-      <w:r>
-        <w:t xml:space="preserve">row with</w:t>
-      </w:r>
-      <w:r>
-        <w:t xml:space="preserve"> </w:t>
-      </w:r>
-      <w:r>
-        <w:rPr>
-          <w:rStyle w:val="VerbatimChar"/>
-        </w:rPr>
-        <w:t xml:space="preserve">member_type='vendor'</w:t>
-      </w:r>
-      <w:r>
-        <w:t xml:space="preserve"> </w:t>
-      </w:r>
-      <w:r>
-        <w:t xml:space="preserve">but the vendor-facing dashboard is intentionally minimal in V1 (placeholder for Din).</w:t>
-      </w:r>
-    </w:p>
-    <w:p>
-      <w:pPr>
-        <w:pStyle w:val="Compact"/>
-        <w:numPr>
-          <w:ilvl w:val="0"/>
-          <w:numId w:val="1019"/>
-        </w:numPr>
-      </w:pPr>
-      <w:r>
-        <w:t xml:space="preserve">Tapping an event card in the picker routes to</w:t>
-      </w:r>
-      <w:r>
-        <w:t xml:space="preserve"> </w:t>
-      </w:r>
-      <w:r>
-        <w:rPr>
-          <w:rStyle w:val="VerbatimChar"/>
-        </w:rPr>
-        <w:t xml:space="preserve">/dashboard/[event-id]</w:t>
-      </w:r>
-      <w:r>
-        <w:t xml:space="preserve"> </w:t>
-      </w:r>
-      <w:r>
-        <w:t xml:space="preserve">and lands on the Guest List tab.</w:t>
-      </w:r>
-    </w:p>
-    <w:p>
-      <w:pPr>
-        <w:pStyle w:val="Compact"/>
-        <w:numPr>
-          <w:ilvl w:val="0"/>
-          <w:numId w:val="1020"/>
-        </w:numPr>
-      </w:pPr>
-      <w:r>
-        <w:t xml:space="preserve">Inside an event, the four bottom-nav tabs are visible on mobile and as a sidebar on desktop.</w:t>
-      </w:r>
-    </w:p>
-    <w:p>
-      <w:pPr>
-        <w:pStyle w:val="Compact"/>
-        <w:numPr>
-          <w:ilvl w:val="0"/>
-          <w:numId w:val="1021"/>
-        </w:numPr>
-      </w:pPr>
-      <w:r>
-        <w:t xml:space="preserve">Active-tab highlight matches the current URL prefix.</w:t>
-      </w:r>
-    </w:p>
-    <w:p>
-      <w:pPr>
-        <w:pStyle w:val="Compact"/>
-        <w:numPr>
-          <w:ilvl w:val="0"/>
-          <w:numId w:val="1022"/>
-        </w:numPr>
-      </w:pPr>
-      <w:r>
-        <w:t xml:space="preserve">Top bar shows the event pill (with quick switcher), the wallet pill (with current balance from 0003), and the avatar (with Profile dropdown).</w:t>
-      </w:r>
-    </w:p>
-    <w:p>
-      <w:pPr>
-        <w:pStyle w:val="Compact"/>
-        <w:numPr>
-          <w:ilvl w:val="0"/>
-          <w:numId w:val="1023"/>
-        </w:numPr>
-      </w:pPr>
-      <w:r>
-        <w:t xml:space="preserve">Schedule tab pulls from all three sources (0004, 0006, 0007) and renders one unified calendar.</w:t>
-      </w:r>
-    </w:p>
-    <w:p>
-      <w:pPr>
-        <w:pStyle w:val="Compact"/>
-        <w:numPr>
-          <w:ilvl w:val="0"/>
-          <w:numId w:val="1024"/>
-        </w:numPr>
-      </w:pPr>
-      <w:r>
-        <w:t xml:space="preserve">Add-ons launcher shows one card per registered service with the correct state and primary action.</w:t>
-      </w:r>
-    </w:p>
-    <w:p>
-      <w:pPr>
-        <w:pStyle w:val="Compact"/>
-        <w:numPr>
-          <w:ilvl w:val="0"/>
-          <w:numId w:val="1025"/>
-        </w:numPr>
-      </w:pPr>
-      <w:r>
-        <w:t xml:space="preserve">Tapping a service card routes to that service’s detail page under</w:t>
-      </w:r>
-      <w:r>
-        <w:t xml:space="preserve"> </w:t>
-      </w:r>
-      <w:r>
-        <w:rPr>
-          <w:rStyle w:val="VerbatimChar"/>
-        </w:rPr>
-        <w:t xml:space="preserve">/dashboard/[event-id]/services/[service]</w:t>
-      </w:r>
-      <w:r>
-        <w:t xml:space="preserve">.</w:t>
-      </w:r>
-    </w:p>
-    <w:p>
-      <w:pPr>
-        <w:pStyle w:val="Compact"/>
-        <w:numPr>
-          <w:ilvl w:val="0"/>
-          <w:numId w:val="1026"/>
-        </w:numPr>
-      </w:pPr>
-      <w:r>
-        <w:t xml:space="preserve">Profile + Settings page is reachable from the avatar dropdown and includes the</w:t>
-      </w:r>
-      <w:r>
-        <w:t xml:space="preserve"> </w:t>
-      </w:r>
-      <w:r>
-        <w:t xml:space="preserve">“make this event primary”</w:t>
-      </w:r>
-      <w:r>
-        <w:t xml:space="preserve"> </w:t>
-      </w:r>
-      <w:r>
-        <w:t xml:space="preserve">toggle.</w:t>
-      </w:r>
-    </w:p>
-    <w:p>
-      <w:pPr>
-        <w:pStyle w:val="Compact"/>
-        <w:numPr>
-          <w:ilvl w:val="0"/>
-          <w:numId w:val="1027"/>
-        </w:numPr>
-      </w:pPr>
-      <w:r>
-        <w:t xml:space="preserve">All event-scoped dashboard routes 404 if the signed-in user is not a</w:t>
-      </w:r>
-      <w:r>
-        <w:t xml:space="preserve"> </w:t>
-      </w:r>
-      <w:r>
-        <w:rPr>
-          <w:rStyle w:val="VerbatimChar"/>
-        </w:rPr>
-        <w:t xml:space="preserve">couple</w:t>
-      </w:r>
-      <w:r>
-        <w:t xml:space="preserve"> </w:t>
-      </w:r>
-      <w:r>
-        <w:t xml:space="preserve">member of that event.</w:t>
-      </w:r>
-    </w:p>
-    <w:p>
-      <w:pPr>
-        <w:pStyle w:val="Compact"/>
-        <w:numPr>
-          <w:ilvl w:val="0"/>
-          <w:numId w:val="1028"/>
-        </w:numPr>
-      </w:pPr>
-      <w:r>
-        <w:t xml:space="preserve">Couples can rotate (regenerate) the event QR token from event settings.</w:t>
-      </w:r>
-    </w:p>
-    <w:p>
-      <w:pPr>
-        <w:pStyle w:val="Compact"/>
-        <w:numPr>
-          <w:ilvl w:val="0"/>
-          <w:numId w:val="1029"/>
-        </w:numPr>
-      </w:pPr>
-      <w:r>
-        <w:t xml:space="preserve">Mobile tap targets are ≥ 44pt; bottom nav stays in the thumb zone.</w:t>
+      </w:pPr>
+      <w:r>
+        <w:rPr>
+          <w:rStyle w:val="VerbatimChar"/>
+        </w:rPr>
+        <w:t xml:space="preserve">CLAUDE.md</w:t>
+      </w:r>
+      <w:r>
+        <w:t xml:space="preserve"> </w:t>
+      </w:r>
+      <w:r>
+        <w:t xml:space="preserve">— decision log including the 2026-05-09 app shell architecture decision.</w:t>
       </w:r>
     </w:p>
     <w:p>
@@ -9458,234 +10293,11 @@
         </w:pict>
       </w:r>
     </w:p>
-    <w:bookmarkEnd w:id="34"/>
-    <w:bookmarkStart w:id="35" w:name="open-questions"/>
-    <w:p>
-      <w:pPr>
-        <w:pStyle w:val="Heading2"/>
-      </w:pPr>
-      <w:r>
-        <w:t xml:space="preserve">Open questions</w:t>
-      </w:r>
-    </w:p>
-    <w:p>
-      <w:pPr>
-        <w:pStyle w:val="Compact"/>
-        <w:numPr>
-          <w:ilvl w:val="0"/>
-          <w:numId w:val="1030"/>
-        </w:numPr>
-      </w:pPr>
-      <w:r>
-        <w:t xml:space="preserve">Do we need an</w:t>
-      </w:r>
-      <w:r>
-        <w:t xml:space="preserve"> </w:t>
-      </w:r>
-      <w:r>
-        <w:t xml:space="preserve">“Invite a collaborator”</w:t>
-      </w:r>
-      <w:r>
-        <w:t xml:space="preserve"> </w:t>
-      </w:r>
-      <w:r>
-        <w:t xml:space="preserve">feature in V1 so a couple can give planning access to a wedding planner or family member? Defer to V1.1.</w:t>
-      </w:r>
-    </w:p>
-    <w:p>
-      <w:pPr>
-        <w:pStyle w:val="Compact"/>
-        <w:numPr>
-          <w:ilvl w:val="0"/>
-          <w:numId w:val="1030"/>
-        </w:numPr>
-      </w:pPr>
-      <w:r>
-        <w:t xml:space="preserve">Does the event picker need a search bar? V1 says no — most couples have ≤ 2 events. Add if real-world usage shows otherwise.</w:t>
-      </w:r>
-    </w:p>
-    <w:p>
-      <w:pPr>
-        <w:pStyle w:val="Compact"/>
-        <w:numPr>
-          <w:ilvl w:val="0"/>
-          <w:numId w:val="1030"/>
-        </w:numPr>
-      </w:pPr>
-      <w:r>
-        <w:t xml:space="preserve">For the Schedule tab, should past items auto-collapse or stay visible? Default V1 = past items collapsed under a</w:t>
-      </w:r>
-      <w:r>
-        <w:t xml:space="preserve"> </w:t>
-      </w:r>
-      <w:r>
-        <w:t xml:space="preserve">“Show past”</w:t>
-      </w:r>
-      <w:r>
-        <w:t xml:space="preserve"> </w:t>
-      </w:r>
-      <w:r>
-        <w:t xml:space="preserve">link.</w:t>
-      </w:r>
-    </w:p>
-    <w:p>
-      <w:r>
-        <w:pict>
-          <v:rect style="width:0;height:1.5pt" o:hralign="center" o:hrstd="t" o:hr="t"/>
-        </w:pict>
-      </w:r>
-    </w:p>
-    <w:bookmarkEnd w:id="35"/>
-    <w:bookmarkStart w:id="37" w:name="companion-specs-and-cross-references"/>
-    <w:p>
-      <w:pPr>
-        <w:pStyle w:val="Heading2"/>
-      </w:pPr>
-      <w:r>
-        <w:t xml:space="preserve">Companion specs and cross-references</w:t>
-      </w:r>
-    </w:p>
-    <w:p>
-      <w:pPr>
-        <w:pStyle w:val="Compact"/>
-        <w:numPr>
-          <w:ilvl w:val="0"/>
-          <w:numId w:val="1031"/>
-        </w:numPr>
-      </w:pPr>
-      <w:r>
-        <w:rPr>
-          <w:rStyle w:val="VerbatimChar"/>
-        </w:rPr>
-        <w:t xml:space="preserve">0001_creating_guest_list/</w:t>
-      </w:r>
-      <w:r>
-        <w:t xml:space="preserve"> </w:t>
-      </w:r>
-      <w:r>
-        <w:t xml:space="preserve">— extends the</w:t>
-      </w:r>
-      <w:r>
-        <w:t xml:space="preserve"> </w:t>
-      </w:r>
-      <w:r>
-        <w:rPr>
-          <w:rStyle w:val="VerbatimChar"/>
-        </w:rPr>
-        <w:t xml:space="preserve">events</w:t>
-      </w:r>
-      <w:r>
-        <w:t xml:space="preserve"> </w:t>
-      </w:r>
-      <w:r>
-        <w:t xml:space="preserve">table this iteration adds columns to.</w:t>
-      </w:r>
-    </w:p>
-    <w:p>
-      <w:pPr>
-        <w:pStyle w:val="Compact"/>
-        <w:numPr>
-          <w:ilvl w:val="0"/>
-          <w:numId w:val="1031"/>
-        </w:numPr>
-      </w:pPr>
-      <w:r>
-        <w:rPr>
-          <w:rStyle w:val="VerbatimChar"/>
-        </w:rPr>
-        <w:t xml:space="preserve">0002_qr_invitation_system/</w:t>
-      </w:r>
-      <w:r>
-        <w:t xml:space="preserve"> </w:t>
-      </w:r>
-      <w:r>
-        <w:t xml:space="preserve">through</w:t>
-      </w:r>
-      <w:r>
-        <w:t xml:space="preserve"> </w:t>
-      </w:r>
-      <w:r>
-        <w:rPr>
-          <w:rStyle w:val="VerbatimChar"/>
-        </w:rPr>
-        <w:t xml:space="preserve">0012_papic/</w:t>
-      </w:r>
-      <w:r>
-        <w:t xml:space="preserve"> </w:t>
-      </w:r>
-      <w:r>
-        <w:t xml:space="preserve">— every iteration plugs into this shell. See each iteration’s</w:t>
-      </w:r>
-      <w:r>
-        <w:t xml:space="preserve"> </w:t>
-      </w:r>
-      <w:r>
-        <w:rPr>
-          <w:rStyle w:val="VerbatimChar"/>
-        </w:rPr>
-        <w:t xml:space="preserve">.md</w:t>
-      </w:r>
-      <w:r>
-        <w:t xml:space="preserve"> </w:t>
-      </w:r>
-      <w:r>
-        <w:t xml:space="preserve">for which tab it lives under.</w:t>
-      </w:r>
-    </w:p>
-    <w:p>
-      <w:pPr>
-        <w:pStyle w:val="Compact"/>
-        <w:numPr>
-          <w:ilvl w:val="0"/>
-          <w:numId w:val="1031"/>
-        </w:numPr>
-      </w:pPr>
-      <w:r>
-        <w:rPr>
-          <w:rStyle w:val="VerbatimChar"/>
-        </w:rPr>
-        <w:t xml:space="preserve">00_Iteration_Connection_Map.md</w:t>
-      </w:r>
-      <w:r>
-        <w:t xml:space="preserve"> </w:t>
-      </w:r>
-      <w:r>
-        <w:t xml:space="preserve">— top-level map of which iteration provides which contract.</w:t>
-      </w:r>
-    </w:p>
-    <w:p>
-      <w:pPr>
-        <w:pStyle w:val="Compact"/>
-        <w:numPr>
-          <w:ilvl w:val="0"/>
-          <w:numId w:val="1031"/>
-        </w:numPr>
-      </w:pPr>
-      <w:r>
-        <w:rPr>
-          <w:rStyle w:val="VerbatimChar"/>
-        </w:rPr>
-        <w:t xml:space="preserve">CLAUDE.md</w:t>
-      </w:r>
-      <w:r>
-        <w:t xml:space="preserve"> </w:t>
-      </w:r>
-      <w:r>
-        <w:t xml:space="preserve">— decision log including the 2026-05-09 app shell architecture decision.</w:t>
-      </w:r>
-    </w:p>
-    <w:p>
-      <w:r>
-        <w:pict>
-          <v:rect style="width:0;height:1.5pt" o:hralign="center" o:hrstd="t" o:hr="t"/>
-        </w:pict>
-      </w:r>
-    </w:p>
     <w:p>
       <w:pPr>
         <w:pStyle w:val="FirstParagraph"/>
       </w:pPr>
-      <w:hyperlink r:id="rId36">
+      <w:hyperlink r:id="rId50">
         <w:r>
           <w:rPr>
             <w:rStyle w:val="Hyperlink"/>
@@ -9694,13 +10306,7 @@
         </w:r>
       </w:hyperlink>
     </w:p>
-    <w:bookmarkEnd w:id="37"/>
-    <w:bookmarkEnd w:id="38"/>
-    <w:sectPr>
-      <w:footnotePr>
-        <w:numRestart w:val="eachSect"/>
-      </w:footnotePr>
-    </w:sectPr>
+    <w:sectPr/>
   </w:body>
 </w:document>
 </file>
@@ -9731,14 +10337,17 @@
 <file path=word/numbering.xml><?xml version="1.0" encoding="utf-8"?>
 <w:numbering xmlns:w="http://schemas.openxmlformats.org/wordprocessingml/2006/main">
   <w:abstractNum w:abstractNumId="990">
-    <w:nsid w:val="0000A990"/>
+    <w:nsid w:val="2c1ae401"/>
     <w:multiLevelType w:val="multilevel"/>
     <w:lvl w:ilvl="0">
       <w:numFmt w:val="bullet"/>
       <w:lvlText w:val=" "/>
       <w:lvlJc w:val="left"/>
       <w:pPr>
-        <w:ind w:left="720" w:hanging="360"/>
+        <w:tabs>
+          <w:tab w:val="num" w:pos="0"/>
+        </w:tabs>
+        <w:ind w:left="480" w:hanging="480"/>
       </w:pPr>
     </w:lvl>
     <w:lvl w:ilvl="1">
@@ -9746,7 +10355,10 @@
       <w:lvlText w:val=" "/>
       <w:lvlJc w:val="left"/>
       <w:pPr>
-        <w:ind w:left="1440" w:hanging="360"/>
+        <w:tabs>
+          <w:tab w:val="num" w:pos="720"/>
+        </w:tabs>
+        <w:ind w:left="1200" w:hanging="480"/>
       </w:pPr>
     </w:lvl>
     <w:lvl w:ilvl="2">
@@ -9754,7 +10366,10 @@
       <w:lvlText w:val=" "/>
       <w:lvlJc w:val="left"/>
       <w:pPr>
-        <w:ind w:left="2160" w:hanging="360"/>
+        <w:tabs>
+          <w:tab w:val="num" w:pos="1440"/>
+        </w:tabs>
+        <w:ind w:left="1920" w:hanging="480"/>
       </w:pPr>
     </w:lvl>
     <w:lvl w:ilvl="3">
@@ -9762,7 +10377,10 @@
       <w:lvlText w:val=" "/>
       <w:lvlJc w:val="left"/>
       <w:pPr>
-        <w:ind w:left="2880" w:hanging="360"/>
+        <w:tabs>
+          <w:tab w:val="num" w:pos="2160"/>
+        </w:tabs>
+        <w:ind w:left="2640" w:hanging="480"/>
       </w:pPr>
     </w:lvl>
     <w:lvl w:ilvl="4">
@@ -9770,7 +10388,10 @@
       <w:lvlText w:val=" "/>
       <w:lvlJc w:val="left"/>
       <w:pPr>
-        <w:ind w:left="3600" w:hanging="360"/>
+        <w:tabs>
+          <w:tab w:val="num" w:pos="2880"/>
+        </w:tabs>
+        <w:ind w:left="3360" w:hanging="480"/>
       </w:pPr>
     </w:lvl>
     <w:lvl w:ilvl="5">
@@ -9778,7 +10399,10 @@
       <w:lvlText w:val=" "/>
       <w:lvlJc w:val="left"/>
       <w:pPr>
-        <w:ind w:left="4320" w:hanging="360"/>
+        <w:tabs>
+          <w:tab w:val="num" w:pos="3600"/>
+        </w:tabs>
+        <w:ind w:left="4080" w:hanging="480"/>
       </w:pPr>
     </w:lvl>
     <w:lvl w:ilvl="6">
@@ -9786,7 +10410,10 @@
       <w:lvlText w:val=" "/>
       <w:lvlJc w:val="left"/>
       <w:pPr>
-        <w:ind w:left="5040" w:hanging="360"/>
+        <w:tabs>
+          <w:tab w:val="num" w:pos="4320"/>
+        </w:tabs>
+        <w:ind w:left="4800" w:hanging="480"/>
       </w:pPr>
     </w:lvl>
     <w:lvl w:ilvl="7">
@@ -9794,7 +10421,10 @@
       <w:lvlText w:val=" "/>
       <w:lvlJc w:val="left"/>
       <w:pPr>
-        <w:ind w:left="5760" w:hanging="360"/>
+        <w:tabs>
+          <w:tab w:val="num" w:pos="5040"/>
+        </w:tabs>
+        <w:ind w:left="5520" w:hanging="480"/>
       </w:pPr>
     </w:lvl>
     <w:lvl w:ilvl="8">
@@ -9802,12 +10432,15 @@
       <w:lvlText w:val=" "/>
       <w:lvlJc w:val="left"/>
       <w:pPr>
-        <w:ind w:left="6480" w:hanging="360"/>
+        <w:tabs>
+          <w:tab w:val="num" w:pos="5760"/>
+        </w:tabs>
+        <w:ind w:left="6240" w:hanging="480"/>
       </w:pPr>
     </w:lvl>
   </w:abstractNum>
   <w:abstractNum w:abstractNumId="99411">
-    <w:nsid w:val="00A99411"/>
+    <w:nsid w:val="ea454b4c"/>
     <w:multiLevelType w:val="multilevel"/>
     <w:lvl w:ilvl="0">
       <w:start w:val="1"/>
@@ -9815,7 +10448,10 @@
       <w:lvlText w:val="%1."/>
       <w:lvlJc w:val="left"/>
       <w:pPr>
-        <w:ind w:left="720" w:hanging="360"/>
+        <w:tabs>
+          <w:tab w:val="num" w:pos="0"/>
+        </w:tabs>
+        <w:ind w:left="480" w:hanging="480"/>
       </w:pPr>
     </w:lvl>
     <w:lvl w:ilvl="1">
@@ -9824,7 +10460,10 @@
       <w:lvlText w:val="%2."/>
       <w:lvlJc w:val="left"/>
       <w:pPr>
-        <w:ind w:left="1440" w:hanging="360"/>
+        <w:tabs>
+          <w:tab w:val="num" w:pos="720"/>
+        </w:tabs>
+        <w:ind w:left="1200" w:hanging="480"/>
       </w:pPr>
     </w:lvl>
     <w:lvl w:ilvl="2">
@@ -9833,7 +10472,10 @@
       <w:lvlText w:val="%3."/>
       <w:lvlJc w:val="left"/>
       <w:pPr>
-        <w:ind w:left="2160" w:hanging="360"/>
+        <w:tabs>
+          <w:tab w:val="num" w:pos="1440"/>
+        </w:tabs>
+        <w:ind w:left="1920" w:hanging="480"/>
       </w:pPr>
     </w:lvl>
     <w:lvl w:ilvl="3">
@@ -9842,7 +10484,10 @@
       <w:lvlText w:val="%4."/>
       <w:lvlJc w:val="left"/>
       <w:pPr>
-        <w:ind w:left="2880" w:hanging="360"/>
+        <w:tabs>
+          <w:tab w:val="num" w:pos="2160"/>
+        </w:tabs>
+        <w:ind w:left="2640" w:hanging="480"/>
       </w:pPr>
     </w:lvl>
     <w:lvl w:ilvl="4">
@@ -9851,7 +10496,10 @@
       <w:lvlText w:val="%5."/>
       <w:lvlJc w:val="left"/>
       <w:pPr>
-        <w:ind w:left="3600" w:hanging="360"/>
+        <w:tabs>
+          <w:tab w:val="num" w:pos="2880"/>
+        </w:tabs>
+        <w:ind w:left="3360" w:hanging="480"/>
       </w:pPr>
     </w:lvl>
     <w:lvl w:ilvl="5">
@@ -9860,7 +10508,10 @@
       <w:lvlText w:val="%6."/>
       <w:lvlJc w:val="left"/>
       <w:pPr>
-        <w:ind w:left="4320" w:hanging="360"/>
+        <w:tabs>
+          <w:tab w:val="num" w:pos="3600"/>
+        </w:tabs>
+        <w:ind w:left="4080" w:hanging="480"/>
       </w:pPr>
     </w:lvl>
     <w:lvl w:ilvl="6">
@@ -9869,7 +10520,10 @@
       <w:lvlText w:val="%7."/>
       <w:lvlJc w:val="left"/>
       <w:pPr>
-        <w:ind w:left="5040" w:hanging="360"/>
+        <w:tabs>
+          <w:tab w:val="num" w:pos="4320"/>
+        </w:tabs>
+        <w:ind w:left="4800" w:hanging="480"/>
       </w:pPr>
     </w:lvl>
     <w:lvl w:ilvl="7">
@@ -9878,7 +10532,10 @@
       <w:lvlText w:val="%8."/>
       <w:lvlJc w:val="left"/>
       <w:pPr>
-        <w:ind w:left="5760" w:hanging="360"/>
+        <w:tabs>
+          <w:tab w:val="num" w:pos="5040"/>
+        </w:tabs>
+        <w:ind w:left="5520" w:hanging="480"/>
       </w:pPr>
     </w:lvl>
     <w:lvl w:ilvl="8">
@@ -9887,186 +10544,113 @@
       <w:lvlText w:val="%9."/>
       <w:lvlJc w:val="left"/>
       <w:pPr>
-        <w:ind w:left="6480" w:hanging="360"/>
+        <w:tabs>
+          <w:tab w:val="num" w:pos="5760"/>
+        </w:tabs>
+        <w:ind w:left="6240" w:hanging="480"/>
       </w:pPr>
     </w:lvl>
   </w:abstractNum>
   <w:abstractNum w:abstractNumId="991">
-    <w:nsid w:val="0000A991"/>
+    <w:nsid w:val="71315dca"/>
     <w:multiLevelType w:val="multilevel"/>
     <w:lvl w:ilvl="0">
       <w:numFmt w:val="bullet"/>
-      <w:lvlText w:val=""/>
+      <w:lvlText w:val="•"/>
       <w:lvlJc w:val="left"/>
       <w:pPr>
-        <w:ind w:left="720" w:hanging="360"/>
-      </w:pPr>
-      <w:rPr>
-        <w:rFonts w:ascii="Symbol" w:hAnsi="Symbol" w:cs="Symbol" w:hint="default"/>
-      </w:rPr>
+        <w:tabs>
+          <w:tab w:val="num" w:pos="0"/>
+        </w:tabs>
+        <w:ind w:left="480" w:hanging="480"/>
+      </w:pPr>
     </w:lvl>
     <w:lvl w:ilvl="1">
       <w:numFmt w:val="bullet"/>
-      <w:lvlText w:val="o"/>
+      <w:lvlText w:val="–"/>
       <w:lvlJc w:val="left"/>
       <w:pPr>
-        <w:ind w:left="1440" w:hanging="360"/>
-      </w:pPr>
-      <w:rPr>
-        <w:rFonts w:ascii="Courier New" w:hAnsi="Courier New" w:cs="Courier New" w:hint="default"/>
-      </w:rPr>
+        <w:tabs>
+          <w:tab w:val="num" w:pos="720"/>
+        </w:tabs>
+        <w:ind w:left="1200" w:hanging="480"/>
+      </w:pPr>
     </w:lvl>
     <w:lvl w:ilvl="2">
       <w:numFmt w:val="bullet"/>
-      <w:lvlText w:val=""/>
+      <w:lvlText w:val="•"/>
       <w:lvlJc w:val="left"/>
       <w:pPr>
-        <w:ind w:left="2160" w:hanging="360"/>
-      </w:pPr>
-      <w:rPr>
-        <w:rFonts w:ascii="Wingdings" w:hAnsi="Wingdings" w:cs="Wingdings" w:hint="default"/>
-      </w:rPr>
+        <w:tabs>
+          <w:tab w:val="num" w:pos="1440"/>
+        </w:tabs>
+        <w:ind w:left="1920" w:hanging="480"/>
+      </w:pPr>
     </w:lvl>
     <w:lvl w:ilvl="3">
       <w:numFmt w:val="bullet"/>
-      <w:lvlText w:val=""/>
+      <w:lvlText w:val="–"/>
       <w:lvlJc w:val="left"/>
       <w:pPr>
-        <w:ind w:left="2880" w:hanging="360"/>
-      </w:pPr>
-      <w:rPr>
-        <w:rFonts w:ascii="Symbol" w:hAnsi="Symbol" w:cs="Symbol" w:hint="default"/>
-      </w:rPr>
+        <w:tabs>
+          <w:tab w:val="num" w:pos="2160"/>
+        </w:tabs>
+        <w:ind w:left="2640" w:hanging="480"/>
+      </w:pPr>
     </w:lvl>
     <w:lvl w:ilvl="4">
       <w:numFmt w:val="bullet"/>
-      <w:lvlText w:val="o"/>
+      <w:lvlText w:val="•"/>
       <w:lvlJc w:val="left"/>
       <w:pPr>
-        <w:ind w:left="3600" w:hanging="360"/>
-      </w:pPr>
-      <w:rPr>
-        <w:rFonts w:ascii="Courier New" w:hAnsi="Courier New" w:cs="Courier New" w:hint="default"/>
-      </w:rPr>
+        <w:tabs>
+          <w:tab w:val="num" w:pos="2880"/>
+        </w:tabs>
+        <w:ind w:left="3360" w:hanging="480"/>
+      </w:pPr>
     </w:lvl>
     <w:lvl w:ilvl="5">
       <w:numFmt w:val="bullet"/>
-      <w:lvlText w:val=""/>
+      <w:lvlText w:val="–"/>
       <w:lvlJc w:val="left"/>
       <w:pPr>
-        <w:ind w:left="4320" w:hanging="360"/>
-      </w:pPr>
-      <w:rPr>
-        <w:rFonts w:ascii="Wingdings" w:hAnsi="Wingdings" w:cs="Wingdings" w:hint="default"/>
-      </w:rPr>
+        <w:tabs>
+          <w:tab w:val="num" w:pos="3600"/>
+        </w:tabs>
+        <w:ind w:left="4080" w:hanging="480"/>
+      </w:pPr>
     </w:lvl>
     <w:lvl w:ilvl="6">
       <w:numFmt w:val="bullet"/>
-      <w:lvlText w:val=""/>
+      <w:lvlText w:val="•"/>
       <w:lvlJc w:val="left"/>
       <w:pPr>
-        <w:ind w:left="5040" w:hanging="360"/>
-      </w:pPr>
-      <w:rPr>
-        <w:rFonts w:ascii="Symbol" w:hAnsi="Symbol" w:cs="Symbol" w:hint="default"/>
-      </w:rPr>
+        <w:tabs>
+          <w:tab w:val="num" w:pos="4320"/>
+        </w:tabs>
+        <w:ind w:left="4800" w:hanging="480"/>
+      </w:pPr>
     </w:lvl>
     <w:lvl w:ilvl="7">
       <w:numFmt w:val="bullet"/>
-      <w:lvlText w:val="o"/>
+      <w:lvlText w:val="–"/>
       <w:lvlJc w:val="left"/>
       <w:pPr>
-        <w:ind w:left="5760" w:hanging="360"/>
-      </w:pPr>
-      <w:rPr>
-        <w:rFonts w:ascii="Courier New" w:hAnsi="Courier New" w:cs="Courier New" w:hint="default"/>
-      </w:rPr>
+        <w:tabs>
+          <w:tab w:val="num" w:pos="5040"/>
+        </w:tabs>
+        <w:ind w:left="5520" w:hanging="480"/>
+      </w:pPr>
     </w:lvl>
     <w:lvl w:ilvl="8">
       <w:numFmt w:val="bullet"/>
-      <w:lvlText w:val=""/>
+      <w:lvlText w:val="•"/>
       <w:lvlJc w:val="left"/>
       <w:pPr>
-        <w:ind w:left="6480" w:hanging="360"/>
-      </w:pPr>
-      <w:rPr>
-        <w:rFonts w:ascii="Wingdings" w:hAnsi="Wingdings" w:cs="Wingdings" w:hint="default"/>
-      </w:rPr>
-    </w:lvl>
-  </w:abstractNum>
-  <w:abstractNum w:abstractNumId="992">
-    <w:nsid w:val="0000A992"/>
-    <w:multiLevelType w:val="multilevel"/>
-    <w:lvl w:ilvl="0">
-      <w:numFmt w:val="bullet"/>
-      <w:lvlText w:val="☐"/>
-      <w:lvlJc w:val="left"/>
-      <w:pPr>
-        <w:ind w:left="720" w:hanging="360"/>
-      </w:pPr>
-    </w:lvl>
-    <w:lvl w:ilvl="1">
-      <w:numFmt w:val="bullet"/>
-      <w:lvlText w:val="☐"/>
-      <w:lvlJc w:val="left"/>
-      <w:pPr>
-        <w:ind w:left="1440" w:hanging="360"/>
-      </w:pPr>
-    </w:lvl>
-    <w:lvl w:ilvl="2">
-      <w:numFmt w:val="bullet"/>
-      <w:lvlText w:val="☐"/>
-      <w:lvlJc w:val="left"/>
-      <w:pPr>
-        <w:ind w:left="2160" w:hanging="360"/>
-      </w:pPr>
-    </w:lvl>
-    <w:lvl w:ilvl="3">
-      <w:numFmt w:val="bullet"/>
-      <w:lvlText w:val="☐"/>
-      <w:lvlJc w:val="left"/>
-      <w:pPr>
-        <w:ind w:left="2880" w:hanging="360"/>
-      </w:pPr>
-    </w:lvl>
-    <w:lvl w:ilvl="4">
-      <w:numFmt w:val="bullet"/>
-      <w:lvlText w:val="☐"/>
-      <w:lvlJc w:val="left"/>
-      <w:pPr>
-        <w:ind w:left="3600" w:hanging="360"/>
-      </w:pPr>
-    </w:lvl>
-    <w:lvl w:ilvl="5">
-      <w:numFmt w:val="bullet"/>
-      <w:lvlText w:val="☐"/>
-      <w:lvlJc w:val="left"/>
-      <w:pPr>
-        <w:ind w:left="4320" w:hanging="360"/>
-      </w:pPr>
-    </w:lvl>
-    <w:lvl w:ilvl="6">
-      <w:numFmt w:val="bullet"/>
-      <w:lvlText w:val="☐"/>
-      <w:lvlJc w:val="left"/>
-      <w:pPr>
-        <w:ind w:left="5040" w:hanging="360"/>
-      </w:pPr>
-    </w:lvl>
-    <w:lvl w:ilvl="7">
-      <w:numFmt w:val="bullet"/>
-      <w:lvlText w:val="☐"/>
-      <w:lvlJc w:val="left"/>
-      <w:pPr>
-        <w:ind w:left="5760" w:hanging="360"/>
-      </w:pPr>
-    </w:lvl>
-    <w:lvl w:ilvl="8">
-      <w:numFmt w:val="bullet"/>
-      <w:lvlText w:val="☐"/>
-      <w:lvlJc w:val="left"/>
-      <w:pPr>
-        <w:ind w:left="6480" w:hanging="360"/>
+        <w:tabs>
+          <w:tab w:val="num" w:pos="5760"/>
+        </w:tabs>
+        <w:ind w:left="6240" w:hanging="480"/>
       </w:pPr>
     </w:lvl>
   </w:abstractNum>
@@ -10167,84 +10751,12 @@
     </w:lvlOverride>
   </w:num>
   <w:num w:numId="1005">
-    <w:abstractNumId w:val="992"/>
+    <w:abstractNumId w:val="991"/>
   </w:num>
   <w:num w:numId="1006">
-    <w:abstractNumId w:val="992"/>
+    <w:abstractNumId w:val="991"/>
   </w:num>
   <w:num w:numId="1007">
-    <w:abstractNumId w:val="992"/>
-  </w:num>
-  <w:num w:numId="1008">
-    <w:abstractNumId w:val="992"/>
-  </w:num>
-  <w:num w:numId="1009">
-    <w:abstractNumId w:val="992"/>
-  </w:num>
-  <w:num w:numId="1010">
-    <w:abstractNumId w:val="992"/>
-  </w:num>
-  <w:num w:numId="1011">
-    <w:abstractNumId w:val="992"/>
-  </w:num>
-  <w:num w:numId="1012">
-    <w:abstractNumId w:val="992"/>
-  </w:num>
-  <w:num w:numId="1013">
-    <w:abstractNumId w:val="992"/>
-  </w:num>
-  <w:num w:numId="1014">
-    <w:abstractNumId w:val="992"/>
-  </w:num>
-  <w:num w:numId="1015">
-    <w:abstractNumId w:val="992"/>
-  </w:num>
-  <w:num w:numId="1016">
-    <w:abstractNumId w:val="992"/>
-  </w:num>
-  <w:num w:numId="1017">
-    <w:abstractNumId w:val="992"/>
-  </w:num>
-  <w:num w:numId="1018">
-    <w:abstractNumId w:val="992"/>
-  </w:num>
-  <w:num w:numId="1019">
-    <w:abstractNumId w:val="992"/>
-  </w:num>
-  <w:num w:numId="1020">
-    <w:abstractNumId w:val="992"/>
-  </w:num>
-  <w:num w:numId="1021">
-    <w:abstractNumId w:val="992"/>
-  </w:num>
-  <w:num w:numId="1022">
-    <w:abstractNumId w:val="992"/>
-  </w:num>
-  <w:num w:numId="1023">
-    <w:abstractNumId w:val="992"/>
-  </w:num>
-  <w:num w:numId="1024">
-    <w:abstractNumId w:val="992"/>
-  </w:num>
-  <w:num w:numId="1025">
-    <w:abstractNumId w:val="992"/>
-  </w:num>
-  <w:num w:numId="1026">
-    <w:abstractNumId w:val="992"/>
-  </w:num>
-  <w:num w:numId="1027">
-    <w:abstractNumId w:val="992"/>
-  </w:num>
-  <w:num w:numId="1028">
-    <w:abstractNumId w:val="992"/>
-  </w:num>
-  <w:num w:numId="1029">
-    <w:abstractNumId w:val="992"/>
-  </w:num>
-  <w:num w:numId="1030">
-    <w:abstractNumId w:val="991"/>
-  </w:num>
-  <w:num w:numId="1031">
     <w:abstractNumId w:val="991"/>
   </w:num>
 </w:numbering>
@@ -10255,10 +10767,10 @@
   <w:docDefaults>
     <w:rPrDefault>
       <w:rPr>
-        <w:rFonts w:asciiTheme="minorHAnsi" w:cstheme="minorBidi" w:eastAsiaTheme="minorEastAsia" w:hAnsiTheme="minorHAnsi"/>
+        <w:rFonts w:asciiTheme="minorHAnsi" w:eastAsiaTheme="minorHAnsi" w:hAnsiTheme="minorHAnsi" w:cstheme="minorBidi"/>
         <w:sz w:val="24"/>
         <w:szCs w:val="24"/>
-        <w:lang w:bidi="ar-SA" w:eastAsia="zh-CN" w:val="en-US"/>
+        <w:lang w:val="en-US" w:eastAsia="en-US" w:bidi="ar-SA"/>
       </w:rPr>
     </w:rPrDefault>
     <w:pPrDefault>
@@ -10267,145 +10779,91 @@
       </w:pPr>
     </w:pPrDefault>
   </w:docDefaults>
-  <w:latentStyles w:count="276" w:defLockedState="0" w:defQFormat="0" w:defSemiHidden="0" w:defUIPriority="0" w:defUnhideWhenUsed="0"/>
-  <w:style w:default="1" w:styleId="Normal" w:type="paragraph">
+  <w:latentStyles w:defLockedState="0" w:defUIPriority="0" w:defSemiHidden="0" w:defUnhideWhenUsed="0" w:defQFormat="0" w:count="276"/>
+  <w:style w:type="paragraph" w:default="1" w:styleId="Normal">
     <w:name w:val="Normal"/>
     <w:qFormat/>
   </w:style>
-  <w:style w:styleId="BodyText" w:type="paragraph">
+  <w:style w:type="paragraph" w:styleId="BodyText">
     <w:name w:val="Body Text"/>
     <w:basedOn w:val="Normal"/>
     <w:link w:val="BodyTextChar"/>
+    <w:pPr>
+      <w:spacing w:before="180" w:after="180"/>
+    </w:pPr>
     <w:qFormat/>
-    <w:pPr>
-      <w:spacing w:after="180" w:before="180"/>
-    </w:pPr>
   </w:style>
-  <w:style w:customStyle="1" w:styleId="FirstParagraph" w:type="paragraph">
+  <w:style w:type="paragraph" w:customStyle="1" w:styleId="FirstParagraph">
     <w:name w:val="First Paragraph"/>
     <w:basedOn w:val="BodyText"/>
     <w:next w:val="BodyText"/>
     <w:qFormat/>
   </w:style>
-  <w:style w:customStyle="1" w:styleId="Compact" w:type="paragraph">
+  <w:style w:type="paragraph" w:customStyle="1" w:styleId="Compact">
     <w:name w:val="Compact"/>
     <w:basedOn w:val="BodyText"/>
     <w:qFormat/>
     <w:pPr>
-      <w:spacing w:after="36" w:before="36"/>
+      <w:spacing w:before="36" w:after="36"/>
     </w:pPr>
   </w:style>
-  <w:style w:styleId="Title" w:type="paragraph">
+  <w:style w:type="paragraph" w:styleId="Title">
     <w:name w:val="Title"/>
     <w:basedOn w:val="Normal"/>
     <w:next w:val="BodyText"/>
-    <w:link w:val="TitleChar"/>
-    <w:uiPriority w:val="10"/>
     <w:qFormat/>
-    <w:rsid w:val="00A10FD9"/>
     <w:pPr>
-      <w:spacing w:after="80" w:line="240" w:lineRule="auto"/>
-      <w:contextualSpacing/>
+      <w:keepNext/>
+      <w:keepLines/>
+      <w:spacing w:before="480" w:after="240"/>
       <w:jc w:val="center"/>
     </w:pPr>
     <w:rPr>
-      <w:rFonts w:asciiTheme="majorHAnsi" w:cstheme="majorBidi" w:eastAsiaTheme="majorEastAsia" w:hAnsiTheme="majorHAnsi"/>
-      <w:sz w:val="56"/>
-      <w:szCs w:val="56"/>
+      <w:rFonts w:asciiTheme="majorHAnsi" w:eastAsiaTheme="majorEastAsia" w:hAnsiTheme="majorHAnsi" w:cstheme="majorBidi"/>
+      <w:b/>
+      <w:bCs/>
+      <w:color w:val="345A8A" w:themeColor="accent1" w:themeShade="B5"/>
+      <w:sz w:val="36"/>
+      <w:szCs w:val="36"/>
     </w:rPr>
   </w:style>
-  <w:style w:customStyle="1" w:styleId="TitleChar" w:type="character">
-    <w:name w:val="Title Char"/>
-    <w:basedOn w:val="DefaultParagraphFont"/>
-    <w:link w:val="Title"/>
-    <w:uiPriority w:val="10"/>
-    <w:rsid w:val="00A10FD9"/>
-    <w:rPr>
-      <w:rFonts w:asciiTheme="majorHAnsi" w:cstheme="majorBidi" w:eastAsiaTheme="majorEastAsia" w:hAnsiTheme="majorHAnsi"/>
-      <w:sz w:val="56"/>
-      <w:szCs w:val="56"/>
-    </w:rPr>
-  </w:style>
-  <w:style w:styleId="Subtitle" w:type="paragraph">
+  <w:style w:type="paragraph" w:styleId="Subtitle">
     <w:name w:val="Subtitle"/>
-    <w:basedOn w:val="Title"/>
-    <w:next w:val="BodyText"/>
-    <w:link w:val="SubtitleChar"/>
-    <w:uiPriority w:val="11"/>
-    <w:qFormat/>
-    <w:rsid w:val="00A10FD9"/>
-    <w:pPr>
-      <w:numPr>
-        <w:ilvl w:val="1"/>
-      </w:numPr>
-    </w:pPr>
-    <w:rPr>
-      <w:rFonts w:cstheme="majorBidi" w:eastAsiaTheme="majorEastAsia"/>
-      <w:spacing w:val="15"/>
-      <w:sz w:val="28"/>
-      <w:szCs w:val="28"/>
-    </w:rPr>
-  </w:style>
-  <w:style w:customStyle="1" w:styleId="SubtitleChar" w:type="character">
-    <w:name w:val="Subtitle Char"/>
-    <w:basedOn w:val="DefaultParagraphFont"/>
-    <w:link w:val="Subtitle"/>
-    <w:uiPriority w:val="11"/>
-    <w:rsid w:val="00A10FD9"/>
-    <w:rPr>
-      <w:rFonts w:cstheme="majorBidi" w:eastAsiaTheme="majorEastAsia"/>
-      <w:color w:themeColor="text1" w:themeTint="A6" w:val="595959"/>
-      <w:spacing w:val="15"/>
-      <w:sz w:val="28"/>
-      <w:szCs w:val="28"/>
-    </w:rPr>
-  </w:style>
-  <w:style w:customStyle="1" w:styleId="Author" w:type="paragraph">
-    <w:name w:val="Author"/>
     <w:basedOn w:val="Title"/>
     <w:next w:val="BodyText"/>
     <w:qFormat/>
     <w:pPr>
       <w:keepNext/>
       <w:keepLines/>
+      <w:spacing w:before="240" w:after="240"/>
+      <w:jc w:val="center"/>
     </w:pPr>
     <w:rPr>
-      <w:sz w:val="24"/>
-      <w:szCs w:val="24"/>
+      <w:sz w:val="30"/>
+      <w:szCs w:val="30"/>
     </w:rPr>
   </w:style>
-  <w:style w:styleId="Date" w:type="paragraph">
-    <w:name w:val="Date"/>
-    <w:basedOn w:val="Title"/>
+  <w:style w:type="paragraph" w:customStyle="1" w:styleId="Author">
+    <w:name w:val="Author"/>
     <w:next w:val="BodyText"/>
     <w:qFormat/>
     <w:pPr>
       <w:keepNext/>
       <w:keepLines/>
+      <w:jc w:val="center"/>
     </w:pPr>
-    <w:rPr>
-      <w:sz w:val="24"/>
-      <w:szCs w:val="24"/>
-    </w:rPr>
   </w:style>
-  <w:style w:customStyle="1" w:styleId="AbstractTitle" w:type="paragraph">
-    <w:name w:val="Abstract Title"/>
-    <w:basedOn w:val="Normal"/>
-    <w:next w:val="Abstract"/>
+  <w:style w:type="paragraph" w:styleId="Date">
+    <w:name w:val="Date"/>
+    <w:next w:val="BodyText"/>
     <w:qFormat/>
     <w:pPr>
       <w:keepNext/>
       <w:keepLines/>
-      <w:spacing w:after="0" w:before="300"/>
       <w:jc w:val="center"/>
     </w:pPr>
-    <w:rPr>
-      <w:b/>
-      <w:sz w:val="20"/>
-      <w:szCs w:val="20"/>
-    </w:rPr>
   </w:style>
-  <w:style w:customStyle="1" w:styleId="Abstract" w:type="paragraph">
+  <w:style w:type="paragraph" w:customStyle="1" w:styleId="Abstract">
     <w:name w:val="Abstract"/>
     <w:basedOn w:val="Normal"/>
     <w:next w:val="BodyText"/>
@@ -10413,14 +10871,14 @@
     <w:pPr>
       <w:keepNext/>
       <w:keepLines/>
-      <w:spacing w:after="300" w:before="100"/>
+      <w:spacing w:before="300" w:after="300"/>
     </w:pPr>
     <w:rPr>
       <w:sz w:val="20"/>
       <w:szCs w:val="20"/>
     </w:rPr>
   </w:style>
-  <w:style w:styleId="Bibliography" w:type="paragraph">
+  <w:style w:type="paragraph" w:styleId="Bibliography">
     <w:name w:val="Bibliography"/>
     <w:basedOn w:val="Normal"/>
     <w:next w:val="Bibliography"/>
@@ -10428,325 +10886,195 @@
     <w:pPr/>
     <w:rPr/>
   </w:style>
-  <w:style w:styleId="Heading1" w:type="paragraph">
-    <w:name w:val="heading 1"/>
+  <w:style w:type="paragraph" w:styleId="Heading1">
+    <w:name w:val="Heading 1"/>
     <w:basedOn w:val="Normal"/>
     <w:next w:val="BodyText"/>
-    <w:link w:val="Heading1Char"/>
     <w:uiPriority w:val="9"/>
     <w:qFormat/>
-    <w:rsid w:val="00A10FD9"/>
     <w:pPr>
       <w:keepNext/>
       <w:keepLines/>
-      <w:spacing w:after="80" w:before="360"/>
+      <w:spacing w:before="480" w:after="0"/>
       <w:outlineLvl w:val="0"/>
     </w:pPr>
     <w:rPr>
-      <w:rFonts w:asciiTheme="majorHAnsi" w:cstheme="majorBidi" w:eastAsiaTheme="majorEastAsia" w:hAnsiTheme="majorHAnsi"/>
-      <w:color w:themeColor="accent1" w:themeShade="BF" w:val="0F4761"/>
-      <w:sz w:val="40"/>
-      <w:szCs w:val="40"/>
-    </w:rPr>
-  </w:style>
-  <w:style w:styleId="Heading2" w:type="paragraph">
-    <w:name w:val="heading 2"/>
-    <w:basedOn w:val="Normal"/>
-    <w:next w:val="BodyText"/>
-    <w:link w:val="Heading2Char"/>
-    <w:uiPriority w:val="9"/>
-    <w:semiHidden/>
-    <w:unhideWhenUsed/>
-    <w:qFormat/>
-    <w:rsid w:val="00A10FD9"/>
-    <w:pPr>
-      <w:keepNext/>
-      <w:keepLines/>
-      <w:spacing w:after="80" w:before="160"/>
-      <w:outlineLvl w:val="1"/>
-    </w:pPr>
-    <w:rPr>
-      <w:rFonts w:asciiTheme="majorHAnsi" w:cstheme="majorBidi" w:eastAsiaTheme="majorEastAsia" w:hAnsiTheme="majorHAnsi"/>
-      <w:color w:themeColor="accent1" w:themeShade="BF" w:val="0F4761"/>
+      <w:rFonts w:asciiTheme="majorHAnsi" w:eastAsiaTheme="majorEastAsia" w:hAnsiTheme="majorHAnsi" w:cstheme="majorBidi"/>
+      <w:b/>
+      <w:bCs/>
+      <w:color w:val="4F81BD" w:themeColor="accent1"/>
       <w:sz w:val="32"/>
       <w:szCs w:val="32"/>
     </w:rPr>
   </w:style>
-  <w:style w:styleId="Heading3" w:type="paragraph">
-    <w:name w:val="heading 3"/>
+  <w:style w:type="paragraph" w:styleId="Heading2">
+    <w:name w:val="Heading 2"/>
     <w:basedOn w:val="Normal"/>
     <w:next w:val="BodyText"/>
-    <w:link w:val="Heading3Char"/>
     <w:uiPriority w:val="9"/>
-    <w:semiHidden/>
     <w:unhideWhenUsed/>
     <w:qFormat/>
-    <w:rsid w:val="00A10FD9"/>
     <w:pPr>
       <w:keepNext/>
       <w:keepLines/>
-      <w:spacing w:after="80" w:before="160"/>
-      <w:outlineLvl w:val="2"/>
+      <w:spacing w:before="200" w:after="0"/>
+      <w:outlineLvl w:val="1"/>
     </w:pPr>
     <w:rPr>
-      <w:rFonts w:cstheme="majorBidi" w:eastAsiaTheme="majorEastAsia"/>
-      <w:color w:themeColor="accent1" w:themeShade="BF" w:val="0F4761"/>
+      <w:rFonts w:asciiTheme="majorHAnsi" w:eastAsiaTheme="majorEastAsia" w:hAnsiTheme="majorHAnsi" w:cstheme="majorBidi"/>
+      <w:b/>
+      <w:bCs/>
+      <w:color w:val="4F81BD" w:themeColor="accent1"/>
       <w:sz w:val="28"/>
       <w:szCs w:val="28"/>
     </w:rPr>
   </w:style>
-  <w:style w:styleId="Heading4" w:type="paragraph">
-    <w:name w:val="heading 4"/>
+  <w:style w:type="paragraph" w:styleId="Heading3">
+    <w:name w:val="Heading 3"/>
     <w:basedOn w:val="Normal"/>
     <w:next w:val="BodyText"/>
-    <w:link w:val="Heading4Char"/>
     <w:uiPriority w:val="9"/>
-    <w:semiHidden/>
     <w:unhideWhenUsed/>
     <w:qFormat/>
-    <w:rsid w:val="00A10FD9"/>
     <w:pPr>
       <w:keepNext/>
       <w:keepLines/>
-      <w:spacing w:after="40" w:before="80"/>
+      <w:spacing w:before="200" w:after="0"/>
+      <w:outlineLvl w:val="2"/>
+    </w:pPr>
+    <w:rPr>
+      <w:rFonts w:asciiTheme="majorHAnsi" w:eastAsiaTheme="majorEastAsia" w:hAnsiTheme="majorHAnsi" w:cstheme="majorBidi"/>
+      <w:b/>
+      <w:bCs/>
+      <w:color w:val="4F81BD" w:themeColor="accent1"/>
+      <w:sz w:val="24"/>
+      <w:szCs w:val="24"/>
+    </w:rPr>
+  </w:style>
+  <w:style w:type="paragraph" w:styleId="Heading4">
+    <w:name w:val="Heading 4"/>
+    <w:basedOn w:val="Normal"/>
+    <w:next w:val="BodyText"/>
+    <w:uiPriority w:val="9"/>
+    <w:unhideWhenUsed/>
+    <w:qFormat/>
+    <w:pPr>
+      <w:keepNext/>
+      <w:keepLines/>
+      <w:spacing w:before="200" w:after="0"/>
       <w:outlineLvl w:val="3"/>
     </w:pPr>
     <w:rPr>
-      <w:rFonts w:cstheme="majorBidi" w:eastAsiaTheme="majorEastAsia"/>
+      <w:rFonts w:asciiTheme="majorHAnsi" w:eastAsiaTheme="majorEastAsia" w:hAnsiTheme="majorHAnsi" w:cstheme="majorBidi"/>
       <w:i/>
-      <w:iCs/>
-      <w:color w:themeColor="accent1" w:themeShade="BF" w:val="0F4761"/>
+      <w:bCs/>
+      <w:color w:val="4F81BD" w:themeColor="accent1"/>
+      <w:sz w:val="24"/>
+      <w:szCs w:val="24"/>
     </w:rPr>
   </w:style>
-  <w:style w:styleId="Heading5" w:type="paragraph">
-    <w:name w:val="heading 5"/>
+  <w:style w:type="paragraph" w:styleId="Heading5">
+    <w:name w:val="Heading 5"/>
     <w:basedOn w:val="Normal"/>
     <w:next w:val="BodyText"/>
-    <w:link w:val="Heading5Char"/>
     <w:uiPriority w:val="9"/>
-    <w:semiHidden/>
     <w:unhideWhenUsed/>
     <w:qFormat/>
-    <w:rsid w:val="00A10FD9"/>
     <w:pPr>
       <w:keepNext/>
       <w:keepLines/>
-      <w:spacing w:after="40" w:before="80"/>
+      <w:spacing w:before="200" w:after="0"/>
       <w:outlineLvl w:val="4"/>
     </w:pPr>
     <w:rPr>
-      <w:rFonts w:cstheme="majorBidi" w:eastAsiaTheme="majorEastAsia"/>
-      <w:color w:themeColor="accent1" w:themeShade="BF" w:val="0F4761"/>
+      <w:rFonts w:asciiTheme="majorHAnsi" w:eastAsiaTheme="majorEastAsia" w:hAnsiTheme="majorHAnsi" w:cstheme="majorBidi"/>
+      <w:iCs/>
+      <w:color w:val="4F81BD" w:themeColor="accent1"/>
+      <w:sz w:val="24"/>
+      <w:szCs w:val="24"/>
     </w:rPr>
   </w:style>
-  <w:style w:styleId="Heading6" w:type="paragraph">
-    <w:name w:val="heading 6"/>
+  <w:style w:type="paragraph" w:styleId="Heading6">
+    <w:name w:val="Heading 6"/>
     <w:basedOn w:val="Normal"/>
     <w:next w:val="BodyText"/>
-    <w:link w:val="Heading6Char"/>
     <w:uiPriority w:val="9"/>
-    <w:semiHidden/>
     <w:unhideWhenUsed/>
     <w:qFormat/>
-    <w:rsid w:val="00A10FD9"/>
     <w:pPr>
       <w:keepNext/>
       <w:keepLines/>
-      <w:spacing w:after="0" w:before="40"/>
+      <w:spacing w:before="200" w:after="0"/>
       <w:outlineLvl w:val="5"/>
     </w:pPr>
     <w:rPr>
-      <w:rFonts w:cstheme="majorBidi" w:eastAsiaTheme="majorEastAsia"/>
-      <w:i/>
-      <w:iCs/>
-      <w:color w:themeColor="text1" w:themeTint="A6" w:val="595959"/>
+      <w:rFonts w:asciiTheme="majorHAnsi" w:eastAsiaTheme="majorEastAsia" w:hAnsiTheme="majorHAnsi" w:cstheme="majorBidi"/>
+      <w:color w:val="4F81BD" w:themeColor="accent1"/>
+      <w:sz w:val="24"/>
+      <w:szCs w:val="24"/>
     </w:rPr>
   </w:style>
-  <w:style w:styleId="Heading7" w:type="paragraph">
-    <w:name w:val="heading 7"/>
+  <w:style w:type="paragraph" w:styleId="Heading7">
+    <w:name w:val="Heading 7"/>
     <w:basedOn w:val="Normal"/>
     <w:next w:val="BodyText"/>
-    <w:link w:val="Heading7Char"/>
     <w:uiPriority w:val="9"/>
-    <w:semiHidden/>
     <w:unhideWhenUsed/>
     <w:qFormat/>
-    <w:rsid w:val="00A10FD9"/>
     <w:pPr>
       <w:keepNext/>
       <w:keepLines/>
-      <w:spacing w:after="0" w:before="40"/>
+      <w:spacing w:before="200" w:after="0"/>
       <w:outlineLvl w:val="6"/>
     </w:pPr>
     <w:rPr>
-      <w:rFonts w:cstheme="majorBidi" w:eastAsiaTheme="majorEastAsia"/>
-      <w:color w:themeColor="text1" w:themeTint="A6" w:val="595959"/>
+      <w:rFonts w:asciiTheme="majorHAnsi" w:eastAsiaTheme="majorEastAsia" w:hAnsiTheme="majorHAnsi" w:cstheme="majorBidi"/>
+      <w:color w:val="4F81BD" w:themeColor="accent1"/>
+      <w:sz w:val="24"/>
+      <w:szCs w:val="24"/>
     </w:rPr>
   </w:style>
-  <w:style w:styleId="Heading8" w:type="paragraph">
-    <w:name w:val="heading 8"/>
+  <w:style w:type="paragraph" w:styleId="Heading8">
+    <w:name w:val="Heading 8"/>
     <w:basedOn w:val="Normal"/>
     <w:next w:val="BodyText"/>
-    <w:link w:val="Heading8Char"/>
     <w:uiPriority w:val="9"/>
-    <w:semiHidden/>
     <w:unhideWhenUsed/>
     <w:qFormat/>
-    <w:rsid w:val="00A10FD9"/>
     <w:pPr>
       <w:keepNext/>
       <w:keepLines/>
-      <w:spacing w:after="0"/>
+      <w:spacing w:before="200" w:after="0"/>
       <w:outlineLvl w:val="7"/>
     </w:pPr>
     <w:rPr>
-      <w:rFonts w:cstheme="majorBidi" w:eastAsiaTheme="majorEastAsia"/>
-      <w:i/>
-      <w:iCs/>
-      <w:color w:themeColor="text1" w:themeTint="D8" w:val="272727"/>
+      <w:rFonts w:asciiTheme="majorHAnsi" w:eastAsiaTheme="majorEastAsia" w:hAnsiTheme="majorHAnsi" w:cstheme="majorBidi"/>
+      <w:color w:val="4F81BD" w:themeColor="accent1"/>
+      <w:sz w:val="24"/>
+      <w:szCs w:val="24"/>
     </w:rPr>
   </w:style>
-  <w:style w:styleId="Heading9" w:type="paragraph">
-    <w:name w:val="heading 9"/>
+  <w:style w:type="paragraph" w:styleId="Heading9">
+    <w:name w:val="Heading 9"/>
     <w:basedOn w:val="Normal"/>
     <w:next w:val="BodyText"/>
-    <w:link w:val="Heading9Char"/>
     <w:uiPriority w:val="9"/>
-    <w:semiHidden/>
     <w:unhideWhenUsed/>
     <w:qFormat/>
-    <w:rsid w:val="00A10FD9"/>
     <w:pPr>
       <w:keepNext/>
       <w:keepLines/>
-      <w:spacing w:after="0"/>
+      <w:spacing w:before="200" w:after="0"/>
       <w:outlineLvl w:val="8"/>
     </w:pPr>
     <w:rPr>
-      <w:rFonts w:cstheme="majorBidi" w:eastAsiaTheme="majorEastAsia"/>
-      <w:color w:themeColor="text1" w:themeTint="D8" w:val="272727"/>
+      <w:rFonts w:asciiTheme="majorHAnsi" w:eastAsiaTheme="majorEastAsia" w:hAnsiTheme="majorHAnsi" w:cstheme="majorBidi"/>
+      <w:color w:val="4F81BD" w:themeColor="accent1"/>
+      <w:sz w:val="24"/>
+      <w:szCs w:val="24"/>
     </w:rPr>
   </w:style>
-  <w:style w:customStyle="1" w:styleId="Heading1Char" w:type="character">
-    <w:name w:val="Heading 1 Char"/>
-    <w:basedOn w:val="DefaultParagraphFont"/>
-    <w:link w:val="Heading1"/>
-    <w:uiPriority w:val="9"/>
-    <w:rsid w:val="00A10FD9"/>
-    <w:rPr>
-      <w:rFonts w:asciiTheme="majorHAnsi" w:cstheme="majorBidi" w:eastAsiaTheme="majorEastAsia" w:hAnsiTheme="majorHAnsi"/>
-      <w:color w:themeColor="accent1" w:themeShade="BF" w:val="0F4761"/>
-      <w:sz w:val="40"/>
-      <w:szCs w:val="40"/>
-    </w:rPr>
-  </w:style>
-  <w:style w:customStyle="1" w:styleId="Heading2Char" w:type="character">
-    <w:name w:val="Heading 2 Char"/>
-    <w:basedOn w:val="DefaultParagraphFont"/>
-    <w:link w:val="Heading2"/>
-    <w:uiPriority w:val="9"/>
-    <w:semiHidden/>
-    <w:rsid w:val="00A10FD9"/>
-    <w:rPr>
-      <w:rFonts w:asciiTheme="majorHAnsi" w:cstheme="majorBidi" w:eastAsiaTheme="majorEastAsia" w:hAnsiTheme="majorHAnsi"/>
-      <w:color w:themeColor="accent1" w:themeShade="BF" w:val="0F4761"/>
-      <w:sz w:val="32"/>
-      <w:szCs w:val="32"/>
-    </w:rPr>
-  </w:style>
-  <w:style w:customStyle="1" w:styleId="Heading3Char" w:type="character">
-    <w:name w:val="Heading 3 Char"/>
-    <w:basedOn w:val="DefaultParagraphFont"/>
-    <w:link w:val="Heading3"/>
-    <w:uiPriority w:val="9"/>
-    <w:semiHidden/>
-    <w:rsid w:val="00A10FD9"/>
-    <w:rPr>
-      <w:rFonts w:cstheme="majorBidi" w:eastAsiaTheme="majorEastAsia"/>
-      <w:color w:themeColor="accent1" w:themeShade="BF" w:val="0F4761"/>
-      <w:sz w:val="28"/>
-      <w:szCs w:val="28"/>
-    </w:rPr>
-  </w:style>
-  <w:style w:customStyle="1" w:styleId="Heading4Char" w:type="character">
-    <w:name w:val="Heading 4 Char"/>
-    <w:basedOn w:val="DefaultParagraphFont"/>
-    <w:link w:val="Heading4"/>
-    <w:uiPriority w:val="9"/>
-    <w:semiHidden/>
-    <w:rsid w:val="00A10FD9"/>
-    <w:rPr>
-      <w:rFonts w:cstheme="majorBidi" w:eastAsiaTheme="majorEastAsia"/>
-      <w:i/>
-      <w:iCs/>
-      <w:color w:themeColor="accent1" w:themeShade="BF" w:val="0F4761"/>
-    </w:rPr>
-  </w:style>
-  <w:style w:customStyle="1" w:styleId="Heading5Char" w:type="character">
-    <w:name w:val="Heading 5 Char"/>
-    <w:basedOn w:val="DefaultParagraphFont"/>
-    <w:link w:val="Heading5"/>
-    <w:uiPriority w:val="9"/>
-    <w:semiHidden/>
-    <w:rsid w:val="00A10FD9"/>
-    <w:rPr>
-      <w:rFonts w:cstheme="majorBidi" w:eastAsiaTheme="majorEastAsia"/>
-      <w:color w:themeColor="accent1" w:themeShade="BF" w:val="0F4761"/>
-    </w:rPr>
-  </w:style>
-  <w:style w:customStyle="1" w:styleId="Heading6Char" w:type="character">
-    <w:name w:val="Heading 6 Char"/>
-    <w:basedOn w:val="DefaultParagraphFont"/>
-    <w:link w:val="Heading6"/>
-    <w:uiPriority w:val="9"/>
-    <w:semiHidden/>
-    <w:rsid w:val="00A10FD9"/>
-    <w:rPr>
-      <w:rFonts w:cstheme="majorBidi" w:eastAsiaTheme="majorEastAsia"/>
-      <w:i/>
-      <w:iCs/>
-      <w:color w:themeColor="text1" w:themeTint="A6" w:val="595959"/>
-    </w:rPr>
-  </w:style>
-  <w:style w:customStyle="1" w:styleId="Heading7Char" w:type="character">
-    <w:name w:val="Heading 7 Char"/>
-    <w:basedOn w:val="DefaultParagraphFont"/>
-    <w:link w:val="Heading7"/>
-    <w:uiPriority w:val="9"/>
-    <w:semiHidden/>
-    <w:rsid w:val="00A10FD9"/>
-    <w:rPr>
-      <w:rFonts w:cstheme="majorBidi" w:eastAsiaTheme="majorEastAsia"/>
-      <w:color w:themeColor="text1" w:themeTint="A6" w:val="595959"/>
-    </w:rPr>
-  </w:style>
-  <w:style w:customStyle="1" w:styleId="Heading8Char" w:type="character">
-    <w:name w:val="Heading 8 Char"/>
-    <w:basedOn w:val="DefaultParagraphFont"/>
-    <w:link w:val="Heading8"/>
-    <w:uiPriority w:val="9"/>
-    <w:semiHidden/>
-    <w:rsid w:val="00A10FD9"/>
-    <w:rPr>
-      <w:rFonts w:cstheme="majorBidi" w:eastAsiaTheme="majorEastAsia"/>
-      <w:i/>
-      <w:iCs/>
-      <w:color w:themeColor="text1" w:themeTint="D8" w:val="272727"/>
-    </w:rPr>
-  </w:style>
-  <w:style w:customStyle="1" w:styleId="Heading9Char" w:type="character">
-    <w:name w:val="Heading 9 Char"/>
-    <w:basedOn w:val="DefaultParagraphFont"/>
-    <w:link w:val="Heading9"/>
-    <w:uiPriority w:val="9"/>
-    <w:semiHidden/>
-    <w:rsid w:val="00A10FD9"/>
-    <w:rPr>
-      <w:rFonts w:cstheme="majorBidi" w:eastAsiaTheme="majorEastAsia"/>
-      <w:color w:themeColor="text1" w:themeTint="D8" w:val="272727"/>
-    </w:rPr>
-  </w:style>
-  <w:style w:styleId="BlockText" w:type="paragraph">
+  <w:style w:type="paragraph" w:styleId="BlockText">
     <w:name w:val="Block Text"/>
     <w:basedOn w:val="BodyText"/>
     <w:next w:val="BodyText"/>
@@ -10754,11 +11082,11 @@
     <w:unhideWhenUsed/>
     <w:qFormat/>
     <w:pPr>
-      <w:spacing w:after="100" w:before="100"/>
+      <w:spacing w:before="100" w:after="100"/>
       <w:ind w:firstLine="0" w:left="480" w:right="480"/>
     </w:pPr>
   </w:style>
-  <w:style w:styleId="FootnoteText" w:type="paragraph">
+  <w:style w:type="paragraph" w:styleId="FootnoteText">
     <w:name w:val="Footnote Text"/>
     <w:basedOn w:val="Normal"/>
     <w:next w:val="FootnoteText"/>
@@ -10766,48 +11094,28 @@
     <w:unhideWhenUsed/>
     <w:qFormat/>
   </w:style>
-  <w:style w:styleId="FootnoteBlockText" w:type="paragraph">
-    <w:name w:val="Footnote Block Text"/>
-    <w:basedOn w:val="FootnoteText"/>
-    <w:next w:val="FootnoteText"/>
-    <w:uiPriority w:val="9"/>
-    <w:unhideWhenUsed/>
-    <w:qFormat/>
-    <w:pPr>
-      <w:spacing w:after="100" w:before="100"/>
-      <w:ind w:firstLine="0" w:left="480" w:right="480"/>
-    </w:pPr>
-  </w:style>
-  <w:style w:default="1" w:styleId="DefaultParagraphFont" w:type="character">
+  <w:style w:type="character" w:default="1" w:styleId="DefaultParagraphFont">
     <w:name w:val="Default Paragraph Font"/>
     <w:semiHidden/>
     <w:unhideWhenUsed/>
   </w:style>
-  <w:style w:default="1" w:styleId="Table" w:type="table">
+  <w:style w:type="table" w:default="1" w:styleId="Table">
     <w:name w:val="Table"/>
     <w:basedOn w:val="TableNormal"/>
     <w:semiHidden/>
     <w:unhideWhenUsed/>
     <w:qFormat/>
     <w:tblPr>
-      <w:tblInd w:type="dxa" w:w="0"/>
+      <w:tblInd w:w="0" w:type="dxa"/>
       <w:tblCellMar>
-        <w:top w:type="dxa" w:w="0"/>
-        <w:left w:type="dxa" w:w="108"/>
-        <w:bottom w:type="dxa" w:w="0"/>
-        <w:right w:type="dxa" w:w="108"/>
+        <w:top w:w="0" w:type="dxa"/>
+        <w:left w:w="108" w:type="dxa"/>
+        <w:bottom w:w="0" w:type="dxa"/>
+        <w:right w:w="108" w:type="dxa"/>
       </w:tblCellMar>
     </w:tblPr>
-    <w:tblStylePr w:type="firstRow">
-      <w:tcPr>
-        <w:tcBorders>
-          <w:bottom w:val="single"/>
-        </w:tcBorders>
-        <w:vAlign w:val="bottom"/>
-      </w:tcPr>
-    </w:tblStylePr>
   </w:style>
-  <w:style w:customStyle="1" w:styleId="DefinitionTerm" w:type="paragraph">
+  <w:style w:type="paragraph" w:customStyle="1" w:styleId="DefinitionTerm">
     <w:name w:val="Definition Term"/>
     <w:basedOn w:val="Normal"/>
     <w:next w:val="Definition"/>
@@ -10820,49 +11128,49 @@
       <w:b/>
     </w:rPr>
   </w:style>
-  <w:style w:customStyle="1" w:styleId="Definition" w:type="paragraph">
+  <w:style w:type="paragraph" w:customStyle="1" w:styleId="Definition">
     <w:name w:val="Definition"/>
     <w:basedOn w:val="Normal"/>
   </w:style>
-  <w:style w:styleId="Caption" w:type="paragraph">
+  <w:style w:type="paragraph" w:styleId="Caption">
     <w:name w:val="Caption"/>
     <w:basedOn w:val="Normal"/>
     <w:link w:val="BodyTextChar"/>
     <w:pPr>
-      <w:spacing w:after="120" w:before="0"/>
+      <w:spacing w:before="0" w:after="120"/>
     </w:pPr>
     <w:rPr>
       <w:i/>
     </w:rPr>
   </w:style>
-  <w:style w:customStyle="1" w:styleId="TableCaption" w:type="paragraph">
+  <w:style w:type="paragraph" w:customStyle="1" w:styleId="TableCaption">
     <w:name w:val="Table Caption"/>
     <w:basedOn w:val="Caption"/>
     <w:pPr>
       <w:keepNext/>
     </w:pPr>
   </w:style>
-  <w:style w:customStyle="1" w:styleId="ImageCaption" w:type="paragraph">
+  <w:style w:type="paragraph" w:customStyle="1" w:styleId="ImageCaption">
     <w:name w:val="Image Caption"/>
     <w:basedOn w:val="Caption"/>
   </w:style>
-  <w:style w:customStyle="1" w:styleId="Figure" w:type="paragraph">
+  <w:style w:type="paragraph" w:customStyle="1" w:styleId="Figure">
     <w:name w:val="Figure"/>
     <w:basedOn w:val="Normal"/>
   </w:style>
-  <w:style w:customStyle="1" w:styleId="CaptionedFigure" w:type="paragraph">
+  <w:style w:type="paragraph" w:customStyle="1" w:styleId="CaptionedFigure">
     <w:name w:val="Captioned Figure"/>
     <w:basedOn w:val="Figure"/>
     <w:pPr>
       <w:keepNext/>
     </w:pPr>
   </w:style>
-  <w:style w:customStyle="1" w:styleId="BodyTextChar" w:type="character">
+  <w:style w:type="character" w:customStyle="1" w:styleId="BodyTextChar">
     <w:name w:val="Body Text Char"/>
     <w:basedOn w:val="DefaultParagraphFont"/>
     <w:link w:val="BodyText"/>
   </w:style>
-  <w:style w:customStyle="1" w:styleId="VerbatimChar" w:type="character">
+  <w:style w:type="character" w:customStyle="1" w:styleId="VerbatimChar">
     <w:name w:val="Verbatim Char"/>
     <w:basedOn w:val="BodyTextChar"/>
     <w:rPr>
@@ -10870,25 +11178,21 @@
       <w:sz w:val="22"/>
     </w:rPr>
   </w:style>
-  <w:style w:customStyle="1" w:styleId="SectionNumber" w:type="character">
-    <w:name w:val="Section Number"/>
-    <w:basedOn w:val="BodyTextChar"/>
-  </w:style>
-  <w:style w:styleId="FootnoteReference" w:type="character">
+  <w:style w:type="character" w:styleId="FootnoteReference">
     <w:name w:val="Footnote Reference"/>
     <w:basedOn w:val="BodyTextChar"/>
     <w:rPr>
       <w:vertAlign w:val="superscript"/>
     </w:rPr>
   </w:style>
-  <w:style w:styleId="Hyperlink" w:type="character">
+  <w:style w:type="character" w:styleId="Hyperlink">
     <w:name w:val="Hyperlink"/>
     <w:basedOn w:val="BodyTextChar"/>
     <w:rPr>
-      <w:color w:themeColor="accent1" w:val="4F81BD"/>
+      <w:color w:val="4F81BD" w:themeColor="accent1"/>
     </w:rPr>
   </w:style>
-  <w:style w:styleId="TOCHeading" w:type="paragraph">
+  <w:style w:type="paragraph" w:styleId="TOCHeading">
     <w:name w:val="TOC Heading"/>
     <w:basedOn w:val="Heading1"/>
     <w:next w:val="BodyText"/>
@@ -10900,10 +11204,10 @@
       <w:outlineLvl w:val="9"/>
     </w:pPr>
     <w:rPr>
-      <w:rFonts w:asciiTheme="majorHAnsi" w:cstheme="majorBidi" w:eastAsiaTheme="majorEastAsia" w:hAnsiTheme="majorHAnsi"/>
+      <w:rFonts w:asciiTheme="majorHAnsi" w:eastAsiaTheme="majorEastAsia" w:hAnsiTheme="majorHAnsi" w:cstheme="majorBidi"/>
       <w:b w:val="0"/>
       <w:bCs w:val="0"/>
-      <w:color w:themeColor="accent1" w:themeShade="BF" w:val="365F91"/>
+      <w:color w:val="365F91" w:themeColor="accent1" w:themeShade="BF"/>
     </w:rPr>
   </w:style>
   <w:style w:type="paragraph" w:customStyle="1" w:styleId="SourceCode">
@@ -10918,8 +11222,8 @@
     <w:name w:val="KeywordTok"/>
     <w:basedOn w:val="VerbatimChar"/>
     <w:rPr>
+      <w:color w:val="007020"/>
       <w:b/>
-      <w:color w:val="007020"/>
     </w:rPr>
   </w:style>
   <w:style w:type="character" w:customStyle="1" w:styleId="DataTypeTok">
@@ -10995,43 +11299,40 @@
   <w:style w:type="character" w:customStyle="1" w:styleId="ImportTok">
     <w:name w:val="ImportTok"/>
     <w:basedOn w:val="VerbatimChar"/>
-    <w:rPr>
-      <w:b/>
-      <w:color w:val="008000"/>
-    </w:rPr>
+    <w:rPr/>
   </w:style>
   <w:style w:type="character" w:customStyle="1" w:styleId="CommentTok">
     <w:name w:val="CommentTok"/>
     <w:basedOn w:val="VerbatimChar"/>
     <w:rPr>
+      <w:color w:val="60a0b0"/>
       <w:i/>
-      <w:color w:val="60a0b0"/>
     </w:rPr>
   </w:style>
   <w:style w:type="character" w:customStyle="1" w:styleId="DocumentationTok">
     <w:name w:val="DocumentationTok"/>
     <w:basedOn w:val="VerbatimChar"/>
     <w:rPr>
+      <w:color w:val="ba2121"/>
       <w:i/>
-      <w:color w:val="ba2121"/>
     </w:rPr>
   </w:style>
   <w:style w:type="character" w:customStyle="1" w:styleId="AnnotationTok">
     <w:name w:val="AnnotationTok"/>
     <w:basedOn w:val="VerbatimChar"/>
     <w:rPr>
+      <w:color w:val="60a0b0"/>
       <w:b/>
       <w:i/>
-      <w:color w:val="60a0b0"/>
     </w:rPr>
   </w:style>
   <w:style w:type="character" w:customStyle="1" w:styleId="CommentVarTok">
     <w:name w:val="CommentVarTok"/>
     <w:basedOn w:val="VerbatimChar"/>
     <w:rPr>
+      <w:color w:val="60a0b0"/>
       <w:b/>
       <w:i/>
-      <w:color w:val="60a0b0"/>
     </w:rPr>
   </w:style>
   <w:style w:type="character" w:customStyle="1" w:styleId="OtherTok">
@@ -11059,8 +11360,8 @@
     <w:name w:val="ControlFlowTok"/>
     <w:basedOn w:val="VerbatimChar"/>
     <w:rPr>
+      <w:color w:val="007020"/>
       <w:b/>
-      <w:color w:val="007020"/>
     </w:rPr>
   </w:style>
   <w:style w:type="character" w:customStyle="1" w:styleId="OperatorTok">
@@ -11073,9 +11374,7 @@
   <w:style w:type="character" w:customStyle="1" w:styleId="BuiltInTok">
     <w:name w:val="BuiltInTok"/>
     <w:basedOn w:val="VerbatimChar"/>
-    <w:rPr>
-      <w:color w:val="008000"/>
-    </w:rPr>
+    <w:rPr/>
   </w:style>
   <w:style w:type="character" w:customStyle="1" w:styleId="ExtensionTok">
     <w:name w:val="ExtensionTok"/>
@@ -11105,34 +11404,34 @@
     <w:name w:val="InformationTok"/>
     <w:basedOn w:val="VerbatimChar"/>
     <w:rPr>
+      <w:color w:val="60a0b0"/>
       <w:b/>
       <w:i/>
-      <w:color w:val="60a0b0"/>
     </w:rPr>
   </w:style>
   <w:style w:type="character" w:customStyle="1" w:styleId="WarningTok">
     <w:name w:val="WarningTok"/>
     <w:basedOn w:val="VerbatimChar"/>
     <w:rPr>
+      <w:color w:val="60a0b0"/>
       <w:b/>
       <w:i/>
-      <w:color w:val="60a0b0"/>
     </w:rPr>
   </w:style>
   <w:style w:type="character" w:customStyle="1" w:styleId="AlertTok">
     <w:name w:val="AlertTok"/>
     <w:basedOn w:val="VerbatimChar"/>
     <w:rPr>
+      <w:color w:val="ff0000"/>
       <w:b/>
-      <w:color w:val="ff0000"/>
     </w:rPr>
   </w:style>
   <w:style w:type="character" w:customStyle="1" w:styleId="ErrorTok">
     <w:name w:val="ErrorTok"/>
     <w:basedOn w:val="VerbatimChar"/>
     <w:rPr>
+      <w:color w:val="ff0000"/>
       <w:b/>
-      <w:color w:val="ff0000"/>
     </w:rPr>
   </w:style>
   <w:style w:type="character" w:customStyle="1" w:styleId="NormalTok">
@@ -11154,44 +11453,44 @@
         <a:sysClr val="window" lastClr="FFFFFF"/>
       </a:lt1>
       <a:dk2>
-        <a:srgbClr val="0E2841"/>
+        <a:srgbClr val="1F497D"/>
       </a:dk2>
       <a:lt2>
-        <a:srgbClr val="E8E8E8"/>
+        <a:srgbClr val="EEECE1"/>
       </a:lt2>
       <a:accent1>
-        <a:srgbClr val="156082"/>
+        <a:srgbClr val="4F81BD"/>
       </a:accent1>
       <a:accent2>
-        <a:srgbClr val="E97132"/>
+        <a:srgbClr val="C0504D"/>
       </a:accent2>
       <a:accent3>
-        <a:srgbClr val="196B24"/>
+        <a:srgbClr val="9BBB59"/>
       </a:accent3>
       <a:accent4>
-        <a:srgbClr val="0F9ED5"/>
+        <a:srgbClr val="8064A2"/>
       </a:accent4>
       <a:accent5>
-        <a:srgbClr val="A02B93"/>
+        <a:srgbClr val="4BACC6"/>
       </a:accent5>
       <a:accent6>
-        <a:srgbClr val="4EA72E"/>
+        <a:srgbClr val="F79646"/>
       </a:accent6>
       <a:hlink>
-        <a:srgbClr val="467886"/>
+        <a:srgbClr val="0000FF"/>
       </a:hlink>
       <a:folHlink>
-        <a:srgbClr val="96607D"/>
+        <a:srgbClr val="800080"/>
       </a:folHlink>
     </a:clrScheme>
     <a:fontScheme name="Office">
       <a:majorFont>
-        <a:latin typeface="Aptos Display" panose="02110004020202020204"/>
+        <a:latin typeface="Calibri"/>
         <a:ea typeface=""/>
         <a:cs typeface=""/>
-        <a:font script="Jpan" typeface="游ゴシック Light"/>
+        <a:font script="Jpan" typeface="ＭＳ ゴシック"/>
         <a:font script="Hang" typeface="맑은 고딕"/>
-        <a:font script="Hans" typeface="等线 Light"/>
+        <a:font script="Hans" typeface="宋体"/>
         <a:font script="Hant" typeface="新細明體"/>
         <a:font script="Arab" typeface="Times New Roman"/>
         <a:font script="Hebr" typeface="Times New Roman"/>
@@ -11218,32 +11517,14 @@
         <a:font script="Mong" typeface="Mongolian Baiti"/>
         <a:font script="Viet" typeface="Times New Roman"/>
         <a:font script="Uigh" typeface="Microsoft Uighur"/>
-        <a:font script="Geor" typeface="Sylfaen"/>
-        <a:font script="Armn" typeface="Arial"/>
-        <a:font script="Bugi" typeface="Leelawadee UI"/>
-        <a:font script="Bopo" typeface="Microsoft JhengHei"/>
-        <a:font script="Java" typeface="Javanese Text"/>
-        <a:font script="Lisu" typeface="Segoe UI"/>
-        <a:font script="Mymr" typeface="Myanmar Text"/>
-        <a:font script="Nkoo" typeface="Ebrima"/>
-        <a:font script="Olck" typeface="Nirmala UI"/>
-        <a:font script="Osma" typeface="Ebrima"/>
-        <a:font script="Phag" typeface="Phagspa"/>
-        <a:font script="Syrn" typeface="Estrangelo Edessa"/>
-        <a:font script="Syrj" typeface="Estrangelo Edessa"/>
-        <a:font script="Syre" typeface="Estrangelo Edessa"/>
-        <a:font script="Sora" typeface="Nirmala UI"/>
-        <a:font script="Tale" typeface="Microsoft Tai Le"/>
-        <a:font script="Talu" typeface="Microsoft New Tai Lue"/>
-        <a:font script="Tfng" typeface="Ebrima"/>
       </a:majorFont>
       <a:minorFont>
-        <a:latin typeface="Aptos" panose="02110004020202020204"/>
+        <a:latin typeface="Cambria"/>
         <a:ea typeface=""/>
         <a:cs typeface=""/>
-        <a:font script="Jpan" typeface="游明朝"/>
+        <a:font script="Jpan" typeface="ＭＳ 明朝"/>
         <a:font script="Hang" typeface="맑은 고딕"/>
-        <a:font script="Hans" typeface="等线"/>
+        <a:font script="Hans" typeface="宋体"/>
         <a:font script="Hant" typeface="新細明體"/>
         <a:font script="Arab" typeface="Arial"/>
         <a:font script="Hebr" typeface="Arial"/>
@@ -11270,24 +11551,6 @@
         <a:font script="Mong" typeface="Mongolian Baiti"/>
         <a:font script="Viet" typeface="Arial"/>
         <a:font script="Uigh" typeface="Microsoft Uighur"/>
-        <a:font script="Geor" typeface="Sylfaen"/>
-        <a:font script="Armn" typeface="Arial"/>
-        <a:font script="Bugi" typeface="Leelawadee UI"/>
-        <a:font script="Bopo" typeface="Microsoft JhengHei"/>
-        <a:font script="Java" typeface="Javanese Text"/>
-        <a:font script="Lisu" typeface="Segoe UI"/>
-        <a:font script="Mymr" typeface="Myanmar Text"/>
-        <a:font script="Nkoo" typeface="Ebrima"/>
-        <a:font script="Olck" typeface="Nirmala UI"/>
-        <a:font script="Osma" typeface="Ebrima"/>
-        <a:font script="Phag" typeface="Phagspa"/>
-        <a:font script="Syrn" typeface="Estrangelo Edessa"/>
-        <a:font script="Syrj" typeface="Estrangelo Edessa"/>
-        <a:font script="Syre" typeface="Estrangelo Edessa"/>
-        <a:font script="Sora" typeface="Nirmala UI"/>
-        <a:font script="Tale" typeface="Microsoft Tai Le"/>
-        <a:font script="Talu" typeface="Microsoft New Tai Lue"/>
-        <a:font script="Tfng" typeface="Ebrima"/>
       </a:minorFont>
     </a:fontScheme>
     <a:fmtScheme name="Office">
@@ -11299,141 +11562,200 @@
           <a:gsLst>
             <a:gs pos="0">
               <a:schemeClr val="phClr">
-                <a:lumMod val="110000"/>
-                <a:satMod val="105000"/>
-                <a:tint val="67000"/>
+                <a:tint val="50000"/>
+                <a:satMod val="300000"/>
               </a:schemeClr>
             </a:gs>
-            <a:gs pos="50000">
+            <a:gs pos="35000">
               <a:schemeClr val="phClr">
-                <a:lumMod val="105000"/>
-                <a:satMod val="103000"/>
-                <a:tint val="73000"/>
+                <a:tint val="37000"/>
+                <a:satMod val="300000"/>
               </a:schemeClr>
             </a:gs>
             <a:gs pos="100000">
               <a:schemeClr val="phClr">
-                <a:lumMod val="105000"/>
-                <a:satMod val="109000"/>
-                <a:tint val="81000"/>
+                <a:tint val="15000"/>
+                <a:satMod val="350000"/>
               </a:schemeClr>
             </a:gs>
           </a:gsLst>
-          <a:lin ang="5400000" scaled="0"/>
+          <a:lin ang="16200000" scaled="1"/>
         </a:gradFill>
         <a:gradFill rotWithShape="1">
           <a:gsLst>
             <a:gs pos="0">
               <a:schemeClr val="phClr">
-                <a:satMod val="103000"/>
-                <a:lumMod val="102000"/>
-                <a:tint val="94000"/>
-              </a:schemeClr>
-            </a:gs>
-            <a:gs pos="50000">
-              <a:schemeClr val="phClr">
-                <a:satMod val="110000"/>
-                <a:lumMod val="100000"/>
+                <a:tint val="100000"/>
                 <a:shade val="100000"/>
+                <a:satMod val="130000"/>
               </a:schemeClr>
             </a:gs>
             <a:gs pos="100000">
               <a:schemeClr val="phClr">
-                <a:lumMod val="99000"/>
-                <a:satMod val="120000"/>
-                <a:shade val="78000"/>
+                <a:tint val="50000"/>
+                <a:shade val="100000"/>
+                <a:satMod val="350000"/>
               </a:schemeClr>
             </a:gs>
           </a:gsLst>
-          <a:lin ang="5400000" scaled="0"/>
+          <a:lin ang="16200000" scaled="0"/>
         </a:gradFill>
       </a:fillStyleLst>
       <a:lnStyleLst>
-        <a:ln w="6350" cap="flat" cmpd="sng" algn="ctr">
+        <a:ln w="9525" cap="flat" cmpd="sng" algn="ctr">
+          <a:solidFill>
+            <a:schemeClr val="phClr">
+              <a:shade val="95000"/>
+              <a:satMod val="105000"/>
+            </a:schemeClr>
+          </a:solidFill>
+          <a:prstDash val="solid"/>
+        </a:ln>
+        <a:ln w="25400" cap="flat" cmpd="sng" algn="ctr">
           <a:solidFill>
             <a:schemeClr val="phClr"/>
           </a:solidFill>
           <a:prstDash val="solid"/>
-          <a:miter lim="800000"/>
         </a:ln>
-        <a:ln w="12700" cap="flat" cmpd="sng" algn="ctr">
+        <a:ln w="38100" cap="flat" cmpd="sng" algn="ctr">
           <a:solidFill>
             <a:schemeClr val="phClr"/>
           </a:solidFill>
           <a:prstDash val="solid"/>
-          <a:miter lim="800000"/>
-        </a:ln>
-        <a:ln w="19050" cap="flat" cmpd="sng" algn="ctr">
-          <a:solidFill>
-            <a:schemeClr val="phClr"/>
-          </a:solidFill>
-          <a:prstDash val="solid"/>
-          <a:miter lim="800000"/>
         </a:ln>
       </a:lnStyleLst>
       <a:effectStyleLst>
         <a:effectStyle>
-          <a:effectLst/>
-        </a:effectStyle>
-        <a:effectStyle>
-          <a:effectLst/>
+          <a:effectLst>
+            <a:outerShdw blurRad="40000" dist="20000" dir="5400000" rotWithShape="0">
+              <a:srgbClr val="000000">
+                <a:alpha val="38000"/>
+              </a:srgbClr>
+            </a:outerShdw>
+          </a:effectLst>
         </a:effectStyle>
         <a:effectStyle>
           <a:effectLst>
-            <a:outerShdw blurRad="57150" dist="19050" dir="5400000" algn="ctr" rotWithShape="0">
+            <a:outerShdw blurRad="40000" dist="23000" dir="5400000" rotWithShape="0">
               <a:srgbClr val="000000">
-                <a:alpha val="63000"/>
+                <a:alpha val="35000"/>
               </a:srgbClr>
             </a:outerShdw>
           </a:effectLst>
+        </a:effectStyle>
+        <a:effectStyle>
+          <a:effectLst>
+            <a:outerShdw blurRad="40000" dist="23000" dir="5400000" rotWithShape="0">
+              <a:srgbClr val="000000">
+                <a:alpha val="35000"/>
+              </a:srgbClr>
+            </a:outerShdw>
+          </a:effectLst>
+          <a:scene3d>
+            <a:camera prst="orthographicFront">
+              <a:rot lat="0" lon="0" rev="0"/>
+            </a:camera>
+            <a:lightRig rig="threePt" dir="t">
+              <a:rot lat="0" lon="0" rev="1200000"/>
+            </a:lightRig>
+          </a:scene3d>
+          <a:sp3d>
+            <a:bevelT w="63500" h="25400"/>
+          </a:sp3d>
         </a:effectStyle>
       </a:effectStyleLst>
       <a:bgFillStyleLst>
         <a:solidFill>
           <a:schemeClr val="phClr"/>
         </a:solidFill>
-        <a:solidFill>
-          <a:schemeClr val="phClr">
-            <a:tint val="95000"/>
-            <a:satMod val="170000"/>
-          </a:schemeClr>
-        </a:solidFill>
         <a:gradFill rotWithShape="1">
           <a:gsLst>
             <a:gs pos="0">
               <a:schemeClr val="phClr">
-                <a:tint val="93000"/>
-                <a:satMod val="150000"/>
-                <a:shade val="98000"/>
-                <a:lumMod val="102000"/>
+                <a:tint val="40000"/>
+                <a:satMod val="350000"/>
               </a:schemeClr>
             </a:gs>
-            <a:gs pos="50000">
+            <a:gs pos="40000">
               <a:schemeClr val="phClr">
-                <a:tint val="98000"/>
-                <a:satMod val="130000"/>
-                <a:shade val="90000"/>
-                <a:lumMod val="103000"/>
+                <a:tint val="45000"/>
+                <a:shade val="99000"/>
+                <a:satMod val="350000"/>
               </a:schemeClr>
             </a:gs>
             <a:gs pos="100000">
               <a:schemeClr val="phClr">
-                <a:shade val="63000"/>
-                <a:satMod val="120000"/>
+                <a:shade val="20000"/>
+                <a:satMod val="255000"/>
               </a:schemeClr>
             </a:gs>
           </a:gsLst>
-          <a:lin ang="5400000" scaled="0"/>
+          <a:path path="circle">
+            <a:fillToRect l="50000" t="-80000" r="50000" b="180000"/>
+          </a:path>
+        </a:gradFill>
+        <a:gradFill rotWithShape="1">
+          <a:gsLst>
+            <a:gs pos="0">
+              <a:schemeClr val="phClr">
+                <a:tint val="80000"/>
+                <a:satMod val="300000"/>
+              </a:schemeClr>
+            </a:gs>
+            <a:gs pos="100000">
+              <a:schemeClr val="phClr">
+                <a:shade val="30000"/>
+                <a:satMod val="200000"/>
+              </a:schemeClr>
+            </a:gs>
+          </a:gsLst>
+          <a:path path="circle">
+            <a:fillToRect l="50000" t="50000" r="50000" b="50000"/>
+          </a:path>
         </a:gradFill>
       </a:bgFillStyleLst>
     </a:fmtScheme>
   </a:themeElements>
-  <a:objectDefaults/>
+  <a:objectDefaults>
+    <a:spDef>
+      <a:spPr/>
+      <a:bodyPr/>
+      <a:lstStyle/>
+      <a:style>
+        <a:lnRef idx="1">
+          <a:schemeClr val="accent1"/>
+        </a:lnRef>
+        <a:fillRef idx="3">
+          <a:schemeClr val="accent1"/>
+        </a:fillRef>
+        <a:effectRef idx="2">
+          <a:schemeClr val="accent1"/>
+        </a:effectRef>
+        <a:fontRef idx="minor">
+          <a:schemeClr val="lt1"/>
+        </a:fontRef>
+      </a:style>
+    </a:spDef>
+    <a:lnDef>
+      <a:spPr/>
+      <a:bodyPr/>
+      <a:lstStyle/>
+      <a:style>
+        <a:lnRef idx="2">
+          <a:schemeClr val="accent1"/>
+        </a:lnRef>
+        <a:fillRef idx="0">
+          <a:schemeClr val="accent1"/>
+        </a:fillRef>
+        <a:effectRef idx="1">
+          <a:schemeClr val="accent1"/>
+        </a:effectRef>
+        <a:fontRef idx="minor">
+          <a:schemeClr val="tx1"/>
+        </a:fontRef>
+      </a:style>
+    </a:lnDef>
+  </a:objectDefaults>
   <a:extraClrSchemeLst/>
-  <a:extLst>
-    <a:ext uri="{05A4C25C-085E-4340-85A3-A5531E510DB2}">
-      <thm15:themeFamily xmlns:thm15="http://schemas.microsoft.com/office/thememl/2012/main" name="Office Theme" id="{2E142A2C-CD16-42D6-873A-C26D2A0506FA}" vid="{1BDDFF52-6CD6-40A5-AB3C-68EB2F1E4D0A}"/>
-    </a:ext>
-  </a:extLst>
 </a:theme>
 </file>
--- a/0000_app_shell_and_navigation/0000_app_shell_and_navigation.docx
+++ b/0000_app_shell_and_navigation/0000_app_shell_and_navigation.docx
@@ -2,15 +2,14 @@
 <file path=word/document.xml><?xml version="1.0" encoding="utf-8"?>
 <w:document xmlns:w="http://schemas.openxmlformats.org/wordprocessingml/2006/main" xmlns:m="http://schemas.openxmlformats.org/officeDocument/2006/math" xmlns:r="http://schemas.openxmlformats.org/officeDocument/2006/relationships" xmlns:o="urn:schemas-microsoft-com:office:office" xmlns:v="urn:schemas-microsoft-com:vml" xmlns:w10="urn:schemas-microsoft-com:office:word" xmlns:a="http://schemas.openxmlformats.org/drawingml/2006/main" xmlns:pic="http://schemas.openxmlformats.org/drawingml/2006/picture" xmlns:wp="http://schemas.openxmlformats.org/drawingml/2006/wordprocessingDrawing">
   <w:body>
+    <w:bookmarkStart w:id="39" w:name="iteration-0000-app-shell-navigation"/>
     <w:p>
       <w:pPr>
         <w:pStyle w:val="Heading1"/>
       </w:pPr>
-      <w:bookmarkStart w:id="20" w:name="iteration-0000-app-shell-navigation"/>
       <w:r>
         <w:t xml:space="preserve">Iteration 0000 — App Shell &amp; Navigation</w:t>
       </w:r>
-      <w:bookmarkEnd w:id="20"/>
     </w:p>
     <w:p>
       <w:pPr>
@@ -19,6 +18,7 @@
       <w:r>
         <w:rPr>
           <w:b/>
+          <w:bCs/>
         </w:rPr>
         <w:t xml:space="preserve">Iteration number:</w:t>
       </w:r>
@@ -34,6 +34,7 @@
       <w:r>
         <w:rPr>
           <w:b/>
+          <w:bCs/>
         </w:rPr>
         <w:t xml:space="preserve">Topic:</w:t>
       </w:r>
@@ -49,6 +50,7 @@
       <w:r>
         <w:rPr>
           <w:b/>
+          <w:bCs/>
         </w:rPr>
         <w:t xml:space="preserve">Status:</w:t>
       </w:r>
@@ -64,6 +66,7 @@
       <w:r>
         <w:rPr>
           <w:b/>
+          <w:bCs/>
         </w:rPr>
         <w:t xml:space="preserve">Companion specs:</w:t>
       </w:r>
@@ -81,15 +84,14 @@
         </w:pict>
       </w:r>
     </w:p>
+    <w:bookmarkStart w:id="9" w:name="what-this-iteration-ships"/>
     <w:p>
       <w:pPr>
         <w:pStyle w:val="Heading2"/>
       </w:pPr>
-      <w:bookmarkStart w:id="21" w:name="what-this-iteration-ships"/>
       <w:r>
         <w:t xml:space="preserve">What this iteration ships</w:t>
       </w:r>
-      <w:bookmarkEnd w:id="21"/>
     </w:p>
     <w:p>
       <w:pPr>
@@ -109,134 +111,139 @@
     </w:p>
     <w:p>
       <w:pPr>
+        <w:pStyle w:val="Compact"/>
         <w:numPr>
           <w:ilvl w:val="0"/>
           <w:numId w:val="1001"/>
         </w:numPr>
+      </w:pPr>
+      <w:r>
+        <w:t xml:space="preserve">A</w:t>
+      </w:r>
+      <w:r>
+        <w:t xml:space="preserve"> </w:t>
+      </w:r>
+      <w:r>
+        <w:rPr>
+          <w:b/>
+          <w:bCs/>
+        </w:rPr>
+        <w:t xml:space="preserve">way to sign in</w:t>
+      </w:r>
+      <w:r>
+        <w:t xml:space="preserve"> </w:t>
+      </w:r>
+      <w:r>
+        <w:t xml:space="preserve">to Setnayan (universal account — same account works whether you’re a couple, a guest, or eventually a vendor).</w:t>
+      </w:r>
+    </w:p>
+    <w:p>
+      <w:pPr>
         <w:pStyle w:val="Compact"/>
-      </w:pPr>
-      <w:r>
-        <w:t xml:space="preserve">A</w:t>
-      </w:r>
-      <w:r>
-        <w:t xml:space="preserve"> </w:t>
-      </w:r>
-      <w:r>
-        <w:rPr>
-          <w:b/>
-        </w:rPr>
-        <w:t xml:space="preserve">way to sign in</w:t>
-      </w:r>
-      <w:r>
-        <w:t xml:space="preserve"> </w:t>
-      </w:r>
-      <w:r>
-        <w:t xml:space="preserve">to Setnayan (universal account — same account works whether you’re a couple, a guest, or eventually a vendor).</w:t>
-      </w:r>
-    </w:p>
-    <w:p>
-      <w:pPr>
         <w:numPr>
           <w:ilvl w:val="0"/>
           <w:numId w:val="1001"/>
         </w:numPr>
+      </w:pPr>
+      <w:r>
+        <w:t xml:space="preserve">A</w:t>
+      </w:r>
+      <w:r>
+        <w:t xml:space="preserve"> </w:t>
+      </w:r>
+      <w:r>
+        <w:rPr>
+          <w:b/>
+          <w:bCs/>
+        </w:rPr>
+        <w:t xml:space="preserve">list of the events you belong to</w:t>
+      </w:r>
+      <w:r>
+        <w:t xml:space="preserve"> </w:t>
+      </w:r>
+      <w:r>
+        <w:t xml:space="preserve">after sign-in (with smart auto-jump when there’s only one active event).</w:t>
+      </w:r>
+    </w:p>
+    <w:p>
+      <w:pPr>
         <w:pStyle w:val="Compact"/>
-      </w:pPr>
-      <w:r>
-        <w:t xml:space="preserve">A</w:t>
-      </w:r>
-      <w:r>
-        <w:t xml:space="preserve"> </w:t>
-      </w:r>
-      <w:r>
-        <w:rPr>
-          <w:b/>
-        </w:rPr>
-        <w:t xml:space="preserve">list of the events you belong to</w:t>
-      </w:r>
-      <w:r>
-        <w:t xml:space="preserve"> </w:t>
-      </w:r>
-      <w:r>
-        <w:t xml:space="preserve">after sign-in (with smart auto-jump when there’s only one active event).</w:t>
-      </w:r>
-    </w:p>
-    <w:p>
-      <w:pPr>
         <w:numPr>
           <w:ilvl w:val="0"/>
           <w:numId w:val="1001"/>
         </w:numPr>
+      </w:pPr>
+      <w:r>
+        <w:rPr>
+          <w:b/>
+          <w:bCs/>
+        </w:rPr>
+        <w:t xml:space="preserve">Event QR code</w:t>
+      </w:r>
+      <w:r>
+        <w:t xml:space="preserve"> </w:t>
+      </w:r>
+      <w:r>
+        <w:t xml:space="preserve">generated when an event is created — couples share it so guests can scan and join.</w:t>
+      </w:r>
+    </w:p>
+    <w:p>
+      <w:pPr>
         <w:pStyle w:val="Compact"/>
-      </w:pPr>
-      <w:r>
-        <w:rPr>
-          <w:b/>
-        </w:rPr>
-        <w:t xml:space="preserve">Event QR code</w:t>
-      </w:r>
-      <w:r>
-        <w:t xml:space="preserve"> </w:t>
-      </w:r>
-      <w:r>
-        <w:t xml:space="preserve">generated when an event is created — couples share it so guests can scan and join.</w:t>
-      </w:r>
-    </w:p>
-    <w:p>
-      <w:pPr>
         <w:numPr>
           <w:ilvl w:val="0"/>
           <w:numId w:val="1001"/>
         </w:numPr>
+      </w:pPr>
+      <w:r>
+        <w:rPr>
+          <w:b/>
+          <w:bCs/>
+        </w:rPr>
+        <w:t xml:space="preserve">Join flow via QR scan</w:t>
+      </w:r>
+      <w:r>
+        <w:t xml:space="preserve"> </w:t>
+      </w:r>
+      <w:r>
+        <w:t xml:space="preserve">— scan the event QR, app detects if you have an account, signs you in (or registers you), asks what role you’re joining as, and adds you to the event with that role.</w:t>
+      </w:r>
+    </w:p>
+    <w:p>
+      <w:pPr>
         <w:pStyle w:val="Compact"/>
-      </w:pPr>
-      <w:r>
-        <w:rPr>
-          <w:b/>
-        </w:rPr>
-        <w:t xml:space="preserve">Join flow via QR scan</w:t>
-      </w:r>
-      <w:r>
-        <w:t xml:space="preserve"> </w:t>
-      </w:r>
-      <w:r>
-        <w:t xml:space="preserve">— scan the event QR, app detects if you have an account, signs you in (or registers you), asks what role you’re joining as, and adds you to the event with that role.</w:t>
-      </w:r>
-    </w:p>
-    <w:p>
-      <w:pPr>
         <w:numPr>
           <w:ilvl w:val="0"/>
           <w:numId w:val="1001"/>
         </w:numPr>
+      </w:pPr>
+      <w:r>
+        <w:t xml:space="preserve">A</w:t>
+      </w:r>
+      <w:r>
+        <w:t xml:space="preserve"> </w:t>
+      </w:r>
+      <w:r>
+        <w:rPr>
+          <w:b/>
+          <w:bCs/>
+        </w:rPr>
+        <w:t xml:space="preserve">simple set of tabs at the bottom of the screen</w:t>
+      </w:r>
+      <w:r>
+        <w:t xml:space="preserve"> </w:t>
+      </w:r>
+      <w:r>
+        <w:t xml:space="preserve">so couples can move between Guest List, Vendors, Schedule, and Add-ons.</w:t>
+      </w:r>
+    </w:p>
+    <w:p>
+      <w:pPr>
         <w:pStyle w:val="Compact"/>
-      </w:pPr>
-      <w:r>
-        <w:t xml:space="preserve">A</w:t>
-      </w:r>
-      <w:r>
-        <w:t xml:space="preserve"> </w:t>
-      </w:r>
-      <w:r>
-        <w:rPr>
-          <w:b/>
-        </w:rPr>
-        <w:t xml:space="preserve">simple set of tabs at the bottom of the screen</w:t>
-      </w:r>
-      <w:r>
-        <w:t xml:space="preserve"> </w:t>
-      </w:r>
-      <w:r>
-        <w:t xml:space="preserve">so couples can move between Guest List, Vendors, Schedule, and Add-ons.</w:t>
-      </w:r>
-    </w:p>
-    <w:p>
-      <w:pPr>
         <w:numPr>
           <w:ilvl w:val="0"/>
           <w:numId w:val="1001"/>
         </w:numPr>
-        <w:pStyle w:val="Compact"/>
       </w:pPr>
       <w:r>
         <w:t xml:space="preserve">A</w:t>
@@ -247,6 +254,7 @@
       <w:r>
         <w:rPr>
           <w:b/>
+          <w:bCs/>
         </w:rPr>
         <w:t xml:space="preserve">launcher page</w:t>
       </w:r>
@@ -254,7 +262,45 @@
         <w:t xml:space="preserve"> </w:t>
       </w:r>
       <w:r>
-        <w:t xml:space="preserve">for all the paid Setnayan features (Panood, Papic, Mood Board, Photo Delivery, LED Background, Wallet).</w:t>
+        <w:t xml:space="preserve">for all the paid Setnayan features (Panood, Papic, Mood Board, Photo Delivery, LED Background).</w:t>
+      </w:r>
+      <w:r>
+        <w:t xml:space="preserve"> </w:t>
+      </w:r>
+      <w:r>
+        <w:rPr>
+          <w:i/>
+          <w:iCs/>
+        </w:rPr>
+        <w:t xml:space="preserve">(2026-06-04:</w:t>
+      </w:r>
+      <w:r>
+        <w:rPr>
+          <w:i/>
+          <w:iCs/>
+        </w:rPr>
+        <w:t xml:space="preserve"> </w:t>
+      </w:r>
+      <w:r>
+        <w:rPr>
+          <w:i/>
+          <w:iCs/>
+        </w:rPr>
+        <w:t xml:space="preserve">“Wallet”</w:t>
+      </w:r>
+      <w:r>
+        <w:rPr>
+          <w:i/>
+          <w:iCs/>
+        </w:rPr>
+        <w:t xml:space="preserve"> </w:t>
+      </w:r>
+      <w:r>
+        <w:rPr>
+          <w:i/>
+          <w:iCs/>
+        </w:rPr>
+        <w:t xml:space="preserve">removed — the token wallet is retired; payment is order-and-pay per 0034. See § wallet-drift note.)</w:t>
       </w:r>
     </w:p>
     <w:p>
@@ -272,6 +318,7 @@
       <w:r>
         <w:rPr>
           <w:b/>
+          <w:bCs/>
         </w:rPr>
         <w:t xml:space="preserve">Vendor accounts are a placeholder in V1.</w:t>
       </w:r>
@@ -289,25 +336,24 @@
         </w:pict>
       </w:r>
     </w:p>
+    <w:bookmarkEnd w:id="9"/>
+    <w:bookmarkStart w:id="18" w:name="how-a-couple-uses-setnayan-the-full-flow"/>
     <w:p>
       <w:pPr>
         <w:pStyle w:val="Heading2"/>
       </w:pPr>
-      <w:bookmarkStart w:id="22" w:name="how-a-couple-uses-setnayan-the-full-flow"/>
       <w:r>
         <w:t xml:space="preserve">How a couple uses Setnayan (the full flow)</w:t>
       </w:r>
-      <w:bookmarkEnd w:id="22"/>
-    </w:p>
+    </w:p>
+    <w:bookmarkStart w:id="10" w:name="step-1-sign-in"/>
     <w:p>
       <w:pPr>
         <w:pStyle w:val="Heading3"/>
       </w:pPr>
-      <w:bookmarkStart w:id="23" w:name="step-1-sign-in"/>
       <w:r>
         <w:t xml:space="preserve">Step 1 — Sign in</w:t>
       </w:r>
-      <w:bookmarkEnd w:id="23"/>
     </w:p>
     <w:p>
       <w:pPr>
@@ -334,6 +380,7 @@
       <w:r>
         <w:rPr>
           <w:b/>
+          <w:bCs/>
         </w:rPr>
         <w:t xml:space="preserve">email magic-link</w:t>
       </w:r>
@@ -349,6 +396,7 @@
       <w:r>
         <w:rPr>
           <w:b/>
+          <w:bCs/>
         </w:rPr>
         <w:t xml:space="preserve">password</w:t>
       </w:r>
@@ -367,21 +415,22 @@
         <w:t xml:space="preserve">Once signed in, what happens next depends on how many active events they have.</w:t>
       </w:r>
     </w:p>
+    <w:bookmarkEnd w:id="10"/>
+    <w:bookmarkStart w:id="11" w:name="step-2-what-happens-after-sign-in"/>
     <w:p>
       <w:pPr>
         <w:pStyle w:val="Heading3"/>
       </w:pPr>
-      <w:bookmarkStart w:id="24" w:name="step-2-what-happens-after-sign-in"/>
       <w:r>
         <w:t xml:space="preserve">Step 2 — What happens after sign-in</w:t>
       </w:r>
-      <w:bookmarkEnd w:id="24"/>
     </w:p>
     <w:tbl>
       <w:tblPr>
         <w:tblStyle w:val="Table"/>
-        <w:tblW w:type="pct" w:w="5000.0"/>
-        <w:tblLook w:firstRow="1"/>
+        <w:tblW w:type="pct" w:w="5000"/>
+        <w:tblLayout w:type="fixed"/>
+        <w:tblLook w:firstRow="1" w:lastRow="0" w:firstColumn="0" w:lastColumn="0" w:noHBand="0" w:noVBand="0" w:val="0020"/>
       </w:tblPr>
       <w:tblGrid>
         <w:gridCol w:w="3960"/>
@@ -389,19 +438,13 @@
       </w:tblGrid>
       <w:tr>
         <w:trPr>
-          <w:cnfStyle w:firstRow="1"/>
+          <w:tblHeader w:val="on"/>
         </w:trPr>
         <w:tc>
-          <w:tcPr>
-            <w:tcBorders>
-              <w:bottom w:val="single"/>
-            </w:tcBorders>
-            <w:vAlign w:val="bottom"/>
-          </w:tcPr>
-          <w:p>
-            <w:pPr>
-              <w:pStyle w:val="Compact"/>
-              <w:jc w:val="left"/>
+          <w:tcPr/>
+          <w:p>
+            <w:pPr>
+              <w:pStyle w:val="Compact"/>
             </w:pPr>
             <w:r>
               <w:t xml:space="preserve">Couple has…</w:t>
@@ -409,16 +452,10 @@
           </w:p>
         </w:tc>
         <w:tc>
-          <w:tcPr>
-            <w:tcBorders>
-              <w:bottom w:val="single"/>
-            </w:tcBorders>
-            <w:vAlign w:val="bottom"/>
-          </w:tcPr>
-          <w:p>
-            <w:pPr>
-              <w:pStyle w:val="Compact"/>
-              <w:jc w:val="left"/>
+          <w:tcPr/>
+          <w:p>
+            <w:pPr>
+              <w:pStyle w:val="Compact"/>
             </w:pPr>
             <w:r>
               <w:t xml:space="preserve">What they see</w:t>
@@ -428,10 +465,10 @@
       </w:tr>
       <w:tr>
         <w:tc>
-          <w:p>
-            <w:pPr>
-              <w:pStyle w:val="Compact"/>
-              <w:jc w:val="left"/>
+          <w:tcPr/>
+          <w:p>
+            <w:pPr>
+              <w:pStyle w:val="Compact"/>
             </w:pPr>
             <w:r>
               <w:t xml:space="preserve">0 events</w:t>
@@ -439,10 +476,10 @@
           </w:p>
         </w:tc>
         <w:tc>
-          <w:p>
-            <w:pPr>
-              <w:pStyle w:val="Compact"/>
-              <w:jc w:val="left"/>
+          <w:tcPr/>
+          <w:p>
+            <w:pPr>
+              <w:pStyle w:val="Compact"/>
             </w:pPr>
             <w:r>
               <w:t xml:space="preserve">A welcome screen:</w:t>
@@ -451,13 +488,7 @@
               <w:t xml:space="preserve"> </w:t>
             </w:r>
             <w:r>
-              <w:t xml:space="preserve">“</w:t>
-            </w:r>
-            <w:r>
-              <w:t xml:space="preserve">Let’s create your first event.</w:t>
-            </w:r>
-            <w:r>
-              <w:t xml:space="preserve">”</w:t>
+              <w:t xml:space="preserve">“Let’s create your first event.”</w:t>
             </w:r>
             <w:r>
               <w:t xml:space="preserve"> </w:t>
@@ -469,13 +500,7 @@
               <w:t xml:space="preserve"> </w:t>
             </w:r>
             <w:r>
-              <w:t xml:space="preserve">“</w:t>
-            </w:r>
-            <w:r>
-              <w:t xml:space="preserve">+ Create event</w:t>
-            </w:r>
-            <w:r>
-              <w:t xml:space="preserve">”</w:t>
+              <w:t xml:space="preserve">“+ Create event”</w:t>
             </w:r>
             <w:r>
               <w:t xml:space="preserve"> </w:t>
@@ -488,10 +513,10 @@
       </w:tr>
       <w:tr>
         <w:tc>
-          <w:p>
-            <w:pPr>
-              <w:pStyle w:val="Compact"/>
-              <w:jc w:val="left"/>
+          <w:tcPr/>
+          <w:p>
+            <w:pPr>
+              <w:pStyle w:val="Compact"/>
             </w:pPr>
             <w:r>
               <w:t xml:space="preserve">1 active event</w:t>
@@ -499,10 +524,10 @@
           </w:p>
         </w:tc>
         <w:tc>
-          <w:p>
-            <w:pPr>
-              <w:pStyle w:val="Compact"/>
-              <w:jc w:val="left"/>
+          <w:tcPr/>
+          <w:p>
+            <w:pPr>
+              <w:pStyle w:val="Compact"/>
             </w:pPr>
             <w:r>
               <w:t xml:space="preserve">We auto-jump them straight into that event. They land on the Guest List tab. No picker shown.</w:t>
@@ -512,10 +537,10 @@
       </w:tr>
       <w:tr>
         <w:tc>
-          <w:p>
-            <w:pPr>
-              <w:pStyle w:val="Compact"/>
-              <w:jc w:val="left"/>
+          <w:tcPr/>
+          <w:p>
+            <w:pPr>
+              <w:pStyle w:val="Compact"/>
             </w:pPr>
             <w:r>
               <w:t xml:space="preserve">2 or more active events</w:t>
@@ -523,10 +548,10 @@
           </w:p>
         </w:tc>
         <w:tc>
-          <w:p>
-            <w:pPr>
-              <w:pStyle w:val="Compact"/>
-              <w:jc w:val="left"/>
+          <w:tcPr/>
+          <w:p>
+            <w:pPr>
+              <w:pStyle w:val="Compact"/>
             </w:pPr>
             <w:r>
               <w:t xml:space="preserve">The</w:t>
@@ -537,6 +562,7 @@
             <w:r>
               <w:rPr>
                 <w:b/>
+                <w:bCs/>
               </w:rPr>
               <w:t xml:space="preserve">event picker</w:t>
             </w:r>
@@ -552,13 +578,7 @@
         <w:pStyle w:val="BodyText"/>
       </w:pPr>
       <w:r>
-        <w:t xml:space="preserve">“</w:t>
-      </w:r>
-      <w:r>
-        <w:t xml:space="preserve">Active</w:t>
-      </w:r>
-      <w:r>
-        <w:t xml:space="preserve">”</w:t>
+        <w:t xml:space="preserve">“Active”</w:t>
       </w:r>
       <w:r>
         <w:t xml:space="preserve"> </w:t>
@@ -570,13 +590,7 @@
         <w:t xml:space="preserve"> </w:t>
       </w:r>
       <w:r>
-        <w:t xml:space="preserve">“</w:t>
-      </w:r>
-      <w:r>
-        <w:t xml:space="preserve">Archived</w:t>
-      </w:r>
-      <w:r>
-        <w:t xml:space="preserve">”</w:t>
+        <w:t xml:space="preserve">“Archived”</w:t>
       </w:r>
       <w:r>
         <w:t xml:space="preserve"> </w:t>
@@ -585,15 +599,15 @@
         <w:t xml:space="preserve">section) but they don’t count toward the auto-jump rule.</w:t>
       </w:r>
     </w:p>
+    <w:bookmarkEnd w:id="11"/>
+    <w:bookmarkStart w:id="13" w:name="X3978f6b83c9bd3050f121d2ff7cfbfff32703ad"/>
     <w:p>
       <w:pPr>
         <w:pStyle w:val="Heading3"/>
       </w:pPr>
-      <w:bookmarkStart w:id="25" w:name="X3978f6b83c9bd3050f121d2ff7cfbfff32703ad"/>
       <w:r>
         <w:t xml:space="preserve">Step 2.5 — Picking the event type (when creating a new event)</w:t>
       </w:r>
-      <w:bookmarkEnd w:id="25"/>
     </w:p>
     <w:p>
       <w:pPr>
@@ -606,13 +620,7 @@
         <w:t xml:space="preserve"> </w:t>
       </w:r>
       <w:r>
-        <w:t xml:space="preserve">“</w:t>
-      </w:r>
-      <w:r>
-        <w:t xml:space="preserve">+ Create event,</w:t>
-      </w:r>
-      <w:r>
-        <w:t xml:space="preserve">”</w:t>
+        <w:t xml:space="preserve">“+ Create event,”</w:t>
       </w:r>
       <w:r>
         <w:t xml:space="preserve"> </w:t>
@@ -626,6 +634,7 @@
       <w:r>
         <w:rPr>
           <w:b/>
+          <w:bCs/>
         </w:rPr>
         <w:t xml:space="preserve">swipeable hero-photo carousel of event types</w:t>
       </w:r>
@@ -633,7 +642,7 @@
         <w:t xml:space="preserve"> </w:t>
       </w:r>
       <w:r>
-        <w:t xml:space="preserve">(redesigned 2026-06-03 from emoji tiles — PR #882). Each type is a full-bleed photo card; the couple swipes/scrolls horizontally through all of them (arrows + dots assist on desktop — it no longer loops infinitely). Eleven event types are shown.</w:t>
+        <w:t xml:space="preserve">(redesigned 2026-06-03 from emoji tiles — PR #882). Each type is a full-bleed photo card; the couple swipes/scrolls horizontally through all of them (arrows + dots assist on desktop — it no longer loops infinitely).</w:t>
       </w:r>
       <w:r>
         <w:t xml:space="preserve"> </w:t>
@@ -641,8 +650,9 @@
       <w:r>
         <w:rPr>
           <w:b/>
-        </w:rPr>
-        <w:t xml:space="preserve">Weddings and Debuts are live</w:t>
+          <w:bCs/>
+        </w:rPr>
+        <w:t xml:space="preserve">All nine event types are live</w:t>
       </w:r>
       <w:r>
         <w:t xml:space="preserve"> </w:t>
@@ -654,37 +664,13 @@
         <w:t xml:space="preserve"> </w:t>
       </w:r>
       <w:r>
-        <w:t xml:space="preserve">“</w:t>
-      </w:r>
-      <w:r>
-        <w:t xml:space="preserve">Available</w:t>
-      </w:r>
-      <w:r>
-        <w:t xml:space="preserve">”</w:t>
-      </w:r>
-      <w:r>
-        <w:t xml:space="preserve"> </w:t>
-      </w:r>
-      <w:r>
-        <w:t xml:space="preserve">badge, tappable (Wedding → onboarding flow; Debut → create-event form). The other nine render grayscale with a</w:t>
-      </w:r>
-      <w:r>
-        <w:t xml:space="preserve"> </w:t>
-      </w:r>
-      <w:r>
-        <w:t xml:space="preserve">“</w:t>
-      </w:r>
-      <w:r>
-        <w:t xml:space="preserve">Coming soon</w:t>
-      </w:r>
-      <w:r>
-        <w:t xml:space="preserve">”</w:t>
-      </w:r>
-      <w:r>
-        <w:t xml:space="preserve"> </w:t>
-      </w:r>
-      <w:r>
-        <w:t xml:space="preserve">badge and are not tappable. On the full-page picker the</w:t>
+        <w:t xml:space="preserve">“Available”</w:t>
+      </w:r>
+      <w:r>
+        <w:t xml:space="preserve"> </w:t>
+      </w:r>
+      <w:r>
+        <w:t xml:space="preserve">badge, all tappable.</w:t>
       </w:r>
       <w:r>
         <w:t xml:space="preserve"> </w:t>
@@ -692,6 +678,104 @@
       <w:r>
         <w:rPr>
           <w:b/>
+          <w:bCs/>
+        </w:rPr>
+        <w:t xml:space="preserve">Wedding</w:t>
+      </w:r>
+      <w:r>
+        <w:t xml:space="preserve"> </w:t>
+      </w:r>
+      <w:r>
+        <w:t xml:space="preserve">routes into the onboarding flow;</w:t>
+      </w:r>
+      <w:r>
+        <w:t xml:space="preserve"> </w:t>
+      </w:r>
+      <w:r>
+        <w:rPr>
+          <w:b/>
+          <w:bCs/>
+        </w:rPr>
+        <w:t xml:space="preserve">every other type</w:t>
+      </w:r>
+      <w:r>
+        <w:t xml:space="preserve"> </w:t>
+      </w:r>
+      <w:r>
+        <w:t xml:space="preserve">routes into the create-event form (Event-name input on the full-page picker). There is</w:t>
+      </w:r>
+      <w:r>
+        <w:t xml:space="preserve"> </w:t>
+      </w:r>
+      <w:r>
+        <w:rPr>
+          <w:b/>
+          <w:bCs/>
+        </w:rPr>
+        <w:t xml:space="preserve">no</w:t>
+      </w:r>
+      <w:r>
+        <w:rPr>
+          <w:b/>
+          <w:bCs/>
+        </w:rPr>
+        <w:t xml:space="preserve"> </w:t>
+      </w:r>
+      <w:r>
+        <w:rPr>
+          <w:b/>
+          <w:bCs/>
+        </w:rPr>
+        <w:t xml:space="preserve">“coming soon”</w:t>
+      </w:r>
+      <w:r>
+        <w:rPr>
+          <w:b/>
+          <w:bCs/>
+        </w:rPr>
+        <w:t xml:space="preserve"> </w:t>
+      </w:r>
+      <w:r>
+        <w:rPr>
+          <w:b/>
+          <w:bCs/>
+        </w:rPr>
+        <w:t xml:space="preserve">tier and no notify-me flow</w:t>
+      </w:r>
+      <w:r>
+        <w:t xml:space="preserve"> </w:t>
+      </w:r>
+      <w:r>
+        <w:t xml:space="preserve">— owner decision</w:t>
+      </w:r>
+      <w:r>
+        <w:t xml:space="preserve"> </w:t>
+      </w:r>
+      <w:r>
+        <w:t xml:space="preserve">“keep everything live”</w:t>
+      </w:r>
+      <w:r>
+        <w:t xml:space="preserve"> </w:t>
+      </w:r>
+      <w:r>
+        <w:t xml:space="preserve">(2026-06-03 · #884</w:t>
+      </w:r>
+      <w:r>
+        <w:t xml:space="preserve"> </w:t>
+      </w:r>
+      <w:r>
+        <w:t xml:space="preserve">“unlock all events”</w:t>
+      </w:r>
+      <w:r>
+        <w:t xml:space="preserve">), which superseded the earlier Wedding+Debut-only staging. On the full-page picker the</w:t>
+      </w:r>
+      <w:r>
+        <w:t xml:space="preserve"> </w:t>
+      </w:r>
+      <w:r>
+        <w:rPr>
+          <w:b/>
+          <w:bCs/>
         </w:rPr>
         <w:t xml:space="preserve">Event name</w:t>
       </w:r>
@@ -711,14 +795,30 @@
         <w:t xml:space="preserve">apps/web/public/event-types/{type}.webp</w:t>
       </w:r>
       <w:r>
-        <w:t xml:space="preserve">.</w:t>
+        <w:t xml:space="preserve">. The live roster is the nine in</w:t>
+      </w:r>
+      <w:r>
+        <w:t xml:space="preserve"> </w:t>
+      </w:r>
+      <w:r>
+        <w:rPr>
+          <w:rStyle w:val="VerbatimChar"/>
+        </w:rPr>
+        <w:t xml:space="preserve">apps/web/app/dashboard/create-event/_components/event-types.ts</w:t>
+      </w:r>
+      <w:r>
+        <w:t xml:space="preserve"> </w:t>
+      </w:r>
+      <w:r>
+        <w:t xml:space="preserve">(Anniversary / Graduation / Reunion exist as DB enum values only — seedable, not picker cards yet).</w:t>
       </w:r>
     </w:p>
     <w:tbl>
       <w:tblPr>
         <w:tblStyle w:val="Table"/>
-        <w:tblW w:type="pct" w:w="5000.0"/>
-        <w:tblLook w:firstRow="1"/>
+        <w:tblW w:type="pct" w:w="5000"/>
+        <w:tblLayout w:type="fixed"/>
+        <w:tblLook w:firstRow="1" w:lastRow="0" w:firstColumn="0" w:lastColumn="0" w:noHBand="0" w:noVBand="0" w:val="0020"/>
       </w:tblPr>
       <w:tblGrid>
         <w:gridCol w:w="2640"/>
@@ -727,19 +827,13 @@
       </w:tblGrid>
       <w:tr>
         <w:trPr>
-          <w:cnfStyle w:firstRow="1"/>
+          <w:tblHeader w:val="on"/>
         </w:trPr>
         <w:tc>
-          <w:tcPr>
-            <w:tcBorders>
-              <w:bottom w:val="single"/>
-            </w:tcBorders>
-            <w:vAlign w:val="bottom"/>
-          </w:tcPr>
-          <w:p>
-            <w:pPr>
-              <w:pStyle w:val="Compact"/>
-              <w:jc w:val="left"/>
+          <w:tcPr/>
+          <w:p>
+            <w:pPr>
+              <w:pStyle w:val="Compact"/>
             </w:pPr>
             <w:r>
               <w:t xml:space="preserve">Event type</w:t>
@@ -747,16 +841,10 @@
           </w:p>
         </w:tc>
         <w:tc>
-          <w:tcPr>
-            <w:tcBorders>
-              <w:bottom w:val="single"/>
-            </w:tcBorders>
-            <w:vAlign w:val="bottom"/>
-          </w:tcPr>
-          <w:p>
-            <w:pPr>
-              <w:pStyle w:val="Compact"/>
-              <w:jc w:val="left"/>
+          <w:tcPr/>
+          <w:p>
+            <w:pPr>
+              <w:pStyle w:val="Compact"/>
             </w:pPr>
             <w:r>
               <w:t xml:space="preserve">V1 status</w:t>
@@ -764,16 +852,10 @@
           </w:p>
         </w:tc>
         <w:tc>
-          <w:tcPr>
-            <w:tcBorders>
-              <w:bottom w:val="single"/>
-            </w:tcBorders>
-            <w:vAlign w:val="bottom"/>
-          </w:tcPr>
-          <w:p>
-            <w:pPr>
-              <w:pStyle w:val="Compact"/>
-              <w:jc w:val="left"/>
+          <w:tcPr/>
+          <w:p>
+            <w:pPr>
+              <w:pStyle w:val="Compact"/>
             </w:pPr>
             <w:r>
               <w:t xml:space="preserve">What the card does when tapped</w:t>
@@ -783,24 +865,25 @@
       </w:tr>
       <w:tr>
         <w:tc>
-          <w:p>
-            <w:pPr>
-              <w:pStyle w:val="Compact"/>
-              <w:jc w:val="left"/>
+          <w:tcPr/>
+          <w:p>
+            <w:pPr>
+              <w:pStyle w:val="Compact"/>
             </w:pPr>
             <w:r>
               <w:rPr>
                 <w:b/>
+                <w:bCs/>
               </w:rPr>
               <w:t xml:space="preserve">Wedding</w:t>
             </w:r>
           </w:p>
         </w:tc>
         <w:tc>
-          <w:p>
-            <w:pPr>
-              <w:pStyle w:val="Compact"/>
-              <w:jc w:val="left"/>
+          <w:tcPr/>
+          <w:p>
+            <w:pPr>
+              <w:pStyle w:val="Compact"/>
             </w:pPr>
             <w:r>
               <w:t xml:space="preserve">✅ Live (full-color, gold</w:t>
@@ -809,13 +892,7 @@
               <w:t xml:space="preserve"> </w:t>
             </w:r>
             <w:r>
-              <w:t xml:space="preserve">“</w:t>
-            </w:r>
-            <w:r>
-              <w:t xml:space="preserve">Available</w:t>
-            </w:r>
-            <w:r>
-              <w:t xml:space="preserve">”</w:t>
+              <w:t xml:space="preserve">“Available”</w:t>
             </w:r>
             <w:r>
               <w:t xml:space="preserve"> </w:t>
@@ -826,10 +903,10 @@
           </w:p>
         </w:tc>
         <w:tc>
-          <w:p>
-            <w:pPr>
-              <w:pStyle w:val="Compact"/>
-              <w:jc w:val="left"/>
+          <w:tcPr/>
+          <w:p>
+            <w:pPr>
+              <w:pStyle w:val="Compact"/>
             </w:pPr>
             <w:r>
               <w:t xml:space="preserve">Routes into the onboarding flow</w:t>
@@ -839,383 +916,312 @@
       </w:tr>
       <w:tr>
         <w:tc>
-          <w:p>
-            <w:pPr>
-              <w:pStyle w:val="Compact"/>
-              <w:jc w:val="left"/>
+          <w:tcPr/>
+          <w:p>
+            <w:pPr>
+              <w:pStyle w:val="Compact"/>
             </w:pPr>
             <w:r>
               <w:rPr>
                 <w:b/>
+                <w:bCs/>
               </w:rPr>
               <w:t xml:space="preserve">Debut</w:t>
             </w:r>
           </w:p>
         </w:tc>
         <w:tc>
-          <w:p>
-            <w:pPr>
-              <w:pStyle w:val="Compact"/>
-              <w:jc w:val="left"/>
-            </w:pPr>
-            <w:r>
-              <w:t xml:space="preserve">✅ Live (full-color, gold</w:t>
-            </w:r>
-            <w:r>
-              <w:t xml:space="preserve"> </w:t>
-            </w:r>
-            <w:r>
-              <w:t xml:space="preserve">“</w:t>
-            </w:r>
-            <w:r>
-              <w:t xml:space="preserve">Available</w:t>
-            </w:r>
-            <w:r>
-              <w:t xml:space="preserve">”</w:t>
-            </w:r>
-            <w:r>
-              <w:t xml:space="preserve"> </w:t>
-            </w:r>
-            <w:r>
-              <w:t xml:space="preserve">badge, tappable)</w:t>
-            </w:r>
-          </w:p>
-        </w:tc>
-        <w:tc>
-          <w:p>
-            <w:pPr>
-              <w:pStyle w:val="Compact"/>
-              <w:jc w:val="left"/>
-            </w:pPr>
-            <w:r>
-              <w:t xml:space="preserve">Routes into the create-event form (Event-name input on the full-page picker)</w:t>
+          <w:tcPr/>
+          <w:p>
+            <w:pPr>
+              <w:pStyle w:val="Compact"/>
+            </w:pPr>
+            <w:r>
+              <w:t xml:space="preserve">✅ Live</w:t>
+            </w:r>
+          </w:p>
+        </w:tc>
+        <w:tc>
+          <w:tcPr/>
+          <w:p>
+            <w:pPr>
+              <w:pStyle w:val="Compact"/>
+            </w:pPr>
+            <w:r>
+              <w:t xml:space="preserve">Routes into the create-event form</w:t>
             </w:r>
           </w:p>
         </w:tc>
       </w:tr>
       <w:tr>
         <w:tc>
-          <w:p>
-            <w:pPr>
-              <w:pStyle w:val="Compact"/>
-              <w:jc w:val="left"/>
-            </w:pPr>
-            <w:r>
-              <w:t xml:space="preserve">Birthday</w:t>
-            </w:r>
-          </w:p>
-        </w:tc>
-        <w:tc>
-          <w:p>
-            <w:pPr>
-              <w:pStyle w:val="Compact"/>
-              <w:jc w:val="left"/>
-            </w:pPr>
-            <w:r>
-              <w:t xml:space="preserve">Coming soon (grayscale, not tappable)</w:t>
-            </w:r>
-          </w:p>
-        </w:tc>
-        <w:tc>
-          <w:p>
-            <w:pPr>
-              <w:pStyle w:val="Compact"/>
-              <w:jc w:val="left"/>
-            </w:pPr>
-            <w:r>
-              <w:t xml:space="preserve">No-op —</w:t>
-            </w:r>
-            <w:r>
-              <w:t xml:space="preserve"> </w:t>
-            </w:r>
-            <w:r>
-              <w:t xml:space="preserve">“</w:t>
-            </w:r>
-            <w:r>
-              <w:t xml:space="preserve">We’re working on this. For now, Weddings and Debuts are supported.</w:t>
-            </w:r>
-            <w:r>
-              <w:t xml:space="preserve">”</w:t>
+          <w:tcPr/>
+          <w:p>
+            <w:pPr>
+              <w:pStyle w:val="Compact"/>
+            </w:pPr>
+            <w:r>
+              <w:rPr>
+                <w:b/>
+                <w:bCs/>
+              </w:rPr>
+              <w:t xml:space="preserve">Gender Reveal</w:t>
+            </w:r>
+          </w:p>
+        </w:tc>
+        <w:tc>
+          <w:tcPr/>
+          <w:p>
+            <w:pPr>
+              <w:pStyle w:val="Compact"/>
+            </w:pPr>
+            <w:r>
+              <w:t xml:space="preserve">✅ Live</w:t>
+            </w:r>
+          </w:p>
+        </w:tc>
+        <w:tc>
+          <w:tcPr/>
+          <w:p>
+            <w:pPr>
+              <w:pStyle w:val="Compact"/>
+            </w:pPr>
+            <w:r>
+              <w:t xml:space="preserve">Routes into the create-event form</w:t>
             </w:r>
           </w:p>
         </w:tc>
       </w:tr>
       <w:tr>
         <w:tc>
-          <w:p>
-            <w:pPr>
-              <w:pStyle w:val="Compact"/>
-              <w:jc w:val="left"/>
-            </w:pPr>
-            <w:r>
-              <w:t xml:space="preserve">Celebration</w:t>
-            </w:r>
-          </w:p>
-        </w:tc>
-        <w:tc>
-          <w:p>
-            <w:pPr>
-              <w:pStyle w:val="Compact"/>
-              <w:jc w:val="left"/>
-            </w:pPr>
-            <w:r>
-              <w:t xml:space="preserve">Coming soon (grayscale, not tappable)</w:t>
-            </w:r>
-          </w:p>
-        </w:tc>
-        <w:tc>
-          <w:p>
-            <w:pPr>
-              <w:pStyle w:val="Compact"/>
-              <w:jc w:val="left"/>
-            </w:pPr>
-            <w:r>
-              <w:t xml:space="preserve">Same</w:t>
+          <w:tcPr/>
+          <w:p>
+            <w:pPr>
+              <w:pStyle w:val="Compact"/>
+            </w:pPr>
+            <w:r>
+              <w:rPr>
+                <w:b/>
+                <w:bCs/>
+              </w:rPr>
+              <w:t xml:space="preserve">Birthday</w:t>
+            </w:r>
+          </w:p>
+        </w:tc>
+        <w:tc>
+          <w:tcPr/>
+          <w:p>
+            <w:pPr>
+              <w:pStyle w:val="Compact"/>
+            </w:pPr>
+            <w:r>
+              <w:t xml:space="preserve">✅ Live</w:t>
+            </w:r>
+          </w:p>
+        </w:tc>
+        <w:tc>
+          <w:tcPr/>
+          <w:p>
+            <w:pPr>
+              <w:pStyle w:val="Compact"/>
+            </w:pPr>
+            <w:r>
+              <w:t xml:space="preserve">Routes into the create-event form</w:t>
             </w:r>
           </w:p>
         </w:tc>
       </w:tr>
       <w:tr>
         <w:tc>
-          <w:p>
-            <w:pPr>
-              <w:pStyle w:val="Compact"/>
-              <w:jc w:val="left"/>
-            </w:pPr>
-            <w:r>
-              <w:t xml:space="preserve">Travel</w:t>
-            </w:r>
-          </w:p>
-        </w:tc>
-        <w:tc>
-          <w:p>
-            <w:pPr>
-              <w:pStyle w:val="Compact"/>
-              <w:jc w:val="left"/>
-            </w:pPr>
-            <w:r>
-              <w:t xml:space="preserve">Coming soon (grayscale, not tappable)</w:t>
-            </w:r>
-          </w:p>
-        </w:tc>
-        <w:tc>
-          <w:p>
-            <w:pPr>
-              <w:pStyle w:val="Compact"/>
-              <w:jc w:val="left"/>
-            </w:pPr>
-            <w:r>
-              <w:t xml:space="preserve">Same</w:t>
+          <w:tcPr/>
+          <w:p>
+            <w:pPr>
+              <w:pStyle w:val="Compact"/>
+            </w:pPr>
+            <w:r>
+              <w:rPr>
+                <w:b/>
+                <w:bCs/>
+              </w:rPr>
+              <w:t xml:space="preserve">Celebration</w:t>
+            </w:r>
+          </w:p>
+        </w:tc>
+        <w:tc>
+          <w:tcPr/>
+          <w:p>
+            <w:pPr>
+              <w:pStyle w:val="Compact"/>
+            </w:pPr>
+            <w:r>
+              <w:t xml:space="preserve">✅ Live</w:t>
+            </w:r>
+          </w:p>
+        </w:tc>
+        <w:tc>
+          <w:tcPr/>
+          <w:p>
+            <w:pPr>
+              <w:pStyle w:val="Compact"/>
+            </w:pPr>
+            <w:r>
+              <w:t xml:space="preserve">Routes into the create-event form</w:t>
             </w:r>
           </w:p>
         </w:tc>
       </w:tr>
       <w:tr>
         <w:tc>
-          <w:p>
-            <w:pPr>
-              <w:pStyle w:val="Compact"/>
-              <w:jc w:val="left"/>
-            </w:pPr>
-            <w:r>
-              <w:t xml:space="preserve">Corporate</w:t>
-            </w:r>
-          </w:p>
-        </w:tc>
-        <w:tc>
-          <w:p>
-            <w:pPr>
-              <w:pStyle w:val="Compact"/>
-              <w:jc w:val="left"/>
-            </w:pPr>
-            <w:r>
-              <w:t xml:space="preserve">Coming soon (grayscale, not tappable)</w:t>
-            </w:r>
-          </w:p>
-        </w:tc>
-        <w:tc>
-          <w:p>
-            <w:pPr>
-              <w:pStyle w:val="Compact"/>
-              <w:jc w:val="left"/>
-            </w:pPr>
-            <w:r>
-              <w:t xml:space="preserve">Same</w:t>
+          <w:tcPr/>
+          <w:p>
+            <w:pPr>
+              <w:pStyle w:val="Compact"/>
+            </w:pPr>
+            <w:r>
+              <w:rPr>
+                <w:b/>
+                <w:bCs/>
+              </w:rPr>
+              <w:t xml:space="preserve">Travel</w:t>
+            </w:r>
+          </w:p>
+        </w:tc>
+        <w:tc>
+          <w:tcPr/>
+          <w:p>
+            <w:pPr>
+              <w:pStyle w:val="Compact"/>
+            </w:pPr>
+            <w:r>
+              <w:t xml:space="preserve">✅ Live</w:t>
+            </w:r>
+          </w:p>
+        </w:tc>
+        <w:tc>
+          <w:tcPr/>
+          <w:p>
+            <w:pPr>
+              <w:pStyle w:val="Compact"/>
+            </w:pPr>
+            <w:r>
+              <w:t xml:space="preserve">Routes into the create-event form</w:t>
             </w:r>
           </w:p>
         </w:tc>
       </w:tr>
       <w:tr>
         <w:tc>
-          <w:p>
-            <w:pPr>
-              <w:pStyle w:val="Compact"/>
-              <w:jc w:val="left"/>
-            </w:pPr>
-            <w:r>
-              <w:t xml:space="preserve">Tournament</w:t>
-            </w:r>
-          </w:p>
-        </w:tc>
-        <w:tc>
-          <w:p>
-            <w:pPr>
-              <w:pStyle w:val="Compact"/>
-              <w:jc w:val="left"/>
-            </w:pPr>
-            <w:r>
-              <w:t xml:space="preserve">Coming soon (grayscale, not tappable)</w:t>
-            </w:r>
-          </w:p>
-        </w:tc>
-        <w:tc>
-          <w:p>
-            <w:pPr>
-              <w:pStyle w:val="Compact"/>
-              <w:jc w:val="left"/>
-            </w:pPr>
-            <w:r>
-              <w:t xml:space="preserve">Same</w:t>
+          <w:tcPr/>
+          <w:p>
+            <w:pPr>
+              <w:pStyle w:val="Compact"/>
+            </w:pPr>
+            <w:r>
+              <w:rPr>
+                <w:b/>
+                <w:bCs/>
+              </w:rPr>
+              <w:t xml:space="preserve">Corporate</w:t>
+            </w:r>
+          </w:p>
+        </w:tc>
+        <w:tc>
+          <w:tcPr/>
+          <w:p>
+            <w:pPr>
+              <w:pStyle w:val="Compact"/>
+            </w:pPr>
+            <w:r>
+              <w:t xml:space="preserve">✅ Live</w:t>
+            </w:r>
+          </w:p>
+        </w:tc>
+        <w:tc>
+          <w:tcPr/>
+          <w:p>
+            <w:pPr>
+              <w:pStyle w:val="Compact"/>
+            </w:pPr>
+            <w:r>
+              <w:t xml:space="preserve">Routes into the create-event form</w:t>
             </w:r>
           </w:p>
         </w:tc>
       </w:tr>
       <w:tr>
         <w:tc>
-          <w:p>
-            <w:pPr>
-              <w:pStyle w:val="Compact"/>
-              <w:jc w:val="left"/>
-            </w:pPr>
-            <w:r>
-              <w:t xml:space="preserve">Christening</w:t>
-            </w:r>
-          </w:p>
-        </w:tc>
-        <w:tc>
-          <w:p>
-            <w:pPr>
-              <w:pStyle w:val="Compact"/>
-              <w:jc w:val="left"/>
-            </w:pPr>
-            <w:r>
-              <w:t xml:space="preserve">Coming soon (grayscale, not tappable)</w:t>
-            </w:r>
-          </w:p>
-        </w:tc>
-        <w:tc>
-          <w:p>
-            <w:pPr>
-              <w:pStyle w:val="Compact"/>
-              <w:jc w:val="left"/>
-            </w:pPr>
-            <w:r>
-              <w:t xml:space="preserve">Same</w:t>
+          <w:tcPr/>
+          <w:p>
+            <w:pPr>
+              <w:pStyle w:val="Compact"/>
+            </w:pPr>
+            <w:r>
+              <w:rPr>
+                <w:b/>
+                <w:bCs/>
+              </w:rPr>
+              <w:t xml:space="preserve">Tournament</w:t>
+            </w:r>
+          </w:p>
+        </w:tc>
+        <w:tc>
+          <w:tcPr/>
+          <w:p>
+            <w:pPr>
+              <w:pStyle w:val="Compact"/>
+            </w:pPr>
+            <w:r>
+              <w:t xml:space="preserve">✅ Live</w:t>
+            </w:r>
+          </w:p>
+        </w:tc>
+        <w:tc>
+          <w:tcPr/>
+          <w:p>
+            <w:pPr>
+              <w:pStyle w:val="Compact"/>
+            </w:pPr>
+            <w:r>
+              <w:t xml:space="preserve">Routes into the create-event form</w:t>
             </w:r>
           </w:p>
         </w:tc>
       </w:tr>
       <w:tr>
         <w:tc>
-          <w:p>
-            <w:pPr>
-              <w:pStyle w:val="Compact"/>
-              <w:jc w:val="left"/>
-            </w:pPr>
-            <w:r>
-              <w:t xml:space="preserve">Anniversary</w:t>
-            </w:r>
-          </w:p>
-        </w:tc>
-        <w:tc>
-          <w:p>
-            <w:pPr>
-              <w:pStyle w:val="Compact"/>
-              <w:jc w:val="left"/>
-            </w:pPr>
-            <w:r>
-              <w:t xml:space="preserve">Coming soon (grayscale, not tappable)</w:t>
-            </w:r>
-          </w:p>
-        </w:tc>
-        <w:tc>
-          <w:p>
-            <w:pPr>
-              <w:pStyle w:val="Compact"/>
-              <w:jc w:val="left"/>
-            </w:pPr>
-            <w:r>
-              <w:t xml:space="preserve">Same</w:t>
-            </w:r>
-          </w:p>
-        </w:tc>
-      </w:tr>
-      <w:tr>
-        <w:tc>
-          <w:p>
-            <w:pPr>
-              <w:pStyle w:val="Compact"/>
-              <w:jc w:val="left"/>
-            </w:pPr>
-            <w:r>
-              <w:t xml:space="preserve">Graduation</w:t>
-            </w:r>
-          </w:p>
-        </w:tc>
-        <w:tc>
-          <w:p>
-            <w:pPr>
-              <w:pStyle w:val="Compact"/>
-              <w:jc w:val="left"/>
-            </w:pPr>
-            <w:r>
-              <w:t xml:space="preserve">Coming soon (grayscale, not tappable)</w:t>
-            </w:r>
-          </w:p>
-        </w:tc>
-        <w:tc>
-          <w:p>
-            <w:pPr>
-              <w:pStyle w:val="Compact"/>
-              <w:jc w:val="left"/>
-            </w:pPr>
-            <w:r>
-              <w:t xml:space="preserve">Same</w:t>
-            </w:r>
-          </w:p>
-        </w:tc>
-      </w:tr>
-      <w:tr>
-        <w:tc>
-          <w:p>
-            <w:pPr>
-              <w:pStyle w:val="Compact"/>
-              <w:jc w:val="left"/>
-            </w:pPr>
-            <w:r>
-              <w:t xml:space="preserve">Reunion</w:t>
-            </w:r>
-          </w:p>
-        </w:tc>
-        <w:tc>
-          <w:p>
-            <w:pPr>
-              <w:pStyle w:val="Compact"/>
-              <w:jc w:val="left"/>
-            </w:pPr>
-            <w:r>
-              <w:t xml:space="preserve">Coming soon (grayscale, not tappable)</w:t>
-            </w:r>
-          </w:p>
-        </w:tc>
-        <w:tc>
-          <w:p>
-            <w:pPr>
-              <w:pStyle w:val="Compact"/>
-              <w:jc w:val="left"/>
-            </w:pPr>
-            <w:r>
-              <w:t xml:space="preserve">Same</w:t>
+          <w:tcPr/>
+          <w:p>
+            <w:pPr>
+              <w:pStyle w:val="Compact"/>
+            </w:pPr>
+            <w:r>
+              <w:rPr>
+                <w:b/>
+                <w:bCs/>
+              </w:rPr>
+              <w:t xml:space="preserve">Christening</w:t>
+            </w:r>
+          </w:p>
+        </w:tc>
+        <w:tc>
+          <w:tcPr/>
+          <w:p>
+            <w:pPr>
+              <w:pStyle w:val="Compact"/>
+            </w:pPr>
+            <w:r>
+              <w:t xml:space="preserve">✅ Live</w:t>
+            </w:r>
+          </w:p>
+        </w:tc>
+        <w:tc>
+          <w:tcPr/>
+          <w:p>
+            <w:pPr>
+              <w:pStyle w:val="Compact"/>
+            </w:pPr>
+            <w:r>
+              <w:t xml:space="preserve">Routes into the create-event form</w:t>
             </w:r>
           </w:p>
         </w:tc>
@@ -1234,6 +1240,7 @@
       <w:r>
         <w:rPr>
           <w:b/>
+          <w:bCs/>
         </w:rPr>
         <w:t xml:space="preserve">simplified single-field event-setup flow</w:t>
       </w:r>
@@ -1251,6 +1258,7 @@
       <w:r>
         <w:rPr>
           <w:b/>
+          <w:bCs/>
         </w:rPr>
         <w:t xml:space="preserve">Step 2.5a — Event-name-only entry</w:t>
       </w:r>
@@ -1268,6 +1276,7 @@
       <w:r>
         <w:rPr>
           <w:b/>
+          <w:bCs/>
         </w:rPr>
         <w:t xml:space="preserve">Event name</w:t>
       </w:r>
@@ -1310,6 +1319,7 @@
       <w:r>
         <w:rPr>
           <w:b/>
+          <w:bCs/>
         </w:rPr>
         <w:t xml:space="preserve">The Event name auto-formats to Smart PH-aware title case live as they type</w:t>
       </w:r>
@@ -1337,7 +1347,7 @@
       <w:r>
         <w:t xml:space="preserve"> </w:t>
       </w:r>
-      <w:hyperlink r:id="rId26">
+      <w:hyperlink r:id="rId12">
         <w:r>
           <w:rPr>
             <w:rStyle w:val="Hyperlink"/>
@@ -1372,6 +1382,7 @@
       <w:r>
         <w:rPr>
           <w:b/>
+          <w:bCs/>
         </w:rPr>
         <w:t xml:space="preserve">Create event</w:t>
       </w:r>
@@ -1550,6 +1561,7 @@
       <w:r>
         <w:rPr>
           <w:b/>
+          <w:bCs/>
         </w:rPr>
         <w:t xml:space="preserve">No date · no venue · no address asked upfront.</w:t>
       </w:r>
@@ -1567,6 +1579,7 @@
       <w:r>
         <w:rPr>
           <w:b/>
+          <w:bCs/>
         </w:rPr>
         <w:t xml:space="preserve">Step 2.5b — DIY vs Setnayan Concierge choice card</w:t>
       </w:r>
@@ -1793,168 +1806,173 @@
     </w:p>
     <w:p>
       <w:pPr>
+        <w:pStyle w:val="Compact"/>
         <w:numPr>
           <w:ilvl w:val="0"/>
           <w:numId w:val="1002"/>
         </w:numPr>
+      </w:pPr>
+      <w:r>
+        <w:rPr>
+          <w:b/>
+          <w:bCs/>
+        </w:rPr>
+        <w:t xml:space="preserve">DIY</w:t>
+      </w:r>
+      <w:r>
+        <w:t xml:space="preserve"> </w:t>
+      </w:r>
+      <w:r>
+        <w:t xml:space="preserve">→</w:t>
+      </w:r>
+      <w:r>
+        <w:t xml:space="preserve"> </w:t>
+      </w:r>
+      <w:r>
+        <w:rPr>
+          <w:rStyle w:val="VerbatimChar"/>
+        </w:rPr>
+        <w:t xml:space="preserve">concierge_status = 'diy'</w:t>
+      </w:r>
+      <w:r>
+        <w:t xml:space="preserve">; lands directly on dashboard</w:t>
+      </w:r>
+    </w:p>
+    <w:p>
+      <w:pPr>
         <w:pStyle w:val="Compact"/>
-      </w:pPr>
-      <w:r>
-        <w:rPr>
-          <w:b/>
-        </w:rPr>
-        <w:t xml:space="preserve">DIY</w:t>
-      </w:r>
-      <w:r>
-        <w:t xml:space="preserve"> </w:t>
-      </w:r>
-      <w:r>
-        <w:t xml:space="preserve">→</w:t>
-      </w:r>
-      <w:r>
-        <w:t xml:space="preserve"> </w:t>
-      </w:r>
-      <w:r>
-        <w:rPr>
-          <w:rStyle w:val="VerbatimChar"/>
-        </w:rPr>
-        <w:t xml:space="preserve">concierge_status = 'diy'</w:t>
-      </w:r>
-      <w:r>
-        <w:t xml:space="preserve">; lands directly on dashboard</w:t>
-      </w:r>
-    </w:p>
-    <w:p>
-      <w:pPr>
         <w:numPr>
           <w:ilvl w:val="0"/>
           <w:numId w:val="1002"/>
         </w:numPr>
+      </w:pPr>
+      <w:r>
+        <w:rPr>
+          <w:b/>
+          <w:bCs/>
+        </w:rPr>
+        <w:t xml:space="preserve">Try 3 days free</w:t>
+      </w:r>
+      <w:r>
+        <w:t xml:space="preserve"> </w:t>
+      </w:r>
+      <w:r>
+        <w:t xml:space="preserve">→ calls</w:t>
+      </w:r>
+      <w:r>
+        <w:t xml:space="preserve"> </w:t>
+      </w:r>
+      <w:r>
+        <w:rPr>
+          <w:rStyle w:val="VerbatimChar"/>
+        </w:rPr>
+        <w:t xml:space="preserve">start_concierge_trial(event_id)</w:t>
+      </w:r>
+      <w:r>
+        <w:t xml:space="preserve"> </w:t>
+      </w:r>
+      <w:r>
+        <w:t xml:space="preserve">server-side directly (no order, no checkout); on pass flips status to</w:t>
+      </w:r>
+      <w:r>
+        <w:t xml:space="preserve"> </w:t>
+      </w:r>
+      <w:r>
+        <w:rPr>
+          <w:rStyle w:val="VerbatimChar"/>
+        </w:rPr>
+        <w:t xml:space="preserve">'trial'</w:t>
+      </w:r>
+      <w:r>
+        <w:t xml:space="preserve"> </w:t>
+      </w:r>
+      <w:r>
+        <w:t xml:space="preserve">for 3 days with full Concierge features.</w:t>
+      </w:r>
+      <w:r>
+        <w:t xml:space="preserve"> </w:t>
+      </w:r>
+      <w:r>
+        <w:rPr>
+          <w:b/>
+          <w:bCs/>
+        </w:rPr>
+        <w:t xml:space="preserve">One trial per ACCOUNT</w:t>
+      </w:r>
+      <w:r>
+        <w:t xml:space="preserve"> </w:t>
+      </w:r>
+      <w:r>
+        <w:t xml:space="preserve">(tracked on</w:t>
+      </w:r>
+      <w:r>
+        <w:t xml:space="preserve"> </w:t>
+      </w:r>
+      <w:r>
+        <w:rPr>
+          <w:rStyle w:val="VerbatimChar"/>
+        </w:rPr>
+        <w:t xml:space="preserve">users.concierge_trial_used_at</w:t>
+      </w:r>
+      <w:r>
+        <w:t xml:space="preserve">, not per event). The trial link is</w:t>
+      </w:r>
+      <w:r>
+        <w:t xml:space="preserve"> </w:t>
+      </w:r>
+      <w:r>
+        <w:rPr>
+          <w:b/>
+          <w:bCs/>
+        </w:rPr>
+        <w:t xml:space="preserve">hidden when</w:t>
+      </w:r>
+      <w:r>
+        <w:t xml:space="preserve"> </w:t>
+      </w:r>
+      <w:r>
+        <w:t xml:space="preserve">the account has already used its trial OR</w:t>
+      </w:r>
+      <w:r>
+        <w:t xml:space="preserve"> </w:t>
+      </w:r>
+      <w:r>
+        <w:rPr>
+          <w:rStyle w:val="VerbatimChar"/>
+        </w:rPr>
+        <w:t xml:space="preserve">users.concierge_enforcement_level IN ('trial_banned', 'full_banned')</w:t>
+      </w:r>
+      <w:r>
+        <w:t xml:space="preserve">. If the cross-account similarity check fires, trial-start is blocked AND a</w:t>
+      </w:r>
+      <w:r>
+        <w:t xml:space="preserve"> </w:t>
+      </w:r>
+      <w:r>
+        <w:rPr>
+          <w:rStyle w:val="VerbatimChar"/>
+        </w:rPr>
+        <w:t xml:space="preserve">concierge_abuse_flags</w:t>
+      </w:r>
+      <w:r>
+        <w:t xml:space="preserve"> </w:t>
+      </w:r>
+      <w:r>
+        <w:t xml:space="preserve">row is inserted for admin review (couple sees the under-review modal with appeal CTA — see iteration 0016 § 0 Anti-abuse subsection).</w:t>
+      </w:r>
+    </w:p>
+    <w:p>
+      <w:pPr>
         <w:pStyle w:val="Compact"/>
-      </w:pPr>
-      <w:r>
-        <w:rPr>
-          <w:b/>
-        </w:rPr>
-        <w:t xml:space="preserve">Try 3 days free</w:t>
-      </w:r>
-      <w:r>
-        <w:t xml:space="preserve"> </w:t>
-      </w:r>
-      <w:r>
-        <w:t xml:space="preserve">→ calls</w:t>
-      </w:r>
-      <w:r>
-        <w:t xml:space="preserve"> </w:t>
-      </w:r>
-      <w:r>
-        <w:rPr>
-          <w:rStyle w:val="VerbatimChar"/>
-        </w:rPr>
-        <w:t xml:space="preserve">start_concierge_trial(event_id)</w:t>
-      </w:r>
-      <w:r>
-        <w:t xml:space="preserve"> </w:t>
-      </w:r>
-      <w:r>
-        <w:t xml:space="preserve">server-side directly (no order, no checkout); on pass flips status to</w:t>
-      </w:r>
-      <w:r>
-        <w:t xml:space="preserve"> </w:t>
-      </w:r>
-      <w:r>
-        <w:rPr>
-          <w:rStyle w:val="VerbatimChar"/>
-        </w:rPr>
-        <w:t xml:space="preserve">'trial'</w:t>
-      </w:r>
-      <w:r>
-        <w:t xml:space="preserve"> </w:t>
-      </w:r>
-      <w:r>
-        <w:t xml:space="preserve">for 3 days with full Concierge features.</w:t>
-      </w:r>
-      <w:r>
-        <w:t xml:space="preserve"> </w:t>
-      </w:r>
-      <w:r>
-        <w:rPr>
-          <w:b/>
-        </w:rPr>
-        <w:t xml:space="preserve">One trial per ACCOUNT</w:t>
-      </w:r>
-      <w:r>
-        <w:t xml:space="preserve"> </w:t>
-      </w:r>
-      <w:r>
-        <w:t xml:space="preserve">(tracked on</w:t>
-      </w:r>
-      <w:r>
-        <w:t xml:space="preserve"> </w:t>
-      </w:r>
-      <w:r>
-        <w:rPr>
-          <w:rStyle w:val="VerbatimChar"/>
-        </w:rPr>
-        <w:t xml:space="preserve">users.concierge_trial_used_at</w:t>
-      </w:r>
-      <w:r>
-        <w:t xml:space="preserve">, not per event). The trial link is</w:t>
-      </w:r>
-      <w:r>
-        <w:t xml:space="preserve"> </w:t>
-      </w:r>
-      <w:r>
-        <w:rPr>
-          <w:b/>
-        </w:rPr>
-        <w:t xml:space="preserve">hidden when</w:t>
-      </w:r>
-      <w:r>
-        <w:t xml:space="preserve"> </w:t>
-      </w:r>
-      <w:r>
-        <w:t xml:space="preserve">the account has already used its trial OR</w:t>
-      </w:r>
-      <w:r>
-        <w:t xml:space="preserve"> </w:t>
-      </w:r>
-      <w:r>
-        <w:rPr>
-          <w:rStyle w:val="VerbatimChar"/>
-        </w:rPr>
-        <w:t xml:space="preserve">users.concierge_enforcement_level IN ('trial_banned', 'full_banned')</w:t>
-      </w:r>
-      <w:r>
-        <w:t xml:space="preserve">. If the cross-account similarity check fires, trial-start is blocked AND a</w:t>
-      </w:r>
-      <w:r>
-        <w:t xml:space="preserve"> </w:t>
-      </w:r>
-      <w:r>
-        <w:rPr>
-          <w:rStyle w:val="VerbatimChar"/>
-        </w:rPr>
-        <w:t xml:space="preserve">concierge_abuse_flags</w:t>
-      </w:r>
-      <w:r>
-        <w:t xml:space="preserve"> </w:t>
-      </w:r>
-      <w:r>
-        <w:t xml:space="preserve">row is inserted for admin review (couple sees the under-review modal with appeal CTA — see iteration 0016 § 0 Anti-abuse subsection).</w:t>
-      </w:r>
-    </w:p>
-    <w:p>
-      <w:pPr>
         <w:numPr>
           <w:ilvl w:val="0"/>
           <w:numId w:val="1002"/>
         </w:numPr>
-        <w:pStyle w:val="Compact"/>
       </w:pPr>
       <w:r>
         <w:rPr>
           <w:b/>
+          <w:bCs/>
         </w:rPr>
         <w:t xml:space="preserve">Buy ₱4,999</w:t>
       </w:r>
@@ -2078,13 +2096,7 @@
         <w:t xml:space="preserve"> </w:t>
       </w:r>
       <w:r>
-        <w:t xml:space="preserve">“</w:t>
-      </w:r>
-      <w:r>
-        <w:t xml:space="preserve">Setnayan Concierge pending payment</w:t>
-      </w:r>
-      <w:r>
-        <w:t xml:space="preserve">”</w:t>
+        <w:t xml:space="preserve">“Setnayan Concierge pending payment”</w:t>
       </w:r>
       <w:r>
         <w:t xml:space="preserve"> </w:t>
@@ -2106,6 +2118,7 @@
       <w:r>
         <w:rPr>
           <w:b/>
+          <w:bCs/>
         </w:rPr>
         <w:t xml:space="preserve">product preview</w:t>
       </w:r>
@@ -2134,13 +2147,7 @@
         <w:t xml:space="preserve"> </w:t>
       </w:r>
       <w:r>
-        <w:t xml:space="preserve">“</w:t>
-      </w:r>
-      <w:r>
-        <w:t xml:space="preserve">Coming soon</w:t>
-      </w:r>
-      <w:r>
-        <w:t xml:space="preserve">”</w:t>
+        <w:t xml:space="preserve">“Coming soon”</w:t>
       </w:r>
       <w:r>
         <w:t xml:space="preserve"> </w:t>
@@ -2152,13 +2159,7 @@
         <w:t xml:space="preserve"> </w:t>
       </w:r>
       <w:r>
-        <w:t xml:space="preserve">“</w:t>
-      </w:r>
-      <w:r>
-        <w:t xml:space="preserve">Available</w:t>
-      </w:r>
-      <w:r>
-        <w:t xml:space="preserve">”</w:t>
+        <w:t xml:space="preserve">“Available”</w:t>
       </w:r>
       <w:r>
         <w:t xml:space="preserve"> </w:t>
@@ -2473,15 +2474,15 @@
         <w:t xml:space="preserve">is a safety net for any pre-0000 events the migration finds — they all get classified as weddings (which is correct for V1).</w:t>
       </w:r>
     </w:p>
+    <w:bookmarkEnd w:id="13"/>
+    <w:bookmarkStart w:id="14" w:name="X6a96cf32335b02ef5c420da34ee0a4431453223"/>
     <w:p>
       <w:pPr>
         <w:pStyle w:val="Heading3"/>
       </w:pPr>
-      <w:bookmarkStart w:id="27" w:name="X6a96cf32335b02ef5c420da34ee0a4431453223"/>
       <w:r>
         <w:t xml:space="preserve">Step 3 — The event picker (only shown when needed)</w:t>
       </w:r>
-      <w:bookmarkEnd w:id="27"/>
     </w:p>
     <w:p>
       <w:pPr>
@@ -2666,13 +2667,7 @@
         <w:t xml:space="preserve"> </w:t>
       </w:r>
       <w:r>
-        <w:t xml:space="preserve">“</w:t>
-      </w:r>
-      <w:r>
-        <w:t xml:space="preserve">primary</w:t>
-      </w:r>
-      <w:r>
-        <w:t xml:space="preserve">”</w:t>
+        <w:t xml:space="preserve">“primary”</w:t>
       </w:r>
       <w:r>
         <w:t xml:space="preserve"> </w:t>
@@ -2681,15 +2676,15 @@
         <w:t xml:space="preserve">event (the first event the couple ever created) shows first with a star. The couple can change which one is primary in Settings. Tapping any card opens that event.</w:t>
       </w:r>
     </w:p>
+    <w:bookmarkEnd w:id="14"/>
+    <w:bookmarkStart w:id="15" w:name="Xa52405c40c2bb85aca28b411519b3954165dbde"/>
     <w:p>
       <w:pPr>
         <w:pStyle w:val="Heading3"/>
       </w:pPr>
-      <w:bookmarkStart w:id="28" w:name="Xa52405c40c2bb85aca28b411519b3954165dbde"/>
       <w:r>
         <w:t xml:space="preserve">Step 3.5 — How guests join an event (the QR flow)</w:t>
       </w:r>
-      <w:bookmarkEnd w:id="28"/>
     </w:p>
     <w:p>
       <w:pPr>
@@ -2704,6 +2699,7 @@
       <w:r>
         <w:rPr>
           <w:b/>
+          <w:bCs/>
         </w:rPr>
         <w:t xml:space="preserve">Event QR code</w:t>
       </w:r>
@@ -2881,6 +2877,7 @@
       <w:r>
         <w:rPr>
           <w:b/>
+          <w:bCs/>
         </w:rPr>
         <w:t xml:space="preserve">Vendor join (V1 placeholder):</w:t>
       </w:r>
@@ -2891,15 +2888,15 @@
         <w:t xml:space="preserve">the same QR can be scanned by a vendor. The app will detect a vendor account type, ask which service they provided, and link them to the event’s vendor list. The vendor-side dashboard view is deferred to a future iteration — in V1, scanning as a vendor stubs the link but the experience past that point is minimal. Couples still encode their vendor list manually in 0006 for V1.</w:t>
       </w:r>
     </w:p>
+    <w:bookmarkEnd w:id="15"/>
+    <w:bookmarkStart w:id="17" w:name="step-4-inside-an-event"/>
     <w:p>
       <w:pPr>
         <w:pStyle w:val="Heading3"/>
       </w:pPr>
-      <w:bookmarkStart w:id="29" w:name="step-4-inside-an-event"/>
       <w:r>
         <w:t xml:space="preserve">Step 4 — Inside an event</w:t>
       </w:r>
-      <w:bookmarkEnd w:id="29"/>
     </w:p>
     <w:p>
       <w:pPr>
@@ -2916,6 +2913,7 @@
       <w:r>
         <w:rPr>
           <w:b/>
+          <w:bCs/>
         </w:rPr>
         <w:t xml:space="preserve">Top of screen (chrome) — single persistent strip, responsive (locked 2026-05-14):</w:t>
       </w:r>
@@ -2923,8 +2921,9 @@
     <w:tbl>
       <w:tblPr>
         <w:tblStyle w:val="Table"/>
-        <w:tblW w:type="pct" w:w="5000.0"/>
-        <w:tblLook w:firstRow="1"/>
+        <w:tblW w:type="pct" w:w="5000"/>
+        <w:tblLayout w:type="fixed"/>
+        <w:tblLook w:firstRow="1" w:lastRow="0" w:firstColumn="0" w:lastColumn="0" w:noHBand="0" w:noVBand="0" w:val="0020"/>
       </w:tblPr>
       <w:tblGrid>
         <w:gridCol w:w="2640"/>
@@ -2933,19 +2932,13 @@
       </w:tblGrid>
       <w:tr>
         <w:trPr>
-          <w:cnfStyle w:firstRow="1"/>
+          <w:tblHeader w:val="on"/>
         </w:trPr>
         <w:tc>
-          <w:tcPr>
-            <w:tcBorders>
-              <w:bottom w:val="single"/>
-            </w:tcBorders>
-            <w:vAlign w:val="bottom"/>
-          </w:tcPr>
-          <w:p>
-            <w:pPr>
-              <w:pStyle w:val="Compact"/>
-              <w:jc w:val="left"/>
+          <w:tcPr/>
+          <w:p>
+            <w:pPr>
+              <w:pStyle w:val="Compact"/>
             </w:pPr>
             <w:r>
               <w:t xml:space="preserve">Layout</w:t>
@@ -2953,16 +2946,10 @@
           </w:p>
         </w:tc>
         <w:tc>
-          <w:tcPr>
-            <w:tcBorders>
-              <w:bottom w:val="single"/>
-            </w:tcBorders>
-            <w:vAlign w:val="bottom"/>
-          </w:tcPr>
-          <w:p>
-            <w:pPr>
-              <w:pStyle w:val="Compact"/>
-              <w:jc w:val="left"/>
+          <w:tcPr/>
+          <w:p>
+            <w:pPr>
+              <w:pStyle w:val="Compact"/>
             </w:pPr>
             <w:r>
               <w:t xml:space="preserve">Mobile</w:t>
@@ -2970,16 +2957,10 @@
           </w:p>
         </w:tc>
         <w:tc>
-          <w:tcPr>
-            <w:tcBorders>
-              <w:bottom w:val="single"/>
-            </w:tcBorders>
-            <w:vAlign w:val="bottom"/>
-          </w:tcPr>
-          <w:p>
-            <w:pPr>
-              <w:pStyle w:val="Compact"/>
-              <w:jc w:val="left"/>
+          <w:tcPr/>
+          <w:p>
+            <w:pPr>
+              <w:pStyle w:val="Compact"/>
             </w:pPr>
             <w:r>
               <w:t xml:space="preserve">Desktop</w:t>
@@ -2989,10 +2970,10 @@
       </w:tr>
       <w:tr>
         <w:tc>
-          <w:p>
-            <w:pPr>
-              <w:pStyle w:val="Compact"/>
-              <w:jc w:val="left"/>
+          <w:tcPr/>
+          <w:p>
+            <w:pPr>
+              <w:pStyle w:val="Compact"/>
             </w:pPr>
             <w:r>
               <w:t xml:space="preserve">Pattern</w:t>
@@ -3000,10 +2981,10 @@
           </w:p>
         </w:tc>
         <w:tc>
-          <w:p>
-            <w:pPr>
-              <w:pStyle w:val="Compact"/>
-              <w:jc w:val="left"/>
+          <w:tcPr/>
+          <w:p>
+            <w:pPr>
+              <w:pStyle w:val="Compact"/>
             </w:pPr>
             <w:r>
               <w:rPr>
@@ -3014,10 +2995,10 @@
           </w:p>
         </w:tc>
         <w:tc>
-          <w:p>
-            <w:pPr>
-              <w:pStyle w:val="Compact"/>
-              <w:jc w:val="left"/>
+          <w:tcPr/>
+          <w:p>
+            <w:pPr>
+              <w:pStyle w:val="Compact"/>
             </w:pPr>
             <w:r>
               <w:rPr>
@@ -3030,10 +3011,10 @@
       </w:tr>
       <w:tr>
         <w:tc>
-          <w:p>
-            <w:pPr>
-              <w:pStyle w:val="Compact"/>
-              <w:jc w:val="left"/>
+          <w:tcPr/>
+          <w:p>
+            <w:pPr>
+              <w:pStyle w:val="Compact"/>
             </w:pPr>
             <w:r>
               <w:t xml:space="preserve">Switcher trigger</w:t>
@@ -3041,10 +3022,10 @@
           </w:p>
         </w:tc>
         <w:tc>
-          <w:p>
-            <w:pPr>
-              <w:pStyle w:val="Compact"/>
-              <w:jc w:val="left"/>
+          <w:tcPr/>
+          <w:p>
+            <w:pPr>
+              <w:pStyle w:val="Compact"/>
             </w:pPr>
             <w:r>
               <w:t xml:space="preserve">long-press monogram</w:t>
@@ -3052,10 +3033,10 @@
           </w:p>
         </w:tc>
         <w:tc>
-          <w:p>
-            <w:pPr>
-              <w:pStyle w:val="Compact"/>
-              <w:jc w:val="left"/>
+          <w:tcPr/>
+          <w:p>
+            <w:pPr>
+              <w:pStyle w:val="Compact"/>
             </w:pPr>
             <w:r>
               <w:t xml:space="preserve">click caret next to monogram</w:t>
@@ -3065,10 +3046,10 @@
       </w:tr>
       <w:tr>
         <w:tc>
-          <w:p>
-            <w:pPr>
-              <w:pStyle w:val="Compact"/>
-              <w:jc w:val="left"/>
+          <w:tcPr/>
+          <w:p>
+            <w:pPr>
+              <w:pStyle w:val="Compact"/>
             </w:pPr>
             <w:r>
               <w:t xml:space="preserve">Event identity in chrome</w:t>
@@ -3076,10 +3057,10 @@
           </w:p>
         </w:tc>
         <w:tc>
-          <w:p>
-            <w:pPr>
-              <w:pStyle w:val="Compact"/>
-              <w:jc w:val="left"/>
+          <w:tcPr/>
+          <w:p>
+            <w:pPr>
+              <w:pStyle w:val="Compact"/>
             </w:pPr>
             <w:r>
               <w:t xml:space="preserve">monogram only</w:t>
@@ -3087,10 +3068,10 @@
           </w:p>
         </w:tc>
         <w:tc>
-          <w:p>
-            <w:pPr>
-              <w:pStyle w:val="Compact"/>
-              <w:jc w:val="left"/>
+          <w:tcPr/>
+          <w:p>
+            <w:pPr>
+              <w:pStyle w:val="Compact"/>
             </w:pPr>
             <w:r>
               <w:t xml:space="preserve">monogram + event-name pill</w:t>
@@ -3106,6 +3087,7 @@
       <w:r>
         <w:rPr>
           <w:b/>
+          <w:bCs/>
         </w:rPr>
         <w:t xml:space="preserve">Monogram (left):</w:t>
       </w:r>
@@ -3151,12 +3133,14 @@
       <w:r>
         <w:rPr>
           <w:b/>
+          <w:bCs/>
         </w:rPr>
         <w:t xml:space="preserve">The auto-generated</w:t>
       </w:r>
       <w:r>
         <w:rPr>
           <w:b/>
+          <w:bCs/>
         </w:rPr>
         <w:t xml:space="preserve"> </w:t>
       </w:r>
@@ -3164,18 +3148,21 @@
         <w:rPr>
           <w:rStyle w:val="VerbatimChar"/>
           <w:b/>
+          <w:bCs/>
         </w:rPr>
         <w:t xml:space="preserve">events.monogram_svg</w:t>
       </w:r>
       <w:r>
         <w:rPr>
           <w:b/>
+          <w:bCs/>
         </w:rPr>
         <w:t xml:space="preserve"> </w:t>
       </w:r>
       <w:r>
         <w:rPr>
           <w:b/>
+          <w:bCs/>
         </w:rPr>
         <w:t xml:space="preserve">IS the free onboarding auto-monogram</w:t>
       </w:r>
@@ -3189,13 +3176,7 @@
         <w:t xml:space="preserve"> </w:t>
       </w:r>
       <w:r>
-        <w:t xml:space="preserve">“</w:t>
-      </w:r>
-      <w:r>
-        <w:t xml:space="preserve">What should we call it?</w:t>
-      </w:r>
-      <w:r>
-        <w:t xml:space="preserve">”</w:t>
+        <w:t xml:space="preserve">“What should we call it?”</w:t>
       </w:r>
       <w:r>
         <w:t xml:space="preserve"> </w:t>
@@ -3206,7 +3187,7 @@
       <w:r>
         <w:t xml:space="preserve"> </w:t>
       </w:r>
-      <w:hyperlink r:id="rId30">
+      <w:hyperlink r:id="rId16">
         <w:r>
           <w:rPr>
             <w:rStyle w:val="Hyperlink"/>
@@ -3226,6 +3207,7 @@
       <w:r>
         <w:rPr>
           <w:b/>
+          <w:bCs/>
         </w:rPr>
         <w:t xml:space="preserve">every couple’s switcher icon is their own gold-framed monogram from the moment onboarding completes</w:t>
       </w:r>
@@ -3238,6 +3220,7 @@
       <w:r>
         <w:rPr>
           <w:b/>
+          <w:bCs/>
         </w:rPr>
         <w:t xml:space="preserve">letters-forward</w:t>
       </w:r>
@@ -3253,6 +3236,7 @@
       <w:r>
         <w:rPr>
           <w:b/>
+          <w:bCs/>
         </w:rPr>
         <w:t xml:space="preserve">only for the pre-onboarding edge case</w:t>
       </w:r>
@@ -3274,6 +3258,7 @@
       <w:r>
         <w:rPr>
           <w:b/>
+          <w:bCs/>
         </w:rPr>
         <w:t xml:space="preserve">Tap</w:t>
       </w:r>
@@ -3295,6 +3280,7 @@
       <w:r>
         <w:rPr>
           <w:b/>
+          <w:bCs/>
         </w:rPr>
         <w:t xml:space="preserve">Long-press</w:t>
       </w:r>
@@ -3310,6 +3296,7 @@
       <w:r>
         <w:rPr>
           <w:b/>
+          <w:bCs/>
         </w:rPr>
         <w:t xml:space="preserve">caret affordance ▾</w:t>
       </w:r>
@@ -3331,6 +3318,7 @@
       <w:r>
         <w:rPr>
           <w:b/>
+          <w:bCs/>
         </w:rPr>
         <w:t xml:space="preserve">Empty state</w:t>
       </w:r>
@@ -3352,6 +3340,7 @@
       <w:r>
         <w:rPr>
           <w:b/>
+          <w:bCs/>
         </w:rPr>
         <w:t xml:space="preserve">Customer-only</w:t>
       </w:r>
@@ -3365,13 +3354,7 @@
         <w:t xml:space="preserve"> </w:t>
       </w:r>
       <w:r>
-        <w:t xml:space="preserve">“</w:t>
-      </w:r>
-      <w:r>
-        <w:t xml:space="preserve">+</w:t>
-      </w:r>
-      <w:r>
-        <w:t xml:space="preserve">”</w:t>
+        <w:t xml:space="preserve">“+”</w:t>
       </w:r>
       <w:r>
         <w:t xml:space="preserve"> </w:t>
@@ -3391,6 +3374,7 @@
       <w:r>
         <w:rPr>
           <w:b/>
+          <w:bCs/>
         </w:rPr>
         <w:t xml:space="preserve">Vendor with zero events</w:t>
       </w:r>
@@ -3424,6 +3408,7 @@
       <w:r>
         <w:rPr>
           <w:b/>
+          <w:bCs/>
         </w:rPr>
         <w:t xml:space="preserve">Admin with zero events</w:t>
       </w:r>
@@ -3445,6 +3430,7 @@
       <w:r>
         <w:rPr>
           <w:b/>
+          <w:bCs/>
         </w:rPr>
         <w:t xml:space="preserve">Multi-role user with at least one event</w:t>
       </w:r>
@@ -3462,6 +3448,7 @@
       <w:r>
         <w:rPr>
           <w:b/>
+          <w:bCs/>
         </w:rPr>
         <w:t xml:space="preserve">(I) menu (right):</w:t>
       </w:r>
@@ -3498,6 +3485,7 @@
       <w:r>
         <w:rPr>
           <w:b/>
+          <w:bCs/>
         </w:rPr>
         <w:t xml:space="preserve">Profile</w:t>
       </w:r>
@@ -3510,6 +3498,7 @@
       <w:r>
         <w:rPr>
           <w:b/>
+          <w:bCs/>
         </w:rPr>
         <w:t xml:space="preserve">Settings</w:t>
       </w:r>
@@ -3522,6 +3511,7 @@
       <w:r>
         <w:rPr>
           <w:b/>
+          <w:bCs/>
         </w:rPr>
         <w:t xml:space="preserve">Sign Out</w:t>
       </w:r>
@@ -3536,6 +3526,7 @@
       <w:r>
         <w:rPr>
           <w:b/>
+          <w:bCs/>
         </w:rPr>
         <w:t xml:space="preserve">Event switcher (anchored to the monogram):</w:t>
       </w:r>
@@ -3584,20 +3575,9 @@
       <w:r>
         <w:rPr>
           <w:i/>
-        </w:rPr>
-        <w:t xml:space="preserve">“</w:t>
-      </w:r>
-      <w:r>
-        <w:rPr>
-          <w:i/>
-        </w:rPr>
-        <w:t xml:space="preserve">Weddings and debuts are live now. Swipe through to see what’s on the way — more event types unlock over time.</w:t>
-      </w:r>
-      <w:r>
-        <w:rPr>
-          <w:i/>
-        </w:rPr>
-        <w:t xml:space="preserve">”</w:t>
+          <w:iCs/>
+        </w:rPr>
+        <w:t xml:space="preserve">“Weddings and debuts are live now. Swipe through to see what’s on the way — more event types unlock over time.”</w:t>
       </w:r>
       <w:r>
         <w:t xml:space="preserve"> </w:t>
@@ -3609,13 +3589,7 @@
         <w:t xml:space="preserve"> </w:t>
       </w:r>
       <w:r>
-        <w:t xml:space="preserve">“</w:t>
-      </w:r>
-      <w:r>
-        <w:t xml:space="preserve">tap an upcoming tile to be notified</w:t>
-      </w:r>
-      <w:r>
-        <w:t xml:space="preserve">”</w:t>
+        <w:t xml:space="preserve">“tap an upcoming tile to be notified”</w:t>
       </w:r>
       <w:r>
         <w:t xml:space="preserve"> </w:t>
@@ -3633,13 +3607,7 @@
         <w:t xml:space="preserve"> </w:t>
       </w:r>
       <w:r>
-        <w:t xml:space="preserve">“</w:t>
-      </w:r>
-      <w:r>
-        <w:t xml:space="preserve">date TBD</w:t>
-      </w:r>
-      <w:r>
-        <w:t xml:space="preserve">”</w:t>
+        <w:t xml:space="preserve">“date TBD”</w:t>
       </w:r>
       <w:r>
         <w:t xml:space="preserve"> </w:t>
@@ -3671,6 +3639,7 @@
       <w:r>
         <w:rPr>
           <w:b/>
+          <w:bCs/>
         </w:rPr>
         <w:t xml:space="preserve">Role-switch rows</w:t>
       </w:r>
@@ -3692,6 +3661,7 @@
       <w:r>
         <w:rPr>
           <w:b/>
+          <w:bCs/>
         </w:rPr>
         <w:t xml:space="preserve">Shop console</w:t>
       </w:r>
@@ -3737,6 +3707,7 @@
       <w:r>
         <w:rPr>
           <w:b/>
+          <w:bCs/>
         </w:rPr>
         <w:t xml:space="preserve">Admin console</w:t>
       </w:r>
@@ -3756,13 +3727,7 @@
         <w:t xml:space="preserve"> </w:t>
       </w:r>
       <w:r>
-        <w:t xml:space="preserve">“</w:t>
-      </w:r>
-      <w:r>
-        <w:t xml:space="preserve">Switch view</w:t>
-      </w:r>
-      <w:r>
-        <w:t xml:space="preserve">”</w:t>
+        <w:t xml:space="preserve">“Switch view”</w:t>
       </w:r>
       <w:r>
         <w:t xml:space="preserve"> </w:t>
@@ -3774,13 +3739,7 @@
         <w:t xml:space="preserve"> </w:t>
       </w:r>
       <w:r>
-        <w:t xml:space="preserve">“</w:t>
-      </w:r>
-      <w:r>
-        <w:t xml:space="preserve">which event am I in.</w:t>
-      </w:r>
-      <w:r>
-        <w:t xml:space="preserve">”</w:t>
+        <w:t xml:space="preserve">“which event am I in.”</w:t>
       </w:r>
       <w:r>
         <w:t xml:space="preserve"> </w:t>
@@ -3794,6 +3753,7 @@
       <w:r>
         <w:rPr>
           <w:b/>
+          <w:bCs/>
         </w:rPr>
         <w:t xml:space="preserve">Long-press an event row</w:t>
       </w:r>
@@ -3809,56 +3769,109 @@
       <w:r>
         <w:rPr>
           <w:b/>
-        </w:rPr>
-        <w:t xml:space="preserve">“</w:t>
+          <w:bCs/>
+        </w:rPr>
+        <w:t xml:space="preserve">“…”</w:t>
       </w:r>
       <w:r>
         <w:rPr>
           <w:b/>
-        </w:rPr>
-        <w:t xml:space="preserve">…</w:t>
+          <w:bCs/>
+        </w:rPr>
+        <w:t xml:space="preserve"> </w:t>
       </w:r>
       <w:r>
         <w:rPr>
           <w:b/>
-        </w:rPr>
-        <w:t xml:space="preserve">”</w:t>
-      </w:r>
+          <w:bCs/>
+        </w:rPr>
+        <w:t xml:space="preserve">kebab on the event row</w:t>
+      </w:r>
+      <w:r>
+        <w:t xml:space="preserve"> </w:t>
+      </w:r>
+      <w:r>
+        <w:t xml:space="preserve">(desktop) →</w:t>
+      </w:r>
+      <w:r>
+        <w:t xml:space="preserve"> </w:t>
+      </w:r>
+      <w:r>
+        <w:t xml:space="preserve">“Set as primary.”</w:t>
+      </w:r>
+      <w:r>
+        <w:t xml:space="preserve"> </w:t>
+      </w:r>
+      <w:r>
+        <w:t xml:space="preserve">Replaces the prior Settings-based primary-event toggle. Role-switch rows do NOT have a kebab.</w:t>
+      </w:r>
+    </w:p>
+    <w:p>
+      <w:pPr>
+        <w:pStyle w:val="BodyText"/>
+      </w:pPr>
       <w:r>
         <w:rPr>
           <w:b/>
-        </w:rPr>
+          <w:bCs/>
+        </w:rPr>
+        <w:t xml:space="preserve">Removed from prior chrome spec (2026-05-14):</w:t>
+      </w:r>
+      <w:r>
+        <w:t xml:space="preserve"> </w:t>
+      </w:r>
+      <w:r>
+        <w:t xml:space="preserve">-</w:t>
+      </w:r>
+      <w:r>
         <w:t xml:space="preserve"> </w:t>
       </w:r>
       <w:r>
         <w:rPr>
           <w:b/>
-        </w:rPr>
-        <w:t xml:space="preserve">kebab on the event row</w:t>
-      </w:r>
-      <w:r>
-        <w:t xml:space="preserve"> </w:t>
-      </w:r>
-      <w:r>
-        <w:t xml:space="preserve">(desktop) →</w:t>
-      </w:r>
-      <w:r>
-        <w:t xml:space="preserve"> </w:t>
-      </w:r>
-      <w:r>
-        <w:t xml:space="preserve">“</w:t>
-      </w:r>
-      <w:r>
-        <w:t xml:space="preserve">Set as primary.</w:t>
-      </w:r>
-      <w:r>
-        <w:t xml:space="preserve">”</w:t>
-      </w:r>
-      <w:r>
-        <w:t xml:space="preserve"> </w:t>
-      </w:r>
-      <w:r>
-        <w:t xml:space="preserve">Replaces the prior Settings-based primary-event toggle. Role-switch rows do NOT have a kebab.</w:t>
+          <w:bCs/>
+        </w:rPr>
+        <w:t xml:space="preserve">Token wallet pill.</w:t>
+      </w:r>
+      <w:r>
+        <w:t xml:space="preserve"> </w:t>
+      </w:r>
+      <w:r>
+        <w:t xml:space="preserve">Setnayan’s actual payment model is order-and-pay (per iteration 0034); no wallet exists in the product. The pill was spec drift and is dropped from chrome. Other 0000 references to</w:t>
+      </w:r>
+      <w:r>
+        <w:t xml:space="preserve"> </w:t>
+      </w:r>
+      <w:r>
+        <w:t xml:space="preserve">“Wallet”</w:t>
+      </w:r>
+      <w:r>
+        <w:t xml:space="preserve"> </w:t>
+      </w:r>
+      <w:r>
+        <w:t xml:space="preserve">as an Add-ons card / route remain pending a separate cleanup pass.</w:t>
+      </w:r>
+      <w:r>
+        <w:t xml:space="preserve"> </w:t>
+      </w:r>
+      <w:r>
+        <w:t xml:space="preserve">-</w:t>
+      </w:r>
+      <w:r>
+        <w:t xml:space="preserve"> </w:t>
+      </w:r>
+      <w:r>
+        <w:rPr>
+          <w:b/>
+          <w:bCs/>
+        </w:rPr>
+        <w:t xml:space="preserve">Event name + date as a top-strip pill on mobile.</w:t>
+      </w:r>
+      <w:r>
+        <w:t xml:space="preserve"> </w:t>
+      </w:r>
+      <w:r>
+        <w:t xml:space="preserve">Kept on desktop; on mobile it surfaces only inside the switcher to keep the chrome minimal.</w:t>
       </w:r>
     </w:p>
     <w:p>
@@ -3868,14 +3881,15 @@
       <w:r>
         <w:rPr>
           <w:b/>
-        </w:rPr>
-        <w:t xml:space="preserve">Removed from prior chrome spec (2026-05-14):</w:t>
-      </w:r>
-      <w:r>
-        <w:t xml:space="preserve"> </w:t>
-      </w:r>
-      <w:r>
-        <w:t xml:space="preserve">-</w:t>
+          <w:bCs/>
+        </w:rPr>
+        <w:t xml:space="preserve">Deferred to V1.1:</w:t>
+      </w:r>
+      <w:r>
+        <w:t xml:space="preserve"> </w:t>
+      </w:r>
+      <w:r>
+        <w:t xml:space="preserve">- Centralized in-app notification</w:t>
       </w:r>
       <w:r>
         <w:t xml:space="preserve"> </w:t>
@@ -3883,94 +3897,25 @@
       <w:r>
         <w:rPr>
           <w:b/>
-        </w:rPr>
-        <w:t xml:space="preserve">Token wallet pill.</w:t>
-      </w:r>
-      <w:r>
-        <w:t xml:space="preserve"> </w:t>
-      </w:r>
-      <w:r>
-        <w:t xml:space="preserve">Setnayan’s actual payment model is order-and-pay (per iteration 0034); no wallet exists in the product. The pill was spec drift and is dropped from chrome. Other 0000 references to</w:t>
-      </w:r>
-      <w:r>
-        <w:t xml:space="preserve"> </w:t>
-      </w:r>
-      <w:r>
-        <w:t xml:space="preserve">“</w:t>
-      </w:r>
-      <w:r>
-        <w:t xml:space="preserve">Wallet</w:t>
-      </w:r>
-      <w:r>
-        <w:t xml:space="preserve">”</w:t>
-      </w:r>
-      <w:r>
-        <w:t xml:space="preserve"> </w:t>
-      </w:r>
-      <w:r>
-        <w:t xml:space="preserve">as an Add-ons card / route remain pending a separate cleanup pass.</w:t>
-      </w:r>
-      <w:r>
-        <w:t xml:space="preserve"> </w:t>
-      </w:r>
-      <w:r>
-        <w:t xml:space="preserve">-</w:t>
-      </w:r>
-      <w:r>
-        <w:t xml:space="preserve"> </w:t>
-      </w:r>
+          <w:bCs/>
+        </w:rPr>
+        <w:t xml:space="preserve">bell + feed</w:t>
+      </w:r>
+      <w:r>
+        <w:t xml:space="preserve"> </w:t>
+      </w:r>
+      <w:r>
+        <w:t xml:space="preserve">surface (separate from the per-iteration in-UI badges already shipped across V1, which remain). Email channel ships in V1 per iteration 0028.</w:t>
+      </w:r>
+    </w:p>
+    <w:p>
+      <w:pPr>
+        <w:pStyle w:val="BodyText"/>
+      </w:pPr>
       <w:r>
         <w:rPr>
           <w:b/>
-        </w:rPr>
-        <w:t xml:space="preserve">Event name + date as a top-strip pill on mobile.</w:t>
-      </w:r>
-      <w:r>
-        <w:t xml:space="preserve"> </w:t>
-      </w:r>
-      <w:r>
-        <w:t xml:space="preserve">Kept on desktop; on mobile it surfaces only inside the switcher to keep the chrome minimal.</w:t>
-      </w:r>
-    </w:p>
-    <w:p>
-      <w:pPr>
-        <w:pStyle w:val="BodyText"/>
-      </w:pPr>
-      <w:r>
-        <w:rPr>
-          <w:b/>
-        </w:rPr>
-        <w:t xml:space="preserve">Deferred to V1.1:</w:t>
-      </w:r>
-      <w:r>
-        <w:t xml:space="preserve"> </w:t>
-      </w:r>
-      <w:r>
-        <w:t xml:space="preserve">- Centralized in-app notification</w:t>
-      </w:r>
-      <w:r>
-        <w:t xml:space="preserve"> </w:t>
-      </w:r>
-      <w:r>
-        <w:rPr>
-          <w:b/>
-        </w:rPr>
-        <w:t xml:space="preserve">bell + feed</w:t>
-      </w:r>
-      <w:r>
-        <w:t xml:space="preserve"> </w:t>
-      </w:r>
-      <w:r>
-        <w:t xml:space="preserve">surface (separate from the per-iteration in-UI badges already shipped across V1, which remain). Email channel ships in V1 per iteration 0028.</w:t>
-      </w:r>
-    </w:p>
-    <w:p>
-      <w:pPr>
-        <w:pStyle w:val="BodyText"/>
-      </w:pPr>
-      <w:r>
-        <w:rPr>
-          <w:b/>
+          <w:bCs/>
         </w:rPr>
         <w:t xml:space="preserve">Bottom of screen (mobile) / left sidebar (desktop) — the four tabs:</w:t>
       </w:r>
@@ -3978,8 +3923,9 @@
     <w:tbl>
       <w:tblPr>
         <w:tblStyle w:val="Table"/>
-        <w:tblW w:type="pct" w:w="5000.0"/>
-        <w:tblLook w:firstRow="1"/>
+        <w:tblW w:type="pct" w:w="5000"/>
+        <w:tblLayout w:type="fixed"/>
+        <w:tblLook w:firstRow="1" w:lastRow="0" w:firstColumn="0" w:lastColumn="0" w:noHBand="0" w:noVBand="0" w:val="0020"/>
       </w:tblPr>
       <w:tblGrid>
         <w:gridCol w:w="2640"/>
@@ -3988,19 +3934,13 @@
       </w:tblGrid>
       <w:tr>
         <w:trPr>
-          <w:cnfStyle w:firstRow="1"/>
+          <w:tblHeader w:val="on"/>
         </w:trPr>
         <w:tc>
-          <w:tcPr>
-            <w:tcBorders>
-              <w:bottom w:val="single"/>
-            </w:tcBorders>
-            <w:vAlign w:val="bottom"/>
-          </w:tcPr>
-          <w:p>
-            <w:pPr>
-              <w:pStyle w:val="Compact"/>
-              <w:jc w:val="left"/>
+          <w:tcPr/>
+          <w:p>
+            <w:pPr>
+              <w:pStyle w:val="Compact"/>
             </w:pPr>
             <w:r>
               <w:t xml:space="preserve">Tab</w:t>
@@ -4008,16 +3948,10 @@
           </w:p>
         </w:tc>
         <w:tc>
-          <w:tcPr>
-            <w:tcBorders>
-              <w:bottom w:val="single"/>
-            </w:tcBorders>
-            <w:vAlign w:val="bottom"/>
-          </w:tcPr>
-          <w:p>
-            <w:pPr>
-              <w:pStyle w:val="Compact"/>
-              <w:jc w:val="left"/>
+          <w:tcPr/>
+          <w:p>
+            <w:pPr>
+              <w:pStyle w:val="Compact"/>
             </w:pPr>
             <w:r>
               <w:t xml:space="preserve">Icon</w:t>
@@ -4025,16 +3959,10 @@
           </w:p>
         </w:tc>
         <w:tc>
-          <w:tcPr>
-            <w:tcBorders>
-              <w:bottom w:val="single"/>
-            </w:tcBorders>
-            <w:vAlign w:val="bottom"/>
-          </w:tcPr>
-          <w:p>
-            <w:pPr>
-              <w:pStyle w:val="Compact"/>
-              <w:jc w:val="left"/>
+          <w:tcPr/>
+          <w:p>
+            <w:pPr>
+              <w:pStyle w:val="Compact"/>
             </w:pPr>
             <w:r>
               <w:t xml:space="preserve">What’s inside</w:t>
@@ -4044,24 +3972,25 @@
       </w:tr>
       <w:tr>
         <w:tc>
-          <w:p>
-            <w:pPr>
-              <w:pStyle w:val="Compact"/>
-              <w:jc w:val="left"/>
+          <w:tcPr/>
+          <w:p>
+            <w:pPr>
+              <w:pStyle w:val="Compact"/>
             </w:pPr>
             <w:r>
               <w:rPr>
                 <w:b/>
+                <w:bCs/>
               </w:rPr>
               <w:t xml:space="preserve">Guest List</w:t>
             </w:r>
           </w:p>
         </w:tc>
         <w:tc>
-          <w:p>
-            <w:pPr>
-              <w:pStyle w:val="Compact"/>
-              <w:jc w:val="left"/>
+          <w:tcPr/>
+          <w:p>
+            <w:pPr>
+              <w:pStyle w:val="Compact"/>
             </w:pPr>
             <w:r>
               <w:t xml:space="preserve">👥</w:t>
@@ -4069,10 +3998,10 @@
           </w:p>
         </w:tc>
         <w:tc>
-          <w:p>
-            <w:pPr>
-              <w:pStyle w:val="Compact"/>
-              <w:jc w:val="left"/>
+          <w:tcPr/>
+          <w:p>
+            <w:pPr>
+              <w:pStyle w:val="Compact"/>
             </w:pPr>
             <w:r>
               <w:t xml:space="preserve">Everything about your guests — the list, your invitation site, place cards, seating chart.</w:t>
@@ -4082,24 +4011,25 @@
       </w:tr>
       <w:tr>
         <w:tc>
-          <w:p>
-            <w:pPr>
-              <w:pStyle w:val="Compact"/>
-              <w:jc w:val="left"/>
+          <w:tcPr/>
+          <w:p>
+            <w:pPr>
+              <w:pStyle w:val="Compact"/>
             </w:pPr>
             <w:r>
               <w:rPr>
                 <w:b/>
+                <w:bCs/>
               </w:rPr>
               <w:t xml:space="preserve">Vendors</w:t>
             </w:r>
           </w:p>
         </w:tc>
         <w:tc>
-          <w:p>
-            <w:pPr>
-              <w:pStyle w:val="Compact"/>
-              <w:jc w:val="left"/>
+          <w:tcPr/>
+          <w:p>
+            <w:pPr>
+              <w:pStyle w:val="Compact"/>
             </w:pPr>
             <w:r>
               <w:t xml:space="preserve">💼</w:t>
@@ -4107,10 +4037,10 @@
           </w:p>
         </w:tc>
         <w:tc>
-          <w:p>
-            <w:pPr>
-              <w:pStyle w:val="Compact"/>
-              <w:jc w:val="left"/>
+          <w:tcPr/>
+          <w:p>
+            <w:pPr>
+              <w:pStyle w:val="Compact"/>
             </w:pPr>
             <w:r>
               <w:t xml:space="preserve">Your vendor list and your budget.</w:t>
@@ -4120,24 +4050,25 @@
       </w:tr>
       <w:tr>
         <w:tc>
-          <w:p>
-            <w:pPr>
-              <w:pStyle w:val="Compact"/>
-              <w:jc w:val="left"/>
+          <w:tcPr/>
+          <w:p>
+            <w:pPr>
+              <w:pStyle w:val="Compact"/>
             </w:pPr>
             <w:r>
               <w:rPr>
                 <w:b/>
+                <w:bCs/>
               </w:rPr>
               <w:t xml:space="preserve">Schedule</w:t>
             </w:r>
           </w:p>
         </w:tc>
         <w:tc>
-          <w:p>
-            <w:pPr>
-              <w:pStyle w:val="Compact"/>
-              <w:jc w:val="left"/>
+          <w:tcPr/>
+          <w:p>
+            <w:pPr>
+              <w:pStyle w:val="Compact"/>
             </w:pPr>
             <w:r>
               <w:t xml:space="preserve">📅</w:t>
@@ -4145,10 +4076,10 @@
           </w:p>
         </w:tc>
         <w:tc>
-          <w:p>
-            <w:pPr>
-              <w:pStyle w:val="Compact"/>
-              <w:jc w:val="left"/>
+          <w:tcPr/>
+          <w:p>
+            <w:pPr>
+              <w:pStyle w:val="Compact"/>
             </w:pPr>
             <w:r>
               <w:t xml:space="preserve">One calendar view for everything time-based — meetings, payment deadlines, your event-day timeline.</w:t>
@@ -4158,24 +4089,25 @@
       </w:tr>
       <w:tr>
         <w:tc>
-          <w:p>
-            <w:pPr>
-              <w:pStyle w:val="Compact"/>
-              <w:jc w:val="left"/>
+          <w:tcPr/>
+          <w:p>
+            <w:pPr>
+              <w:pStyle w:val="Compact"/>
             </w:pPr>
             <w:r>
               <w:rPr>
                 <w:b/>
+                <w:bCs/>
               </w:rPr>
               <w:t xml:space="preserve">Add-ons</w:t>
             </w:r>
           </w:p>
         </w:tc>
         <w:tc>
-          <w:p>
-            <w:pPr>
-              <w:pStyle w:val="Compact"/>
-              <w:jc w:val="left"/>
+          <w:tcPr/>
+          <w:p>
+            <w:pPr>
+              <w:pStyle w:val="Compact"/>
             </w:pPr>
             <w:r>
               <w:t xml:space="preserve">✨</w:t>
@@ -4183,13 +4115,23 @@
           </w:p>
         </w:tc>
         <w:tc>
-          <w:p>
-            <w:pPr>
-              <w:pStyle w:val="Compact"/>
-              <w:jc w:val="left"/>
-            </w:pPr>
-            <w:r>
-              <w:t xml:space="preserve">All the paid Setnayan features — Panood, Papic, Mood Board, Photo Delivery, LED, Wallet.</w:t>
+          <w:tcPr/>
+          <w:p>
+            <w:pPr>
+              <w:pStyle w:val="Compact"/>
+            </w:pPr>
+            <w:r>
+              <w:t xml:space="preserve">All the paid Setnayan features — Panood, Papic, Mood Board, Photo Delivery, LED.</w:t>
+            </w:r>
+            <w:r>
+              <w:t xml:space="preserve"> </w:t>
+            </w:r>
+            <w:r>
+              <w:rPr>
+                <w:i/>
+                <w:iCs/>
+              </w:rPr>
+              <w:t xml:space="preserve">(Wallet removed 2026-06-04 — token wallet retired; order-and-pay per 0034.)</w:t>
             </w:r>
           </w:p>
         </w:tc>
@@ -4210,25 +4152,25 @@
         </w:pict>
       </w:r>
     </w:p>
+    <w:bookmarkEnd w:id="17"/>
+    <w:bookmarkEnd w:id="18"/>
+    <w:bookmarkStart w:id="23" w:name="the-four-tabs-in-detail"/>
     <w:p>
       <w:pPr>
         <w:pStyle w:val="Heading2"/>
       </w:pPr>
-      <w:bookmarkStart w:id="31" w:name="the-four-tabs-in-detail"/>
       <w:r>
         <w:t xml:space="preserve">The four tabs in detail</w:t>
       </w:r>
-      <w:bookmarkEnd w:id="31"/>
-    </w:p>
+    </w:p>
+    <w:bookmarkStart w:id="19" w:name="guest-list-tab"/>
     <w:p>
       <w:pPr>
         <w:pStyle w:val="Heading3"/>
       </w:pPr>
-      <w:bookmarkStart w:id="32" w:name="guest-list-tab"/>
       <w:r>
         <w:t xml:space="preserve">Guest List tab</w:t>
       </w:r>
-      <w:bookmarkEnd w:id="32"/>
     </w:p>
     <w:p>
       <w:pPr>
@@ -4253,25 +4195,23 @@
     <w:tbl>
       <w:tblPr>
         <w:tblStyle w:val="Table"/>
-        <w:tblW w:type="pct" w:w="0.0"/>
-        <w:tblLook w:firstRow="1"/>
+        <w:tblW w:type="auto" w:w="0"/>
+        <w:tblLook w:firstRow="1" w:lastRow="0" w:firstColumn="0" w:lastColumn="0" w:noHBand="0" w:noVBand="0" w:val="0020"/>
       </w:tblPr>
-      <w:tblGrid/>
+      <w:tblGrid>
+        <w:gridCol w:w="2640"/>
+        <w:gridCol w:w="2640"/>
+        <w:gridCol w:w="2640"/>
+      </w:tblGrid>
       <w:tr>
         <w:trPr>
-          <w:cnfStyle w:firstRow="1"/>
+          <w:tblHeader w:val="on"/>
         </w:trPr>
         <w:tc>
-          <w:tcPr>
-            <w:tcBorders>
-              <w:bottom w:val="single"/>
-            </w:tcBorders>
-            <w:vAlign w:val="bottom"/>
-          </w:tcPr>
-          <w:p>
-            <w:pPr>
-              <w:pStyle w:val="Compact"/>
-              <w:jc w:val="left"/>
+          <w:tcPr/>
+          <w:p>
+            <w:pPr>
+              <w:pStyle w:val="Compact"/>
             </w:pPr>
             <w:r>
               <w:t xml:space="preserve">Sub-section</w:t>
@@ -4279,16 +4219,10 @@
           </w:p>
         </w:tc>
         <w:tc>
-          <w:tcPr>
-            <w:tcBorders>
-              <w:bottom w:val="single"/>
-            </w:tcBorders>
-            <w:vAlign w:val="bottom"/>
-          </w:tcPr>
-          <w:p>
-            <w:pPr>
-              <w:pStyle w:val="Compact"/>
-              <w:jc w:val="left"/>
+          <w:tcPr/>
+          <w:p>
+            <w:pPr>
+              <w:pStyle w:val="Compact"/>
             </w:pPr>
             <w:r>
               <w:t xml:space="preserve">URL</w:t>
@@ -4296,16 +4230,10 @@
           </w:p>
         </w:tc>
         <w:tc>
-          <w:tcPr>
-            <w:tcBorders>
-              <w:bottom w:val="single"/>
-            </w:tcBorders>
-            <w:vAlign w:val="bottom"/>
-          </w:tcPr>
-          <w:p>
-            <w:pPr>
-              <w:pStyle w:val="Compact"/>
-              <w:jc w:val="left"/>
+          <w:tcPr/>
+          <w:p>
+            <w:pPr>
+              <w:pStyle w:val="Compact"/>
             </w:pPr>
             <w:r>
               <w:t xml:space="preserve">Owned by</w:t>
@@ -4315,10 +4243,10 @@
       </w:tr>
       <w:tr>
         <w:tc>
-          <w:p>
-            <w:pPr>
-              <w:pStyle w:val="Compact"/>
-              <w:jc w:val="left"/>
+          <w:tcPr/>
+          <w:p>
+            <w:pPr>
+              <w:pStyle w:val="Compact"/>
             </w:pPr>
             <w:r>
               <w:t xml:space="preserve">Guests</w:t>
@@ -4326,10 +4254,10 @@
           </w:p>
         </w:tc>
         <w:tc>
-          <w:p>
-            <w:pPr>
-              <w:pStyle w:val="Compact"/>
-              <w:jc w:val="left"/>
+          <w:tcPr/>
+          <w:p>
+            <w:pPr>
+              <w:pStyle w:val="Compact"/>
             </w:pPr>
             <w:r>
               <w:rPr>
@@ -4340,10 +4268,10 @@
           </w:p>
         </w:tc>
         <w:tc>
-          <w:p>
-            <w:pPr>
-              <w:pStyle w:val="Compact"/>
-              <w:jc w:val="left"/>
+          <w:tcPr/>
+          <w:p>
+            <w:pPr>
+              <w:pStyle w:val="Compact"/>
             </w:pPr>
             <w:r>
               <w:t xml:space="preserve">0001</w:t>
@@ -4353,10 +4281,10 @@
       </w:tr>
       <w:tr>
         <w:tc>
-          <w:p>
-            <w:pPr>
-              <w:pStyle w:val="Compact"/>
-              <w:jc w:val="left"/>
+          <w:tcPr/>
+          <w:p>
+            <w:pPr>
+              <w:pStyle w:val="Compact"/>
             </w:pPr>
             <w:r>
               <w:t xml:space="preserve">Invitation Site</w:t>
@@ -4364,10 +4292,10 @@
           </w:p>
         </w:tc>
         <w:tc>
-          <w:p>
-            <w:pPr>
-              <w:pStyle w:val="Compact"/>
-              <w:jc w:val="left"/>
+          <w:tcPr/>
+          <w:p>
+            <w:pPr>
+              <w:pStyle w:val="Compact"/>
             </w:pPr>
             <w:r>
               <w:rPr>
@@ -4378,10 +4306,10 @@
           </w:p>
         </w:tc>
         <w:tc>
-          <w:p>
-            <w:pPr>
-              <w:pStyle w:val="Compact"/>
-              <w:jc w:val="left"/>
+          <w:tcPr/>
+          <w:p>
+            <w:pPr>
+              <w:pStyle w:val="Compact"/>
             </w:pPr>
             <w:r>
               <w:t xml:space="preserve">0002 + 0004</w:t>
@@ -4391,10 +4319,10 @@
       </w:tr>
       <w:tr>
         <w:tc>
-          <w:p>
-            <w:pPr>
-              <w:pStyle w:val="Compact"/>
-              <w:jc w:val="left"/>
+          <w:tcPr/>
+          <w:p>
+            <w:pPr>
+              <w:pStyle w:val="Compact"/>
             </w:pPr>
             <w:r>
               <w:t xml:space="preserve">Seating Chart</w:t>
@@ -4402,10 +4330,10 @@
           </w:p>
         </w:tc>
         <w:tc>
-          <w:p>
-            <w:pPr>
-              <w:pStyle w:val="Compact"/>
-              <w:jc w:val="left"/>
+          <w:tcPr/>
+          <w:p>
+            <w:pPr>
+              <w:pStyle w:val="Compact"/>
             </w:pPr>
             <w:r>
               <w:rPr>
@@ -4416,10 +4344,10 @@
           </w:p>
         </w:tc>
         <w:tc>
-          <w:p>
-            <w:pPr>
-              <w:pStyle w:val="Compact"/>
-              <w:jc w:val="left"/>
+          <w:tcPr/>
+          <w:p>
+            <w:pPr>
+              <w:pStyle w:val="Compact"/>
             </w:pPr>
             <w:r>
               <w:t xml:space="preserve">0008</w:t>
@@ -4436,15 +4364,15 @@
         <w:t xml:space="preserve">Default landing inside the tab = Guests (the most common task).</w:t>
       </w:r>
     </w:p>
+    <w:bookmarkEnd w:id="19"/>
+    <w:bookmarkStart w:id="20" w:name="vendors-tab"/>
     <w:p>
       <w:pPr>
         <w:pStyle w:val="Heading3"/>
       </w:pPr>
-      <w:bookmarkStart w:id="33" w:name="vendors-tab"/>
       <w:r>
         <w:t xml:space="preserve">Vendors tab</w:t>
       </w:r>
-      <w:bookmarkEnd w:id="33"/>
     </w:p>
     <w:p>
       <w:pPr>
@@ -4457,25 +4385,23 @@
     <w:tbl>
       <w:tblPr>
         <w:tblStyle w:val="Table"/>
-        <w:tblW w:type="pct" w:w="0.0"/>
-        <w:tblLook w:firstRow="1"/>
+        <w:tblW w:type="auto" w:w="0"/>
+        <w:tblLook w:firstRow="1" w:lastRow="0" w:firstColumn="0" w:lastColumn="0" w:noHBand="0" w:noVBand="0" w:val="0020"/>
       </w:tblPr>
-      <w:tblGrid/>
+      <w:tblGrid>
+        <w:gridCol w:w="2640"/>
+        <w:gridCol w:w="2640"/>
+        <w:gridCol w:w="2640"/>
+      </w:tblGrid>
       <w:tr>
         <w:trPr>
-          <w:cnfStyle w:firstRow="1"/>
+          <w:tblHeader w:val="on"/>
         </w:trPr>
         <w:tc>
-          <w:tcPr>
-            <w:tcBorders>
-              <w:bottom w:val="single"/>
-            </w:tcBorders>
-            <w:vAlign w:val="bottom"/>
-          </w:tcPr>
-          <w:p>
-            <w:pPr>
-              <w:pStyle w:val="Compact"/>
-              <w:jc w:val="left"/>
+          <w:tcPr/>
+          <w:p>
+            <w:pPr>
+              <w:pStyle w:val="Compact"/>
             </w:pPr>
             <w:r>
               <w:t xml:space="preserve">Sub-section</w:t>
@@ -4483,16 +4409,10 @@
           </w:p>
         </w:tc>
         <w:tc>
-          <w:tcPr>
-            <w:tcBorders>
-              <w:bottom w:val="single"/>
-            </w:tcBorders>
-            <w:vAlign w:val="bottom"/>
-          </w:tcPr>
-          <w:p>
-            <w:pPr>
-              <w:pStyle w:val="Compact"/>
-              <w:jc w:val="left"/>
+          <w:tcPr/>
+          <w:p>
+            <w:pPr>
+              <w:pStyle w:val="Compact"/>
             </w:pPr>
             <w:r>
               <w:t xml:space="preserve">URL</w:t>
@@ -4500,16 +4420,10 @@
           </w:p>
         </w:tc>
         <w:tc>
-          <w:tcPr>
-            <w:tcBorders>
-              <w:bottom w:val="single"/>
-            </w:tcBorders>
-            <w:vAlign w:val="bottom"/>
-          </w:tcPr>
-          <w:p>
-            <w:pPr>
-              <w:pStyle w:val="Compact"/>
-              <w:jc w:val="left"/>
+          <w:tcPr/>
+          <w:p>
+            <w:pPr>
+              <w:pStyle w:val="Compact"/>
             </w:pPr>
             <w:r>
               <w:t xml:space="preserve">Owned by</w:t>
@@ -4519,10 +4433,10 @@
       </w:tr>
       <w:tr>
         <w:tc>
-          <w:p>
-            <w:pPr>
-              <w:pStyle w:val="Compact"/>
-              <w:jc w:val="left"/>
+          <w:tcPr/>
+          <w:p>
+            <w:pPr>
+              <w:pStyle w:val="Compact"/>
             </w:pPr>
             <w:r>
               <w:t xml:space="preserve">Vendor List</w:t>
@@ -4530,10 +4444,10 @@
           </w:p>
         </w:tc>
         <w:tc>
-          <w:p>
-            <w:pPr>
-              <w:pStyle w:val="Compact"/>
-              <w:jc w:val="left"/>
+          <w:tcPr/>
+          <w:p>
+            <w:pPr>
+              <w:pStyle w:val="Compact"/>
             </w:pPr>
             <w:r>
               <w:rPr>
@@ -4544,10 +4458,10 @@
           </w:p>
         </w:tc>
         <w:tc>
-          <w:p>
-            <w:pPr>
-              <w:pStyle w:val="Compact"/>
-              <w:jc w:val="left"/>
+          <w:tcPr/>
+          <w:p>
+            <w:pPr>
+              <w:pStyle w:val="Compact"/>
             </w:pPr>
             <w:r>
               <w:t xml:space="preserve">0006</w:t>
@@ -4557,10 +4471,10 @@
       </w:tr>
       <w:tr>
         <w:tc>
-          <w:p>
-            <w:pPr>
-              <w:pStyle w:val="Compact"/>
-              <w:jc w:val="left"/>
+          <w:tcPr/>
+          <w:p>
+            <w:pPr>
+              <w:pStyle w:val="Compact"/>
             </w:pPr>
             <w:r>
               <w:t xml:space="preserve">Budget</w:t>
@@ -4568,10 +4482,10 @@
           </w:p>
         </w:tc>
         <w:tc>
-          <w:p>
-            <w:pPr>
-              <w:pStyle w:val="Compact"/>
-              <w:jc w:val="left"/>
+          <w:tcPr/>
+          <w:p>
+            <w:pPr>
+              <w:pStyle w:val="Compact"/>
             </w:pPr>
             <w:r>
               <w:rPr>
@@ -4582,10 +4496,10 @@
           </w:p>
         </w:tc>
         <w:tc>
-          <w:p>
-            <w:pPr>
-              <w:pStyle w:val="Compact"/>
-              <w:jc w:val="left"/>
+          <w:tcPr/>
+          <w:p>
+            <w:pPr>
+              <w:pStyle w:val="Compact"/>
             </w:pPr>
             <w:r>
               <w:t xml:space="preserve">0007</w:t>
@@ -4602,15 +4516,15 @@
         <w:t xml:space="preserve">Default landing = Vendor List.</w:t>
       </w:r>
     </w:p>
+    <w:bookmarkEnd w:id="20"/>
+    <w:bookmarkStart w:id="21" w:name="schedule-tab"/>
     <w:p>
       <w:pPr>
         <w:pStyle w:val="Heading3"/>
       </w:pPr>
-      <w:bookmarkStart w:id="34" w:name="schedule-tab"/>
       <w:r>
         <w:t xml:space="preserve">Schedule tab</w:t>
       </w:r>
-      <w:bookmarkEnd w:id="34"/>
     </w:p>
     <w:p>
       <w:pPr>
@@ -4637,6 +4551,7 @@
       <w:r>
         <w:rPr>
           <w:b/>
+          <w:bCs/>
         </w:rPr>
         <w:t xml:space="preserve">new surface</w:t>
       </w:r>
@@ -4649,84 +4564,87 @@
     </w:p>
     <w:p>
       <w:pPr>
+        <w:pStyle w:val="Compact"/>
         <w:numPr>
           <w:ilvl w:val="0"/>
           <w:numId w:val="1003"/>
         </w:numPr>
+      </w:pPr>
+      <w:r>
+        <w:rPr>
+          <w:b/>
+          <w:bCs/>
+        </w:rPr>
+        <w:t xml:space="preserve">Vendor meetings</w:t>
+      </w:r>
+      <w:r>
+        <w:t xml:space="preserve"> </w:t>
+      </w:r>
+      <w:r>
+        <w:t xml:space="preserve">(from 0006</w:t>
+      </w:r>
+      <w:r>
+        <w:t xml:space="preserve"> </w:t>
+      </w:r>
+      <w:r>
+        <w:rPr>
+          <w:rStyle w:val="VerbatimChar"/>
+        </w:rPr>
+        <w:t xml:space="preserve">vendor_meetings</w:t>
+      </w:r>
+      <w:r>
+        <w:t xml:space="preserve"> </w:t>
+      </w:r>
+      <w:r>
+        <w:t xml:space="preserve">table)</w:t>
+      </w:r>
+    </w:p>
+    <w:p>
+      <w:pPr>
         <w:pStyle w:val="Compact"/>
-      </w:pPr>
-      <w:r>
-        <w:rPr>
-          <w:b/>
-        </w:rPr>
-        <w:t xml:space="preserve">Vendor meetings</w:t>
-      </w:r>
-      <w:r>
-        <w:t xml:space="preserve"> </w:t>
-      </w:r>
-      <w:r>
-        <w:t xml:space="preserve">(from 0006</w:t>
-      </w:r>
-      <w:r>
-        <w:t xml:space="preserve"> </w:t>
-      </w:r>
-      <w:r>
-        <w:rPr>
-          <w:rStyle w:val="VerbatimChar"/>
-        </w:rPr>
-        <w:t xml:space="preserve">vendor_meetings</w:t>
-      </w:r>
-      <w:r>
-        <w:t xml:space="preserve"> </w:t>
-      </w:r>
-      <w:r>
-        <w:t xml:space="preserve">table)</w:t>
-      </w:r>
-    </w:p>
-    <w:p>
-      <w:pPr>
         <w:numPr>
           <w:ilvl w:val="0"/>
           <w:numId w:val="1003"/>
         </w:numPr>
+      </w:pPr>
+      <w:r>
+        <w:rPr>
+          <w:b/>
+          <w:bCs/>
+        </w:rPr>
+        <w:t xml:space="preserve">Payment deadlines</w:t>
+      </w:r>
+      <w:r>
+        <w:t xml:space="preserve"> </w:t>
+      </w:r>
+      <w:r>
+        <w:t xml:space="preserve">(from 0007</w:t>
+      </w:r>
+      <w:r>
+        <w:t xml:space="preserve"> </w:t>
+      </w:r>
+      <w:r>
+        <w:rPr>
+          <w:rStyle w:val="VerbatimChar"/>
+        </w:rPr>
+        <w:t xml:space="preserve">VendorLineItem.deadline_date</w:t>
+      </w:r>
+      <w:r>
+        <w:t xml:space="preserve">)</w:t>
+      </w:r>
+    </w:p>
+    <w:p>
+      <w:pPr>
         <w:pStyle w:val="Compact"/>
-      </w:pPr>
-      <w:r>
-        <w:rPr>
-          <w:b/>
-        </w:rPr>
-        <w:t xml:space="preserve">Payment deadlines</w:t>
-      </w:r>
-      <w:r>
-        <w:t xml:space="preserve"> </w:t>
-      </w:r>
-      <w:r>
-        <w:t xml:space="preserve">(from 0007</w:t>
-      </w:r>
-      <w:r>
-        <w:t xml:space="preserve"> </w:t>
-      </w:r>
-      <w:r>
-        <w:rPr>
-          <w:rStyle w:val="VerbatimChar"/>
-        </w:rPr>
-        <w:t xml:space="preserve">VendorLineItem.deadline_date</w:t>
-      </w:r>
-      <w:r>
-        <w:t xml:space="preserve">)</w:t>
-      </w:r>
-    </w:p>
-    <w:p>
-      <w:pPr>
         <w:numPr>
           <w:ilvl w:val="0"/>
           <w:numId w:val="1003"/>
         </w:numPr>
-        <w:pStyle w:val="Compact"/>
       </w:pPr>
       <w:r>
         <w:rPr>
           <w:b/>
+          <w:bCs/>
         </w:rPr>
         <w:t xml:space="preserve">Event-day timeline</w:t>
       </w:r>
@@ -4803,13 +4721,7 @@
         <w:t xml:space="preserve"> </w:t>
       </w:r>
       <w:r>
-        <w:t xml:space="preserve">“</w:t>
-      </w:r>
-      <w:r>
-        <w:t xml:space="preserve">Subscribe to calendar</w:t>
-      </w:r>
-      <w:r>
-        <w:t xml:space="preserve">”</w:t>
+        <w:t xml:space="preserve">“Subscribe to calendar”</w:t>
       </w:r>
       <w:r>
         <w:t xml:space="preserve"> </w:t>
@@ -4818,15 +4730,15 @@
         <w:t xml:space="preserve">button that exposes it.</w:t>
       </w:r>
     </w:p>
+    <w:bookmarkEnd w:id="21"/>
+    <w:bookmarkStart w:id="22" w:name="add-ons-tab"/>
     <w:p>
       <w:pPr>
         <w:pStyle w:val="Heading3"/>
       </w:pPr>
-      <w:bookmarkStart w:id="35" w:name="add-ons-tab"/>
       <w:r>
         <w:t xml:space="preserve">Add-ons tab</w:t>
       </w:r>
-      <w:bookmarkEnd w:id="35"/>
     </w:p>
     <w:p>
       <w:pPr>
@@ -4959,6 +4871,7 @@
       <w:r>
         <w:rPr>
           <w:b/>
+          <w:bCs/>
         </w:rPr>
         <w:t xml:space="preserve">Service name + icon</w:t>
       </w:r>
@@ -4974,6 +4887,7 @@
       <w:r>
         <w:rPr>
           <w:b/>
+          <w:bCs/>
         </w:rPr>
         <w:t xml:space="preserve">Current state</w:t>
       </w:r>
@@ -4987,13 +4901,7 @@
         <w:t xml:space="preserve"> </w:t>
       </w:r>
       <w:r>
-        <w:t xml:space="preserve">“</w:t>
-      </w:r>
-      <w:r>
-        <w:t xml:space="preserve">not yet bought</w:t>
-      </w:r>
-      <w:r>
-        <w:t xml:space="preserve">”</w:t>
+        <w:t xml:space="preserve">“not yet bought”</w:t>
       </w:r>
       <w:r>
         <w:t xml:space="preserve">)</w:t>
@@ -5010,6 +4918,7 @@
       <w:r>
         <w:rPr>
           <w:b/>
+          <w:bCs/>
         </w:rPr>
         <w:t xml:space="preserve">One primary action</w:t>
       </w:r>
@@ -5031,25 +4940,24 @@
     <w:tbl>
       <w:tblPr>
         <w:tblStyle w:val="Table"/>
-        <w:tblW w:type="pct" w:w="0.0"/>
-        <w:tblLook w:firstRow="1"/>
+        <w:tblW w:type="pct" w:w="5000"/>
+        <w:tblLayout w:type="fixed"/>
+        <w:tblLook w:firstRow="1" w:lastRow="0" w:firstColumn="0" w:lastColumn="0" w:noHBand="0" w:noVBand="0" w:val="0020"/>
       </w:tblPr>
-      <w:tblGrid/>
+      <w:tblGrid>
+        <w:gridCol w:w="2640"/>
+        <w:gridCol w:w="2640"/>
+        <w:gridCol w:w="2640"/>
+      </w:tblGrid>
       <w:tr>
         <w:trPr>
-          <w:cnfStyle w:firstRow="1"/>
+          <w:tblHeader w:val="on"/>
         </w:trPr>
         <w:tc>
-          <w:tcPr>
-            <w:tcBorders>
-              <w:bottom w:val="single"/>
-            </w:tcBorders>
-            <w:vAlign w:val="bottom"/>
-          </w:tcPr>
-          <w:p>
-            <w:pPr>
-              <w:pStyle w:val="Compact"/>
-              <w:jc w:val="left"/>
+          <w:tcPr/>
+          <w:p>
+            <w:pPr>
+              <w:pStyle w:val="Compact"/>
             </w:pPr>
             <w:r>
               <w:t xml:space="preserve">Service</w:t>
@@ -5057,16 +4965,10 @@
           </w:p>
         </w:tc>
         <w:tc>
-          <w:tcPr>
-            <w:tcBorders>
-              <w:bottom w:val="single"/>
-            </w:tcBorders>
-            <w:vAlign w:val="bottom"/>
-          </w:tcPr>
-          <w:p>
-            <w:pPr>
-              <w:pStyle w:val="Compact"/>
-              <w:jc w:val="left"/>
+          <w:tcPr/>
+          <w:p>
+            <w:pPr>
+              <w:pStyle w:val="Compact"/>
             </w:pPr>
             <w:r>
               <w:t xml:space="preserve">URL</w:t>
@@ -5074,16 +4976,10 @@
           </w:p>
         </w:tc>
         <w:tc>
-          <w:tcPr>
-            <w:tcBorders>
-              <w:bottom w:val="single"/>
-            </w:tcBorders>
-            <w:vAlign w:val="bottom"/>
-          </w:tcPr>
-          <w:p>
-            <w:pPr>
-              <w:pStyle w:val="Compact"/>
-              <w:jc w:val="left"/>
+          <w:tcPr/>
+          <w:p>
+            <w:pPr>
+              <w:pStyle w:val="Compact"/>
             </w:pPr>
             <w:r>
               <w:t xml:space="preserve">Owned by</w:t>
@@ -5093,48 +4989,77 @@
       </w:tr>
       <w:tr>
         <w:tc>
-          <w:p>
-            <w:pPr>
-              <w:pStyle w:val="Compact"/>
-              <w:jc w:val="left"/>
-            </w:pPr>
-            <w:r>
+          <w:tcPr/>
+          <w:p>
+            <w:pPr>
+              <w:pStyle w:val="Compact"/>
+            </w:pPr>
+            <w:r>
+              <w:rPr>
+                <w:strike/>
+              </w:rPr>
               <w:t xml:space="preserve">Wallet</w:t>
             </w:r>
           </w:p>
         </w:tc>
         <w:tc>
-          <w:p>
-            <w:pPr>
-              <w:pStyle w:val="Compact"/>
-              <w:jc w:val="left"/>
+          <w:tcPr/>
+          <w:p>
+            <w:pPr>
+              <w:pStyle w:val="Compact"/>
             </w:pPr>
             <w:r>
               <w:rPr>
                 <w:rStyle w:val="VerbatimChar"/>
+                <w:strike/>
               </w:rPr>
               <w:t xml:space="preserve">/dashboard/[event-id]/services/wallet</w:t>
             </w:r>
           </w:p>
         </w:tc>
         <w:tc>
-          <w:p>
-            <w:pPr>
-              <w:pStyle w:val="Compact"/>
-              <w:jc w:val="left"/>
-            </w:pPr>
-            <w:r>
+          <w:tcPr/>
+          <w:p>
+            <w:pPr>
+              <w:pStyle w:val="Compact"/>
+            </w:pPr>
+            <w:r>
+              <w:rPr>
+                <w:strike/>
+              </w:rPr>
               <w:t xml:space="preserve">0003</w:t>
+            </w:r>
+            <w:r>
+              <w:t xml:space="preserve"> </w:t>
+            </w:r>
+            <w:r>
+              <w:t xml:space="preserve">—</w:t>
+            </w:r>
+            <w:r>
+              <w:t xml:space="preserve"> </w:t>
+            </w:r>
+            <w:r>
+              <w:rPr>
+                <w:b/>
+                <w:bCs/>
+              </w:rPr>
+              <w:t xml:space="preserve">RETIRED 2026-06-04</w:t>
+            </w:r>
+            <w:r>
+              <w:t xml:space="preserve"> </w:t>
+            </w:r>
+            <w:r>
+              <w:t xml:space="preserve">· token wallet removed; no wallet route exists. Payment is order-and-pay (0034).</w:t>
             </w:r>
           </w:p>
         </w:tc>
       </w:tr>
       <w:tr>
         <w:tc>
-          <w:p>
-            <w:pPr>
-              <w:pStyle w:val="Compact"/>
-              <w:jc w:val="left"/>
+          <w:tcPr/>
+          <w:p>
+            <w:pPr>
+              <w:pStyle w:val="Compact"/>
             </w:pPr>
             <w:r>
               <w:t xml:space="preserve">Mood Board</w:t>
@@ -5142,10 +5067,10 @@
           </w:p>
         </w:tc>
         <w:tc>
-          <w:p>
-            <w:pPr>
-              <w:pStyle w:val="Compact"/>
-              <w:jc w:val="left"/>
+          <w:tcPr/>
+          <w:p>
+            <w:pPr>
+              <w:pStyle w:val="Compact"/>
             </w:pPr>
             <w:r>
               <w:rPr>
@@ -5156,10 +5081,10 @@
           </w:p>
         </w:tc>
         <w:tc>
-          <w:p>
-            <w:pPr>
-              <w:pStyle w:val="Compact"/>
-              <w:jc w:val="left"/>
+          <w:tcPr/>
+          <w:p>
+            <w:pPr>
+              <w:pStyle w:val="Compact"/>
             </w:pPr>
             <w:r>
               <w:t xml:space="preserve">0010</w:t>
@@ -5169,10 +5094,10 @@
       </w:tr>
       <w:tr>
         <w:tc>
-          <w:p>
-            <w:pPr>
-              <w:pStyle w:val="Compact"/>
-              <w:jc w:val="left"/>
+          <w:tcPr/>
+          <w:p>
+            <w:pPr>
+              <w:pStyle w:val="Compact"/>
             </w:pPr>
             <w:r>
               <w:t xml:space="preserve">LED Background</w:t>
@@ -5180,10 +5105,10 @@
           </w:p>
         </w:tc>
         <w:tc>
-          <w:p>
-            <w:pPr>
-              <w:pStyle w:val="Compact"/>
-              <w:jc w:val="left"/>
+          <w:tcPr/>
+          <w:p>
+            <w:pPr>
+              <w:pStyle w:val="Compact"/>
             </w:pPr>
             <w:r>
               <w:rPr>
@@ -5194,10 +5119,10 @@
           </w:p>
         </w:tc>
         <w:tc>
-          <w:p>
-            <w:pPr>
-              <w:pStyle w:val="Compact"/>
-              <w:jc w:val="left"/>
+          <w:tcPr/>
+          <w:p>
+            <w:pPr>
+              <w:pStyle w:val="Compact"/>
             </w:pPr>
             <w:r>
               <w:t xml:space="preserve">0005</w:t>
@@ -5207,10 +5132,10 @@
       </w:tr>
       <w:tr>
         <w:tc>
-          <w:p>
-            <w:pPr>
-              <w:pStyle w:val="Compact"/>
-              <w:jc w:val="left"/>
+          <w:tcPr/>
+          <w:p>
+            <w:pPr>
+              <w:pStyle w:val="Compact"/>
             </w:pPr>
             <w:r>
               <w:t xml:space="preserve">Photo Delivery</w:t>
@@ -5218,10 +5143,10 @@
           </w:p>
         </w:tc>
         <w:tc>
-          <w:p>
-            <w:pPr>
-              <w:pStyle w:val="Compact"/>
-              <w:jc w:val="left"/>
+          <w:tcPr/>
+          <w:p>
+            <w:pPr>
+              <w:pStyle w:val="Compact"/>
             </w:pPr>
             <w:r>
               <w:rPr>
@@ -5232,10 +5157,10 @@
           </w:p>
         </w:tc>
         <w:tc>
-          <w:p>
-            <w:pPr>
-              <w:pStyle w:val="Compact"/>
-              <w:jc w:val="left"/>
+          <w:tcPr/>
+          <w:p>
+            <w:pPr>
+              <w:pStyle w:val="Compact"/>
             </w:pPr>
             <w:r>
               <w:t xml:space="preserve">0009</w:t>
@@ -5245,10 +5170,10 @@
       </w:tr>
       <w:tr>
         <w:tc>
-          <w:p>
-            <w:pPr>
-              <w:pStyle w:val="Compact"/>
-              <w:jc w:val="left"/>
+          <w:tcPr/>
+          <w:p>
+            <w:pPr>
+              <w:pStyle w:val="Compact"/>
             </w:pPr>
             <w:r>
               <w:t xml:space="preserve">Panood</w:t>
@@ -5256,10 +5181,10 @@
           </w:p>
         </w:tc>
         <w:tc>
-          <w:p>
-            <w:pPr>
-              <w:pStyle w:val="Compact"/>
-              <w:jc w:val="left"/>
+          <w:tcPr/>
+          <w:p>
+            <w:pPr>
+              <w:pStyle w:val="Compact"/>
             </w:pPr>
             <w:r>
               <w:rPr>
@@ -5270,10 +5195,10 @@
           </w:p>
         </w:tc>
         <w:tc>
-          <w:p>
-            <w:pPr>
-              <w:pStyle w:val="Compact"/>
-              <w:jc w:val="left"/>
+          <w:tcPr/>
+          <w:p>
+            <w:pPr>
+              <w:pStyle w:val="Compact"/>
             </w:pPr>
             <w:r>
               <w:t xml:space="preserve">0011</w:t>
@@ -5283,10 +5208,10 @@
       </w:tr>
       <w:tr>
         <w:tc>
-          <w:p>
-            <w:pPr>
-              <w:pStyle w:val="Compact"/>
-              <w:jc w:val="left"/>
+          <w:tcPr/>
+          <w:p>
+            <w:pPr>
+              <w:pStyle w:val="Compact"/>
             </w:pPr>
             <w:r>
               <w:t xml:space="preserve">Papic</w:t>
@@ -5294,10 +5219,10 @@
           </w:p>
         </w:tc>
         <w:tc>
-          <w:p>
-            <w:pPr>
-              <w:pStyle w:val="Compact"/>
-              <w:jc w:val="left"/>
+          <w:tcPr/>
+          <w:p>
+            <w:pPr>
+              <w:pStyle w:val="Compact"/>
             </w:pPr>
             <w:r>
               <w:rPr>
@@ -5308,10 +5233,10 @@
           </w:p>
         </w:tc>
         <w:tc>
-          <w:p>
-            <w:pPr>
-              <w:pStyle w:val="Compact"/>
-              <w:jc w:val="left"/>
+          <w:tcPr/>
+          <w:p>
+            <w:pPr>
+              <w:pStyle w:val="Compact"/>
             </w:pPr>
             <w:r>
               <w:t xml:space="preserve">0012</w:t>
@@ -5335,15 +5260,16 @@
         </w:pict>
       </w:r>
     </w:p>
+    <w:bookmarkEnd w:id="22"/>
+    <w:bookmarkEnd w:id="23"/>
+    <w:bookmarkStart w:id="24" w:name="profile-settings"/>
     <w:p>
       <w:pPr>
         <w:pStyle w:val="Heading2"/>
       </w:pPr>
-      <w:bookmarkStart w:id="36" w:name="profile-settings"/>
       <w:r>
         <w:t xml:space="preserve">Profile + Settings</w:t>
       </w:r>
-      <w:bookmarkEnd w:id="36"/>
     </w:p>
     <w:p>
       <w:pPr>
@@ -5400,13 +5326,7 @@
         <w:t xml:space="preserve"> </w:t>
       </w:r>
       <w:r>
-        <w:t xml:space="preserve">“</w:t>
-      </w:r>
-      <w:r>
-        <w:t xml:space="preserve">Make this event primary</w:t>
-      </w:r>
-      <w:r>
-        <w:t xml:space="preserve">”</w:t>
+        <w:t xml:space="preserve">“Make this event primary”</w:t>
       </w:r>
       <w:r>
         <w:t xml:space="preserve"> </w:t>
@@ -5442,15 +5362,15 @@
         </w:pict>
       </w:r>
     </w:p>
+    <w:bookmarkEnd w:id="24"/>
+    <w:bookmarkStart w:id="25" w:name="url-pattern-locked"/>
     <w:p>
       <w:pPr>
         <w:pStyle w:val="Heading2"/>
       </w:pPr>
-      <w:bookmarkStart w:id="37" w:name="url-pattern-locked"/>
       <w:r>
         <w:t xml:space="preserve">URL pattern (locked)</w:t>
       </w:r>
-      <w:bookmarkEnd w:id="37"/>
     </w:p>
     <w:p>
       <w:pPr>
@@ -5463,8 +5383,9 @@
     <w:tbl>
       <w:tblPr>
         <w:tblStyle w:val="Table"/>
-        <w:tblW w:type="pct" w:w="5000.0"/>
-        <w:tblLook w:firstRow="1"/>
+        <w:tblW w:type="pct" w:w="5000"/>
+        <w:tblLayout w:type="fixed"/>
+        <w:tblLook w:firstRow="1" w:lastRow="0" w:firstColumn="0" w:lastColumn="0" w:noHBand="0" w:noVBand="0" w:val="0020"/>
       </w:tblPr>
       <w:tblGrid>
         <w:gridCol w:w="3960"/>
@@ -5472,19 +5393,13 @@
       </w:tblGrid>
       <w:tr>
         <w:trPr>
-          <w:cnfStyle w:firstRow="1"/>
+          <w:tblHeader w:val="on"/>
         </w:trPr>
         <w:tc>
-          <w:tcPr>
-            <w:tcBorders>
-              <w:bottom w:val="single"/>
-            </w:tcBorders>
-            <w:vAlign w:val="bottom"/>
-          </w:tcPr>
-          <w:p>
-            <w:pPr>
-              <w:pStyle w:val="Compact"/>
-              <w:jc w:val="left"/>
+          <w:tcPr/>
+          <w:p>
+            <w:pPr>
+              <w:pStyle w:val="Compact"/>
             </w:pPr>
             <w:r>
               <w:t xml:space="preserve">Pattern</w:t>
@@ -5492,16 +5407,10 @@
           </w:p>
         </w:tc>
         <w:tc>
-          <w:tcPr>
-            <w:tcBorders>
-              <w:bottom w:val="single"/>
-            </w:tcBorders>
-            <w:vAlign w:val="bottom"/>
-          </w:tcPr>
-          <w:p>
-            <w:pPr>
-              <w:pStyle w:val="Compact"/>
-              <w:jc w:val="left"/>
+          <w:tcPr/>
+          <w:p>
+            <w:pPr>
+              <w:pStyle w:val="Compact"/>
             </w:pPr>
             <w:r>
               <w:t xml:space="preserve">Meaning</w:t>
@@ -5511,10 +5420,10 @@
       </w:tr>
       <w:tr>
         <w:tc>
-          <w:p>
-            <w:pPr>
-              <w:pStyle w:val="Compact"/>
-              <w:jc w:val="left"/>
+          <w:tcPr/>
+          <w:p>
+            <w:pPr>
+              <w:pStyle w:val="Compact"/>
             </w:pPr>
             <w:r>
               <w:rPr>
@@ -5525,10 +5434,10 @@
           </w:p>
         </w:tc>
         <w:tc>
-          <w:p>
-            <w:pPr>
-              <w:pStyle w:val="Compact"/>
-              <w:jc w:val="left"/>
+          <w:tcPr/>
+          <w:p>
+            <w:pPr>
+              <w:pStyle w:val="Compact"/>
             </w:pPr>
             <w:r>
               <w:t xml:space="preserve">Sign-in screen</w:t>
@@ -5538,10 +5447,10 @@
       </w:tr>
       <w:tr>
         <w:tc>
-          <w:p>
-            <w:pPr>
-              <w:pStyle w:val="Compact"/>
-              <w:jc w:val="left"/>
+          <w:tcPr/>
+          <w:p>
+            <w:pPr>
+              <w:pStyle w:val="Compact"/>
             </w:pPr>
             <w:r>
               <w:rPr>
@@ -5552,10 +5461,10 @@
           </w:p>
         </w:tc>
         <w:tc>
-          <w:p>
-            <w:pPr>
-              <w:pStyle w:val="Compact"/>
-              <w:jc w:val="left"/>
+          <w:tcPr/>
+          <w:p>
+            <w:pPr>
+              <w:pStyle w:val="Compact"/>
             </w:pPr>
             <w:r>
               <w:t xml:space="preserve">Top-level (event picker if 2+ events; auto-redirect if 1 event)</w:t>
@@ -5565,10 +5474,10 @@
       </w:tr>
       <w:tr>
         <w:tc>
-          <w:p>
-            <w:pPr>
-              <w:pStyle w:val="Compact"/>
-              <w:jc w:val="left"/>
+          <w:tcPr/>
+          <w:p>
+            <w:pPr>
+              <w:pStyle w:val="Compact"/>
             </w:pPr>
             <w:r>
               <w:rPr>
@@ -5579,10 +5488,10 @@
           </w:p>
         </w:tc>
         <w:tc>
-          <w:p>
-            <w:pPr>
-              <w:pStyle w:val="Compact"/>
-              <w:jc w:val="left"/>
+          <w:tcPr/>
+          <w:p>
+            <w:pPr>
+              <w:pStyle w:val="Compact"/>
             </w:pPr>
             <w:r>
               <w:t xml:space="preserve">Profile + Settings (couple-level, no event scope)</w:t>
@@ -5592,10 +5501,10 @@
       </w:tr>
       <w:tr>
         <w:tc>
-          <w:p>
-            <w:pPr>
-              <w:pStyle w:val="Compact"/>
-              <w:jc w:val="left"/>
+          <w:tcPr/>
+          <w:p>
+            <w:pPr>
+              <w:pStyle w:val="Compact"/>
             </w:pPr>
             <w:r>
               <w:rPr>
@@ -5606,10 +5515,10 @@
           </w:p>
         </w:tc>
         <w:tc>
-          <w:p>
-            <w:pPr>
-              <w:pStyle w:val="Compact"/>
-              <w:jc w:val="left"/>
+          <w:tcPr/>
+          <w:p>
+            <w:pPr>
+              <w:pStyle w:val="Compact"/>
             </w:pPr>
             <w:r>
               <w:t xml:space="preserve">Event home — auto-redirects to the Guest List tab’s default sub-page</w:t>
@@ -5619,10 +5528,10 @@
       </w:tr>
       <w:tr>
         <w:tc>
-          <w:p>
-            <w:pPr>
-              <w:pStyle w:val="Compact"/>
-              <w:jc w:val="left"/>
+          <w:tcPr/>
+          <w:p>
+            <w:pPr>
+              <w:pStyle w:val="Compact"/>
             </w:pPr>
             <w:r>
               <w:rPr>
@@ -5633,10 +5542,10 @@
           </w:p>
         </w:tc>
         <w:tc>
-          <w:p>
-            <w:pPr>
-              <w:pStyle w:val="Compact"/>
-              <w:jc w:val="left"/>
+          <w:tcPr/>
+          <w:p>
+            <w:pPr>
+              <w:pStyle w:val="Compact"/>
             </w:pPr>
             <w:r>
               <w:t xml:space="preserve">Any tab’s sub-page (events/vendors/schedule/services/…)</w:t>
@@ -5646,10 +5555,10 @@
       </w:tr>
       <w:tr>
         <w:tc>
-          <w:p>
-            <w:pPr>
-              <w:pStyle w:val="Compact"/>
-              <w:jc w:val="left"/>
+          <w:tcPr/>
+          <w:p>
+            <w:pPr>
+              <w:pStyle w:val="Compact"/>
             </w:pPr>
             <w:r>
               <w:rPr>
@@ -5660,10 +5569,10 @@
           </w:p>
         </w:tc>
         <w:tc>
-          <w:p>
-            <w:pPr>
-              <w:pStyle w:val="Compact"/>
-              <w:jc w:val="left"/>
+          <w:tcPr/>
+          <w:p>
+            <w:pPr>
+              <w:pStyle w:val="Compact"/>
             </w:pPr>
             <w:r>
               <w:t xml:space="preserve">A specific In-App Service’s detail page</w:t>
@@ -5673,10 +5582,10 @@
       </w:tr>
       <w:tr>
         <w:tc>
-          <w:p>
-            <w:pPr>
-              <w:pStyle w:val="Compact"/>
-              <w:jc w:val="left"/>
+          <w:tcPr/>
+          <w:p>
+            <w:pPr>
+              <w:pStyle w:val="Compact"/>
             </w:pPr>
             <w:r>
               <w:rPr>
@@ -5687,10 +5596,10 @@
           </w:p>
         </w:tc>
         <w:tc>
-          <w:p>
-            <w:pPr>
-              <w:pStyle w:val="Compact"/>
-              <w:jc w:val="left"/>
+          <w:tcPr/>
+          <w:p>
+            <w:pPr>
+              <w:pStyle w:val="Compact"/>
             </w:pPr>
             <w:r>
               <w:t xml:space="preserve">Guest-facing personal invitation site (existing, owned by 0002)</w:t>
@@ -5700,10 +5609,10 @@
       </w:tr>
       <w:tr>
         <w:tc>
-          <w:p>
-            <w:pPr>
-              <w:pStyle w:val="Compact"/>
-              <w:jc w:val="left"/>
+          <w:tcPr/>
+          <w:p>
+            <w:pPr>
+              <w:pStyle w:val="Compact"/>
             </w:pPr>
             <w:r>
               <w:rPr>
@@ -5714,10 +5623,10 @@
           </w:p>
         </w:tc>
         <w:tc>
-          <w:p>
-            <w:pPr>
-              <w:pStyle w:val="Compact"/>
-              <w:jc w:val="left"/>
+          <w:tcPr/>
+          <w:p>
+            <w:pPr>
+              <w:pStyle w:val="Compact"/>
             </w:pPr>
             <w:r>
               <w:t xml:space="preserve">Hosted LED background playback (existing, owned by 0005)</w:t>
@@ -5765,15 +5674,15 @@
         </w:pict>
       </w:r>
     </w:p>
+    <w:bookmarkEnd w:id="25"/>
+    <w:bookmarkStart w:id="31" w:name="schema-changes"/>
     <w:p>
       <w:pPr>
         <w:pStyle w:val="Heading2"/>
       </w:pPr>
-      <w:bookmarkStart w:id="38" w:name="schema-changes"/>
       <w:r>
         <w:t xml:space="preserve">Schema changes</w:t>
       </w:r>
-      <w:bookmarkEnd w:id="38"/>
     </w:p>
     <w:p>
       <w:pPr>
@@ -5798,11 +5707,11 @@
         <w:t xml:space="preserve">table, plus three new tables.</w:t>
       </w:r>
     </w:p>
+    <w:bookmarkStart w:id="26" w:name="X54e20861a7ae0d52e9e4b6b0b078181efe21f65"/>
     <w:p>
       <w:pPr>
         <w:pStyle w:val="Heading3"/>
       </w:pPr>
-      <w:bookmarkStart w:id="39" w:name="X54e20861a7ae0d52e9e4b6b0b078181efe21f65"/>
       <w:r>
         <w:t xml:space="preserve">Three columns on</w:t>
       </w:r>
@@ -5821,7 +5730,6 @@
       <w:r>
         <w:t xml:space="preserve">(existing table from 0001)</w:t>
       </w:r>
-      <w:bookmarkEnd w:id="39"/>
     </w:p>
     <w:p>
       <w:pPr>
@@ -6349,11 +6257,12 @@
         <w:t xml:space="preserve">; the other six values are reserved for future iterations.</w:t>
       </w:r>
     </w:p>
+    <w:bookmarkEnd w:id="26"/>
+    <w:bookmarkStart w:id="27" w:name="X1e498a36d6ad20d820350ac32bb74897ec33ed3"/>
     <w:p>
       <w:pPr>
         <w:pStyle w:val="Heading3"/>
       </w:pPr>
-      <w:bookmarkStart w:id="40" w:name="X1e498a36d6ad20d820350ac32bb74897ec33ed3"/>
       <w:r>
         <w:t xml:space="preserve">One new</w:t>
       </w:r>
@@ -6372,7 +6281,6 @@
       <w:r>
         <w:t xml:space="preserve">table (universal Setnayan account)</w:t>
       </w:r>
-      <w:bookmarkEnd w:id="40"/>
     </w:p>
     <w:p>
       <w:pPr>
@@ -7055,18 +6963,21 @@
         <w:rPr>
           <w:rStyle w:val="VerbatimChar"/>
           <w:b/>
+          <w:bCs/>
         </w:rPr>
         <w:t xml:space="preserve">account_type</w:t>
       </w:r>
       <w:r>
         <w:rPr>
           <w:b/>
+          <w:bCs/>
         </w:rPr>
         <w:t xml:space="preserve"> </w:t>
       </w:r>
       <w:r>
         <w:rPr>
           <w:b/>
+          <w:bCs/>
         </w:rPr>
         <w:t xml:space="preserve">— locked 2026-05-12.</w:t>
       </w:r>
@@ -7221,13 +7132,7 @@
         <w:t xml:space="preserve"> </w:t>
       </w:r>
       <w:r>
-        <w:t xml:space="preserve">“</w:t>
-      </w:r>
-      <w:r>
-        <w:t xml:space="preserve">Switch view</w:t>
-      </w:r>
-      <w:r>
-        <w:t xml:space="preserve">”</w:t>
+        <w:t xml:space="preserve">“Switch view”</w:t>
       </w:r>
       <w:r>
         <w:t xml:space="preserve"> </w:t>
@@ -7251,11 +7156,12 @@
         <w:t xml:space="preserve">row stays single-valued.</w:t>
       </w:r>
     </w:p>
+    <w:bookmarkEnd w:id="27"/>
+    <w:bookmarkStart w:id="28" w:name="Xde449ab7416d859b642cb8c84c01dba56ea9b23"/>
     <w:p>
       <w:pPr>
         <w:pStyle w:val="Heading3"/>
       </w:pPr>
-      <w:bookmarkStart w:id="41" w:name="Xde449ab7416d859b642cb8c84c01dba56ea9b23"/>
       <w:r>
         <w:t xml:space="preserve">One new</w:t>
       </w:r>
@@ -7274,7 +7180,6 @@
       <w:r>
         <w:t xml:space="preserve">table (per-event QR)</w:t>
       </w:r>
-      <w:bookmarkEnd w:id="41"/>
     </w:p>
     <w:p>
       <w:pPr>
@@ -7510,11 +7415,12 @@
         <w:t xml:space="preserve">. Couples can rotate the token from event settings if it gets shared somewhere they didn’t intend.</w:t>
       </w:r>
     </w:p>
+    <w:bookmarkEnd w:id="28"/>
+    <w:bookmarkStart w:id="29" w:name="X0a75f095ca689ee6cd8790d51c50e9015708fad"/>
     <w:p>
       <w:pPr>
         <w:pStyle w:val="Heading3"/>
       </w:pPr>
-      <w:bookmarkStart w:id="42" w:name="X0a75f095ca689ee6cd8790d51c50e9015708fad"/>
       <w:r>
         <w:t xml:space="preserve">One new</w:t>
       </w:r>
@@ -7533,7 +7439,6 @@
       <w:r>
         <w:t xml:space="preserve">table (account ↔ event link)</w:t>
       </w:r>
-      <w:bookmarkEnd w:id="42"/>
     </w:p>
     <w:p>
       <w:pPr>
@@ -8108,15 +8013,15 @@
         <w:t xml:space="preserve">. (V1 stops here for vendors — no vendor-facing dashboard yet.)</w:t>
       </w:r>
     </w:p>
+    <w:bookmarkEnd w:id="29"/>
+    <w:bookmarkStart w:id="30" w:name="the-auto-jump-query"/>
     <w:p>
       <w:pPr>
         <w:pStyle w:val="Heading3"/>
       </w:pPr>
-      <w:bookmarkStart w:id="43" w:name="the-auto-jump-query"/>
       <w:r>
         <w:t xml:space="preserve">The auto-jump query</w:t>
       </w:r>
-      <w:bookmarkEnd w:id="43"/>
     </w:p>
     <w:p>
       <w:pPr>
@@ -8405,15 +8310,16 @@
         </w:pict>
       </w:r>
     </w:p>
+    <w:bookmarkEnd w:id="30"/>
+    <w:bookmarkEnd w:id="31"/>
+    <w:bookmarkStart w:id="32" w:name="builds-on-consumes"/>
     <w:p>
       <w:pPr>
         <w:pStyle w:val="Heading2"/>
       </w:pPr>
-      <w:bookmarkStart w:id="44" w:name="builds-on-consumes"/>
       <w:r>
         <w:t xml:space="preserve">Builds on (consumes)</w:t>
       </w:r>
-      <w:bookmarkEnd w:id="44"/>
     </w:p>
     <w:p>
       <w:pPr>
@@ -8426,8 +8332,9 @@
     <w:tbl>
       <w:tblPr>
         <w:tblStyle w:val="Table"/>
-        <w:tblW w:type="pct" w:w="5000.0"/>
-        <w:tblLook w:firstRow="1"/>
+        <w:tblW w:type="pct" w:w="5000"/>
+        <w:tblLayout w:type="fixed"/>
+        <w:tblLook w:firstRow="1" w:lastRow="0" w:firstColumn="0" w:lastColumn="0" w:noHBand="0" w:noVBand="0" w:val="0020"/>
       </w:tblPr>
       <w:tblGrid>
         <w:gridCol w:w="3960"/>
@@ -8435,19 +8342,13 @@
       </w:tblGrid>
       <w:tr>
         <w:trPr>
-          <w:cnfStyle w:firstRow="1"/>
+          <w:tblHeader w:val="on"/>
         </w:trPr>
         <w:tc>
-          <w:tcPr>
-            <w:tcBorders>
-              <w:bottom w:val="single"/>
-            </w:tcBorders>
-            <w:vAlign w:val="bottom"/>
-          </w:tcPr>
-          <w:p>
-            <w:pPr>
-              <w:pStyle w:val="Compact"/>
-              <w:jc w:val="left"/>
+          <w:tcPr/>
+          <w:p>
+            <w:pPr>
+              <w:pStyle w:val="Compact"/>
             </w:pPr>
             <w:r>
               <w:t xml:space="preserve">From</w:t>
@@ -8455,16 +8356,10 @@
           </w:p>
         </w:tc>
         <w:tc>
-          <w:tcPr>
-            <w:tcBorders>
-              <w:bottom w:val="single"/>
-            </w:tcBorders>
-            <w:vAlign w:val="bottom"/>
-          </w:tcPr>
-          <w:p>
-            <w:pPr>
-              <w:pStyle w:val="Compact"/>
-              <w:jc w:val="left"/>
+          <w:tcPr/>
+          <w:p>
+            <w:pPr>
+              <w:pStyle w:val="Compact"/>
             </w:pPr>
             <w:r>
               <w:t xml:space="preserve">What 0000 needs</w:t>
@@ -8474,10 +8369,10 @@
       </w:tr>
       <w:tr>
         <w:tc>
-          <w:p>
-            <w:pPr>
-              <w:pStyle w:val="Compact"/>
-              <w:jc w:val="left"/>
+          <w:tcPr/>
+          <w:p>
+            <w:pPr>
+              <w:pStyle w:val="Compact"/>
             </w:pPr>
             <w:r>
               <w:t xml:space="preserve">Existing platform</w:t>
@@ -8485,10 +8380,10 @@
           </w:p>
         </w:tc>
         <w:tc>
-          <w:p>
-            <w:pPr>
-              <w:pStyle w:val="Compact"/>
-              <w:jc w:val="left"/>
+          <w:tcPr/>
+          <w:p>
+            <w:pPr>
+              <w:pStyle w:val="Compact"/>
             </w:pPr>
             <w:r>
               <w:t xml:space="preserve">Authentication primitives (email magic-link sender, password reset, session cookies)</w:t>
@@ -8498,10 +8393,10 @@
       </w:tr>
       <w:tr>
         <w:tc>
-          <w:p>
-            <w:pPr>
-              <w:pStyle w:val="Compact"/>
-              <w:jc w:val="left"/>
+          <w:tcPr/>
+          <w:p>
+            <w:pPr>
+              <w:pStyle w:val="Compact"/>
             </w:pPr>
             <w:r>
               <w:t xml:space="preserve">0001</w:t>
@@ -8509,10 +8404,10 @@
           </w:p>
         </w:tc>
         <w:tc>
-          <w:p>
-            <w:pPr>
-              <w:pStyle w:val="Compact"/>
-              <w:jc w:val="left"/>
+          <w:tcPr/>
+          <w:p>
+            <w:pPr>
+              <w:pStyle w:val="Compact"/>
             </w:pPr>
             <w:r>
               <w:t xml:space="preserve">The</w:t>
@@ -8566,21 +8461,22 @@
         </w:pict>
       </w:r>
     </w:p>
+    <w:bookmarkEnd w:id="32"/>
+    <w:bookmarkStart w:id="33" w:name="Xfb6b4a853506021177c0356ab7282c567cd3c10"/>
     <w:p>
       <w:pPr>
         <w:pStyle w:val="Heading2"/>
       </w:pPr>
-      <w:bookmarkStart w:id="45" w:name="Xfb6b4a853506021177c0356ab7282c567cd3c10"/>
       <w:r>
         <w:t xml:space="preserve">Provides (every other iteration consumes 0000)</w:t>
       </w:r>
-      <w:bookmarkEnd w:id="45"/>
     </w:p>
     <w:tbl>
       <w:tblPr>
         <w:tblStyle w:val="Table"/>
-        <w:tblW w:type="pct" w:w="5000.0"/>
-        <w:tblLook w:firstRow="1"/>
+        <w:tblW w:type="pct" w:w="5000"/>
+        <w:tblLayout w:type="fixed"/>
+        <w:tblLook w:firstRow="1" w:lastRow="0" w:firstColumn="0" w:lastColumn="0" w:noHBand="0" w:noVBand="0" w:val="0020"/>
       </w:tblPr>
       <w:tblGrid>
         <w:gridCol w:w="3960"/>
@@ -8588,19 +8484,13 @@
       </w:tblGrid>
       <w:tr>
         <w:trPr>
-          <w:cnfStyle w:firstRow="1"/>
+          <w:tblHeader w:val="on"/>
         </w:trPr>
         <w:tc>
-          <w:tcPr>
-            <w:tcBorders>
-              <w:bottom w:val="single"/>
-            </w:tcBorders>
-            <w:vAlign w:val="bottom"/>
-          </w:tcPr>
-          <w:p>
-            <w:pPr>
-              <w:pStyle w:val="Compact"/>
-              <w:jc w:val="left"/>
+          <w:tcPr/>
+          <w:p>
+            <w:pPr>
+              <w:pStyle w:val="Compact"/>
             </w:pPr>
             <w:r>
               <w:t xml:space="preserve">To</w:t>
@@ -8608,16 +8498,10 @@
           </w:p>
         </w:tc>
         <w:tc>
-          <w:tcPr>
-            <w:tcBorders>
-              <w:bottom w:val="single"/>
-            </w:tcBorders>
-            <w:vAlign w:val="bottom"/>
-          </w:tcPr>
-          <w:p>
-            <w:pPr>
-              <w:pStyle w:val="Compact"/>
-              <w:jc w:val="left"/>
+          <w:tcPr/>
+          <w:p>
+            <w:pPr>
+              <w:pStyle w:val="Compact"/>
             </w:pPr>
             <w:r>
               <w:t xml:space="preserve">What 0000 publishes</w:t>
@@ -8627,10 +8511,10 @@
       </w:tr>
       <w:tr>
         <w:tc>
-          <w:p>
-            <w:pPr>
-              <w:pStyle w:val="Compact"/>
-              <w:jc w:val="left"/>
+          <w:tcPr/>
+          <w:p>
+            <w:pPr>
+              <w:pStyle w:val="Compact"/>
             </w:pPr>
             <w:r>
               <w:t xml:space="preserve">0001</w:t>
@@ -8638,10 +8522,10 @@
           </w:p>
         </w:tc>
         <w:tc>
-          <w:p>
-            <w:pPr>
-              <w:pStyle w:val="Compact"/>
-              <w:jc w:val="left"/>
+          <w:tcPr/>
+          <w:p>
+            <w:pPr>
+              <w:pStyle w:val="Compact"/>
             </w:pPr>
             <w:r>
               <w:t xml:space="preserve">Dashboard chrome (top bar with event pill + wallet + avatar), bottom-nav routing,</w:t>
@@ -8650,13 +8534,7 @@
               <w:t xml:space="preserve"> </w:t>
             </w:r>
             <w:r>
-              <w:t xml:space="preserve">“</w:t>
-            </w:r>
-            <w:r>
-              <w:t xml:space="preserve">Guest List</w:t>
-            </w:r>
-            <w:r>
-              <w:t xml:space="preserve">”</w:t>
+              <w:t xml:space="preserve">“Guest List”</w:t>
             </w:r>
             <w:r>
               <w:t xml:space="preserve"> </w:t>
@@ -8669,10 +8547,10 @@
       </w:tr>
       <w:tr>
         <w:tc>
-          <w:p>
-            <w:pPr>
-              <w:pStyle w:val="Compact"/>
-              <w:jc w:val="left"/>
+          <w:tcPr/>
+          <w:p>
+            <w:pPr>
+              <w:pStyle w:val="Compact"/>
             </w:pPr>
             <w:r>
               <w:t xml:space="preserve">0002</w:t>
@@ -8680,10 +8558,10 @@
           </w:p>
         </w:tc>
         <w:tc>
-          <w:p>
-            <w:pPr>
-              <w:pStyle w:val="Compact"/>
-              <w:jc w:val="left"/>
+          <w:tcPr/>
+          <w:p>
+            <w:pPr>
+              <w:pStyle w:val="Compact"/>
             </w:pPr>
             <w:r>
               <w:t xml:space="preserve">Routes the guest QR admin and the invitation site editor under the Guest List tab.</w:t>
@@ -8693,10 +8571,10 @@
       </w:tr>
       <w:tr>
         <w:tc>
-          <w:p>
-            <w:pPr>
-              <w:pStyle w:val="Compact"/>
-              <w:jc w:val="left"/>
+          <w:tcPr/>
+          <w:p>
+            <w:pPr>
+              <w:pStyle w:val="Compact"/>
             </w:pPr>
             <w:r>
               <w:t xml:space="preserve">0003</w:t>
@@ -8704,10 +8582,10 @@
           </w:p>
         </w:tc>
         <w:tc>
-          <w:p>
-            <w:pPr>
-              <w:pStyle w:val="Compact"/>
-              <w:jc w:val="left"/>
+          <w:tcPr/>
+          <w:p>
+            <w:pPr>
+              <w:pStyle w:val="Compact"/>
             </w:pPr>
             <w:r>
               <w:t xml:space="preserve">Wallet pill in the chrome (links to wallet panel inside the Add-ons tab). Receipt history page is also reachable from the wallet panel.</w:t>
@@ -8717,10 +8595,10 @@
       </w:tr>
       <w:tr>
         <w:tc>
-          <w:p>
-            <w:pPr>
-              <w:pStyle w:val="Compact"/>
-              <w:jc w:val="left"/>
+          <w:tcPr/>
+          <w:p>
+            <w:pPr>
+              <w:pStyle w:val="Compact"/>
             </w:pPr>
             <w:r>
               <w:t xml:space="preserve">0004</w:t>
@@ -8728,10 +8606,10 @@
           </w:p>
         </w:tc>
         <w:tc>
-          <w:p>
-            <w:pPr>
-              <w:pStyle w:val="Compact"/>
-              <w:jc w:val="left"/>
+          <w:tcPr/>
+          <w:p>
+            <w:pPr>
+              <w:pStyle w:val="Compact"/>
             </w:pPr>
             <w:r>
               <w:t xml:space="preserve">Routes the invitation widget editor under the Guest List tab.</w:t>
@@ -8741,10 +8619,10 @@
       </w:tr>
       <w:tr>
         <w:tc>
-          <w:p>
-            <w:pPr>
-              <w:pStyle w:val="Compact"/>
-              <w:jc w:val="left"/>
+          <w:tcPr/>
+          <w:p>
+            <w:pPr>
+              <w:pStyle w:val="Compact"/>
             </w:pPr>
             <w:r>
               <w:t xml:space="preserve">0005</w:t>
@@ -8752,10 +8630,10 @@
           </w:p>
         </w:tc>
         <w:tc>
-          <w:p>
-            <w:pPr>
-              <w:pStyle w:val="Compact"/>
-              <w:jc w:val="left"/>
+          <w:tcPr/>
+          <w:p>
+            <w:pPr>
+              <w:pStyle w:val="Compact"/>
             </w:pPr>
             <w:r>
               <w:t xml:space="preserve">Adds a Services launcher card; routes the LED editor under the Add-ons tab.</w:t>
@@ -8765,10 +8643,10 @@
       </w:tr>
       <w:tr>
         <w:tc>
-          <w:p>
-            <w:pPr>
-              <w:pStyle w:val="Compact"/>
-              <w:jc w:val="left"/>
+          <w:tcPr/>
+          <w:p>
+            <w:pPr>
+              <w:pStyle w:val="Compact"/>
             </w:pPr>
             <w:r>
               <w:t xml:space="preserve">0006</w:t>
@@ -8776,10 +8654,10 @@
           </w:p>
         </w:tc>
         <w:tc>
-          <w:p>
-            <w:pPr>
-              <w:pStyle w:val="Compact"/>
-              <w:jc w:val="left"/>
+          <w:tcPr/>
+          <w:p>
+            <w:pPr>
+              <w:pStyle w:val="Compact"/>
             </w:pPr>
             <w:r>
               <w:t xml:space="preserve">Routes the vendor registry under the Vendors tab. Publishes</w:t>
@@ -8804,10 +8682,10 @@
       </w:tr>
       <w:tr>
         <w:tc>
-          <w:p>
-            <w:pPr>
-              <w:pStyle w:val="Compact"/>
-              <w:jc w:val="left"/>
+          <w:tcPr/>
+          <w:p>
+            <w:pPr>
+              <w:pStyle w:val="Compact"/>
             </w:pPr>
             <w:r>
               <w:t xml:space="preserve">0007</w:t>
@@ -8815,10 +8693,10 @@
           </w:p>
         </w:tc>
         <w:tc>
-          <w:p>
-            <w:pPr>
-              <w:pStyle w:val="Compact"/>
-              <w:jc w:val="left"/>
+          <w:tcPr/>
+          <w:p>
+            <w:pPr>
+              <w:pStyle w:val="Compact"/>
             </w:pPr>
             <w:r>
               <w:t xml:space="preserve">Routes the budget panel under the Vendors tab. Publishes</w:t>
@@ -8843,10 +8721,10 @@
       </w:tr>
       <w:tr>
         <w:tc>
-          <w:p>
-            <w:pPr>
-              <w:pStyle w:val="Compact"/>
-              <w:jc w:val="left"/>
+          <w:tcPr/>
+          <w:p>
+            <w:pPr>
+              <w:pStyle w:val="Compact"/>
             </w:pPr>
             <w:r>
               <w:t xml:space="preserve">0008</w:t>
@@ -8854,10 +8732,10 @@
           </w:p>
         </w:tc>
         <w:tc>
-          <w:p>
-            <w:pPr>
-              <w:pStyle w:val="Compact"/>
-              <w:jc w:val="left"/>
+          <w:tcPr/>
+          <w:p>
+            <w:pPr>
+              <w:pStyle w:val="Compact"/>
             </w:pPr>
             <w:r>
               <w:t xml:space="preserve">Routes the seating chart under the Guest List tab.</w:t>
@@ -8867,10 +8745,10 @@
       </w:tr>
       <w:tr>
         <w:tc>
-          <w:p>
-            <w:pPr>
-              <w:pStyle w:val="Compact"/>
-              <w:jc w:val="left"/>
+          <w:tcPr/>
+          <w:p>
+            <w:pPr>
+              <w:pStyle w:val="Compact"/>
             </w:pPr>
             <w:r>
               <w:t xml:space="preserve">0009</w:t>
@@ -8878,10 +8756,10 @@
           </w:p>
         </w:tc>
         <w:tc>
-          <w:p>
-            <w:pPr>
-              <w:pStyle w:val="Compact"/>
-              <w:jc w:val="left"/>
+          <w:tcPr/>
+          <w:p>
+            <w:pPr>
+              <w:pStyle w:val="Compact"/>
             </w:pPr>
             <w:r>
               <w:t xml:space="preserve">Adds a Services launcher card; routes the photo delivery panel under the Add-ons tab.</w:t>
@@ -8891,10 +8769,10 @@
       </w:tr>
       <w:tr>
         <w:tc>
-          <w:p>
-            <w:pPr>
-              <w:pStyle w:val="Compact"/>
-              <w:jc w:val="left"/>
+          <w:tcPr/>
+          <w:p>
+            <w:pPr>
+              <w:pStyle w:val="Compact"/>
             </w:pPr>
             <w:r>
               <w:t xml:space="preserve">0010</w:t>
@@ -8902,10 +8780,10 @@
           </w:p>
         </w:tc>
         <w:tc>
-          <w:p>
-            <w:pPr>
-              <w:pStyle w:val="Compact"/>
-              <w:jc w:val="left"/>
+          <w:tcPr/>
+          <w:p>
+            <w:pPr>
+              <w:pStyle w:val="Compact"/>
             </w:pPr>
             <w:r>
               <w:t xml:space="preserve">Adds a Services launcher card; routes the mood board under the Add-ons tab.</w:t>
@@ -8915,10 +8793,10 @@
       </w:tr>
       <w:tr>
         <w:tc>
-          <w:p>
-            <w:pPr>
-              <w:pStyle w:val="Compact"/>
-              <w:jc w:val="left"/>
+          <w:tcPr/>
+          <w:p>
+            <w:pPr>
+              <w:pStyle w:val="Compact"/>
             </w:pPr>
             <w:r>
               <w:t xml:space="preserve">0011</w:t>
@@ -8926,10 +8804,10 @@
           </w:p>
         </w:tc>
         <w:tc>
-          <w:p>
-            <w:pPr>
-              <w:pStyle w:val="Compact"/>
-              <w:jc w:val="left"/>
+          <w:tcPr/>
+          <w:p>
+            <w:pPr>
+              <w:pStyle w:val="Compact"/>
             </w:pPr>
             <w:r>
               <w:t xml:space="preserve">Adds a Services launcher card; routes the live stream panel under the Add-ons tab.</w:t>
@@ -8939,10 +8817,10 @@
       </w:tr>
       <w:tr>
         <w:tc>
-          <w:p>
-            <w:pPr>
-              <w:pStyle w:val="Compact"/>
-              <w:jc w:val="left"/>
+          <w:tcPr/>
+          <w:p>
+            <w:pPr>
+              <w:pStyle w:val="Compact"/>
             </w:pPr>
             <w:r>
               <w:t xml:space="preserve">0012</w:t>
@@ -8950,10 +8828,10 @@
           </w:p>
         </w:tc>
         <w:tc>
-          <w:p>
-            <w:pPr>
-              <w:pStyle w:val="Compact"/>
-              <w:jc w:val="left"/>
+          <w:tcPr/>
+          <w:p>
+            <w:pPr>
+              <w:pStyle w:val="Compact"/>
             </w:pPr>
             <w:r>
               <w:t xml:space="preserve">Adds a Services launcher card; routes the couple-side gallery + seat purchase under the Add-ons tab.</w:t>
@@ -8992,15 +8870,15 @@
         </w:pict>
       </w:r>
     </w:p>
+    <w:bookmarkEnd w:id="33"/>
+    <w:bookmarkStart w:id="34" w:name="build-order"/>
     <w:p>
       <w:pPr>
         <w:pStyle w:val="Heading2"/>
       </w:pPr>
-      <w:bookmarkStart w:id="46" w:name="build-order"/>
       <w:r>
         <w:t xml:space="preserve">Build order</w:t>
       </w:r>
-      <w:bookmarkEnd w:id="46"/>
     </w:p>
     <w:p>
       <w:pPr>
@@ -9015,6 +8893,7 @@
       <w:r>
         <w:rPr>
           <w:b/>
+          <w:bCs/>
         </w:rPr>
         <w:t xml:space="preserve">Build 0000 first.</w:t>
       </w:r>
@@ -9027,264 +8906,272 @@
     </w:p>
     <w:p>
       <w:pPr>
+        <w:pStyle w:val="Compact"/>
         <w:numPr>
           <w:ilvl w:val="0"/>
           <w:numId w:val="1004"/>
         </w:numPr>
+      </w:pPr>
+      <w:r>
+        <w:rPr>
+          <w:b/>
+          <w:bCs/>
+        </w:rPr>
+        <w:t xml:space="preserve">Sprint 1</w:t>
+      </w:r>
+      <w:r>
+        <w:t xml:space="preserve"> </w:t>
+      </w:r>
+      <w:r>
+        <w:t xml:space="preserve">— Login screen + magic-link / password handling (extends existing primitives). Auth session cookie / JWT.</w:t>
+      </w:r>
+    </w:p>
+    <w:p>
+      <w:pPr>
         <w:pStyle w:val="Compact"/>
-      </w:pPr>
-      <w:r>
-        <w:rPr>
-          <w:b/>
-        </w:rPr>
-        <w:t xml:space="preserve">Sprint 1</w:t>
-      </w:r>
-      <w:r>
-        <w:t xml:space="preserve"> </w:t>
-      </w:r>
-      <w:r>
-        <w:t xml:space="preserve">— Login screen + magic-link / password handling (extends existing primitives). Auth session cookie / JWT.</w:t>
-      </w:r>
-    </w:p>
-    <w:p>
-      <w:pPr>
         <w:numPr>
           <w:ilvl w:val="0"/>
           <w:numId w:val="1004"/>
         </w:numPr>
+      </w:pPr>
+      <w:r>
+        <w:rPr>
+          <w:b/>
+          <w:bCs/>
+        </w:rPr>
+        <w:t xml:space="preserve">Sprint 2</w:t>
+      </w:r>
+      <w:r>
+        <w:t xml:space="preserve"> </w:t>
+      </w:r>
+      <w:r>
+        <w:t xml:space="preserve">— Schema migration: add</w:t>
+      </w:r>
+      <w:r>
+        <w:t xml:space="preserve"> </w:t>
+      </w:r>
+      <w:r>
+        <w:rPr>
+          <w:rStyle w:val="VerbatimChar"/>
+        </w:rPr>
+        <w:t xml:space="preserve">is_primary</w:t>
+      </w:r>
+      <w:r>
+        <w:t xml:space="preserve"> </w:t>
+      </w:r>
+      <w:r>
+        <w:t xml:space="preserve">and</w:t>
+      </w:r>
+      <w:r>
+        <w:t xml:space="preserve"> </w:t>
+      </w:r>
+      <w:r>
+        <w:rPr>
+          <w:rStyle w:val="VerbatimChar"/>
+        </w:rPr>
+        <w:t xml:space="preserve">archived</w:t>
+      </w:r>
+      <w:r>
+        <w:t xml:space="preserve"> </w:t>
+      </w:r>
+      <w:r>
+        <w:t xml:space="preserve">columns to</w:t>
+      </w:r>
+      <w:r>
+        <w:t xml:space="preserve"> </w:t>
+      </w:r>
+      <w:r>
+        <w:rPr>
+          <w:rStyle w:val="VerbatimChar"/>
+        </w:rPr>
+        <w:t xml:space="preserve">events</w:t>
+      </w:r>
+      <w:r>
+        <w:t xml:space="preserve">. Backfill</w:t>
+      </w:r>
+      <w:r>
+        <w:t xml:space="preserve"> </w:t>
+      </w:r>
+      <w:r>
+        <w:rPr>
+          <w:rStyle w:val="VerbatimChar"/>
+        </w:rPr>
+        <w:t xml:space="preserve">is_primary = TRUE</w:t>
+      </w:r>
+      <w:r>
+        <w:t xml:space="preserve"> </w:t>
+      </w:r>
+      <w:r>
+        <w:t xml:space="preserve">for the oldest event of each existing couple.</w:t>
+      </w:r>
+    </w:p>
+    <w:p>
+      <w:pPr>
         <w:pStyle w:val="Compact"/>
-      </w:pPr>
-      <w:r>
-        <w:rPr>
-          <w:b/>
-        </w:rPr>
-        <w:t xml:space="preserve">Sprint 2</w:t>
-      </w:r>
-      <w:r>
-        <w:t xml:space="preserve"> </w:t>
-      </w:r>
-      <w:r>
-        <w:t xml:space="preserve">— Schema migration: add</w:t>
-      </w:r>
-      <w:r>
-        <w:t xml:space="preserve"> </w:t>
-      </w:r>
-      <w:r>
-        <w:rPr>
-          <w:rStyle w:val="VerbatimChar"/>
-        </w:rPr>
-        <w:t xml:space="preserve">is_primary</w:t>
-      </w:r>
-      <w:r>
-        <w:t xml:space="preserve"> </w:t>
-      </w:r>
-      <w:r>
-        <w:t xml:space="preserve">and</w:t>
-      </w:r>
-      <w:r>
-        <w:t xml:space="preserve"> </w:t>
-      </w:r>
-      <w:r>
-        <w:rPr>
-          <w:rStyle w:val="VerbatimChar"/>
-        </w:rPr>
-        <w:t xml:space="preserve">archived</w:t>
-      </w:r>
-      <w:r>
-        <w:t xml:space="preserve"> </w:t>
-      </w:r>
-      <w:r>
-        <w:t xml:space="preserve">columns to</w:t>
-      </w:r>
-      <w:r>
-        <w:t xml:space="preserve"> </w:t>
-      </w:r>
-      <w:r>
-        <w:rPr>
-          <w:rStyle w:val="VerbatimChar"/>
-        </w:rPr>
-        <w:t xml:space="preserve">events</w:t>
-      </w:r>
-      <w:r>
-        <w:t xml:space="preserve">. Backfill</w:t>
-      </w:r>
-      <w:r>
-        <w:t xml:space="preserve"> </w:t>
-      </w:r>
-      <w:r>
-        <w:rPr>
-          <w:rStyle w:val="VerbatimChar"/>
-        </w:rPr>
-        <w:t xml:space="preserve">is_primary = TRUE</w:t>
-      </w:r>
-      <w:r>
-        <w:t xml:space="preserve"> </w:t>
-      </w:r>
-      <w:r>
-        <w:t xml:space="preserve">for the oldest event of each existing couple.</w:t>
-      </w:r>
-    </w:p>
-    <w:p>
-      <w:pPr>
         <w:numPr>
           <w:ilvl w:val="0"/>
           <w:numId w:val="1004"/>
         </w:numPr>
+      </w:pPr>
+      <w:r>
+        <w:rPr>
+          <w:b/>
+          <w:bCs/>
+        </w:rPr>
+        <w:t xml:space="preserve">Sprint 3</w:t>
+      </w:r>
+      <w:r>
+        <w:t xml:space="preserve"> </w:t>
+      </w:r>
+      <w:r>
+        <w:t xml:space="preserve">— Event picker page (</w:t>
+      </w:r>
+      <w:r>
+        <w:rPr>
+          <w:rStyle w:val="VerbatimChar"/>
+        </w:rPr>
+        <w:t xml:space="preserve">/dashboard</w:t>
+      </w:r>
+      <w:r>
+        <w:t xml:space="preserve">). Auto-jump logic. Empty state for 0-event couples.</w:t>
+      </w:r>
+    </w:p>
+    <w:p>
+      <w:pPr>
         <w:pStyle w:val="Compact"/>
-      </w:pPr>
-      <w:r>
-        <w:rPr>
-          <w:b/>
-        </w:rPr>
-        <w:t xml:space="preserve">Sprint 3</w:t>
-      </w:r>
-      <w:r>
-        <w:t xml:space="preserve"> </w:t>
-      </w:r>
-      <w:r>
-        <w:t xml:space="preserve">— Event picker page (</w:t>
-      </w:r>
-      <w:r>
-        <w:rPr>
-          <w:rStyle w:val="VerbatimChar"/>
-        </w:rPr>
-        <w:t xml:space="preserve">/dashboard</w:t>
-      </w:r>
-      <w:r>
-        <w:t xml:space="preserve">). Auto-jump logic. Empty state for 0-event couples.</w:t>
-      </w:r>
-    </w:p>
-    <w:p>
-      <w:pPr>
         <w:numPr>
           <w:ilvl w:val="0"/>
           <w:numId w:val="1004"/>
         </w:numPr>
+      </w:pPr>
+      <w:r>
+        <w:rPr>
+          <w:b/>
+          <w:bCs/>
+        </w:rPr>
+        <w:t xml:space="preserve">Sprint 4</w:t>
+      </w:r>
+      <w:r>
+        <w:t xml:space="preserve"> </w:t>
+      </w:r>
+      <w:r>
+        <w:t xml:space="preserve">— Inside-event chrome: top bar (event pill + wallet pill + avatar) + bottom-nav (mobile) / sidebar (desktop). Active-tab highlighting. Routing setup for all four tabs.</w:t>
+      </w:r>
+    </w:p>
+    <w:p>
+      <w:pPr>
         <w:pStyle w:val="Compact"/>
-      </w:pPr>
-      <w:r>
-        <w:rPr>
-          <w:b/>
-        </w:rPr>
-        <w:t xml:space="preserve">Sprint 4</w:t>
-      </w:r>
-      <w:r>
-        <w:t xml:space="preserve"> </w:t>
-      </w:r>
-      <w:r>
-        <w:t xml:space="preserve">— Inside-event chrome: top bar (event pill + wallet pill + avatar) + bottom-nav (mobile) / sidebar (desktop). Active-tab highlighting. Routing setup for all four tabs.</w:t>
-      </w:r>
-    </w:p>
-    <w:p>
-      <w:pPr>
         <w:numPr>
           <w:ilvl w:val="0"/>
           <w:numId w:val="1004"/>
         </w:numPr>
+      </w:pPr>
+      <w:r>
+        <w:rPr>
+          <w:b/>
+          <w:bCs/>
+        </w:rPr>
+        <w:t xml:space="preserve">Sprint 5</w:t>
+      </w:r>
+      <w:r>
+        <w:t xml:space="preserve"> </w:t>
+      </w:r>
+      <w:r>
+        <w:t xml:space="preserve">— Schedule tab (the unified calendar view). Pull from</w:t>
+      </w:r>
+      <w:r>
+        <w:t xml:space="preserve"> </w:t>
+      </w:r>
+      <w:r>
+        <w:rPr>
+          <w:rStyle w:val="VerbatimChar"/>
+        </w:rPr>
+        <w:t xml:space="preserve">vendor_meetings</w:t>
+      </w:r>
+      <w:r>
+        <w:t xml:space="preserve">,</w:t>
+      </w:r>
+      <w:r>
+        <w:t xml:space="preserve"> </w:t>
+      </w:r>
+      <w:r>
+        <w:rPr>
+          <w:rStyle w:val="VerbatimChar"/>
+        </w:rPr>
+        <w:t xml:space="preserve">VendorLineItem</w:t>
+      </w:r>
+      <w:r>
+        <w:t xml:space="preserve">, and</w:t>
+      </w:r>
+      <w:r>
+        <w:t xml:space="preserve"> </w:t>
+      </w:r>
+      <w:r>
+        <w:rPr>
+          <w:rStyle w:val="VerbatimChar"/>
+        </w:rPr>
+        <w:t xml:space="preserve">invitation_widgets</w:t>
+      </w:r>
+      <w:r>
+        <w:t xml:space="preserve">. List view + month grid. .ics export reuse from 0007.</w:t>
+      </w:r>
+    </w:p>
+    <w:p>
+      <w:pPr>
         <w:pStyle w:val="Compact"/>
-      </w:pPr>
-      <w:r>
-        <w:rPr>
-          <w:b/>
-        </w:rPr>
-        <w:t xml:space="preserve">Sprint 5</w:t>
-      </w:r>
-      <w:r>
-        <w:t xml:space="preserve"> </w:t>
-      </w:r>
-      <w:r>
-        <w:t xml:space="preserve">— Schedule tab (the unified calendar view). Pull from</w:t>
-      </w:r>
-      <w:r>
-        <w:t xml:space="preserve"> </w:t>
-      </w:r>
-      <w:r>
-        <w:rPr>
-          <w:rStyle w:val="VerbatimChar"/>
-        </w:rPr>
-        <w:t xml:space="preserve">vendor_meetings</w:t>
-      </w:r>
-      <w:r>
-        <w:t xml:space="preserve">,</w:t>
-      </w:r>
-      <w:r>
-        <w:t xml:space="preserve"> </w:t>
-      </w:r>
-      <w:r>
-        <w:rPr>
-          <w:rStyle w:val="VerbatimChar"/>
-        </w:rPr>
-        <w:t xml:space="preserve">VendorLineItem</w:t>
-      </w:r>
-      <w:r>
-        <w:t xml:space="preserve">, and</w:t>
-      </w:r>
-      <w:r>
-        <w:t xml:space="preserve"> </w:t>
-      </w:r>
-      <w:r>
-        <w:rPr>
-          <w:rStyle w:val="VerbatimChar"/>
-        </w:rPr>
-        <w:t xml:space="preserve">invitation_widgets</w:t>
-      </w:r>
-      <w:r>
-        <w:t xml:space="preserve">. List view + month grid. .ics export reuse from 0007.</w:t>
-      </w:r>
-    </w:p>
-    <w:p>
-      <w:pPr>
         <w:numPr>
           <w:ilvl w:val="0"/>
           <w:numId w:val="1004"/>
         </w:numPr>
+      </w:pPr>
+      <w:r>
+        <w:rPr>
+          <w:b/>
+          <w:bCs/>
+        </w:rPr>
+        <w:t xml:space="preserve">Sprint 6</w:t>
+      </w:r>
+      <w:r>
+        <w:t xml:space="preserve"> </w:t>
+      </w:r>
+      <w:r>
+        <w:t xml:space="preserve">— Add-ons launcher grid. Card config manifest. Empty / unbought / connected states. Route to each service’s detail page.</w:t>
+      </w:r>
+    </w:p>
+    <w:p>
+      <w:pPr>
         <w:pStyle w:val="Compact"/>
-      </w:pPr>
-      <w:r>
-        <w:rPr>
-          <w:b/>
-        </w:rPr>
-        <w:t xml:space="preserve">Sprint 6</w:t>
-      </w:r>
-      <w:r>
-        <w:t xml:space="preserve"> </w:t>
-      </w:r>
-      <w:r>
-        <w:t xml:space="preserve">— Add-ons launcher grid. Card config manifest. Empty / unbought / connected states. Route to each service’s detail page.</w:t>
-      </w:r>
-    </w:p>
-    <w:p>
-      <w:pPr>
         <w:numPr>
           <w:ilvl w:val="0"/>
           <w:numId w:val="1004"/>
         </w:numPr>
+      </w:pPr>
+      <w:r>
+        <w:rPr>
+          <w:b/>
+          <w:bCs/>
+        </w:rPr>
+        <w:t xml:space="preserve">Sprint 7</w:t>
+      </w:r>
+      <w:r>
+        <w:t xml:space="preserve"> </w:t>
+      </w:r>
+      <w:r>
+        <w:t xml:space="preserve">— Profile + Settings page. Avatar dropdown chrome. Sign-out flow.</w:t>
+      </w:r>
+    </w:p>
+    <w:p>
+      <w:pPr>
         <w:pStyle w:val="Compact"/>
-      </w:pPr>
-      <w:r>
-        <w:rPr>
-          <w:b/>
-        </w:rPr>
-        <w:t xml:space="preserve">Sprint 7</w:t>
-      </w:r>
-      <w:r>
-        <w:t xml:space="preserve"> </w:t>
-      </w:r>
-      <w:r>
-        <w:t xml:space="preserve">— Profile + Settings page. Avatar dropdown chrome. Sign-out flow.</w:t>
-      </w:r>
-    </w:p>
-    <w:p>
-      <w:pPr>
         <w:numPr>
           <w:ilvl w:val="0"/>
           <w:numId w:val="1004"/>
         </w:numPr>
-        <w:pStyle w:val="Compact"/>
       </w:pPr>
       <w:r>
         <w:rPr>
           <w:b/>
+          <w:bCs/>
         </w:rPr>
         <w:t xml:space="preserve">Sprint 8</w:t>
       </w:r>
@@ -9310,15 +9197,15 @@
         </w:pict>
       </w:r>
     </w:p>
+    <w:bookmarkEnd w:id="34"/>
+    <w:bookmarkStart w:id="35" w:name="acceptance-criteria"/>
     <w:p>
       <w:pPr>
         <w:pStyle w:val="Heading2"/>
       </w:pPr>
-      <w:bookmarkStart w:id="47" w:name="acceptance-criteria"/>
       <w:r>
         <w:t xml:space="preserve">Acceptance criteria</w:t>
       </w:r>
-      <w:bookmarkEnd w:id="47"/>
     </w:p>
     <w:p>
       <w:pPr>
@@ -9330,960 +9217,683 @@
     </w:p>
     <w:p>
       <w:pPr>
+        <w:pStyle w:val="Compact"/>
         <w:numPr>
           <w:ilvl w:val="0"/>
           <w:numId w:val="1005"/>
         </w:numPr>
+      </w:pPr>
+      <w:r>
+        <w:rPr>
+          <w:rStyle w:val="VerbatimChar"/>
+        </w:rPr>
+        <w:t xml:space="preserve">events.is_primary</w:t>
+      </w:r>
+      <w:r>
+        <w:t xml:space="preserve">,</w:t>
+      </w:r>
+      <w:r>
+        <w:t xml:space="preserve"> </w:t>
+      </w:r>
+      <w:r>
+        <w:rPr>
+          <w:rStyle w:val="VerbatimChar"/>
+        </w:rPr>
+        <w:t xml:space="preserve">events.archived</w:t>
+      </w:r>
+      <w:r>
+        <w:t xml:space="preserve">, and</w:t>
+      </w:r>
+      <w:r>
+        <w:t xml:space="preserve"> </w:t>
+      </w:r>
+      <w:r>
+        <w:rPr>
+          <w:rStyle w:val="VerbatimChar"/>
+        </w:rPr>
+        <w:t xml:space="preserve">events.event_type</w:t>
+      </w:r>
+      <w:r>
+        <w:t xml:space="preserve"> </w:t>
+      </w:r>
+      <w:r>
+        <w:t xml:space="preserve">columns exist with the partial unique index on</w:t>
+      </w:r>
+      <w:r>
+        <w:t xml:space="preserve"> </w:t>
+      </w:r>
+      <w:r>
+        <w:rPr>
+          <w:rStyle w:val="VerbatimChar"/>
+        </w:rPr>
+        <w:t xml:space="preserve">is_primary</w:t>
+      </w:r>
+      <w:r>
+        <w:t xml:space="preserve"> </w:t>
+      </w:r>
+      <w:r>
+        <w:t xml:space="preserve">and the</w:t>
+      </w:r>
+      <w:r>
+        <w:t xml:space="preserve"> </w:t>
+      </w:r>
+      <w:r>
+        <w:rPr>
+          <w:rStyle w:val="VerbatimChar"/>
+        </w:rPr>
+        <w:t xml:space="preserve">public.event_type</w:t>
+      </w:r>
+      <w:r>
+        <w:t xml:space="preserve"> </w:t>
+      </w:r>
+      <w:r>
+        <w:t xml:space="preserve">ENUM covering wedding, birthday, celebration, travel, corporate, tournament, christening.</w:t>
+      </w:r>
+    </w:p>
+    <w:p>
+      <w:pPr>
         <w:pStyle w:val="Compact"/>
-      </w:pPr>
-      <w:r>
-        <w:t xml:space="preserve">☐</w:t>
-      </w:r>
-      <w:r>
-        <w:t xml:space="preserve"> </w:t>
-      </w:r>
-      <w:r>
-        <w:rPr>
-          <w:rStyle w:val="VerbatimChar"/>
-        </w:rPr>
-        <w:t xml:space="preserve">events.is_primary</w:t>
-      </w:r>
-      <w:r>
-        <w:t xml:space="preserve">,</w:t>
-      </w:r>
-      <w:r>
-        <w:t xml:space="preserve"> </w:t>
-      </w:r>
-      <w:r>
-        <w:rPr>
-          <w:rStyle w:val="VerbatimChar"/>
-        </w:rPr>
-        <w:t xml:space="preserve">events.archived</w:t>
-      </w:r>
-      <w:r>
-        <w:t xml:space="preserve">, and</w:t>
-      </w:r>
-      <w:r>
-        <w:t xml:space="preserve"> </w:t>
-      </w:r>
-      <w:r>
-        <w:rPr>
-          <w:rStyle w:val="VerbatimChar"/>
-        </w:rPr>
-        <w:t xml:space="preserve">events.event_type</w:t>
-      </w:r>
-      <w:r>
-        <w:t xml:space="preserve"> </w:t>
-      </w:r>
-      <w:r>
-        <w:t xml:space="preserve">columns exist with the partial unique index on</w:t>
-      </w:r>
-      <w:r>
-        <w:t xml:space="preserve"> </w:t>
-      </w:r>
-      <w:r>
-        <w:rPr>
-          <w:rStyle w:val="VerbatimChar"/>
-        </w:rPr>
-        <w:t xml:space="preserve">is_primary</w:t>
-      </w:r>
-      <w:r>
-        <w:t xml:space="preserve"> </w:t>
-      </w:r>
-      <w:r>
-        <w:t xml:space="preserve">and the</w:t>
-      </w:r>
-      <w:r>
-        <w:t xml:space="preserve"> </w:t>
-      </w:r>
-      <w:r>
-        <w:rPr>
-          <w:rStyle w:val="VerbatimChar"/>
-        </w:rPr>
-        <w:t xml:space="preserve">public.event_type</w:t>
-      </w:r>
-      <w:r>
-        <w:t xml:space="preserve"> </w:t>
-      </w:r>
-      <w:r>
-        <w:t xml:space="preserve">ENUM covering wedding, birthday, celebration, travel, corporate, tournament, christening.</w:t>
-      </w:r>
-    </w:p>
-    <w:p>
-      <w:pPr>
-        <w:numPr>
-          <w:ilvl w:val="0"/>
-          <w:numId w:val="1005"/>
-        </w:numPr>
-        <w:pStyle w:val="Compact"/>
-      </w:pPr>
-      <w:r>
-        <w:t xml:space="preserve">☐ Create-event flow shows all eleven event types as full-bleed hero-photo cards in a swipeable horizontal carousel (no infinite loop; arrows + dots assist on desktop);</w:t>
-      </w:r>
-      <w:r>
-        <w:t xml:space="preserve"> </w:t>
-      </w:r>
-      <w:r>
-        <w:t xml:space="preserve">“</w:t>
-      </w:r>
-      <w:r>
-        <w:t xml:space="preserve">Wedding</w:t>
-      </w:r>
-      <w:r>
-        <w:t xml:space="preserve">”</w:t>
-      </w:r>
-      <w:r>
-        <w:t xml:space="preserve"> </w:t>
-      </w:r>
-      <w:r>
-        <w:t xml:space="preserve">and</w:t>
-      </w:r>
-      <w:r>
-        <w:t xml:space="preserve"> </w:t>
-      </w:r>
-      <w:r>
-        <w:t xml:space="preserve">“</w:t>
-      </w:r>
-      <w:r>
-        <w:t xml:space="preserve">Debut</w:t>
-      </w:r>
-      <w:r>
-        <w:t xml:space="preserve">”</w:t>
-      </w:r>
-      <w:r>
-        <w:t xml:space="preserve"> </w:t>
-      </w:r>
-      <w:r>
-        <w:t xml:space="preserve">are live and tappable (Wedding → onboarding flow, Debut → create-event form) with a gold</w:t>
-      </w:r>
-      <w:r>
-        <w:t xml:space="preserve"> </w:t>
-      </w:r>
-      <w:r>
-        <w:t xml:space="preserve">“</w:t>
-      </w:r>
-      <w:r>
-        <w:t xml:space="preserve">Available</w:t>
-      </w:r>
-      <w:r>
-        <w:t xml:space="preserve">”</w:t>
-      </w:r>
-      <w:r>
-        <w:t xml:space="preserve"> </w:t>
-      </w:r>
-      <w:r>
-        <w:t xml:space="preserve">badge; the other nine render grayscale with a</w:t>
-      </w:r>
-      <w:r>
-        <w:t xml:space="preserve"> </w:t>
-      </w:r>
-      <w:r>
-        <w:t xml:space="preserve">“</w:t>
-      </w:r>
-      <w:r>
-        <w:t xml:space="preserve">Coming soon</w:t>
-      </w:r>
-      <w:r>
-        <w:t xml:space="preserve">”</w:t>
-      </w:r>
-      <w:r>
-        <w:t xml:space="preserve"> </w:t>
-      </w:r>
-      <w:r>
-        <w:t xml:space="preserve">badge and are no-ops; on the full-page picker the Event-name input is hidden until a card is picked.</w:t>
-      </w:r>
-    </w:p>
-    <w:p>
-      <w:pPr>
-        <w:numPr>
-          <w:ilvl w:val="0"/>
-          <w:numId w:val="1005"/>
-        </w:numPr>
-        <w:pStyle w:val="Compact"/>
-      </w:pPr>
-      <w:r>
-        <w:t xml:space="preserve">☐ Newly created events have</w:t>
-      </w:r>
-      <w:r>
-        <w:t xml:space="preserve"> </w:t>
-      </w:r>
-      <w:r>
-        <w:rPr>
-          <w:rStyle w:val="VerbatimChar"/>
-        </w:rPr>
-        <w:t xml:space="preserve">event_type = 'wedding'</w:t>
-      </w:r>
-      <w:r>
-        <w:t xml:space="preserve">; other values can only be inserted via direct SQL (V1 has no UI path to them).</w:t>
-      </w:r>
-    </w:p>
-    <w:p>
-      <w:pPr>
-        <w:numPr>
-          <w:ilvl w:val="0"/>
-          <w:numId w:val="1005"/>
-        </w:numPr>
-        <w:pStyle w:val="Compact"/>
-      </w:pPr>
-      <w:r>
-        <w:t xml:space="preserve">☐</w:t>
-      </w:r>
-      <w:r>
-        <w:t xml:space="preserve"> </w:t>
-      </w:r>
-      <w:r>
-        <w:rPr>
-          <w:rStyle w:val="VerbatimChar"/>
-        </w:rPr>
-        <w:t xml:space="preserve">users</w:t>
-      </w:r>
-      <w:r>
-        <w:t xml:space="preserve">,</w:t>
-      </w:r>
-      <w:r>
-        <w:t xml:space="preserve"> </w:t>
-      </w:r>
-      <w:r>
-        <w:rPr>
-          <w:rStyle w:val="VerbatimChar"/>
-        </w:rPr>
-        <w:t xml:space="preserve">event_join_tokens</w:t>
-      </w:r>
-      <w:r>
-        <w:t xml:space="preserve">,</w:t>
-      </w:r>
-      <w:r>
-        <w:t xml:space="preserve"> </w:t>
-      </w:r>
-      <w:r>
-        <w:rPr>
-          <w:rStyle w:val="VerbatimChar"/>
-        </w:rPr>
-        <w:t xml:space="preserve">event_members</w:t>
-      </w:r>
-      <w:r>
-        <w:t xml:space="preserve"> </w:t>
-      </w:r>
-      <w:r>
-        <w:t xml:space="preserve">tables exist per schema above.</w:t>
-      </w:r>
-    </w:p>
-    <w:p>
-      <w:pPr>
-        <w:numPr>
-          <w:ilvl w:val="0"/>
-          <w:numId w:val="1005"/>
-        </w:numPr>
-        <w:pStyle w:val="Compact"/>
-      </w:pPr>
-      <w:r>
-        <w:t xml:space="preserve">☐ When a couple creates an event, an</w:t>
-      </w:r>
-      <w:r>
-        <w:t xml:space="preserve"> </w:t>
-      </w:r>
-      <w:r>
-        <w:rPr>
-          <w:rStyle w:val="VerbatimChar"/>
-        </w:rPr>
-        <w:t xml:space="preserve">event_join_tokens</w:t>
-      </w:r>
-      <w:r>
-        <w:t xml:space="preserve"> </w:t>
-      </w:r>
-      <w:r>
-        <w:t xml:space="preserve">row is auto-created with a 32-hex token.</w:t>
-      </w:r>
-    </w:p>
-    <w:p>
-      <w:pPr>
-        <w:numPr>
-          <w:ilvl w:val="0"/>
-          <w:numId w:val="1005"/>
-        </w:numPr>
-        <w:pStyle w:val="Compact"/>
-      </w:pPr>
-      <w:r>
-        <w:t xml:space="preserve">☐ On sign-in, the auto-jump query returns the right answer for the three cases (0 events, 1 active event, 2+ active events).</w:t>
-      </w:r>
-    </w:p>
-    <w:p>
-      <w:pPr>
-        <w:numPr>
-          <w:ilvl w:val="0"/>
-          <w:numId w:val="1005"/>
-        </w:numPr>
-        <w:pStyle w:val="Compact"/>
-      </w:pPr>
-      <w:r>
-        <w:t xml:space="preserve">☐ Couples with 1 active event never see the event picker.</w:t>
-      </w:r>
-    </w:p>
-    <w:p>
-      <w:pPr>
-        <w:numPr>
-          <w:ilvl w:val="0"/>
-          <w:numId w:val="1005"/>
-        </w:numPr>
-        <w:pStyle w:val="Compact"/>
-      </w:pPr>
-      <w:r>
-        <w:t xml:space="preserve">☐ Couples with 2+ active events always see the event picker on sign-in.</w:t>
-      </w:r>
-    </w:p>
-    <w:p>
-      <w:pPr>
-        <w:numPr>
-          <w:ilvl w:val="0"/>
-          <w:numId w:val="1005"/>
-        </w:numPr>
-        <w:pStyle w:val="Compact"/>
-      </w:pPr>
-      <w:r>
-        <w:t xml:space="preserve">☐ The event picker sorts the primary event first.</w:t>
-      </w:r>
-    </w:p>
-    <w:p>
-      <w:pPr>
-        <w:numPr>
-          <w:ilvl w:val="0"/>
-          <w:numId w:val="1005"/>
-        </w:numPr>
-        <w:pStyle w:val="Compact"/>
-      </w:pPr>
-      <w:r>
-        <w:t xml:space="preserve">☐ Scanning an event QR opens</w:t>
-      </w:r>
-      <w:r>
-        <w:t xml:space="preserve"> </w:t>
-      </w:r>
-      <w:r>
-        <w:rPr>
-          <w:rStyle w:val="VerbatimChar"/>
-        </w:rPr>
-        <w:t xml:space="preserve">/join/[event-id]?token=[token]</w:t>
-      </w:r>
-      <w:r>
-        <w:t xml:space="preserve"> </w:t>
-      </w:r>
-      <w:r>
-        <w:t xml:space="preserve">and walks through the four-step join flow (auth check → membership check → role picker → link).</w:t>
-      </w:r>
-    </w:p>
-    <w:p>
-      <w:pPr>
-        <w:numPr>
-          <w:ilvl w:val="0"/>
-          <w:numId w:val="1005"/>
-        </w:numPr>
-        <w:pStyle w:val="Compact"/>
-      </w:pPr>
-      <w:r>
-        <w:t xml:space="preserve">☐ After joining, the new</w:t>
-      </w:r>
-      <w:r>
-        <w:t xml:space="preserve"> </w:t>
-      </w:r>
-      <w:r>
-        <w:rPr>
-          <w:rStyle w:val="VerbatimChar"/>
-        </w:rPr>
-        <w:t xml:space="preserve">event_members</w:t>
-      </w:r>
-      <w:r>
-        <w:t xml:space="preserve"> </w:t>
-      </w:r>
-      <w:r>
-        <w:t xml:space="preserve">row exists with the correct</w:t>
-      </w:r>
-      <w:r>
-        <w:t xml:space="preserve"> </w:t>
-      </w:r>
-      <w:r>
-        <w:rPr>
-          <w:rStyle w:val="VerbatimChar"/>
-        </w:rPr>
-        <w:t xml:space="preserve">member_type</w:t>
-      </w:r>
-      <w:r>
-        <w:t xml:space="preserve">,</w:t>
-      </w:r>
-      <w:r>
-        <w:t xml:space="preserve"> </w:t>
-      </w:r>
-      <w:r>
-        <w:rPr>
-          <w:rStyle w:val="VerbatimChar"/>
-        </w:rPr>
-        <w:t xml:space="preserve">role</w:t>
-      </w:r>
-      <w:r>
-        <w:t xml:space="preserve">, and</w:t>
-      </w:r>
-      <w:r>
-        <w:t xml:space="preserve"> </w:t>
-      </w:r>
-      <w:r>
-        <w:rPr>
-          <w:rStyle w:val="VerbatimChar"/>
-        </w:rPr>
-        <w:t xml:space="preserve">joined_via='qr_scan'</w:t>
-      </w:r>
-      <w:r>
-        <w:t xml:space="preserve">.</w:t>
-      </w:r>
-    </w:p>
-    <w:p>
-      <w:pPr>
-        <w:numPr>
-          <w:ilvl w:val="0"/>
-          <w:numId w:val="1005"/>
-        </w:numPr>
-        <w:pStyle w:val="Compact"/>
-      </w:pPr>
-      <w:r>
-        <w:t xml:space="preserve">☐ If the joining user’s email matches an existing</w:t>
-      </w:r>
-      <w:r>
-        <w:t xml:space="preserve"> </w:t>
-      </w:r>
-      <w:r>
-        <w:rPr>
-          <w:rStyle w:val="VerbatimChar"/>
-        </w:rPr>
-        <w:t xml:space="preserve">guests.email</w:t>
-      </w:r>
-      <w:r>
-        <w:t xml:space="preserve"> </w:t>
-      </w:r>
-      <w:r>
-        <w:t xml:space="preserve">for that event, the new</w:t>
-      </w:r>
-      <w:r>
-        <w:t xml:space="preserve"> </w:t>
-      </w:r>
-      <w:r>
-        <w:rPr>
-          <w:rStyle w:val="VerbatimChar"/>
-        </w:rPr>
-        <w:t xml:space="preserve">event_members</w:t>
-      </w:r>
-      <w:r>
-        <w:t xml:space="preserve"> </w:t>
-      </w:r>
-      <w:r>
-        <w:t xml:space="preserve">row’s</w:t>
-      </w:r>
-      <w:r>
-        <w:t xml:space="preserve"> </w:t>
-      </w:r>
-      <w:r>
-        <w:rPr>
-          <w:rStyle w:val="VerbatimChar"/>
-        </w:rPr>
-        <w:t xml:space="preserve">guest_id</w:t>
-      </w:r>
-      <w:r>
-        <w:t xml:space="preserve"> </w:t>
-      </w:r>
-      <w:r>
-        <w:t xml:space="preserve">is set to that guest record.</w:t>
-      </w:r>
-    </w:p>
-    <w:p>
-      <w:pPr>
-        <w:numPr>
-          <w:ilvl w:val="0"/>
-          <w:numId w:val="1005"/>
-        </w:numPr>
-        <w:pStyle w:val="Compact"/>
-      </w:pPr>
-      <w:r>
-        <w:t xml:space="preserve">☐ If no guest match, a new</w:t>
-      </w:r>
-      <w:r>
-        <w:t xml:space="preserve"> </w:t>
-      </w:r>
-      <w:r>
-        <w:rPr>
-          <w:rStyle w:val="VerbatimChar"/>
-        </w:rPr>
-        <w:t xml:space="preserve">guests</w:t>
-      </w:r>
-      <w:r>
-        <w:t xml:space="preserve"> </w:t>
-      </w:r>
-      <w:r>
-        <w:t xml:space="preserve">row is auto-created and linked.</w:t>
-      </w:r>
-    </w:p>
-    <w:p>
-      <w:pPr>
-        <w:numPr>
-          <w:ilvl w:val="0"/>
-          <w:numId w:val="1005"/>
-        </w:numPr>
-        <w:pStyle w:val="Compact"/>
-      </w:pPr>
-      <w:r>
-        <w:t xml:space="preserve">☐ Vendor join via QR creates an</w:t>
-      </w:r>
-      <w:r>
-        <w:t xml:space="preserve"> </w:t>
-      </w:r>
-      <w:r>
-        <w:rPr>
-          <w:rStyle w:val="VerbatimChar"/>
-        </w:rPr>
-        <w:t xml:space="preserve">event_members</w:t>
-      </w:r>
-      <w:r>
-        <w:t xml:space="preserve"> </w:t>
-      </w:r>
-      <w:r>
-        <w:t xml:space="preserve">row with</w:t>
-      </w:r>
-      <w:r>
-        <w:t xml:space="preserve"> </w:t>
-      </w:r>
-      <w:r>
-        <w:rPr>
-          <w:rStyle w:val="VerbatimChar"/>
-        </w:rPr>
-        <w:t xml:space="preserve">member_type='vendor'</w:t>
-      </w:r>
-      <w:r>
-        <w:t xml:space="preserve"> </w:t>
-      </w:r>
-      <w:r>
-        <w:t xml:space="preserve">but the vendor-facing dashboard is intentionally minimal in V1 (placeholder for Din).</w:t>
-      </w:r>
-    </w:p>
-    <w:p>
-      <w:pPr>
-        <w:numPr>
-          <w:ilvl w:val="0"/>
-          <w:numId w:val="1005"/>
-        </w:numPr>
-        <w:pStyle w:val="Compact"/>
-      </w:pPr>
-      <w:r>
-        <w:t xml:space="preserve">☐ Tapping an event card in the picker routes to</w:t>
-      </w:r>
-      <w:r>
-        <w:t xml:space="preserve"> </w:t>
-      </w:r>
-      <w:r>
-        <w:rPr>
-          <w:rStyle w:val="VerbatimChar"/>
-        </w:rPr>
-        <w:t xml:space="preserve">/dashboard/[event-id]</w:t>
-      </w:r>
-      <w:r>
-        <w:t xml:space="preserve"> </w:t>
-      </w:r>
-      <w:r>
-        <w:t xml:space="preserve">and lands on the Guest List tab.</w:t>
-      </w:r>
-    </w:p>
-    <w:p>
-      <w:pPr>
-        <w:numPr>
-          <w:ilvl w:val="0"/>
-          <w:numId w:val="1005"/>
-        </w:numPr>
-        <w:pStyle w:val="Compact"/>
-      </w:pPr>
-      <w:r>
-        <w:t xml:space="preserve">☐ Inside an event, the four bottom-nav tabs are visible on mobile and as a sidebar on desktop.</w:t>
-      </w:r>
-    </w:p>
-    <w:p>
-      <w:pPr>
-        <w:numPr>
-          <w:ilvl w:val="0"/>
-          <w:numId w:val="1005"/>
-        </w:numPr>
-        <w:pStyle w:val="Compact"/>
-      </w:pPr>
-      <w:r>
-        <w:t xml:space="preserve">☐ Active-tab highlight matches the current URL prefix.</w:t>
-      </w:r>
-    </w:p>
-    <w:p>
-      <w:pPr>
-        <w:numPr>
-          <w:ilvl w:val="0"/>
-          <w:numId w:val="1005"/>
-        </w:numPr>
-        <w:pStyle w:val="Compact"/>
-      </w:pPr>
-      <w:r>
-        <w:t xml:space="preserve">☐ Top bar shows the event pill (with quick switcher), the wallet pill (with current balance from 0003), and the avatar (with Profile dropdown).</w:t>
-      </w:r>
-    </w:p>
-    <w:p>
-      <w:pPr>
-        <w:numPr>
-          <w:ilvl w:val="0"/>
-          <w:numId w:val="1005"/>
-        </w:numPr>
-        <w:pStyle w:val="Compact"/>
-      </w:pPr>
-      <w:r>
-        <w:t xml:space="preserve">☐ Schedule tab pulls from all three sources (0004, 0006, 0007) and renders one unified calendar.</w:t>
-      </w:r>
-    </w:p>
-    <w:p>
-      <w:pPr>
-        <w:numPr>
-          <w:ilvl w:val="0"/>
-          <w:numId w:val="1005"/>
-        </w:numPr>
-        <w:pStyle w:val="Compact"/>
-      </w:pPr>
-      <w:r>
-        <w:t xml:space="preserve">☐ Add-ons launcher shows one card per registered service with the correct state and primary action.</w:t>
-      </w:r>
-    </w:p>
-    <w:p>
-      <w:pPr>
-        <w:numPr>
-          <w:ilvl w:val="0"/>
-          <w:numId w:val="1005"/>
-        </w:numPr>
-        <w:pStyle w:val="Compact"/>
-      </w:pPr>
-      <w:r>
-        <w:t xml:space="preserve">☐ Tapping a service card routes to that service’s detail page under</w:t>
-      </w:r>
-      <w:r>
-        <w:t xml:space="preserve"> </w:t>
-      </w:r>
-      <w:r>
-        <w:rPr>
-          <w:rStyle w:val="VerbatimChar"/>
-        </w:rPr>
-        <w:t xml:space="preserve">/dashboard/[event-id]/services/[service]</w:t>
-      </w:r>
-      <w:r>
-        <w:t xml:space="preserve">.</w:t>
-      </w:r>
-    </w:p>
-    <w:p>
-      <w:pPr>
-        <w:numPr>
-          <w:ilvl w:val="0"/>
-          <w:numId w:val="1005"/>
-        </w:numPr>
-        <w:pStyle w:val="Compact"/>
-      </w:pPr>
-      <w:r>
-        <w:t xml:space="preserve">☐ Profile + Settings page is reachable from the avatar dropdown and includes the</w:t>
-      </w:r>
-      <w:r>
-        <w:t xml:space="preserve"> </w:t>
-      </w:r>
-      <w:r>
-        <w:t xml:space="preserve">“</w:t>
-      </w:r>
-      <w:r>
-        <w:t xml:space="preserve">make this event primary</w:t>
-      </w:r>
-      <w:r>
-        <w:t xml:space="preserve">”</w:t>
-      </w:r>
-      <w:r>
-        <w:t xml:space="preserve"> </w:t>
-      </w:r>
-      <w:r>
-        <w:t xml:space="preserve">toggle.</w:t>
-      </w:r>
-    </w:p>
-    <w:p>
-      <w:pPr>
-        <w:numPr>
-          <w:ilvl w:val="0"/>
-          <w:numId w:val="1005"/>
-        </w:numPr>
-        <w:pStyle w:val="Compact"/>
-      </w:pPr>
-      <w:r>
-        <w:t xml:space="preserve">☐ All event-scoped dashboard routes 404 if the signed-in user is not a</w:t>
-      </w:r>
-      <w:r>
-        <w:t xml:space="preserve"> </w:t>
-      </w:r>
-      <w:r>
-        <w:rPr>
-          <w:rStyle w:val="VerbatimChar"/>
-        </w:rPr>
-        <w:t xml:space="preserve">couple</w:t>
-      </w:r>
-      <w:r>
-        <w:t xml:space="preserve"> </w:t>
-      </w:r>
-      <w:r>
-        <w:t xml:space="preserve">member of that event.</w:t>
-      </w:r>
-    </w:p>
-    <w:p>
-      <w:pPr>
-        <w:numPr>
-          <w:ilvl w:val="0"/>
-          <w:numId w:val="1005"/>
-        </w:numPr>
-        <w:pStyle w:val="Compact"/>
-      </w:pPr>
-      <w:r>
-        <w:t xml:space="preserve">☐ Couples can rotate (regenerate) the event QR token from event settings.</w:t>
-      </w:r>
-    </w:p>
-    <w:p>
-      <w:pPr>
-        <w:numPr>
-          <w:ilvl w:val="0"/>
-          <w:numId w:val="1005"/>
-        </w:numPr>
-        <w:pStyle w:val="Compact"/>
-      </w:pPr>
-      <w:r>
-        <w:t xml:space="preserve">☐ Mobile tap targets are ≥ 44pt; bottom nav stays in the thumb zone.</w:t>
-      </w:r>
-    </w:p>
-    <w:p>
-      <w:r>
-        <w:pict>
-          <v:rect style="width:0;height:1.5pt" o:hralign="center" o:hrstd="t" o:hr="t"/>
-        </w:pict>
-      </w:r>
-    </w:p>
-    <w:p>
-      <w:pPr>
-        <w:pStyle w:val="Heading2"/>
-      </w:pPr>
-      <w:bookmarkStart w:id="48" w:name="open-questions"/>
-      <w:r>
-        <w:t xml:space="preserve">Open questions</w:t>
-      </w:r>
-      <w:bookmarkEnd w:id="48"/>
-    </w:p>
-    <w:p>
-      <w:pPr>
         <w:numPr>
           <w:ilvl w:val="0"/>
           <w:numId w:val="1006"/>
         </w:numPr>
+      </w:pPr>
+      <w:r>
+        <w:t xml:space="preserve">Create-event flow shows all eleven event types as full-bleed hero-photo cards in a swipeable horizontal carousel (no infinite loop; arrows + dots assist on desktop);</w:t>
+      </w:r>
+      <w:r>
+        <w:t xml:space="preserve"> </w:t>
+      </w:r>
+      <w:r>
+        <w:t xml:space="preserve">“Wedding”</w:t>
+      </w:r>
+      <w:r>
+        <w:t xml:space="preserve"> </w:t>
+      </w:r>
+      <w:r>
+        <w:t xml:space="preserve">and</w:t>
+      </w:r>
+      <w:r>
+        <w:t xml:space="preserve"> </w:t>
+      </w:r>
+      <w:r>
+        <w:t xml:space="preserve">“Debut”</w:t>
+      </w:r>
+      <w:r>
+        <w:t xml:space="preserve"> </w:t>
+      </w:r>
+      <w:r>
+        <w:t xml:space="preserve">are live and tappable (Wedding → onboarding flow, Debut → create-event form) with a gold</w:t>
+      </w:r>
+      <w:r>
+        <w:t xml:space="preserve"> </w:t>
+      </w:r>
+      <w:r>
+        <w:t xml:space="preserve">“Available”</w:t>
+      </w:r>
+      <w:r>
+        <w:t xml:space="preserve"> </w:t>
+      </w:r>
+      <w:r>
+        <w:t xml:space="preserve">badge; the other nine render grayscale with a</w:t>
+      </w:r>
+      <w:r>
+        <w:t xml:space="preserve"> </w:t>
+      </w:r>
+      <w:r>
+        <w:t xml:space="preserve">“Coming soon”</w:t>
+      </w:r>
+      <w:r>
+        <w:t xml:space="preserve"> </w:t>
+      </w:r>
+      <w:r>
+        <w:t xml:space="preserve">badge and are no-ops; on the full-page picker the Event-name input is hidden until a card is picked.</w:t>
+      </w:r>
+    </w:p>
+    <w:p>
+      <w:pPr>
         <w:pStyle w:val="Compact"/>
-      </w:pPr>
-      <w:r>
-        <w:t xml:space="preserve">Do we need an</w:t>
-      </w:r>
-      <w:r>
-        <w:t xml:space="preserve"> </w:t>
-      </w:r>
-      <w:r>
-        <w:t xml:space="preserve">“</w:t>
-      </w:r>
-      <w:r>
-        <w:t xml:space="preserve">Invite a collaborator</w:t>
-      </w:r>
-      <w:r>
-        <w:t xml:space="preserve">”</w:t>
-      </w:r>
-      <w:r>
-        <w:t xml:space="preserve"> </w:t>
-      </w:r>
-      <w:r>
-        <w:t xml:space="preserve">feature in V1 so a couple can give planning access to a wedding planner or family member? Defer to V1.1.</w:t>
-      </w:r>
-    </w:p>
-    <w:p>
-      <w:pPr>
-        <w:numPr>
-          <w:ilvl w:val="0"/>
-          <w:numId w:val="1006"/>
-        </w:numPr>
-        <w:pStyle w:val="Compact"/>
-      </w:pPr>
-      <w:r>
-        <w:t xml:space="preserve">Does the event picker need a search bar? V1 says no — most couples have ≤ 2 events. Add if real-world usage shows otherwise.</w:t>
-      </w:r>
-    </w:p>
-    <w:p>
-      <w:pPr>
-        <w:numPr>
-          <w:ilvl w:val="0"/>
-          <w:numId w:val="1006"/>
-        </w:numPr>
-        <w:pStyle w:val="Compact"/>
-      </w:pPr>
-      <w:r>
-        <w:t xml:space="preserve">For the Schedule tab, should past items auto-collapse or stay visible? Default V1 = past items collapsed under a</w:t>
-      </w:r>
-      <w:r>
-        <w:t xml:space="preserve"> </w:t>
-      </w:r>
-      <w:r>
-        <w:t xml:space="preserve">“</w:t>
-      </w:r>
-      <w:r>
-        <w:t xml:space="preserve">Show past</w:t>
-      </w:r>
-      <w:r>
-        <w:t xml:space="preserve">”</w:t>
-      </w:r>
-      <w:r>
-        <w:t xml:space="preserve"> </w:t>
-      </w:r>
-      <w:r>
-        <w:t xml:space="preserve">link.</w:t>
-      </w:r>
-    </w:p>
-    <w:p>
-      <w:r>
-        <w:pict>
-          <v:rect style="width:0;height:1.5pt" o:hralign="center" o:hrstd="t" o:hr="t"/>
-        </w:pict>
-      </w:r>
-    </w:p>
-    <w:p>
-      <w:pPr>
-        <w:pStyle w:val="Heading2"/>
-      </w:pPr>
-      <w:bookmarkStart w:id="49" w:name="companion-specs-and-cross-references"/>
-      <w:r>
-        <w:t xml:space="preserve">Companion specs and cross-references</w:t>
-      </w:r>
-      <w:bookmarkEnd w:id="49"/>
-    </w:p>
-    <w:p>
-      <w:pPr>
         <w:numPr>
           <w:ilvl w:val="0"/>
           <w:numId w:val="1007"/>
         </w:numPr>
+      </w:pPr>
+      <w:r>
+        <w:t xml:space="preserve">Newly created events have</w:t>
+      </w:r>
+      <w:r>
+        <w:t xml:space="preserve"> </w:t>
+      </w:r>
+      <w:r>
+        <w:rPr>
+          <w:rStyle w:val="VerbatimChar"/>
+        </w:rPr>
+        <w:t xml:space="preserve">event_type = 'wedding'</w:t>
+      </w:r>
+      <w:r>
+        <w:t xml:space="preserve">; other values can only be inserted via direct SQL (V1 has no UI path to them).</w:t>
+      </w:r>
+    </w:p>
+    <w:p>
+      <w:pPr>
         <w:pStyle w:val="Compact"/>
-      </w:pPr>
-      <w:r>
-        <w:rPr>
-          <w:rStyle w:val="VerbatimChar"/>
-        </w:rPr>
-        <w:t xml:space="preserve">0001_creating_guest_list/</w:t>
-      </w:r>
-      <w:r>
-        <w:t xml:space="preserve"> </w:t>
-      </w:r>
-      <w:r>
-        <w:t xml:space="preserve">— extends the</w:t>
-      </w:r>
-      <w:r>
-        <w:t xml:space="preserve"> </w:t>
-      </w:r>
-      <w:r>
-        <w:rPr>
-          <w:rStyle w:val="VerbatimChar"/>
-        </w:rPr>
-        <w:t xml:space="preserve">events</w:t>
-      </w:r>
-      <w:r>
-        <w:t xml:space="preserve"> </w:t>
-      </w:r>
-      <w:r>
-        <w:t xml:space="preserve">table this iteration adds columns to.</w:t>
-      </w:r>
-    </w:p>
-    <w:p>
-      <w:pPr>
         <w:numPr>
           <w:ilvl w:val="0"/>
-          <w:numId w:val="1007"/>
+          <w:numId w:val="1008"/>
         </w:numPr>
+      </w:pPr>
+      <w:r>
+        <w:rPr>
+          <w:rStyle w:val="VerbatimChar"/>
+        </w:rPr>
+        <w:t xml:space="preserve">users</w:t>
+      </w:r>
+      <w:r>
+        <w:t xml:space="preserve">,</w:t>
+      </w:r>
+      <w:r>
+        <w:t xml:space="preserve"> </w:t>
+      </w:r>
+      <w:r>
+        <w:rPr>
+          <w:rStyle w:val="VerbatimChar"/>
+        </w:rPr>
+        <w:t xml:space="preserve">event_join_tokens</w:t>
+      </w:r>
+      <w:r>
+        <w:t xml:space="preserve">,</w:t>
+      </w:r>
+      <w:r>
+        <w:t xml:space="preserve"> </w:t>
+      </w:r>
+      <w:r>
+        <w:rPr>
+          <w:rStyle w:val="VerbatimChar"/>
+        </w:rPr>
+        <w:t xml:space="preserve">event_members</w:t>
+      </w:r>
+      <w:r>
+        <w:t xml:space="preserve"> </w:t>
+      </w:r>
+      <w:r>
+        <w:t xml:space="preserve">tables exist per schema above.</w:t>
+      </w:r>
+    </w:p>
+    <w:p>
+      <w:pPr>
         <w:pStyle w:val="Compact"/>
-      </w:pPr>
-      <w:r>
-        <w:rPr>
-          <w:rStyle w:val="VerbatimChar"/>
-        </w:rPr>
-        <w:t xml:space="preserve">0002_qr_invitation_system/</w:t>
-      </w:r>
-      <w:r>
-        <w:t xml:space="preserve"> </w:t>
-      </w:r>
-      <w:r>
-        <w:t xml:space="preserve">through</w:t>
-      </w:r>
-      <w:r>
-        <w:t xml:space="preserve"> </w:t>
-      </w:r>
-      <w:r>
-        <w:rPr>
-          <w:rStyle w:val="VerbatimChar"/>
-        </w:rPr>
-        <w:t xml:space="preserve">0012_papic/</w:t>
-      </w:r>
-      <w:r>
-        <w:t xml:space="preserve"> </w:t>
-      </w:r>
-      <w:r>
-        <w:t xml:space="preserve">— every iteration plugs into this shell. See each iteration’s</w:t>
-      </w:r>
-      <w:r>
-        <w:t xml:space="preserve"> </w:t>
-      </w:r>
-      <w:r>
-        <w:rPr>
-          <w:rStyle w:val="VerbatimChar"/>
-        </w:rPr>
-        <w:t xml:space="preserve">.md</w:t>
-      </w:r>
-      <w:r>
-        <w:t xml:space="preserve"> </w:t>
-      </w:r>
-      <w:r>
-        <w:t xml:space="preserve">for which tab it lives under.</w:t>
-      </w:r>
-    </w:p>
-    <w:p>
-      <w:pPr>
         <w:numPr>
           <w:ilvl w:val="0"/>
-          <w:numId w:val="1007"/>
+          <w:numId w:val="1009"/>
         </w:numPr>
+      </w:pPr>
+      <w:r>
+        <w:t xml:space="preserve">When a couple creates an event, an</w:t>
+      </w:r>
+      <w:r>
+        <w:t xml:space="preserve"> </w:t>
+      </w:r>
+      <w:r>
+        <w:rPr>
+          <w:rStyle w:val="VerbatimChar"/>
+        </w:rPr>
+        <w:t xml:space="preserve">event_join_tokens</w:t>
+      </w:r>
+      <w:r>
+        <w:t xml:space="preserve"> </w:t>
+      </w:r>
+      <w:r>
+        <w:t xml:space="preserve">row is auto-created with a 32-hex token.</w:t>
+      </w:r>
+    </w:p>
+    <w:p>
+      <w:pPr>
         <w:pStyle w:val="Compact"/>
-      </w:pPr>
-      <w:r>
-        <w:rPr>
-          <w:rStyle w:val="VerbatimChar"/>
-        </w:rPr>
-        <w:t xml:space="preserve">00_Iteration_Connection_Map.md</w:t>
-      </w:r>
-      <w:r>
-        <w:t xml:space="preserve"> </w:t>
-      </w:r>
-      <w:r>
-        <w:t xml:space="preserve">— top-level map of which iteration provides which contract.</w:t>
-      </w:r>
-    </w:p>
-    <w:p>
-      <w:pPr>
         <w:numPr>
           <w:ilvl w:val="0"/>
-          <w:numId w:val="1007"/>
+          <w:numId w:val="1010"/>
         </w:numPr>
+      </w:pPr>
+      <w:r>
+        <w:t xml:space="preserve">On sign-in, the auto-jump query returns the right answer for the three cases (0 events, 1 active event, 2+ active events).</w:t>
+      </w:r>
+    </w:p>
+    <w:p>
+      <w:pPr>
         <w:pStyle w:val="Compact"/>
-      </w:pPr>
-      <w:r>
-        <w:rPr>
-          <w:rStyle w:val="VerbatimChar"/>
-        </w:rPr>
-        <w:t xml:space="preserve">CLAUDE.md</w:t>
-      </w:r>
-      <w:r>
-        <w:t xml:space="preserve"> </w:t>
-      </w:r>
-      <w:r>
-        <w:t xml:space="preserve">— decision log including the 2026-05-09 app shell architecture decision.</w:t>
+        <w:numPr>
+          <w:ilvl w:val="0"/>
+          <w:numId w:val="1011"/>
+        </w:numPr>
+      </w:pPr>
+      <w:r>
+        <w:t xml:space="preserve">Couples with 1 active event never see the event picker.</w:t>
+      </w:r>
+    </w:p>
+    <w:p>
+      <w:pPr>
+        <w:pStyle w:val="Compact"/>
+        <w:numPr>
+          <w:ilvl w:val="0"/>
+          <w:numId w:val="1012"/>
+        </w:numPr>
+      </w:pPr>
+      <w:r>
+        <w:t xml:space="preserve">Couples with 2+ active events always see the event picker on sign-in.</w:t>
+      </w:r>
+    </w:p>
+    <w:p>
+      <w:pPr>
+        <w:pStyle w:val="Compact"/>
+        <w:numPr>
+          <w:ilvl w:val="0"/>
+          <w:numId w:val="1013"/>
+        </w:numPr>
+      </w:pPr>
+      <w:r>
+        <w:t xml:space="preserve">The event picker sorts the primary event first.</w:t>
+      </w:r>
+    </w:p>
+    <w:p>
+      <w:pPr>
+        <w:pStyle w:val="Compact"/>
+        <w:numPr>
+          <w:ilvl w:val="0"/>
+          <w:numId w:val="1014"/>
+        </w:numPr>
+      </w:pPr>
+      <w:r>
+        <w:t xml:space="preserve">Scanning an event QR opens</w:t>
+      </w:r>
+      <w:r>
+        <w:t xml:space="preserve"> </w:t>
+      </w:r>
+      <w:r>
+        <w:rPr>
+          <w:rStyle w:val="VerbatimChar"/>
+        </w:rPr>
+        <w:t xml:space="preserve">/join/[event-id]?token=[token]</w:t>
+      </w:r>
+      <w:r>
+        <w:t xml:space="preserve"> </w:t>
+      </w:r>
+      <w:r>
+        <w:t xml:space="preserve">and walks through the four-step join flow (auth check → membership check → role picker → link).</w:t>
+      </w:r>
+    </w:p>
+    <w:p>
+      <w:pPr>
+        <w:pStyle w:val="Compact"/>
+        <w:numPr>
+          <w:ilvl w:val="0"/>
+          <w:numId w:val="1015"/>
+        </w:numPr>
+      </w:pPr>
+      <w:r>
+        <w:t xml:space="preserve">After joining, the new</w:t>
+      </w:r>
+      <w:r>
+        <w:t xml:space="preserve"> </w:t>
+      </w:r>
+      <w:r>
+        <w:rPr>
+          <w:rStyle w:val="VerbatimChar"/>
+        </w:rPr>
+        <w:t xml:space="preserve">event_members</w:t>
+      </w:r>
+      <w:r>
+        <w:t xml:space="preserve"> </w:t>
+      </w:r>
+      <w:r>
+        <w:t xml:space="preserve">row exists with the correct</w:t>
+      </w:r>
+      <w:r>
+        <w:t xml:space="preserve"> </w:t>
+      </w:r>
+      <w:r>
+        <w:rPr>
+          <w:rStyle w:val="VerbatimChar"/>
+        </w:rPr>
+        <w:t xml:space="preserve">member_type</w:t>
+      </w:r>
+      <w:r>
+        <w:t xml:space="preserve">,</w:t>
+      </w:r>
+      <w:r>
+        <w:t xml:space="preserve"> </w:t>
+      </w:r>
+      <w:r>
+        <w:rPr>
+          <w:rStyle w:val="VerbatimChar"/>
+        </w:rPr>
+        <w:t xml:space="preserve">role</w:t>
+      </w:r>
+      <w:r>
+        <w:t xml:space="preserve">, and</w:t>
+      </w:r>
+      <w:r>
+        <w:t xml:space="preserve"> </w:t>
+      </w:r>
+      <w:r>
+        <w:rPr>
+          <w:rStyle w:val="VerbatimChar"/>
+        </w:rPr>
+        <w:t xml:space="preserve">joined_via='qr_scan'</w:t>
+      </w:r>
+      <w:r>
+        <w:t xml:space="preserve">.</w:t>
+      </w:r>
+    </w:p>
+    <w:p>
+      <w:pPr>
+        <w:pStyle w:val="Compact"/>
+        <w:numPr>
+          <w:ilvl w:val="0"/>
+          <w:numId w:val="1016"/>
+        </w:numPr>
+      </w:pPr>
+      <w:r>
+        <w:t xml:space="preserve">If the joining user’s email matches an existing</w:t>
+      </w:r>
+      <w:r>
+        <w:t xml:space="preserve"> </w:t>
+      </w:r>
+      <w:r>
+        <w:rPr>
+          <w:rStyle w:val="VerbatimChar"/>
+        </w:rPr>
+        <w:t xml:space="preserve">guests.email</w:t>
+      </w:r>
+      <w:r>
+        <w:t xml:space="preserve"> </w:t>
+      </w:r>
+      <w:r>
+        <w:t xml:space="preserve">for that event, the new</w:t>
+      </w:r>
+      <w:r>
+        <w:t xml:space="preserve"> </w:t>
+      </w:r>
+      <w:r>
+        <w:rPr>
+          <w:rStyle w:val="VerbatimChar"/>
+        </w:rPr>
+        <w:t xml:space="preserve">event_members</w:t>
+      </w:r>
+      <w:r>
+        <w:t xml:space="preserve"> </w:t>
+      </w:r>
+      <w:r>
+        <w:t xml:space="preserve">row’s</w:t>
+      </w:r>
+      <w:r>
+        <w:t xml:space="preserve"> </w:t>
+      </w:r>
+      <w:r>
+        <w:rPr>
+          <w:rStyle w:val="VerbatimChar"/>
+        </w:rPr>
+        <w:t xml:space="preserve">guest_id</w:t>
+      </w:r>
+      <w:r>
+        <w:t xml:space="preserve"> </w:t>
+      </w:r>
+      <w:r>
+        <w:t xml:space="preserve">is set to that guest record.</w:t>
+      </w:r>
+    </w:p>
+    <w:p>
+      <w:pPr>
+        <w:pStyle w:val="Compact"/>
+        <w:numPr>
+          <w:ilvl w:val="0"/>
+          <w:numId w:val="1017"/>
+        </w:numPr>
+      </w:pPr>
+      <w:r>
+        <w:t xml:space="preserve">If no guest match, a new</w:t>
+      </w:r>
+      <w:r>
+        <w:t xml:space="preserve"> </w:t>
+      </w:r>
+      <w:r>
+        <w:rPr>
+          <w:rStyle w:val="VerbatimChar"/>
+        </w:rPr>
+        <w:t xml:space="preserve">guests</w:t>
+      </w:r>
+      <w:r>
+        <w:t xml:space="preserve"> </w:t>
+      </w:r>
+      <w:r>
+        <w:t xml:space="preserve">row is auto-created and linked.</w:t>
+      </w:r>
+    </w:p>
+    <w:p>
+      <w:pPr>
+        <w:pStyle w:val="Compact"/>
+        <w:numPr>
+          <w:ilvl w:val="0"/>
+          <w:numId w:val="1018"/>
+        </w:numPr>
+      </w:pPr>
+      <w:r>
+        <w:t xml:space="preserve">Vendor join via QR creates an</w:t>
+      </w:r>
+      <w:r>
+        <w:t xml:space="preserve"> </w:t>
+      </w:r>
+      <w:r>
+        <w:rPr>
+          <w:rStyle w:val="VerbatimChar"/>
+        </w:rPr>
+        <w:t xml:space="preserve">event_members</w:t>
+      </w:r>
+      <w:r>
+        <w:t xml:space="preserve"> </w:t>
+      </w:r>
+      <w:r>
+        <w:t xml:space="preserve">row with</w:t>
+      </w:r>
+      <w:r>
+        <w:t xml:space="preserve"> </w:t>
+      </w:r>
+      <w:r>
+        <w:rPr>
+          <w:rStyle w:val="VerbatimChar"/>
+        </w:rPr>
+        <w:t xml:space="preserve">member_type='vendor'</w:t>
+      </w:r>
+      <w:r>
+        <w:t xml:space="preserve"> </w:t>
+      </w:r>
+      <w:r>
+        <w:t xml:space="preserve">but the vendor-facing dashboard is intentionally minimal in V1 (placeholder for Din).</w:t>
+      </w:r>
+    </w:p>
+    <w:p>
+      <w:pPr>
+        <w:pStyle w:val="Compact"/>
+        <w:numPr>
+          <w:ilvl w:val="0"/>
+          <w:numId w:val="1019"/>
+        </w:numPr>
+      </w:pPr>
+      <w:r>
+        <w:t xml:space="preserve">Tapping an event card in the picker routes to</w:t>
+      </w:r>
+      <w:r>
+        <w:t xml:space="preserve"> </w:t>
+      </w:r>
+      <w:r>
+        <w:rPr>
+          <w:rStyle w:val="VerbatimChar"/>
+        </w:rPr>
+        <w:t xml:space="preserve">/dashboard/[event-id]</w:t>
+      </w:r>
+      <w:r>
+        <w:t xml:space="preserve"> </w:t>
+      </w:r>
+      <w:r>
+        <w:t xml:space="preserve">and lands on the Guest List tab.</w:t>
+      </w:r>
+    </w:p>
+    <w:p>
+      <w:pPr>
+        <w:pStyle w:val="Compact"/>
+        <w:numPr>
+          <w:ilvl w:val="0"/>
+          <w:numId w:val="1020"/>
+        </w:numPr>
+      </w:pPr>
+      <w:r>
+        <w:t xml:space="preserve">Inside an event, the four bottom-nav tabs are visible on mobile and as a sidebar on desktop.</w:t>
+      </w:r>
+    </w:p>
+    <w:p>
+      <w:pPr>
+        <w:pStyle w:val="Compact"/>
+        <w:numPr>
+          <w:ilvl w:val="0"/>
+          <w:numId w:val="1021"/>
+        </w:numPr>
+      </w:pPr>
+      <w:r>
+        <w:t xml:space="preserve">Active-tab highlight matches the current URL prefix.</w:t>
+      </w:r>
+    </w:p>
+    <w:p>
+      <w:pPr>
+        <w:pStyle w:val="Compact"/>
+        <w:numPr>
+          <w:ilvl w:val="0"/>
+          <w:numId w:val="1022"/>
+        </w:numPr>
+      </w:pPr>
+      <w:r>
+        <w:t xml:space="preserve">Top bar shows the event pill (with quick switcher), the wallet pill (with current balance from 0003), and the avatar (with Profile dropdown).</w:t>
+      </w:r>
+    </w:p>
+    <w:p>
+      <w:pPr>
+        <w:pStyle w:val="Compact"/>
+        <w:numPr>
+          <w:ilvl w:val="0"/>
+          <w:numId w:val="1023"/>
+        </w:numPr>
+      </w:pPr>
+      <w:r>
+        <w:t xml:space="preserve">Schedule tab pulls from all three sources (0004, 0006, 0007) and renders one unified calendar.</w:t>
+      </w:r>
+    </w:p>
+    <w:p>
+      <w:pPr>
+        <w:pStyle w:val="Compact"/>
+        <w:numPr>
+          <w:ilvl w:val="0"/>
+          <w:numId w:val="1024"/>
+        </w:numPr>
+      </w:pPr>
+      <w:r>
+        <w:t xml:space="preserve">Add-ons launcher shows one card per registered service with the correct state and primary action.</w:t>
+      </w:r>
+    </w:p>
+    <w:p>
+      <w:pPr>
+        <w:pStyle w:val="Compact"/>
+        <w:numPr>
+          <w:ilvl w:val="0"/>
+          <w:numId w:val="1025"/>
+        </w:numPr>
+      </w:pPr>
+      <w:r>
+        <w:t xml:space="preserve">Tapping a service card routes to that service’s detail page under</w:t>
+      </w:r>
+      <w:r>
+        <w:t xml:space="preserve"> </w:t>
+      </w:r>
+      <w:r>
+        <w:rPr>
+          <w:rStyle w:val="VerbatimChar"/>
+        </w:rPr>
+        <w:t xml:space="preserve">/dashboard/[event-id]/services/[service]</w:t>
+      </w:r>
+      <w:r>
+        <w:t xml:space="preserve">.</w:t>
+      </w:r>
+    </w:p>
+    <w:p>
+      <w:pPr>
+        <w:pStyle w:val="Compact"/>
+        <w:numPr>
+          <w:ilvl w:val="0"/>
+          <w:numId w:val="1026"/>
+        </w:numPr>
+      </w:pPr>
+      <w:r>
+        <w:t xml:space="preserve">Profile + Settings page is reachable from the avatar dropdown and includes the</w:t>
+      </w:r>
+      <w:r>
+        <w:t xml:space="preserve"> </w:t>
+      </w:r>
+      <w:r>
+        <w:t xml:space="preserve">“make this event primary”</w:t>
+      </w:r>
+      <w:r>
+        <w:t xml:space="preserve"> </w:t>
+      </w:r>
+      <w:r>
+        <w:t xml:space="preserve">toggle.</w:t>
+      </w:r>
+    </w:p>
+    <w:p>
+      <w:pPr>
+        <w:pStyle w:val="Compact"/>
+        <w:numPr>
+          <w:ilvl w:val="0"/>
+          <w:numId w:val="1027"/>
+        </w:numPr>
+      </w:pPr>
+      <w:r>
+        <w:t xml:space="preserve">All event-scoped dashboard routes 404 if the signed-in user is not a</w:t>
+      </w:r>
+      <w:r>
+        <w:t xml:space="preserve"> </w:t>
+      </w:r>
+      <w:r>
+        <w:rPr>
+          <w:rStyle w:val="VerbatimChar"/>
+        </w:rPr>
+        <w:t xml:space="preserve">couple</w:t>
+      </w:r>
+      <w:r>
+        <w:t xml:space="preserve"> </w:t>
+      </w:r>
+      <w:r>
+        <w:t xml:space="preserve">member of that event.</w:t>
+      </w:r>
+    </w:p>
+    <w:p>
+      <w:pPr>
+        <w:pStyle w:val="Compact"/>
+        <w:numPr>
+          <w:ilvl w:val="0"/>
+          <w:numId w:val="1028"/>
+        </w:numPr>
+      </w:pPr>
+      <w:r>
+        <w:t xml:space="preserve">Couples can rotate (regenerate) the event QR token from event settings.</w:t>
+      </w:r>
+    </w:p>
+    <w:p>
+      <w:pPr>
+        <w:pStyle w:val="Compact"/>
+        <w:numPr>
+          <w:ilvl w:val="0"/>
+          <w:numId w:val="1029"/>
+        </w:numPr>
+      </w:pPr>
+      <w:r>
+        <w:t xml:space="preserve">Mobile tap targets are ≥ 44pt; bottom nav stays in the thumb zone.</w:t>
       </w:r>
     </w:p>
     <w:p>
@@ -10293,11 +9903,234 @@
         </w:pict>
       </w:r>
     </w:p>
+    <w:bookmarkEnd w:id="35"/>
+    <w:bookmarkStart w:id="36" w:name="open-questions"/>
+    <w:p>
+      <w:pPr>
+        <w:pStyle w:val="Heading2"/>
+      </w:pPr>
+      <w:r>
+        <w:t xml:space="preserve">Open questions</w:t>
+      </w:r>
+    </w:p>
+    <w:p>
+      <w:pPr>
+        <w:pStyle w:val="Compact"/>
+        <w:numPr>
+          <w:ilvl w:val="0"/>
+          <w:numId w:val="1030"/>
+        </w:numPr>
+      </w:pPr>
+      <w:r>
+        <w:t xml:space="preserve">Do we need an</w:t>
+      </w:r>
+      <w:r>
+        <w:t xml:space="preserve"> </w:t>
+      </w:r>
+      <w:r>
+        <w:t xml:space="preserve">“Invite a collaborator”</w:t>
+      </w:r>
+      <w:r>
+        <w:t xml:space="preserve"> </w:t>
+      </w:r>
+      <w:r>
+        <w:t xml:space="preserve">feature in V1 so a couple can give planning access to a wedding planner or family member? Defer to V1.1.</w:t>
+      </w:r>
+    </w:p>
+    <w:p>
+      <w:pPr>
+        <w:pStyle w:val="Compact"/>
+        <w:numPr>
+          <w:ilvl w:val="0"/>
+          <w:numId w:val="1030"/>
+        </w:numPr>
+      </w:pPr>
+      <w:r>
+        <w:t xml:space="preserve">Does the event picker need a search bar? V1 says no — most couples have ≤ 2 events. Add if real-world usage shows otherwise.</w:t>
+      </w:r>
+    </w:p>
+    <w:p>
+      <w:pPr>
+        <w:pStyle w:val="Compact"/>
+        <w:numPr>
+          <w:ilvl w:val="0"/>
+          <w:numId w:val="1030"/>
+        </w:numPr>
+      </w:pPr>
+      <w:r>
+        <w:t xml:space="preserve">For the Schedule tab, should past items auto-collapse or stay visible? Default V1 = past items collapsed under a</w:t>
+      </w:r>
+      <w:r>
+        <w:t xml:space="preserve"> </w:t>
+      </w:r>
+      <w:r>
+        <w:t xml:space="preserve">“Show past”</w:t>
+      </w:r>
+      <w:r>
+        <w:t xml:space="preserve"> </w:t>
+      </w:r>
+      <w:r>
+        <w:t xml:space="preserve">link.</w:t>
+      </w:r>
+    </w:p>
+    <w:p>
+      <w:r>
+        <w:pict>
+          <v:rect style="width:0;height:1.5pt" o:hralign="center" o:hrstd="t" o:hr="t"/>
+        </w:pict>
+      </w:r>
+    </w:p>
+    <w:bookmarkEnd w:id="36"/>
+    <w:bookmarkStart w:id="38" w:name="companion-specs-and-cross-references"/>
+    <w:p>
+      <w:pPr>
+        <w:pStyle w:val="Heading2"/>
+      </w:pPr>
+      <w:r>
+        <w:t xml:space="preserve">Companion specs and cross-references</w:t>
+      </w:r>
+    </w:p>
+    <w:p>
+      <w:pPr>
+        <w:pStyle w:val="Compact"/>
+        <w:numPr>
+          <w:ilvl w:val="0"/>
+          <w:numId w:val="1031"/>
+        </w:numPr>
+      </w:pPr>
+      <w:r>
+        <w:rPr>
+          <w:rStyle w:val="VerbatimChar"/>
+        </w:rPr>
+        <w:t xml:space="preserve">0001_creating_guest_list/</w:t>
+      </w:r>
+      <w:r>
+        <w:t xml:space="preserve"> </w:t>
+      </w:r>
+      <w:r>
+        <w:t xml:space="preserve">— extends the</w:t>
+      </w:r>
+      <w:r>
+        <w:t xml:space="preserve"> </w:t>
+      </w:r>
+      <w:r>
+        <w:rPr>
+          <w:rStyle w:val="VerbatimChar"/>
+        </w:rPr>
+        <w:t xml:space="preserve">events</w:t>
+      </w:r>
+      <w:r>
+        <w:t xml:space="preserve"> </w:t>
+      </w:r>
+      <w:r>
+        <w:t xml:space="preserve">table this iteration adds columns to.</w:t>
+      </w:r>
+    </w:p>
+    <w:p>
+      <w:pPr>
+        <w:pStyle w:val="Compact"/>
+        <w:numPr>
+          <w:ilvl w:val="0"/>
+          <w:numId w:val="1031"/>
+        </w:numPr>
+      </w:pPr>
+      <w:r>
+        <w:rPr>
+          <w:rStyle w:val="VerbatimChar"/>
+        </w:rPr>
+        <w:t xml:space="preserve">0002_qr_invitation_system/</w:t>
+      </w:r>
+      <w:r>
+        <w:t xml:space="preserve"> </w:t>
+      </w:r>
+      <w:r>
+        <w:t xml:space="preserve">through</w:t>
+      </w:r>
+      <w:r>
+        <w:t xml:space="preserve"> </w:t>
+      </w:r>
+      <w:r>
+        <w:rPr>
+          <w:rStyle w:val="VerbatimChar"/>
+        </w:rPr>
+        <w:t xml:space="preserve">0012_papic/</w:t>
+      </w:r>
+      <w:r>
+        <w:t xml:space="preserve"> </w:t>
+      </w:r>
+      <w:r>
+        <w:t xml:space="preserve">— every iteration plugs into this shell. See each iteration’s</w:t>
+      </w:r>
+      <w:r>
+        <w:t xml:space="preserve"> </w:t>
+      </w:r>
+      <w:r>
+        <w:rPr>
+          <w:rStyle w:val="VerbatimChar"/>
+        </w:rPr>
+        <w:t xml:space="preserve">.md</w:t>
+      </w:r>
+      <w:r>
+        <w:t xml:space="preserve"> </w:t>
+      </w:r>
+      <w:r>
+        <w:t xml:space="preserve">for which tab it lives under.</w:t>
+      </w:r>
+    </w:p>
+    <w:p>
+      <w:pPr>
+        <w:pStyle w:val="Compact"/>
+        <w:numPr>
+          <w:ilvl w:val="0"/>
+          <w:numId w:val="1031"/>
+        </w:numPr>
+      </w:pPr>
+      <w:r>
+        <w:rPr>
+          <w:rStyle w:val="VerbatimChar"/>
+        </w:rPr>
+        <w:t xml:space="preserve">00_Iteration_Connection_Map.md</w:t>
+      </w:r>
+      <w:r>
+        <w:t xml:space="preserve"> </w:t>
+      </w:r>
+      <w:r>
+        <w:t xml:space="preserve">— top-level map of which iteration provides which contract.</w:t>
+      </w:r>
+    </w:p>
+    <w:p>
+      <w:pPr>
+        <w:pStyle w:val="Compact"/>
+        <w:numPr>
+          <w:ilvl w:val="0"/>
+          <w:numId w:val="1031"/>
+        </w:numPr>
+      </w:pPr>
+      <w:r>
+        <w:rPr>
+          <w:rStyle w:val="VerbatimChar"/>
+        </w:rPr>
+        <w:t xml:space="preserve">CLAUDE.md</w:t>
+      </w:r>
+      <w:r>
+        <w:t xml:space="preserve"> </w:t>
+      </w:r>
+      <w:r>
+        <w:t xml:space="preserve">— decision log including the 2026-05-09 app shell architecture decision.</w:t>
+      </w:r>
+    </w:p>
+    <w:p>
+      <w:r>
+        <w:pict>
+          <v:rect style="width:0;height:1.5pt" o:hralign="center" o:hrstd="t" o:hr="t"/>
+        </w:pict>
+      </w:r>
+    </w:p>
     <w:p>
       <w:pPr>
         <w:pStyle w:val="FirstParagraph"/>
       </w:pPr>
-      <w:hyperlink r:id="rId50">
+      <w:hyperlink r:id="rId37">
         <w:r>
           <w:rPr>
             <w:rStyle w:val="Hyperlink"/>
@@ -10306,7 +10139,13 @@
         </w:r>
       </w:hyperlink>
     </w:p>
-    <w:sectPr/>
+    <w:bookmarkEnd w:id="38"/>
+    <w:bookmarkEnd w:id="39"/>
+    <w:sectPr>
+      <w:footnotePr>
+        <w:numRestart w:val="eachSect"/>
+      </w:footnotePr>
+    </w:sectPr>
   </w:body>
 </w:document>
 </file>
@@ -10337,17 +10176,14 @@
 <file path=word/numbering.xml><?xml version="1.0" encoding="utf-8"?>
 <w:numbering xmlns:w="http://schemas.openxmlformats.org/wordprocessingml/2006/main">
   <w:abstractNum w:abstractNumId="990">
-    <w:nsid w:val="2c1ae401"/>
+    <w:nsid w:val="0000A990"/>
     <w:multiLevelType w:val="multilevel"/>
     <w:lvl w:ilvl="0">
       <w:numFmt w:val="bullet"/>
       <w:lvlText w:val=" "/>
       <w:lvlJc w:val="left"/>
       <w:pPr>
-        <w:tabs>
-          <w:tab w:val="num" w:pos="0"/>
-        </w:tabs>
-        <w:ind w:left="480" w:hanging="480"/>
+        <w:ind w:left="720" w:hanging="360"/>
       </w:pPr>
     </w:lvl>
     <w:lvl w:ilvl="1">
@@ -10355,10 +10191,7 @@
       <w:lvlText w:val=" "/>
       <w:lvlJc w:val="left"/>
       <w:pPr>
-        <w:tabs>
-          <w:tab w:val="num" w:pos="720"/>
-        </w:tabs>
-        <w:ind w:left="1200" w:hanging="480"/>
+        <w:ind w:left="1440" w:hanging="360"/>
       </w:pPr>
     </w:lvl>
     <w:lvl w:ilvl="2">
@@ -10366,10 +10199,7 @@
       <w:lvlText w:val=" "/>
       <w:lvlJc w:val="left"/>
       <w:pPr>
-        <w:tabs>
-          <w:tab w:val="num" w:pos="1440"/>
-        </w:tabs>
-        <w:ind w:left="1920" w:hanging="480"/>
+        <w:ind w:left="2160" w:hanging="360"/>
       </w:pPr>
     </w:lvl>
     <w:lvl w:ilvl="3">
@@ -10377,10 +10207,7 @@
       <w:lvlText w:val=" "/>
       <w:lvlJc w:val="left"/>
       <w:pPr>
-        <w:tabs>
-          <w:tab w:val="num" w:pos="2160"/>
-        </w:tabs>
-        <w:ind w:left="2640" w:hanging="480"/>
+        <w:ind w:left="2880" w:hanging="360"/>
       </w:pPr>
     </w:lvl>
     <w:lvl w:ilvl="4">
@@ -10388,10 +10215,7 @@
       <w:lvlText w:val=" "/>
       <w:lvlJc w:val="left"/>
       <w:pPr>
-        <w:tabs>
-          <w:tab w:val="num" w:pos="2880"/>
-        </w:tabs>
-        <w:ind w:left="3360" w:hanging="480"/>
+        <w:ind w:left="3600" w:hanging="360"/>
       </w:pPr>
     </w:lvl>
     <w:lvl w:ilvl="5">
@@ -10399,10 +10223,7 @@
       <w:lvlText w:val=" "/>
       <w:lvlJc w:val="left"/>
       <w:pPr>
-        <w:tabs>
-          <w:tab w:val="num" w:pos="3600"/>
-        </w:tabs>
-        <w:ind w:left="4080" w:hanging="480"/>
+        <w:ind w:left="4320" w:hanging="360"/>
       </w:pPr>
     </w:lvl>
     <w:lvl w:ilvl="6">
@@ -10410,10 +10231,7 @@
       <w:lvlText w:val=" "/>
       <w:lvlJc w:val="left"/>
       <w:pPr>
-        <w:tabs>
-          <w:tab w:val="num" w:pos="4320"/>
-        </w:tabs>
-        <w:ind w:left="4800" w:hanging="480"/>
+        <w:ind w:left="5040" w:hanging="360"/>
       </w:pPr>
     </w:lvl>
     <w:lvl w:ilvl="7">
@@ -10421,10 +10239,7 @@
       <w:lvlText w:val=" "/>
       <w:lvlJc w:val="left"/>
       <w:pPr>
-        <w:tabs>
-          <w:tab w:val="num" w:pos="5040"/>
-        </w:tabs>
-        <w:ind w:left="5520" w:hanging="480"/>
+        <w:ind w:left="5760" w:hanging="360"/>
       </w:pPr>
     </w:lvl>
     <w:lvl w:ilvl="8">
@@ -10432,15 +10247,12 @@
       <w:lvlText w:val=" "/>
       <w:lvlJc w:val="left"/>
       <w:pPr>
-        <w:tabs>
-          <w:tab w:val="num" w:pos="5760"/>
-        </w:tabs>
-        <w:ind w:left="6240" w:hanging="480"/>
+        <w:ind w:left="6480" w:hanging="360"/>
       </w:pPr>
     </w:lvl>
   </w:abstractNum>
   <w:abstractNum w:abstractNumId="99411">
-    <w:nsid w:val="ea454b4c"/>
+    <w:nsid w:val="00A99411"/>
     <w:multiLevelType w:val="multilevel"/>
     <w:lvl w:ilvl="0">
       <w:start w:val="1"/>
@@ -10448,10 +10260,7 @@
       <w:lvlText w:val="%1."/>
       <w:lvlJc w:val="left"/>
       <w:pPr>
-        <w:tabs>
-          <w:tab w:val="num" w:pos="0"/>
-        </w:tabs>
-        <w:ind w:left="480" w:hanging="480"/>
+        <w:ind w:left="720" w:hanging="360"/>
       </w:pPr>
     </w:lvl>
     <w:lvl w:ilvl="1">
@@ -10460,10 +10269,7 @@
       <w:lvlText w:val="%2."/>
       <w:lvlJc w:val="left"/>
       <w:pPr>
-        <w:tabs>
-          <w:tab w:val="num" w:pos="720"/>
-        </w:tabs>
-        <w:ind w:left="1200" w:hanging="480"/>
+        <w:ind w:left="1440" w:hanging="360"/>
       </w:pPr>
     </w:lvl>
     <w:lvl w:ilvl="2">
@@ -10472,10 +10278,7 @@
       <w:lvlText w:val="%3."/>
       <w:lvlJc w:val="left"/>
       <w:pPr>
-        <w:tabs>
-          <w:tab w:val="num" w:pos="1440"/>
-        </w:tabs>
-        <w:ind w:left="1920" w:hanging="480"/>
+        <w:ind w:left="2160" w:hanging="360"/>
       </w:pPr>
     </w:lvl>
     <w:lvl w:ilvl="3">
@@ -10484,10 +10287,7 @@
       <w:lvlText w:val="%4."/>
       <w:lvlJc w:val="left"/>
       <w:pPr>
-        <w:tabs>
-          <w:tab w:val="num" w:pos="2160"/>
-        </w:tabs>
-        <w:ind w:left="2640" w:hanging="480"/>
+        <w:ind w:left="2880" w:hanging="360"/>
       </w:pPr>
     </w:lvl>
     <w:lvl w:ilvl="4">
@@ -10496,10 +10296,7 @@
       <w:lvlText w:val="%5."/>
       <w:lvlJc w:val="left"/>
       <w:pPr>
-        <w:tabs>
-          <w:tab w:val="num" w:pos="2880"/>
-        </w:tabs>
-        <w:ind w:left="3360" w:hanging="480"/>
+        <w:ind w:left="3600" w:hanging="360"/>
       </w:pPr>
     </w:lvl>
     <w:lvl w:ilvl="5">
@@ -10508,10 +10305,7 @@
       <w:lvlText w:val="%6."/>
       <w:lvlJc w:val="left"/>
       <w:pPr>
-        <w:tabs>
-          <w:tab w:val="num" w:pos="3600"/>
-        </w:tabs>
-        <w:ind w:left="4080" w:hanging="480"/>
+        <w:ind w:left="4320" w:hanging="360"/>
       </w:pPr>
     </w:lvl>
     <w:lvl w:ilvl="6">
@@ -10520,10 +10314,7 @@
       <w:lvlText w:val="%7."/>
       <w:lvlJc w:val="left"/>
       <w:pPr>
-        <w:tabs>
-          <w:tab w:val="num" w:pos="4320"/>
-        </w:tabs>
-        <w:ind w:left="4800" w:hanging="480"/>
+        <w:ind w:left="5040" w:hanging="360"/>
       </w:pPr>
     </w:lvl>
     <w:lvl w:ilvl="7">
@@ -10532,10 +10323,7 @@
       <w:lvlText w:val="%8."/>
       <w:lvlJc w:val="left"/>
       <w:pPr>
-        <w:tabs>
-          <w:tab w:val="num" w:pos="5040"/>
-        </w:tabs>
-        <w:ind w:left="5520" w:hanging="480"/>
+        <w:ind w:left="5760" w:hanging="360"/>
       </w:pPr>
     </w:lvl>
     <w:lvl w:ilvl="8">
@@ -10544,113 +10332,186 @@
       <w:lvlText w:val="%9."/>
       <w:lvlJc w:val="left"/>
       <w:pPr>
-        <w:tabs>
-          <w:tab w:val="num" w:pos="5760"/>
-        </w:tabs>
-        <w:ind w:left="6240" w:hanging="480"/>
+        <w:ind w:left="6480" w:hanging="360"/>
       </w:pPr>
     </w:lvl>
   </w:abstractNum>
   <w:abstractNum w:abstractNumId="991">
-    <w:nsid w:val="71315dca"/>
+    <w:nsid w:val="0000A991"/>
     <w:multiLevelType w:val="multilevel"/>
     <w:lvl w:ilvl="0">
       <w:numFmt w:val="bullet"/>
-      <w:lvlText w:val="•"/>
+      <w:lvlText w:val=""/>
       <w:lvlJc w:val="left"/>
       <w:pPr>
-        <w:tabs>
-          <w:tab w:val="num" w:pos="0"/>
-        </w:tabs>
-        <w:ind w:left="480" w:hanging="480"/>
-      </w:pPr>
+        <w:ind w:left="720" w:hanging="360"/>
+      </w:pPr>
+      <w:rPr>
+        <w:rFonts w:ascii="Symbol" w:hAnsi="Symbol" w:cs="Symbol" w:hint="default"/>
+      </w:rPr>
     </w:lvl>
     <w:lvl w:ilvl="1">
       <w:numFmt w:val="bullet"/>
-      <w:lvlText w:val="–"/>
+      <w:lvlText w:val="o"/>
       <w:lvlJc w:val="left"/>
       <w:pPr>
-        <w:tabs>
-          <w:tab w:val="num" w:pos="720"/>
-        </w:tabs>
-        <w:ind w:left="1200" w:hanging="480"/>
-      </w:pPr>
+        <w:ind w:left="1440" w:hanging="360"/>
+      </w:pPr>
+      <w:rPr>
+        <w:rFonts w:ascii="Courier New" w:hAnsi="Courier New" w:cs="Courier New" w:hint="default"/>
+      </w:rPr>
     </w:lvl>
     <w:lvl w:ilvl="2">
       <w:numFmt w:val="bullet"/>
-      <w:lvlText w:val="•"/>
+      <w:lvlText w:val=""/>
       <w:lvlJc w:val="left"/>
       <w:pPr>
-        <w:tabs>
-          <w:tab w:val="num" w:pos="1440"/>
-        </w:tabs>
-        <w:ind w:left="1920" w:hanging="480"/>
-      </w:pPr>
+        <w:ind w:left="2160" w:hanging="360"/>
+      </w:pPr>
+      <w:rPr>
+        <w:rFonts w:ascii="Wingdings" w:hAnsi="Wingdings" w:cs="Wingdings" w:hint="default"/>
+      </w:rPr>
     </w:lvl>
     <w:lvl w:ilvl="3">
       <w:numFmt w:val="bullet"/>
-      <w:lvlText w:val="–"/>
+      <w:lvlText w:val=""/>
       <w:lvlJc w:val="left"/>
       <w:pPr>
-        <w:tabs>
-          <w:tab w:val="num" w:pos="2160"/>
-        </w:tabs>
-        <w:ind w:left="2640" w:hanging="480"/>
-      </w:pPr>
+        <w:ind w:left="2880" w:hanging="360"/>
+      </w:pPr>
+      <w:rPr>
+        <w:rFonts w:ascii="Symbol" w:hAnsi="Symbol" w:cs="Symbol" w:hint="default"/>
+      </w:rPr>
     </w:lvl>
     <w:lvl w:ilvl="4">
       <w:numFmt w:val="bullet"/>
-      <w:lvlText w:val="•"/>
+      <w:lvlText w:val="o"/>
       <w:lvlJc w:val="left"/>
       <w:pPr>
-        <w:tabs>
-          <w:tab w:val="num" w:pos="2880"/>
-        </w:tabs>
-        <w:ind w:left="3360" w:hanging="480"/>
-      </w:pPr>
+        <w:ind w:left="3600" w:hanging="360"/>
+      </w:pPr>
+      <w:rPr>
+        <w:rFonts w:ascii="Courier New" w:hAnsi="Courier New" w:cs="Courier New" w:hint="default"/>
+      </w:rPr>
     </w:lvl>
     <w:lvl w:ilvl="5">
       <w:numFmt w:val="bullet"/>
-      <w:lvlText w:val="–"/>
+      <w:lvlText w:val=""/>
       <w:lvlJc w:val="left"/>
       <w:pPr>
-        <w:tabs>
-          <w:tab w:val="num" w:pos="3600"/>
-        </w:tabs>
-        <w:ind w:left="4080" w:hanging="480"/>
-      </w:pPr>
+        <w:ind w:left="4320" w:hanging="360"/>
+      </w:pPr>
+      <w:rPr>
+        <w:rFonts w:ascii="Wingdings" w:hAnsi="Wingdings" w:cs="Wingdings" w:hint="default"/>
+      </w:rPr>
     </w:lvl>
     <w:lvl w:ilvl="6">
       <w:numFmt w:val="bullet"/>
-      <w:lvlText w:val="•"/>
+      <w:lvlText w:val=""/>
       <w:lvlJc w:val="left"/>
       <w:pPr>
-        <w:tabs>
-          <w:tab w:val="num" w:pos="4320"/>
-        </w:tabs>
-        <w:ind w:left="4800" w:hanging="480"/>
-      </w:pPr>
+        <w:ind w:left="5040" w:hanging="360"/>
+      </w:pPr>
+      <w:rPr>
+        <w:rFonts w:ascii="Symbol" w:hAnsi="Symbol" w:cs="Symbol" w:hint="default"/>
+      </w:rPr>
     </w:lvl>
     <w:lvl w:ilvl="7">
       <w:numFmt w:val="bullet"/>
-      <w:lvlText w:val="–"/>
+      <w:lvlText w:val="o"/>
       <w:lvlJc w:val="left"/>
       <w:pPr>
-        <w:tabs>
-          <w:tab w:val="num" w:pos="5040"/>
-        </w:tabs>
-        <w:ind w:left="5520" w:hanging="480"/>
-      </w:pPr>
+        <w:ind w:left="5760" w:hanging="360"/>
+      </w:pPr>
+      <w:rPr>
+        <w:rFonts w:ascii="Courier New" w:hAnsi="Courier New" w:cs="Courier New" w:hint="default"/>
+      </w:rPr>
     </w:lvl>
     <w:lvl w:ilvl="8">
       <w:numFmt w:val="bullet"/>
-      <w:lvlText w:val="•"/>
+      <w:lvlText w:val=""/>
       <w:lvlJc w:val="left"/>
       <w:pPr>
-        <w:tabs>
-          <w:tab w:val="num" w:pos="5760"/>
-        </w:tabs>
-        <w:ind w:left="6240" w:hanging="480"/>
+        <w:ind w:left="6480" w:hanging="360"/>
+      </w:pPr>
+      <w:rPr>
+        <w:rFonts w:ascii="Wingdings" w:hAnsi="Wingdings" w:cs="Wingdings" w:hint="default"/>
+      </w:rPr>
+    </w:lvl>
+  </w:abstractNum>
+  <w:abstractNum w:abstractNumId="992">
+    <w:nsid w:val="0000A992"/>
+    <w:multiLevelType w:val="multilevel"/>
+    <w:lvl w:ilvl="0">
+      <w:numFmt w:val="bullet"/>
+      <w:lvlText w:val="☐"/>
+      <w:lvlJc w:val="left"/>
+      <w:pPr>
+        <w:ind w:left="720" w:hanging="360"/>
+      </w:pPr>
+    </w:lvl>
+    <w:lvl w:ilvl="1">
+      <w:numFmt w:val="bullet"/>
+      <w:lvlText w:val="☐"/>
+      <w:lvlJc w:val="left"/>
+      <w:pPr>
+        <w:ind w:left="1440" w:hanging="360"/>
+      </w:pPr>
+    </w:lvl>
+    <w:lvl w:ilvl="2">
+      <w:numFmt w:val="bullet"/>
+      <w:lvlText w:val="☐"/>
+      <w:lvlJc w:val="left"/>
+      <w:pPr>
+        <w:ind w:left="2160" w:hanging="360"/>
+      </w:pPr>
+    </w:lvl>
+    <w:lvl w:ilvl="3">
+      <w:numFmt w:val="bullet"/>
+      <w:lvlText w:val="☐"/>
+      <w:lvlJc w:val="left"/>
+      <w:pPr>
+        <w:ind w:left="2880" w:hanging="360"/>
+      </w:pPr>
+    </w:lvl>
+    <w:lvl w:ilvl="4">
+      <w:numFmt w:val="bullet"/>
+      <w:lvlText w:val="☐"/>
+      <w:lvlJc w:val="left"/>
+      <w:pPr>
+        <w:ind w:left="3600" w:hanging="360"/>
+      </w:pPr>
+    </w:lvl>
+    <w:lvl w:ilvl="5">
+      <w:numFmt w:val="bullet"/>
+      <w:lvlText w:val="☐"/>
+      <w:lvlJc w:val="left"/>
+      <w:pPr>
+        <w:ind w:left="4320" w:hanging="360"/>
+      </w:pPr>
+    </w:lvl>
+    <w:lvl w:ilvl="6">
+      <w:numFmt w:val="bullet"/>
+      <w:lvlText w:val="☐"/>
+      <w:lvlJc w:val="left"/>
+      <w:pPr>
+        <w:ind w:left="5040" w:hanging="360"/>
+      </w:pPr>
+    </w:lvl>
+    <w:lvl w:ilvl="7">
+      <w:numFmt w:val="bullet"/>
+      <w:lvlText w:val="☐"/>
+      <w:lvlJc w:val="left"/>
+      <w:pPr>
+        <w:ind w:left="5760" w:hanging="360"/>
+      </w:pPr>
+    </w:lvl>
+    <w:lvl w:ilvl="8">
+      <w:numFmt w:val="bullet"/>
+      <w:lvlText w:val="☐"/>
+      <w:lvlJc w:val="left"/>
+      <w:pPr>
+        <w:ind w:left="6480" w:hanging="360"/>
       </w:pPr>
     </w:lvl>
   </w:abstractNum>
@@ -10751,12 +10612,84 @@
     </w:lvlOverride>
   </w:num>
   <w:num w:numId="1005">
+    <w:abstractNumId w:val="992"/>
+  </w:num>
+  <w:num w:numId="1006">
+    <w:abstractNumId w:val="992"/>
+  </w:num>
+  <w:num w:numId="1007">
+    <w:abstractNumId w:val="992"/>
+  </w:num>
+  <w:num w:numId="1008">
+    <w:abstractNumId w:val="992"/>
+  </w:num>
+  <w:num w:numId="1009">
+    <w:abstractNumId w:val="992"/>
+  </w:num>
+  <w:num w:numId="1010">
+    <w:abstractNumId w:val="992"/>
+  </w:num>
+  <w:num w:numId="1011">
+    <w:abstractNumId w:val="992"/>
+  </w:num>
+  <w:num w:numId="1012">
+    <w:abstractNumId w:val="992"/>
+  </w:num>
+  <w:num w:numId="1013">
+    <w:abstractNumId w:val="992"/>
+  </w:num>
+  <w:num w:numId="1014">
+    <w:abstractNumId w:val="992"/>
+  </w:num>
+  <w:num w:numId="1015">
+    <w:abstractNumId w:val="992"/>
+  </w:num>
+  <w:num w:numId="1016">
+    <w:abstractNumId w:val="992"/>
+  </w:num>
+  <w:num w:numId="1017">
+    <w:abstractNumId w:val="992"/>
+  </w:num>
+  <w:num w:numId="1018">
+    <w:abstractNumId w:val="992"/>
+  </w:num>
+  <w:num w:numId="1019">
+    <w:abstractNumId w:val="992"/>
+  </w:num>
+  <w:num w:numId="1020">
+    <w:abstractNumId w:val="992"/>
+  </w:num>
+  <w:num w:numId="1021">
+    <w:abstractNumId w:val="992"/>
+  </w:num>
+  <w:num w:numId="1022">
+    <w:abstractNumId w:val="992"/>
+  </w:num>
+  <w:num w:numId="1023">
+    <w:abstractNumId w:val="992"/>
+  </w:num>
+  <w:num w:numId="1024">
+    <w:abstractNumId w:val="992"/>
+  </w:num>
+  <w:num w:numId="1025">
+    <w:abstractNumId w:val="992"/>
+  </w:num>
+  <w:num w:numId="1026">
+    <w:abstractNumId w:val="992"/>
+  </w:num>
+  <w:num w:numId="1027">
+    <w:abstractNumId w:val="992"/>
+  </w:num>
+  <w:num w:numId="1028">
+    <w:abstractNumId w:val="992"/>
+  </w:num>
+  <w:num w:numId="1029">
+    <w:abstractNumId w:val="992"/>
+  </w:num>
+  <w:num w:numId="1030">
     <w:abstractNumId w:val="991"/>
   </w:num>
-  <w:num w:numId="1006">
-    <w:abstractNumId w:val="991"/>
-  </w:num>
-  <w:num w:numId="1007">
+  <w:num w:numId="1031">
     <w:abstractNumId w:val="991"/>
   </w:num>
 </w:numbering>
@@ -10767,10 +10700,10 @@
   <w:docDefaults>
     <w:rPrDefault>
       <w:rPr>
-        <w:rFonts w:asciiTheme="minorHAnsi" w:eastAsiaTheme="minorHAnsi" w:hAnsiTheme="minorHAnsi" w:cstheme="minorBidi"/>
+        <w:rFonts w:asciiTheme="minorHAnsi" w:cstheme="minorBidi" w:eastAsiaTheme="minorEastAsia" w:hAnsiTheme="minorHAnsi"/>
         <w:sz w:val="24"/>
         <w:szCs w:val="24"/>
-        <w:lang w:val="en-US" w:eastAsia="en-US" w:bidi="ar-SA"/>
+        <w:lang w:bidi="ar-SA" w:eastAsia="zh-CN" w:val="en-US"/>
       </w:rPr>
     </w:rPrDefault>
     <w:pPrDefault>
@@ -10779,91 +10712,145 @@
       </w:pPr>
     </w:pPrDefault>
   </w:docDefaults>
-  <w:latentStyles w:defLockedState="0" w:defUIPriority="0" w:defSemiHidden="0" w:defUnhideWhenUsed="0" w:defQFormat="0" w:count="276"/>
-  <w:style w:type="paragraph" w:default="1" w:styleId="Normal">
+  <w:latentStyles w:count="276" w:defLockedState="0" w:defQFormat="0" w:defSemiHidden="0" w:defUIPriority="0" w:defUnhideWhenUsed="0"/>
+  <w:style w:default="1" w:styleId="Normal" w:type="paragraph">
     <w:name w:val="Normal"/>
     <w:qFormat/>
   </w:style>
-  <w:style w:type="paragraph" w:styleId="BodyText">
+  <w:style w:styleId="BodyText" w:type="paragraph">
     <w:name w:val="Body Text"/>
     <w:basedOn w:val="Normal"/>
     <w:link w:val="BodyTextChar"/>
+    <w:qFormat/>
     <w:pPr>
-      <w:spacing w:before="180" w:after="180"/>
+      <w:spacing w:after="180" w:before="180"/>
     </w:pPr>
-    <w:qFormat/>
   </w:style>
-  <w:style w:type="paragraph" w:customStyle="1" w:styleId="FirstParagraph">
+  <w:style w:customStyle="1" w:styleId="FirstParagraph" w:type="paragraph">
     <w:name w:val="First Paragraph"/>
     <w:basedOn w:val="BodyText"/>
     <w:next w:val="BodyText"/>
     <w:qFormat/>
   </w:style>
-  <w:style w:type="paragraph" w:customStyle="1" w:styleId="Compact">
+  <w:style w:customStyle="1" w:styleId="Compact" w:type="paragraph">
     <w:name w:val="Compact"/>
     <w:basedOn w:val="BodyText"/>
     <w:qFormat/>
     <w:pPr>
-      <w:spacing w:before="36" w:after="36"/>
+      <w:spacing w:after="36" w:before="36"/>
     </w:pPr>
   </w:style>
-  <w:style w:type="paragraph" w:styleId="Title">
+  <w:style w:styleId="Title" w:type="paragraph">
     <w:name w:val="Title"/>
     <w:basedOn w:val="Normal"/>
     <w:next w:val="BodyText"/>
+    <w:link w:val="TitleChar"/>
+    <w:uiPriority w:val="10"/>
     <w:qFormat/>
+    <w:rsid w:val="00A10FD9"/>
     <w:pPr>
-      <w:keepNext/>
-      <w:keepLines/>
-      <w:spacing w:before="480" w:after="240"/>
+      <w:spacing w:after="80" w:line="240" w:lineRule="auto"/>
+      <w:contextualSpacing/>
       <w:jc w:val="center"/>
     </w:pPr>
     <w:rPr>
-      <w:rFonts w:asciiTheme="majorHAnsi" w:eastAsiaTheme="majorEastAsia" w:hAnsiTheme="majorHAnsi" w:cstheme="majorBidi"/>
-      <w:b/>
-      <w:bCs/>
-      <w:color w:val="345A8A" w:themeColor="accent1" w:themeShade="B5"/>
-      <w:sz w:val="36"/>
-      <w:szCs w:val="36"/>
+      <w:rFonts w:asciiTheme="majorHAnsi" w:cstheme="majorBidi" w:eastAsiaTheme="majorEastAsia" w:hAnsiTheme="majorHAnsi"/>
+      <w:sz w:val="56"/>
+      <w:szCs w:val="56"/>
     </w:rPr>
   </w:style>
-  <w:style w:type="paragraph" w:styleId="Subtitle">
+  <w:style w:customStyle="1" w:styleId="TitleChar" w:type="character">
+    <w:name w:val="Title Char"/>
+    <w:basedOn w:val="DefaultParagraphFont"/>
+    <w:link w:val="Title"/>
+    <w:uiPriority w:val="10"/>
+    <w:rsid w:val="00A10FD9"/>
+    <w:rPr>
+      <w:rFonts w:asciiTheme="majorHAnsi" w:cstheme="majorBidi" w:eastAsiaTheme="majorEastAsia" w:hAnsiTheme="majorHAnsi"/>
+      <w:sz w:val="56"/>
+      <w:szCs w:val="56"/>
+    </w:rPr>
+  </w:style>
+  <w:style w:styleId="Subtitle" w:type="paragraph">
     <w:name w:val="Subtitle"/>
+    <w:basedOn w:val="Title"/>
+    <w:next w:val="BodyText"/>
+    <w:link w:val="SubtitleChar"/>
+    <w:uiPriority w:val="11"/>
+    <w:qFormat/>
+    <w:rsid w:val="00A10FD9"/>
+    <w:pPr>
+      <w:numPr>
+        <w:ilvl w:val="1"/>
+      </w:numPr>
+    </w:pPr>
+    <w:rPr>
+      <w:rFonts w:cstheme="majorBidi" w:eastAsiaTheme="majorEastAsia"/>
+      <w:spacing w:val="15"/>
+      <w:sz w:val="28"/>
+      <w:szCs w:val="28"/>
+    </w:rPr>
+  </w:style>
+  <w:style w:customStyle="1" w:styleId="SubtitleChar" w:type="character">
+    <w:name w:val="Subtitle Char"/>
+    <w:basedOn w:val="DefaultParagraphFont"/>
+    <w:link w:val="Subtitle"/>
+    <w:uiPriority w:val="11"/>
+    <w:rsid w:val="00A10FD9"/>
+    <w:rPr>
+      <w:rFonts w:cstheme="majorBidi" w:eastAsiaTheme="majorEastAsia"/>
+      <w:color w:themeColor="text1" w:themeTint="A6" w:val="595959"/>
+      <w:spacing w:val="15"/>
+      <w:sz w:val="28"/>
+      <w:szCs w:val="28"/>
+    </w:rPr>
+  </w:style>
+  <w:style w:customStyle="1" w:styleId="Author" w:type="paragraph">
+    <w:name w:val="Author"/>
     <w:basedOn w:val="Title"/>
     <w:next w:val="BodyText"/>
     <w:qFormat/>
     <w:pPr>
       <w:keepNext/>
       <w:keepLines/>
-      <w:spacing w:before="240" w:after="240"/>
-      <w:jc w:val="center"/>
     </w:pPr>
     <w:rPr>
-      <w:sz w:val="30"/>
-      <w:szCs w:val="30"/>
+      <w:sz w:val="24"/>
+      <w:szCs w:val="24"/>
     </w:rPr>
   </w:style>
-  <w:style w:type="paragraph" w:customStyle="1" w:styleId="Author">
-    <w:name w:val="Author"/>
+  <w:style w:styleId="Date" w:type="paragraph">
+    <w:name w:val="Date"/>
+    <w:basedOn w:val="Title"/>
     <w:next w:val="BodyText"/>
     <w:qFormat/>
     <w:pPr>
       <w:keepNext/>
       <w:keepLines/>
-      <w:jc w:val="center"/>
     </w:pPr>
+    <w:rPr>
+      <w:sz w:val="24"/>
+      <w:szCs w:val="24"/>
+    </w:rPr>
   </w:style>
-  <w:style w:type="paragraph" w:styleId="Date">
-    <w:name w:val="Date"/>
-    <w:next w:val="BodyText"/>
+  <w:style w:customStyle="1" w:styleId="AbstractTitle" w:type="paragraph">
+    <w:name w:val="Abstract Title"/>
+    <w:basedOn w:val="Normal"/>
+    <w:next w:val="Abstract"/>
     <w:qFormat/>
     <w:pPr>
       <w:keepNext/>
       <w:keepLines/>
+      <w:spacing w:after="0" w:before="300"/>
       <w:jc w:val="center"/>
     </w:pPr>
+    <w:rPr>
+      <w:b/>
+      <w:sz w:val="20"/>
+      <w:szCs w:val="20"/>
+    </w:rPr>
   </w:style>
-  <w:style w:type="paragraph" w:customStyle="1" w:styleId="Abstract">
+  <w:style w:customStyle="1" w:styleId="Abstract" w:type="paragraph">
     <w:name w:val="Abstract"/>
     <w:basedOn w:val="Normal"/>
     <w:next w:val="BodyText"/>
@@ -10871,14 +10858,14 @@
     <w:pPr>
       <w:keepNext/>
       <w:keepLines/>
-      <w:spacing w:before="300" w:after="300"/>
+      <w:spacing w:after="300" w:before="100"/>
     </w:pPr>
     <w:rPr>
       <w:sz w:val="20"/>
       <w:szCs w:val="20"/>
     </w:rPr>
   </w:style>
-  <w:style w:type="paragraph" w:styleId="Bibliography">
+  <w:style w:styleId="Bibliography" w:type="paragraph">
     <w:name w:val="Bibliography"/>
     <w:basedOn w:val="Normal"/>
     <w:next w:val="Bibliography"/>
@@ -10886,195 +10873,325 @@
     <w:pPr/>
     <w:rPr/>
   </w:style>
-  <w:style w:type="paragraph" w:styleId="Heading1">
-    <w:name w:val="Heading 1"/>
+  <w:style w:styleId="Heading1" w:type="paragraph">
+    <w:name w:val="heading 1"/>
     <w:basedOn w:val="Normal"/>
     <w:next w:val="BodyText"/>
+    <w:link w:val="Heading1Char"/>
     <w:uiPriority w:val="9"/>
     <w:qFormat/>
+    <w:rsid w:val="00A10FD9"/>
     <w:pPr>
       <w:keepNext/>
       <w:keepLines/>
-      <w:spacing w:before="480" w:after="0"/>
+      <w:spacing w:after="80" w:before="360"/>
       <w:outlineLvl w:val="0"/>
     </w:pPr>
     <w:rPr>
-      <w:rFonts w:asciiTheme="majorHAnsi" w:eastAsiaTheme="majorEastAsia" w:hAnsiTheme="majorHAnsi" w:cstheme="majorBidi"/>
-      <w:b/>
-      <w:bCs/>
-      <w:color w:val="4F81BD" w:themeColor="accent1"/>
+      <w:rFonts w:asciiTheme="majorHAnsi" w:cstheme="majorBidi" w:eastAsiaTheme="majorEastAsia" w:hAnsiTheme="majorHAnsi"/>
+      <w:color w:themeColor="accent1" w:themeShade="BF" w:val="0F4761"/>
+      <w:sz w:val="40"/>
+      <w:szCs w:val="40"/>
+    </w:rPr>
+  </w:style>
+  <w:style w:styleId="Heading2" w:type="paragraph">
+    <w:name w:val="heading 2"/>
+    <w:basedOn w:val="Normal"/>
+    <w:next w:val="BodyText"/>
+    <w:link w:val="Heading2Char"/>
+    <w:uiPriority w:val="9"/>
+    <w:semiHidden/>
+    <w:unhideWhenUsed/>
+    <w:qFormat/>
+    <w:rsid w:val="00A10FD9"/>
+    <w:pPr>
+      <w:keepNext/>
+      <w:keepLines/>
+      <w:spacing w:after="80" w:before="160"/>
+      <w:outlineLvl w:val="1"/>
+    </w:pPr>
+    <w:rPr>
+      <w:rFonts w:asciiTheme="majorHAnsi" w:cstheme="majorBidi" w:eastAsiaTheme="majorEastAsia" w:hAnsiTheme="majorHAnsi"/>
+      <w:color w:themeColor="accent1" w:themeShade="BF" w:val="0F4761"/>
       <w:sz w:val="32"/>
       <w:szCs w:val="32"/>
     </w:rPr>
   </w:style>
-  <w:style w:type="paragraph" w:styleId="Heading2">
-    <w:name w:val="Heading 2"/>
+  <w:style w:styleId="Heading3" w:type="paragraph">
+    <w:name w:val="heading 3"/>
     <w:basedOn w:val="Normal"/>
     <w:next w:val="BodyText"/>
+    <w:link w:val="Heading3Char"/>
     <w:uiPriority w:val="9"/>
+    <w:semiHidden/>
     <w:unhideWhenUsed/>
     <w:qFormat/>
+    <w:rsid w:val="00A10FD9"/>
     <w:pPr>
       <w:keepNext/>
       <w:keepLines/>
-      <w:spacing w:before="200" w:after="0"/>
-      <w:outlineLvl w:val="1"/>
+      <w:spacing w:after="80" w:before="160"/>
+      <w:outlineLvl w:val="2"/>
     </w:pPr>
     <w:rPr>
-      <w:rFonts w:asciiTheme="majorHAnsi" w:eastAsiaTheme="majorEastAsia" w:hAnsiTheme="majorHAnsi" w:cstheme="majorBidi"/>
-      <w:b/>
-      <w:bCs/>
-      <w:color w:val="4F81BD" w:themeColor="accent1"/>
+      <w:rFonts w:cstheme="majorBidi" w:eastAsiaTheme="majorEastAsia"/>
+      <w:color w:themeColor="accent1" w:themeShade="BF" w:val="0F4761"/>
       <w:sz w:val="28"/>
       <w:szCs w:val="28"/>
     </w:rPr>
   </w:style>
-  <w:style w:type="paragraph" w:styleId="Heading3">
-    <w:name w:val="Heading 3"/>
+  <w:style w:styleId="Heading4" w:type="paragraph">
+    <w:name w:val="heading 4"/>
     <w:basedOn w:val="Normal"/>
     <w:next w:val="BodyText"/>
+    <w:link w:val="Heading4Char"/>
     <w:uiPriority w:val="9"/>
+    <w:semiHidden/>
     <w:unhideWhenUsed/>
     <w:qFormat/>
+    <w:rsid w:val="00A10FD9"/>
     <w:pPr>
       <w:keepNext/>
       <w:keepLines/>
-      <w:spacing w:before="200" w:after="0"/>
-      <w:outlineLvl w:val="2"/>
+      <w:spacing w:after="40" w:before="80"/>
+      <w:outlineLvl w:val="3"/>
     </w:pPr>
     <w:rPr>
-      <w:rFonts w:asciiTheme="majorHAnsi" w:eastAsiaTheme="majorEastAsia" w:hAnsiTheme="majorHAnsi" w:cstheme="majorBidi"/>
-      <w:b/>
-      <w:bCs/>
-      <w:color w:val="4F81BD" w:themeColor="accent1"/>
-      <w:sz w:val="24"/>
-      <w:szCs w:val="24"/>
+      <w:rFonts w:cstheme="majorBidi" w:eastAsiaTheme="majorEastAsia"/>
+      <w:i/>
+      <w:iCs/>
+      <w:color w:themeColor="accent1" w:themeShade="BF" w:val="0F4761"/>
     </w:rPr>
   </w:style>
-  <w:style w:type="paragraph" w:styleId="Heading4">
-    <w:name w:val="Heading 4"/>
+  <w:style w:styleId="Heading5" w:type="paragraph">
+    <w:name w:val="heading 5"/>
     <w:basedOn w:val="Normal"/>
     <w:next w:val="BodyText"/>
+    <w:link w:val="Heading5Char"/>
     <w:uiPriority w:val="9"/>
+    <w:semiHidden/>
     <w:unhideWhenUsed/>
     <w:qFormat/>
+    <w:rsid w:val="00A10FD9"/>
     <w:pPr>
       <w:keepNext/>
       <w:keepLines/>
-      <w:spacing w:before="200" w:after="0"/>
-      <w:outlineLvl w:val="3"/>
+      <w:spacing w:after="40" w:before="80"/>
+      <w:outlineLvl w:val="4"/>
     </w:pPr>
     <w:rPr>
-      <w:rFonts w:asciiTheme="majorHAnsi" w:eastAsiaTheme="majorEastAsia" w:hAnsiTheme="majorHAnsi" w:cstheme="majorBidi"/>
-      <w:i/>
-      <w:bCs/>
-      <w:color w:val="4F81BD" w:themeColor="accent1"/>
-      <w:sz w:val="24"/>
-      <w:szCs w:val="24"/>
+      <w:rFonts w:cstheme="majorBidi" w:eastAsiaTheme="majorEastAsia"/>
+      <w:color w:themeColor="accent1" w:themeShade="BF" w:val="0F4761"/>
     </w:rPr>
   </w:style>
-  <w:style w:type="paragraph" w:styleId="Heading5">
-    <w:name w:val="Heading 5"/>
+  <w:style w:styleId="Heading6" w:type="paragraph">
+    <w:name w:val="heading 6"/>
     <w:basedOn w:val="Normal"/>
     <w:next w:val="BodyText"/>
+    <w:link w:val="Heading6Char"/>
     <w:uiPriority w:val="9"/>
+    <w:semiHidden/>
     <w:unhideWhenUsed/>
     <w:qFormat/>
+    <w:rsid w:val="00A10FD9"/>
     <w:pPr>
       <w:keepNext/>
       <w:keepLines/>
-      <w:spacing w:before="200" w:after="0"/>
-      <w:outlineLvl w:val="4"/>
+      <w:spacing w:after="0" w:before="40"/>
+      <w:outlineLvl w:val="5"/>
     </w:pPr>
     <w:rPr>
-      <w:rFonts w:asciiTheme="majorHAnsi" w:eastAsiaTheme="majorEastAsia" w:hAnsiTheme="majorHAnsi" w:cstheme="majorBidi"/>
+      <w:rFonts w:cstheme="majorBidi" w:eastAsiaTheme="majorEastAsia"/>
+      <w:i/>
       <w:iCs/>
-      <w:color w:val="4F81BD" w:themeColor="accent1"/>
-      <w:sz w:val="24"/>
-      <w:szCs w:val="24"/>
+      <w:color w:themeColor="text1" w:themeTint="A6" w:val="595959"/>
     </w:rPr>
   </w:style>
-  <w:style w:type="paragraph" w:styleId="Heading6">
-    <w:name w:val="Heading 6"/>
+  <w:style w:styleId="Heading7" w:type="paragraph">
+    <w:name w:val="heading 7"/>
     <w:basedOn w:val="Normal"/>
     <w:next w:val="BodyText"/>
+    <w:link w:val="Heading7Char"/>
     <w:uiPriority w:val="9"/>
+    <w:semiHidden/>
     <w:unhideWhenUsed/>
     <w:qFormat/>
+    <w:rsid w:val="00A10FD9"/>
     <w:pPr>
       <w:keepNext/>
       <w:keepLines/>
-      <w:spacing w:before="200" w:after="0"/>
-      <w:outlineLvl w:val="5"/>
+      <w:spacing w:after="0" w:before="40"/>
+      <w:outlineLvl w:val="6"/>
     </w:pPr>
     <w:rPr>
-      <w:rFonts w:asciiTheme="majorHAnsi" w:eastAsiaTheme="majorEastAsia" w:hAnsiTheme="majorHAnsi" w:cstheme="majorBidi"/>
-      <w:color w:val="4F81BD" w:themeColor="accent1"/>
-      <w:sz w:val="24"/>
-      <w:szCs w:val="24"/>
+      <w:rFonts w:cstheme="majorBidi" w:eastAsiaTheme="majorEastAsia"/>
+      <w:color w:themeColor="text1" w:themeTint="A6" w:val="595959"/>
     </w:rPr>
   </w:style>
-  <w:style w:type="paragraph" w:styleId="Heading7">
-    <w:name w:val="Heading 7"/>
+  <w:style w:styleId="Heading8" w:type="paragraph">
+    <w:name w:val="heading 8"/>
     <w:basedOn w:val="Normal"/>
     <w:next w:val="BodyText"/>
+    <w:link w:val="Heading8Char"/>
     <w:uiPriority w:val="9"/>
+    <w:semiHidden/>
     <w:unhideWhenUsed/>
     <w:qFormat/>
+    <w:rsid w:val="00A10FD9"/>
     <w:pPr>
       <w:keepNext/>
       <w:keepLines/>
-      <w:spacing w:before="200" w:after="0"/>
-      <w:outlineLvl w:val="6"/>
+      <w:spacing w:after="0"/>
+      <w:outlineLvl w:val="7"/>
     </w:pPr>
     <w:rPr>
-      <w:rFonts w:asciiTheme="majorHAnsi" w:eastAsiaTheme="majorEastAsia" w:hAnsiTheme="majorHAnsi" w:cstheme="majorBidi"/>
-      <w:color w:val="4F81BD" w:themeColor="accent1"/>
-      <w:sz w:val="24"/>
-      <w:szCs w:val="24"/>
+      <w:rFonts w:cstheme="majorBidi" w:eastAsiaTheme="majorEastAsia"/>
+      <w:i/>
+      <w:iCs/>
+      <w:color w:themeColor="text1" w:themeTint="D8" w:val="272727"/>
     </w:rPr>
   </w:style>
-  <w:style w:type="paragraph" w:styleId="Heading8">
-    <w:name w:val="Heading 8"/>
+  <w:style w:styleId="Heading9" w:type="paragraph">
+    <w:name w:val="heading 9"/>
     <w:basedOn w:val="Normal"/>
     <w:next w:val="BodyText"/>
+    <w:link w:val="Heading9Char"/>
     <w:uiPriority w:val="9"/>
+    <w:semiHidden/>
     <w:unhideWhenUsed/>
     <w:qFormat/>
+    <w:rsid w:val="00A10FD9"/>
     <w:pPr>
       <w:keepNext/>
       <w:keepLines/>
-      <w:spacing w:before="200" w:after="0"/>
-      <w:outlineLvl w:val="7"/>
-    </w:pPr>
-    <w:rPr>
-      <w:rFonts w:asciiTheme="majorHAnsi" w:eastAsiaTheme="majorEastAsia" w:hAnsiTheme="majorHAnsi" w:cstheme="majorBidi"/>
-      <w:color w:val="4F81BD" w:themeColor="accent1"/>
-      <w:sz w:val="24"/>
-      <w:szCs w:val="24"/>
-    </w:rPr>
-  </w:style>
-  <w:style w:type="paragraph" w:styleId="Heading9">
-    <w:name w:val="Heading 9"/>
-    <w:basedOn w:val="Normal"/>
-    <w:next w:val="BodyText"/>
-    <w:uiPriority w:val="9"/>
-    <w:unhideWhenUsed/>
-    <w:qFormat/>
-    <w:pPr>
-      <w:keepNext/>
-      <w:keepLines/>
-      <w:spacing w:before="200" w:after="0"/>
+      <w:spacing w:after="0"/>
       <w:outlineLvl w:val="8"/>
     </w:pPr>
     <w:rPr>
-      <w:rFonts w:asciiTheme="majorHAnsi" w:eastAsiaTheme="majorEastAsia" w:hAnsiTheme="majorHAnsi" w:cstheme="majorBidi"/>
-      <w:color w:val="4F81BD" w:themeColor="accent1"/>
-      <w:sz w:val="24"/>
-      <w:szCs w:val="24"/>
+      <w:rFonts w:cstheme="majorBidi" w:eastAsiaTheme="majorEastAsia"/>
+      <w:color w:themeColor="text1" w:themeTint="D8" w:val="272727"/>
     </w:rPr>
   </w:style>
-  <w:style w:type="paragraph" w:styleId="BlockText">
+  <w:style w:customStyle="1" w:styleId="Heading1Char" w:type="character">
+    <w:name w:val="Heading 1 Char"/>
+    <w:basedOn w:val="DefaultParagraphFont"/>
+    <w:link w:val="Heading1"/>
+    <w:uiPriority w:val="9"/>
+    <w:rsid w:val="00A10FD9"/>
+    <w:rPr>
+      <w:rFonts w:asciiTheme="majorHAnsi" w:cstheme="majorBidi" w:eastAsiaTheme="majorEastAsia" w:hAnsiTheme="majorHAnsi"/>
+      <w:color w:themeColor="accent1" w:themeShade="BF" w:val="0F4761"/>
+      <w:sz w:val="40"/>
+      <w:szCs w:val="40"/>
+    </w:rPr>
+  </w:style>
+  <w:style w:customStyle="1" w:styleId="Heading2Char" w:type="character">
+    <w:name w:val="Heading 2 Char"/>
+    <w:basedOn w:val="DefaultParagraphFont"/>
+    <w:link w:val="Heading2"/>
+    <w:uiPriority w:val="9"/>
+    <w:semiHidden/>
+    <w:rsid w:val="00A10FD9"/>
+    <w:rPr>
+      <w:rFonts w:asciiTheme="majorHAnsi" w:cstheme="majorBidi" w:eastAsiaTheme="majorEastAsia" w:hAnsiTheme="majorHAnsi"/>
+      <w:color w:themeColor="accent1" w:themeShade="BF" w:val="0F4761"/>
+      <w:sz w:val="32"/>
+      <w:szCs w:val="32"/>
+    </w:rPr>
+  </w:style>
+  <w:style w:customStyle="1" w:styleId="Heading3Char" w:type="character">
+    <w:name w:val="Heading 3 Char"/>
+    <w:basedOn w:val="DefaultParagraphFont"/>
+    <w:link w:val="Heading3"/>
+    <w:uiPriority w:val="9"/>
+    <w:semiHidden/>
+    <w:rsid w:val="00A10FD9"/>
+    <w:rPr>
+      <w:rFonts w:cstheme="majorBidi" w:eastAsiaTheme="majorEastAsia"/>
+      <w:color w:themeColor="accent1" w:themeShade="BF" w:val="0F4761"/>
+      <w:sz w:val="28"/>
+      <w:szCs w:val="28"/>
+    </w:rPr>
+  </w:style>
+  <w:style w:customStyle="1" w:styleId="Heading4Char" w:type="character">
+    <w:name w:val="Heading 4 Char"/>
+    <w:basedOn w:val="DefaultParagraphFont"/>
+    <w:link w:val="Heading4"/>
+    <w:uiPriority w:val="9"/>
+    <w:semiHidden/>
+    <w:rsid w:val="00A10FD9"/>
+    <w:rPr>
+      <w:rFonts w:cstheme="majorBidi" w:eastAsiaTheme="majorEastAsia"/>
+      <w:i/>
+      <w:iCs/>
+      <w:color w:themeColor="accent1" w:themeShade="BF" w:val="0F4761"/>
+    </w:rPr>
+  </w:style>
+  <w:style w:customStyle="1" w:styleId="Heading5Char" w:type="character">
+    <w:name w:val="Heading 5 Char"/>
+    <w:basedOn w:val="DefaultParagraphFont"/>
+    <w:link w:val="Heading5"/>
+    <w:uiPriority w:val="9"/>
+    <w:semiHidden/>
+    <w:rsid w:val="00A10FD9"/>
+    <w:rPr>
+      <w:rFonts w:cstheme="majorBidi" w:eastAsiaTheme="majorEastAsia"/>
+      <w:color w:themeColor="accent1" w:themeShade="BF" w:val="0F4761"/>
+    </w:rPr>
+  </w:style>
+  <w:style w:customStyle="1" w:styleId="Heading6Char" w:type="character">
+    <w:name w:val="Heading 6 Char"/>
+    <w:basedOn w:val="DefaultParagraphFont"/>
+    <w:link w:val="Heading6"/>
+    <w:uiPriority w:val="9"/>
+    <w:semiHidden/>
+    <w:rsid w:val="00A10FD9"/>
+    <w:rPr>
+      <w:rFonts w:cstheme="majorBidi" w:eastAsiaTheme="majorEastAsia"/>
+      <w:i/>
+      <w:iCs/>
+      <w:color w:themeColor="text1" w:themeTint="A6" w:val="595959"/>
+    </w:rPr>
+  </w:style>
+  <w:style w:customStyle="1" w:styleId="Heading7Char" w:type="character">
+    <w:name w:val="Heading 7 Char"/>
+    <w:basedOn w:val="DefaultParagraphFont"/>
+    <w:link w:val="Heading7"/>
+    <w:uiPriority w:val="9"/>
+    <w:semiHidden/>
+    <w:rsid w:val="00A10FD9"/>
+    <w:rPr>
+      <w:rFonts w:cstheme="majorBidi" w:eastAsiaTheme="majorEastAsia"/>
+      <w:color w:themeColor="text1" w:themeTint="A6" w:val="595959"/>
+    </w:rPr>
+  </w:style>
+  <w:style w:customStyle="1" w:styleId="Heading8Char" w:type="character">
+    <w:name w:val="Heading 8 Char"/>
+    <w:basedOn w:val="DefaultParagraphFont"/>
+    <w:link w:val="Heading8"/>
+    <w:uiPriority w:val="9"/>
+    <w:semiHidden/>
+    <w:rsid w:val="00A10FD9"/>
+    <w:rPr>
+      <w:rFonts w:cstheme="majorBidi" w:eastAsiaTheme="majorEastAsia"/>
+      <w:i/>
+      <w:iCs/>
+      <w:color w:themeColor="text1" w:themeTint="D8" w:val="272727"/>
+    </w:rPr>
+  </w:style>
+  <w:style w:customStyle="1" w:styleId="Heading9Char" w:type="character">
+    <w:name w:val="Heading 9 Char"/>
+    <w:basedOn w:val="DefaultParagraphFont"/>
+    <w:link w:val="Heading9"/>
+    <w:uiPriority w:val="9"/>
+    <w:semiHidden/>
+    <w:rsid w:val="00A10FD9"/>
+    <w:rPr>
+      <w:rFonts w:cstheme="majorBidi" w:eastAsiaTheme="majorEastAsia"/>
+      <w:color w:themeColor="text1" w:themeTint="D8" w:val="272727"/>
+    </w:rPr>
+  </w:style>
+  <w:style w:styleId="BlockText" w:type="paragraph">
     <w:name w:val="Block Text"/>
     <w:basedOn w:val="BodyText"/>
     <w:next w:val="BodyText"/>
@@ -11082,11 +11199,11 @@
     <w:unhideWhenUsed/>
     <w:qFormat/>
     <w:pPr>
-      <w:spacing w:before="100" w:after="100"/>
+      <w:spacing w:after="100" w:before="100"/>
       <w:ind w:firstLine="0" w:left="480" w:right="480"/>
     </w:pPr>
   </w:style>
-  <w:style w:type="paragraph" w:styleId="FootnoteText">
+  <w:style w:styleId="FootnoteText" w:type="paragraph">
     <w:name w:val="Footnote Text"/>
     <w:basedOn w:val="Normal"/>
     <w:next w:val="FootnoteText"/>
@@ -11094,28 +11211,48 @@
     <w:unhideWhenUsed/>
     <w:qFormat/>
   </w:style>
-  <w:style w:type="character" w:default="1" w:styleId="DefaultParagraphFont">
+  <w:style w:styleId="FootnoteBlockText" w:type="paragraph">
+    <w:name w:val="Footnote Block Text"/>
+    <w:basedOn w:val="FootnoteText"/>
+    <w:next w:val="FootnoteText"/>
+    <w:uiPriority w:val="9"/>
+    <w:unhideWhenUsed/>
+    <w:qFormat/>
+    <w:pPr>
+      <w:spacing w:after="100" w:before="100"/>
+      <w:ind w:firstLine="0" w:left="480" w:right="480"/>
+    </w:pPr>
+  </w:style>
+  <w:style w:default="1" w:styleId="DefaultParagraphFont" w:type="character">
     <w:name w:val="Default Paragraph Font"/>
     <w:semiHidden/>
     <w:unhideWhenUsed/>
   </w:style>
-  <w:style w:type="table" w:default="1" w:styleId="Table">
+  <w:style w:default="1" w:styleId="Table" w:type="table">
     <w:name w:val="Table"/>
     <w:basedOn w:val="TableNormal"/>
     <w:semiHidden/>
     <w:unhideWhenUsed/>
     <w:qFormat/>
     <w:tblPr>
-      <w:tblInd w:w="0" w:type="dxa"/>
+      <w:tblInd w:type="dxa" w:w="0"/>
       <w:tblCellMar>
-        <w:top w:w="0" w:type="dxa"/>
-        <w:left w:w="108" w:type="dxa"/>
-        <w:bottom w:w="0" w:type="dxa"/>
-        <w:right w:w="108" w:type="dxa"/>
+        <w:top w:type="dxa" w:w="0"/>
+        <w:left w:type="dxa" w:w="108"/>
+        <w:bottom w:type="dxa" w:w="0"/>
+        <w:right w:type="dxa" w:w="108"/>
       </w:tblCellMar>
     </w:tblPr>
+    <w:tblStylePr w:type="firstRow">
+      <w:tcPr>
+        <w:tcBorders>
+          <w:bottom w:val="single"/>
+        </w:tcBorders>
+        <w:vAlign w:val="bottom"/>
+      </w:tcPr>
+    </w:tblStylePr>
   </w:style>
-  <w:style w:type="paragraph" w:customStyle="1" w:styleId="DefinitionTerm">
+  <w:style w:customStyle="1" w:styleId="DefinitionTerm" w:type="paragraph">
     <w:name w:val="Definition Term"/>
     <w:basedOn w:val="Normal"/>
     <w:next w:val="Definition"/>
@@ -11128,49 +11265,49 @@
       <w:b/>
     </w:rPr>
   </w:style>
-  <w:style w:type="paragraph" w:customStyle="1" w:styleId="Definition">
+  <w:style w:customStyle="1" w:styleId="Definition" w:type="paragraph">
     <w:name w:val="Definition"/>
     <w:basedOn w:val="Normal"/>
   </w:style>
-  <w:style w:type="paragraph" w:styleId="Caption">
+  <w:style w:styleId="Caption" w:type="paragraph">
     <w:name w:val="Caption"/>
     <w:basedOn w:val="Normal"/>
     <w:link w:val="BodyTextChar"/>
     <w:pPr>
-      <w:spacing w:before="0" w:after="120"/>
+      <w:spacing w:after="120" w:before="0"/>
     </w:pPr>
     <w:rPr>
       <w:i/>
     </w:rPr>
   </w:style>
-  <w:style w:type="paragraph" w:customStyle="1" w:styleId="TableCaption">
+  <w:style w:customStyle="1" w:styleId="TableCaption" w:type="paragraph">
     <w:name w:val="Table Caption"/>
     <w:basedOn w:val="Caption"/>
     <w:pPr>
       <w:keepNext/>
     </w:pPr>
   </w:style>
-  <w:style w:type="paragraph" w:customStyle="1" w:styleId="ImageCaption">
+  <w:style w:customStyle="1" w:styleId="ImageCaption" w:type="paragraph">
     <w:name w:val="Image Caption"/>
     <w:basedOn w:val="Caption"/>
   </w:style>
-  <w:style w:type="paragraph" w:customStyle="1" w:styleId="Figure">
+  <w:style w:customStyle="1" w:styleId="Figure" w:type="paragraph">
     <w:name w:val="Figure"/>
     <w:basedOn w:val="Normal"/>
   </w:style>
-  <w:style w:type="paragraph" w:customStyle="1" w:styleId="CaptionedFigure">
+  <w:style w:customStyle="1" w:styleId="CaptionedFigure" w:type="paragraph">
     <w:name w:val="Captioned Figure"/>
     <w:basedOn w:val="Figure"/>
     <w:pPr>
       <w:keepNext/>
     </w:pPr>
   </w:style>
-  <w:style w:type="character" w:customStyle="1" w:styleId="BodyTextChar">
+  <w:style w:customStyle="1" w:styleId="BodyTextChar" w:type="character">
     <w:name w:val="Body Text Char"/>
     <w:basedOn w:val="DefaultParagraphFont"/>
     <w:link w:val="BodyText"/>
   </w:style>
-  <w:style w:type="character" w:customStyle="1" w:styleId="VerbatimChar">
+  <w:style w:customStyle="1" w:styleId="VerbatimChar" w:type="character">
     <w:name w:val="Verbatim Char"/>
     <w:basedOn w:val="BodyTextChar"/>
     <w:rPr>
@@ -11178,21 +11315,25 @@
       <w:sz w:val="22"/>
     </w:rPr>
   </w:style>
-  <w:style w:type="character" w:styleId="FootnoteReference">
+  <w:style w:customStyle="1" w:styleId="SectionNumber" w:type="character">
+    <w:name w:val="Section Number"/>
+    <w:basedOn w:val="BodyTextChar"/>
+  </w:style>
+  <w:style w:styleId="FootnoteReference" w:type="character">
     <w:name w:val="Footnote Reference"/>
     <w:basedOn w:val="BodyTextChar"/>
     <w:rPr>
       <w:vertAlign w:val="superscript"/>
     </w:rPr>
   </w:style>
-  <w:style w:type="character" w:styleId="Hyperlink">
+  <w:style w:styleId="Hyperlink" w:type="character">
     <w:name w:val="Hyperlink"/>
     <w:basedOn w:val="BodyTextChar"/>
     <w:rPr>
-      <w:color w:val="4F81BD" w:themeColor="accent1"/>
+      <w:color w:themeColor="accent1" w:val="4F81BD"/>
     </w:rPr>
   </w:style>
-  <w:style w:type="paragraph" w:styleId="TOCHeading">
+  <w:style w:styleId="TOCHeading" w:type="paragraph">
     <w:name w:val="TOC Heading"/>
     <w:basedOn w:val="Heading1"/>
     <w:next w:val="BodyText"/>
@@ -11204,10 +11345,10 @@
       <w:outlineLvl w:val="9"/>
     </w:pPr>
     <w:rPr>
-      <w:rFonts w:asciiTheme="majorHAnsi" w:eastAsiaTheme="majorEastAsia" w:hAnsiTheme="majorHAnsi" w:cstheme="majorBidi"/>
+      <w:rFonts w:asciiTheme="majorHAnsi" w:cstheme="majorBidi" w:eastAsiaTheme="majorEastAsia" w:hAnsiTheme="majorHAnsi"/>
       <w:b w:val="0"/>
       <w:bCs w:val="0"/>
-      <w:color w:val="365F91" w:themeColor="accent1" w:themeShade="BF"/>
+      <w:color w:themeColor="accent1" w:themeShade="BF" w:val="365F91"/>
     </w:rPr>
   </w:style>
   <w:style w:type="paragraph" w:customStyle="1" w:styleId="SourceCode">
@@ -11222,8 +11363,8 @@
     <w:name w:val="KeywordTok"/>
     <w:basedOn w:val="VerbatimChar"/>
     <w:rPr>
+      <w:b/>
       <w:color w:val="007020"/>
-      <w:b/>
     </w:rPr>
   </w:style>
   <w:style w:type="character" w:customStyle="1" w:styleId="DataTypeTok">
@@ -11299,40 +11440,43 @@
   <w:style w:type="character" w:customStyle="1" w:styleId="ImportTok">
     <w:name w:val="ImportTok"/>
     <w:basedOn w:val="VerbatimChar"/>
-    <w:rPr/>
+    <w:rPr>
+      <w:b/>
+      <w:color w:val="008000"/>
+    </w:rPr>
   </w:style>
   <w:style w:type="character" w:customStyle="1" w:styleId="CommentTok">
     <w:name w:val="CommentTok"/>
     <w:basedOn w:val="VerbatimChar"/>
     <w:rPr>
+      <w:i/>
       <w:color w:val="60a0b0"/>
-      <w:i/>
     </w:rPr>
   </w:style>
   <w:style w:type="character" w:customStyle="1" w:styleId="DocumentationTok">
     <w:name w:val="DocumentationTok"/>
     <w:basedOn w:val="VerbatimChar"/>
     <w:rPr>
+      <w:i/>
       <w:color w:val="ba2121"/>
-      <w:i/>
     </w:rPr>
   </w:style>
   <w:style w:type="character" w:customStyle="1" w:styleId="AnnotationTok">
     <w:name w:val="AnnotationTok"/>
     <w:basedOn w:val="VerbatimChar"/>
     <w:rPr>
-      <w:color w:val="60a0b0"/>
       <w:b/>
       <w:i/>
+      <w:color w:val="60a0b0"/>
     </w:rPr>
   </w:style>
   <w:style w:type="character" w:customStyle="1" w:styleId="CommentVarTok">
     <w:name w:val="CommentVarTok"/>
     <w:basedOn w:val="VerbatimChar"/>
     <w:rPr>
-      <w:color w:val="60a0b0"/>
       <w:b/>
       <w:i/>
+      <w:color w:val="60a0b0"/>
     </w:rPr>
   </w:style>
   <w:style w:type="character" w:customStyle="1" w:styleId="OtherTok">
@@ -11360,8 +11504,8 @@
     <w:name w:val="ControlFlowTok"/>
     <w:basedOn w:val="VerbatimChar"/>
     <w:rPr>
+      <w:b/>
       <w:color w:val="007020"/>
-      <w:b/>
     </w:rPr>
   </w:style>
   <w:style w:type="character" w:customStyle="1" w:styleId="OperatorTok">
@@ -11374,7 +11518,9 @@
   <w:style w:type="character" w:customStyle="1" w:styleId="BuiltInTok">
     <w:name w:val="BuiltInTok"/>
     <w:basedOn w:val="VerbatimChar"/>
-    <w:rPr/>
+    <w:rPr>
+      <w:color w:val="008000"/>
+    </w:rPr>
   </w:style>
   <w:style w:type="character" w:customStyle="1" w:styleId="ExtensionTok">
     <w:name w:val="ExtensionTok"/>
@@ -11404,34 +11550,34 @@
     <w:name w:val="InformationTok"/>
     <w:basedOn w:val="VerbatimChar"/>
     <w:rPr>
-      <w:color w:val="60a0b0"/>
       <w:b/>
       <w:i/>
+      <w:color w:val="60a0b0"/>
     </w:rPr>
   </w:style>
   <w:style w:type="character" w:customStyle="1" w:styleId="WarningTok">
     <w:name w:val="WarningTok"/>
     <w:basedOn w:val="VerbatimChar"/>
     <w:rPr>
-      <w:color w:val="60a0b0"/>
       <w:b/>
       <w:i/>
+      <w:color w:val="60a0b0"/>
     </w:rPr>
   </w:style>
   <w:style w:type="character" w:customStyle="1" w:styleId="AlertTok">
     <w:name w:val="AlertTok"/>
     <w:basedOn w:val="VerbatimChar"/>
     <w:rPr>
+      <w:b/>
       <w:color w:val="ff0000"/>
-      <w:b/>
     </w:rPr>
   </w:style>
   <w:style w:type="character" w:customStyle="1" w:styleId="ErrorTok">
     <w:name w:val="ErrorTok"/>
     <w:basedOn w:val="VerbatimChar"/>
     <w:rPr>
+      <w:b/>
       <w:color w:val="ff0000"/>
-      <w:b/>
     </w:rPr>
   </w:style>
   <w:style w:type="character" w:customStyle="1" w:styleId="NormalTok">
@@ -11453,44 +11599,44 @@
         <a:sysClr val="window" lastClr="FFFFFF"/>
       </a:lt1>
       <a:dk2>
-        <a:srgbClr val="1F497D"/>
+        <a:srgbClr val="0E2841"/>
       </a:dk2>
       <a:lt2>
-        <a:srgbClr val="EEECE1"/>
+        <a:srgbClr val="E8E8E8"/>
       </a:lt2>
       <a:accent1>
-        <a:srgbClr val="4F81BD"/>
+        <a:srgbClr val="156082"/>
       </a:accent1>
       <a:accent2>
-        <a:srgbClr val="C0504D"/>
+        <a:srgbClr val="E97132"/>
       </a:accent2>
       <a:accent3>
-        <a:srgbClr val="9BBB59"/>
+        <a:srgbClr val="196B24"/>
       </a:accent3>
       <a:accent4>
-        <a:srgbClr val="8064A2"/>
+        <a:srgbClr val="0F9ED5"/>
       </a:accent4>
       <a:accent5>
-        <a:srgbClr val="4BACC6"/>
+        <a:srgbClr val="A02B93"/>
       </a:accent5>
       <a:accent6>
-        <a:srgbClr val="F79646"/>
+        <a:srgbClr val="4EA72E"/>
       </a:accent6>
       <a:hlink>
-        <a:srgbClr val="0000FF"/>
+        <a:srgbClr val="467886"/>
       </a:hlink>
       <a:folHlink>
-        <a:srgbClr val="800080"/>
+        <a:srgbClr val="96607D"/>
       </a:folHlink>
     </a:clrScheme>
     <a:fontScheme name="Office">
       <a:majorFont>
-        <a:latin typeface="Calibri"/>
+        <a:latin typeface="Aptos Display" panose="02110004020202020204"/>
         <a:ea typeface=""/>
         <a:cs typeface=""/>
-        <a:font script="Jpan" typeface="ＭＳ ゴシック"/>
+        <a:font script="Jpan" typeface="游ゴシック Light"/>
         <a:font script="Hang" typeface="맑은 고딕"/>
-        <a:font script="Hans" typeface="宋体"/>
+        <a:font script="Hans" typeface="等线 Light"/>
         <a:font script="Hant" typeface="新細明體"/>
         <a:font script="Arab" typeface="Times New Roman"/>
         <a:font script="Hebr" typeface="Times New Roman"/>
@@ -11517,14 +11663,32 @@
         <a:font script="Mong" typeface="Mongolian Baiti"/>
         <a:font script="Viet" typeface="Times New Roman"/>
         <a:font script="Uigh" typeface="Microsoft Uighur"/>
+        <a:font script="Geor" typeface="Sylfaen"/>
+        <a:font script="Armn" typeface="Arial"/>
+        <a:font script="Bugi" typeface="Leelawadee UI"/>
+        <a:font script="Bopo" typeface="Microsoft JhengHei"/>
+        <a:font script="Java" typeface="Javanese Text"/>
+        <a:font script="Lisu" typeface="Segoe UI"/>
+        <a:font script="Mymr" typeface="Myanmar Text"/>
+        <a:font script="Nkoo" typeface="Ebrima"/>
+        <a:font script="Olck" typeface="Nirmala UI"/>
+        <a:font script="Osma" typeface="Ebrima"/>
+        <a:font script="Phag" typeface="Phagspa"/>
+        <a:font script="Syrn" typeface="Estrangelo Edessa"/>
+        <a:font script="Syrj" typeface="Estrangelo Edessa"/>
+        <a:font script="Syre" typeface="Estrangelo Edessa"/>
+        <a:font script="Sora" typeface="Nirmala UI"/>
+        <a:font script="Tale" typeface="Microsoft Tai Le"/>
+        <a:font script="Talu" typeface="Microsoft New Tai Lue"/>
+        <a:font script="Tfng" typeface="Ebrima"/>
       </a:majorFont>
       <a:minorFont>
-        <a:latin typeface="Cambria"/>
+        <a:latin typeface="Aptos" panose="02110004020202020204"/>
         <a:ea typeface=""/>
         <a:cs typeface=""/>
-        <a:font script="Jpan" typeface="ＭＳ 明朝"/>
+        <a:font script="Jpan" typeface="游明朝"/>
         <a:font script="Hang" typeface="맑은 고딕"/>
-        <a:font script="Hans" typeface="宋体"/>
+        <a:font script="Hans" typeface="等线"/>
         <a:font script="Hant" typeface="新細明體"/>
         <a:font script="Arab" typeface="Arial"/>
         <a:font script="Hebr" typeface="Arial"/>
@@ -11551,6 +11715,24 @@
         <a:font script="Mong" typeface="Mongolian Baiti"/>
         <a:font script="Viet" typeface="Arial"/>
         <a:font script="Uigh" typeface="Microsoft Uighur"/>
+        <a:font script="Geor" typeface="Sylfaen"/>
+        <a:font script="Armn" typeface="Arial"/>
+        <a:font script="Bugi" typeface="Leelawadee UI"/>
+        <a:font script="Bopo" typeface="Microsoft JhengHei"/>
+        <a:font script="Java" typeface="Javanese Text"/>
+        <a:font script="Lisu" typeface="Segoe UI"/>
+        <a:font script="Mymr" typeface="Myanmar Text"/>
+        <a:font script="Nkoo" typeface="Ebrima"/>
+        <a:font script="Olck" typeface="Nirmala UI"/>
+        <a:font script="Osma" typeface="Ebrima"/>
+        <a:font script="Phag" typeface="Phagspa"/>
+        <a:font script="Syrn" typeface="Estrangelo Edessa"/>
+        <a:font script="Syrj" typeface="Estrangelo Edessa"/>
+        <a:font script="Syre" typeface="Estrangelo Edessa"/>
+        <a:font script="Sora" typeface="Nirmala UI"/>
+        <a:font script="Tale" typeface="Microsoft Tai Le"/>
+        <a:font script="Talu" typeface="Microsoft New Tai Lue"/>
+        <a:font script="Tfng" typeface="Ebrima"/>
       </a:minorFont>
     </a:fontScheme>
     <a:fmtScheme name="Office">
@@ -11562,200 +11744,141 @@
           <a:gsLst>
             <a:gs pos="0">
               <a:schemeClr val="phClr">
-                <a:tint val="50000"/>
-                <a:satMod val="300000"/>
+                <a:lumMod val="110000"/>
+                <a:satMod val="105000"/>
+                <a:tint val="67000"/>
               </a:schemeClr>
             </a:gs>
-            <a:gs pos="35000">
+            <a:gs pos="50000">
               <a:schemeClr val="phClr">
-                <a:tint val="37000"/>
-                <a:satMod val="300000"/>
+                <a:lumMod val="105000"/>
+                <a:satMod val="103000"/>
+                <a:tint val="73000"/>
               </a:schemeClr>
             </a:gs>
             <a:gs pos="100000">
               <a:schemeClr val="phClr">
-                <a:tint val="15000"/>
-                <a:satMod val="350000"/>
+                <a:lumMod val="105000"/>
+                <a:satMod val="109000"/>
+                <a:tint val="81000"/>
               </a:schemeClr>
             </a:gs>
           </a:gsLst>
-          <a:lin ang="16200000" scaled="1"/>
+          <a:lin ang="5400000" scaled="0"/>
         </a:gradFill>
         <a:gradFill rotWithShape="1">
           <a:gsLst>
             <a:gs pos="0">
               <a:schemeClr val="phClr">
-                <a:tint val="100000"/>
+                <a:satMod val="103000"/>
+                <a:lumMod val="102000"/>
+                <a:tint val="94000"/>
+              </a:schemeClr>
+            </a:gs>
+            <a:gs pos="50000">
+              <a:schemeClr val="phClr">
+                <a:satMod val="110000"/>
+                <a:lumMod val="100000"/>
                 <a:shade val="100000"/>
-                <a:satMod val="130000"/>
               </a:schemeClr>
             </a:gs>
             <a:gs pos="100000">
               <a:schemeClr val="phClr">
-                <a:tint val="50000"/>
-                <a:shade val="100000"/>
-                <a:satMod val="350000"/>
+                <a:lumMod val="99000"/>
+                <a:satMod val="120000"/>
+                <a:shade val="78000"/>
               </a:schemeClr>
             </a:gs>
           </a:gsLst>
-          <a:lin ang="16200000" scaled="0"/>
+          <a:lin ang="5400000" scaled="0"/>
         </a:gradFill>
       </a:fillStyleLst>
       <a:lnStyleLst>
-        <a:ln w="9525" cap="flat" cmpd="sng" algn="ctr">
-          <a:solidFill>
-            <a:schemeClr val="phClr">
-              <a:shade val="95000"/>
-              <a:satMod val="105000"/>
-            </a:schemeClr>
-          </a:solidFill>
-          <a:prstDash val="solid"/>
-        </a:ln>
-        <a:ln w="25400" cap="flat" cmpd="sng" algn="ctr">
+        <a:ln w="6350" cap="flat" cmpd="sng" algn="ctr">
           <a:solidFill>
             <a:schemeClr val="phClr"/>
           </a:solidFill>
           <a:prstDash val="solid"/>
+          <a:miter lim="800000"/>
         </a:ln>
-        <a:ln w="38100" cap="flat" cmpd="sng" algn="ctr">
+        <a:ln w="12700" cap="flat" cmpd="sng" algn="ctr">
           <a:solidFill>
             <a:schemeClr val="phClr"/>
           </a:solidFill>
           <a:prstDash val="solid"/>
+          <a:miter lim="800000"/>
+        </a:ln>
+        <a:ln w="19050" cap="flat" cmpd="sng" algn="ctr">
+          <a:solidFill>
+            <a:schemeClr val="phClr"/>
+          </a:solidFill>
+          <a:prstDash val="solid"/>
+          <a:miter lim="800000"/>
         </a:ln>
       </a:lnStyleLst>
       <a:effectStyleLst>
         <a:effectStyle>
+          <a:effectLst/>
+        </a:effectStyle>
+        <a:effectStyle>
+          <a:effectLst/>
+        </a:effectStyle>
+        <a:effectStyle>
           <a:effectLst>
-            <a:outerShdw blurRad="40000" dist="20000" dir="5400000" rotWithShape="0">
+            <a:outerShdw blurRad="57150" dist="19050" dir="5400000" algn="ctr" rotWithShape="0">
               <a:srgbClr val="000000">
-                <a:alpha val="38000"/>
+                <a:alpha val="63000"/>
               </a:srgbClr>
             </a:outerShdw>
           </a:effectLst>
-        </a:effectStyle>
-        <a:effectStyle>
-          <a:effectLst>
-            <a:outerShdw blurRad="40000" dist="23000" dir="5400000" rotWithShape="0">
-              <a:srgbClr val="000000">
-                <a:alpha val="35000"/>
-              </a:srgbClr>
-            </a:outerShdw>
-          </a:effectLst>
-        </a:effectStyle>
-        <a:effectStyle>
-          <a:effectLst>
-            <a:outerShdw blurRad="40000" dist="23000" dir="5400000" rotWithShape="0">
-              <a:srgbClr val="000000">
-                <a:alpha val="35000"/>
-              </a:srgbClr>
-            </a:outerShdw>
-          </a:effectLst>
-          <a:scene3d>
-            <a:camera prst="orthographicFront">
-              <a:rot lat="0" lon="0" rev="0"/>
-            </a:camera>
-            <a:lightRig rig="threePt" dir="t">
-              <a:rot lat="0" lon="0" rev="1200000"/>
-            </a:lightRig>
-          </a:scene3d>
-          <a:sp3d>
-            <a:bevelT w="63500" h="25400"/>
-          </a:sp3d>
         </a:effectStyle>
       </a:effectStyleLst>
       <a:bgFillStyleLst>
         <a:solidFill>
           <a:schemeClr val="phClr"/>
         </a:solidFill>
+        <a:solidFill>
+          <a:schemeClr val="phClr">
+            <a:tint val="95000"/>
+            <a:satMod val="170000"/>
+          </a:schemeClr>
+        </a:solidFill>
         <a:gradFill rotWithShape="1">
           <a:gsLst>
             <a:gs pos="0">
               <a:schemeClr val="phClr">
-                <a:tint val="40000"/>
-                <a:satMod val="350000"/>
+                <a:tint val="93000"/>
+                <a:satMod val="150000"/>
+                <a:shade val="98000"/>
+                <a:lumMod val="102000"/>
               </a:schemeClr>
             </a:gs>
-            <a:gs pos="40000">
+            <a:gs pos="50000">
               <a:schemeClr val="phClr">
-                <a:tint val="45000"/>
-                <a:shade val="99000"/>
-                <a:satMod val="350000"/>
+                <a:tint val="98000"/>
+                <a:satMod val="130000"/>
+                <a:shade val="90000"/>
+                <a:lumMod val="103000"/>
               </a:schemeClr>
             </a:gs>
             <a:gs pos="100000">
               <a:schemeClr val="phClr">
-                <a:shade val="20000"/>
-                <a:satMod val="255000"/>
+                <a:shade val="63000"/>
+                <a:satMod val="120000"/>
               </a:schemeClr>
             </a:gs>
           </a:gsLst>
-          <a:path path="circle">
-            <a:fillToRect l="50000" t="-80000" r="50000" b="180000"/>
-          </a:path>
-        </a:gradFill>
-        <a:gradFill rotWithShape="1">
-          <a:gsLst>
-            <a:gs pos="0">
-              <a:schemeClr val="phClr">
-                <a:tint val="80000"/>
-                <a:satMod val="300000"/>
-              </a:schemeClr>
-            </a:gs>
-            <a:gs pos="100000">
-              <a:schemeClr val="phClr">
-                <a:shade val="30000"/>
-                <a:satMod val="200000"/>
-              </a:schemeClr>
-            </a:gs>
-          </a:gsLst>
-          <a:path path="circle">
-            <a:fillToRect l="50000" t="50000" r="50000" b="50000"/>
-          </a:path>
+          <a:lin ang="5400000" scaled="0"/>
         </a:gradFill>
       </a:bgFillStyleLst>
     </a:fmtScheme>
   </a:themeElements>
-  <a:objectDefaults>
-    <a:spDef>
-      <a:spPr/>
-      <a:bodyPr/>
-      <a:lstStyle/>
-      <a:style>
-        <a:lnRef idx="1">
-          <a:schemeClr val="accent1"/>
-        </a:lnRef>
-        <a:fillRef idx="3">
-          <a:schemeClr val="accent1"/>
-        </a:fillRef>
-        <a:effectRef idx="2">
-          <a:schemeClr val="accent1"/>
-        </a:effectRef>
-        <a:fontRef idx="minor">
-          <a:schemeClr val="lt1"/>
-        </a:fontRef>
-      </a:style>
-    </a:spDef>
-    <a:lnDef>
-      <a:spPr/>
-      <a:bodyPr/>
-      <a:lstStyle/>
-      <a:style>
-        <a:lnRef idx="2">
-          <a:schemeClr val="accent1"/>
-        </a:lnRef>
-        <a:fillRef idx="0">
-          <a:schemeClr val="accent1"/>
-        </a:fillRef>
-        <a:effectRef idx="1">
-          <a:schemeClr val="accent1"/>
-        </a:effectRef>
-        <a:fontRef idx="minor">
-          <a:schemeClr val="tx1"/>
-        </a:fontRef>
-      </a:style>
-    </a:lnDef>
-  </a:objectDefaults>
+  <a:objectDefaults/>
   <a:extraClrSchemeLst/>
+  <a:extLst>
+    <a:ext uri="{05A4C25C-085E-4340-85A3-A5531E510DB2}">
+      <thm15:themeFamily xmlns:thm15="http://schemas.microsoft.com/office/thememl/2012/main" name="Office Theme" id="{2E142A2C-CD16-42D6-873A-C26D2A0506FA}" vid="{1BDDFF52-6CD6-40A5-AB3C-68EB2F1E4D0A}"/>
+    </a:ext>
+  </a:extLst>
 </a:theme>
 </file>
--- a/0000_app_shell_and_navigation/0000_app_shell_and_navigation.docx
+++ b/0000_app_shell_and_navigation/0000_app_shell_and_navigation.docx
@@ -2110,7 +2110,7 @@
         <w:pStyle w:val="BodyText"/>
       </w:pPr>
       <w:r>
-        <w:t xml:space="preserve">The other nine event types stay visible because they’re a</w:t>
+        <w:t xml:space="preserve">All nine event types in the picker are</w:t>
       </w:r>
       <w:r>
         <w:t xml:space="preserve"> </w:t>
@@ -2120,52 +2120,80 @@
           <w:b/>
           <w:bCs/>
         </w:rPr>
-        <w:t xml:space="preserve">product preview</w:t>
-      </w:r>
-      <w:r>
-        <w:t xml:space="preserve"> </w:t>
-      </w:r>
-      <w:r>
-        <w:t xml:space="preserve">— Setnayan plans to support multiple event types beyond weddings and debuts (each with its own iteration set, eventually), and showing the lineup signals the couple that this is a serious event-platform play, not just a wedding app. When future event types ship, no UI rework is needed — the cards already exist; we just flip the</w:t>
-      </w:r>
-      <w:r>
-        <w:t xml:space="preserve"> </w:t>
-      </w:r>
-      <w:r>
-        <w:rPr>
-          <w:rStyle w:val="VerbatimChar"/>
-        </w:rPr>
-        <w:t xml:space="preserve">enabled</w:t>
-      </w:r>
-      <w:r>
-        <w:t xml:space="preserve"> </w:t>
-      </w:r>
-      <w:r>
-        <w:t xml:space="preserve">flag in the picker config (which turns the grayscale</w:t>
-      </w:r>
-      <w:r>
-        <w:t xml:space="preserve"> </w:t>
-      </w:r>
-      <w:r>
-        <w:t xml:space="preserve">“Coming soon”</w:t>
-      </w:r>
-      <w:r>
-        <w:t xml:space="preserve"> </w:t>
-      </w:r>
-      <w:r>
-        <w:t xml:space="preserve">card into a full-color, tappable</w:t>
-      </w:r>
-      <w:r>
-        <w:t xml:space="preserve"> </w:t>
-      </w:r>
-      <w:r>
-        <w:t xml:space="preserve">“Available”</w:t>
-      </w:r>
-      <w:r>
-        <w:t xml:space="preserve"> </w:t>
-      </w:r>
-      <w:r>
-        <w:t xml:space="preserve">one).</w:t>
+        <w:t xml:space="preserve">live</w:t>
+      </w:r>
+      <w:r>
+        <w:t xml:space="preserve"> </w:t>
+      </w:r>
+      <w:r>
+        <w:t xml:space="preserve">(owner:</w:t>
+      </w:r>
+      <w:r>
+        <w:t xml:space="preserve"> </w:t>
+      </w:r>
+      <w:r>
+        <w:t xml:space="preserve">“keep everything live,”</w:t>
+      </w:r>
+      <w:r>
+        <w:t xml:space="preserve"> </w:t>
+      </w:r>
+      <w:r>
+        <w:t xml:space="preserve">2026-06-03). The lineup still signals Setnayan’s broader</w:t>
+      </w:r>
+      <w:r>
+        <w:t xml:space="preserve"> </w:t>
+      </w:r>
+      <w:r>
+        <w:rPr>
+          <w:b/>
+          <w:bCs/>
+        </w:rPr>
+        <w:t xml:space="preserve">event-platform</w:t>
+      </w:r>
+      <w:r>
+        <w:t xml:space="preserve"> </w:t>
+      </w:r>
+      <w:r>
+        <w:t xml:space="preserve">ambition beyond weddings — more event types get added over time as their iterations mature (Anniversary, Graduation, and Reunion already exist as DB enum values awaiting a picker card + hero photo). Adding one is a picker-config change — a roster entry in</w:t>
+      </w:r>
+      <w:r>
+        <w:t xml:space="preserve"> </w:t>
+      </w:r>
+      <w:r>
+        <w:rPr>
+          <w:rStyle w:val="VerbatimChar"/>
+        </w:rPr>
+        <w:t xml:space="preserve">event-types.ts</w:t>
+      </w:r>
+      <w:r>
+        <w:t xml:space="preserve"> </w:t>
+      </w:r>
+      <w:r>
+        <w:t xml:space="preserve">(</w:t>
+      </w:r>
+      <w:r>
+        <w:rPr>
+          <w:rStyle w:val="VerbatimChar"/>
+        </w:rPr>
+        <w:t xml:space="preserve">enabled: true</w:t>
+      </w:r>
+      <w:r>
+        <w:t xml:space="preserve">) + a</w:t>
+      </w:r>
+      <w:r>
+        <w:t xml:space="preserve"> </w:t>
+      </w:r>
+      <w:r>
+        <w:rPr>
+          <w:rStyle w:val="VerbatimChar"/>
+        </w:rPr>
+        <w:t xml:space="preserve">public/event-types/{type}.webp</w:t>
+      </w:r>
+      <w:r>
+        <w:t xml:space="preserve"> </w:t>
+      </w:r>
+      <w:r>
+        <w:t xml:space="preserve">hero photo — not UI rework.</w:t>
       </w:r>
     </w:p>
     <w:p>
@@ -3567,7 +3595,7 @@
         <w:t xml:space="preserve"> </w:t>
       </w:r>
       <w:r>
-        <w:t xml:space="preserve">row. The in-app add-event sheet copy reads:</w:t>
+        <w:t xml:space="preserve">row → opens the same hero-photo event-type carousel as a bottom sheet (mobile) / popover (desktop), with all nine event types live + tappable. Subtitle:</w:t>
       </w:r>
       <w:r>
         <w:t xml:space="preserve"> </w:t>
@@ -3577,7 +3605,7 @@
           <w:i/>
           <w:iCs/>
         </w:rPr>
-        <w:t xml:space="preserve">“Weddings and debuts are live now. Swipe through to see what’s on the way — more event types unlock over time.”</w:t>
+        <w:t xml:space="preserve">“Swipe through and tap the one you’re planning.”</w:t>
       </w:r>
       <w:r>
         <w:t xml:space="preserve"> </w:t>
@@ -3595,7 +3623,19 @@
         <w:t xml:space="preserve"> </w:t>
       </w:r>
       <w:r>
-        <w:t xml:space="preserve">line was removed 2026-06-03 — no notify flow exists.)</w:t>
+        <w:t xml:space="preserve">copy was removed 2026-06-03 — no notify flow; the</w:t>
+      </w:r>
+      <w:r>
+        <w:t xml:space="preserve"> </w:t>
+      </w:r>
+      <w:r>
+        <w:t xml:space="preserve">“more event types unlock over time”</w:t>
+      </w:r>
+      <w:r>
+        <w:t xml:space="preserve"> </w:t>
+      </w:r>
+      <w:r>
+        <w:t xml:space="preserve">line was replaced 2026-06-04 (#928) to match the all-live state.)</w:t>
       </w:r>
       <w:r>
         <w:t xml:space="preserve"> </w:t>
@@ -9299,31 +9339,7 @@
         </w:numPr>
       </w:pPr>
       <w:r>
-        <w:t xml:space="preserve">Create-event flow shows all eleven event types as full-bleed hero-photo cards in a swipeable horizontal carousel (no infinite loop; arrows + dots assist on desktop);</w:t>
-      </w:r>
-      <w:r>
-        <w:t xml:space="preserve"> </w:t>
-      </w:r>
-      <w:r>
-        <w:t xml:space="preserve">“Wedding”</w:t>
-      </w:r>
-      <w:r>
-        <w:t xml:space="preserve"> </w:t>
-      </w:r>
-      <w:r>
-        <w:t xml:space="preserve">and</w:t>
-      </w:r>
-      <w:r>
-        <w:t xml:space="preserve"> </w:t>
-      </w:r>
-      <w:r>
-        <w:t xml:space="preserve">“Debut”</w:t>
-      </w:r>
-      <w:r>
-        <w:t xml:space="preserve"> </w:t>
-      </w:r>
-      <w:r>
-        <w:t xml:space="preserve">are live and tappable (Wedding → onboarding flow, Debut → create-event form) with a gold</w:t>
+        <w:t xml:space="preserve">Create-event flow shows all nine event types as full-bleed hero-photo cards in a swipeable horizontal carousel (no infinite loop; arrows + dots assist on desktop); all nine are live and tappable (Wedding → onboarding flow, every other type → create-event form) with a gold</w:t>
       </w:r>
       <w:r>
         <w:t xml:space="preserve"> </w:t>
@@ -9335,19 +9351,19 @@
         <w:t xml:space="preserve"> </w:t>
       </w:r>
       <w:r>
-        <w:t xml:space="preserve">badge; the other nine render grayscale with a</w:t>
-      </w:r>
-      <w:r>
-        <w:t xml:space="preserve"> </w:t>
-      </w:r>
-      <w:r>
-        <w:t xml:space="preserve">“Coming soon”</w:t>
-      </w:r>
-      <w:r>
-        <w:t xml:space="preserve"> </w:t>
-      </w:r>
-      <w:r>
-        <w:t xml:space="preserve">badge and are no-ops; on the full-page picker the Event-name input is hidden until a card is picked.</w:t>
+        <w:t xml:space="preserve">badge; there is no</w:t>
+      </w:r>
+      <w:r>
+        <w:t xml:space="preserve"> </w:t>
+      </w:r>
+      <w:r>
+        <w:t xml:space="preserve">“coming soon”</w:t>
+      </w:r>
+      <w:r>
+        <w:t xml:space="preserve"> </w:t>
+      </w:r>
+      <w:r>
+        <w:t xml:space="preserve">tier and no notify flow; on the full-page picker the Event-name input is hidden until a card is picked.</w:t>
       </w:r>
     </w:p>
     <w:p>
